--- a/TFP_KillTracker_Technical_Documentation.docx
+++ b/TFP_KillTracker_Technical_Documentation.docx
@@ -39,7 +39,7 @@
         <w:rPr>
           <w:sz w:val="22"/>
         </w:rPr>
-        <w:t>Version 1.0  ·  17 March 2026</w:t>
+        <w:t>Version 2.0  ·  18 March 2026</w:t>
       </w:r>
     </w:p>
     <w:p>
@@ -399,7 +399,7 @@
         <w:rPr>
           <w:sz w:val="20"/>
         </w:rPr>
-        <w:t>Single file — the entire application lives in index.html (CSS + JS inlined).</w:t>
+        <w:t>Modular files — HTML structure in index.html; JavaScript in tracker.js; unit corrections in unit_overrides.json.</w:t>
       </w:r>
     </w:p>
     <w:p>
@@ -504,11 +504,13 @@
         <w:tc>
           <w:tcPr>
             <w:tcW w:type="dxa" w:w="4703"/>
-            <w:shd w:val="clear" w:color="auto" w:fill="FFFFFF"/>
-          </w:tcPr>
-          <w:p>
-            <w:r>
-              <w:rPr>
+          </w:tcPr>
+          <w:p>
+            <w:r/>
+            <w:r>
+              <w:rPr>
+                <w:rFonts w:ascii="Courier New" w:hAnsi="Courier New"/>
+                <w:b w:val="0"/>
                 <w:sz w:val="18"/>
               </w:rPr>
               <w:t>index.html</w:t>
@@ -518,14 +520,14 @@
         <w:tc>
           <w:tcPr>
             <w:tcW w:type="dxa" w:w="4703"/>
-            <w:shd w:val="clear" w:color="auto" w:fill="FFFFFF"/>
-          </w:tcPr>
-          <w:p>
-            <w:r>
-              <w:rPr>
-                <w:sz w:val="18"/>
-              </w:rPr>
-              <w:t>Entire application — HTML structure, inline CSS, inline JavaScript</w:t>
+          </w:tcPr>
+          <w:p>
+            <w:r/>
+            <w:r>
+              <w:rPr>
+                <w:b w:val="0"/>
+              </w:rPr>
+              <w:t>Application entry point — HTML structure and inline CSS.</w:t>
             </w:r>
           </w:p>
         </w:tc>
@@ -534,28 +536,30 @@
         <w:tc>
           <w:tcPr>
             <w:tcW w:type="dxa" w:w="4703"/>
-            <w:shd w:val="clear" w:color="auto" w:fill="F0F4FA"/>
-          </w:tcPr>
-          <w:p>
-            <w:r>
-              <w:rPr>
-                <w:sz w:val="18"/>
-              </w:rPr>
-              <w:t>favicon.svg</w:t>
+          </w:tcPr>
+          <w:p>
+            <w:r/>
+            <w:r>
+              <w:rPr>
+                <w:rFonts w:ascii="Courier New" w:hAnsi="Courier New"/>
+                <w:b w:val="0"/>
+                <w:sz w:val="18"/>
+              </w:rPr>
+              <w:t>tracker.js</w:t>
             </w:r>
           </w:p>
         </w:tc>
         <w:tc>
           <w:tcPr>
             <w:tcW w:type="dxa" w:w="4703"/>
-            <w:shd w:val="clear" w:color="auto" w:fill="F0F4FA"/>
-          </w:tcPr>
-          <w:p>
-            <w:r>
-              <w:rPr>
-                <w:sz w:val="18"/>
-              </w:rPr>
-              <w:t>Browser tab icon (SVG crosshair graphic)</w:t>
+          </w:tcPr>
+          <w:p>
+            <w:r/>
+            <w:r>
+              <w:rPr>
+                <w:b w:val="0"/>
+              </w:rPr>
+              <w:t>All application JavaScript (aggregation, filtering, rendering). Loaded as external script to comply with GitHub Pages CSP.</w:t>
             </w:r>
           </w:p>
         </w:tc>
@@ -564,28 +568,30 @@
         <w:tc>
           <w:tcPr>
             <w:tcW w:type="dxa" w:w="4703"/>
-            <w:shd w:val="clear" w:color="auto" w:fill="FFFFFF"/>
-          </w:tcPr>
-          <w:p>
-            <w:r>
-              <w:rPr>
-                <w:sz w:val="18"/>
-              </w:rPr>
-              <w:t>README.md</w:t>
+          </w:tcPr>
+          <w:p>
+            <w:r/>
+            <w:r>
+              <w:rPr>
+                <w:rFonts w:ascii="Courier New" w:hAnsi="Courier New"/>
+                <w:b w:val="0"/>
+                <w:sz w:val="18"/>
+              </w:rPr>
+              <w:t>unit_overrides.json</w:t>
             </w:r>
           </w:p>
         </w:tc>
         <w:tc>
           <w:tcPr>
             <w:tcW w:type="dxa" w:w="4703"/>
-            <w:shd w:val="clear" w:color="auto" w:fill="FFFFFF"/>
-          </w:tcPr>
-          <w:p>
-            <w:r>
-              <w:rPr>
-                <w:sz w:val="18"/>
-              </w:rPr>
-              <w:t>User-facing feature overview and deployment guide</w:t>
+          </w:tcPr>
+          <w:p>
+            <w:r/>
+            <w:r>
+              <w:rPr>
+                <w:b w:val="0"/>
+              </w:rPr>
+              <w:t>Manual unit assignment overrides. Key = player name, value = unit string ("2nd USC" | "CNTO" | "PXG" | "TFP"). Loaded at startup and applied after auto-classification.</w:t>
             </w:r>
           </w:p>
         </w:tc>
@@ -594,11 +600,141 @@
         <w:tc>
           <w:tcPr>
             <w:tcW w:type="dxa" w:w="4703"/>
-            <w:shd w:val="clear" w:color="auto" w:fill="F0F4FA"/>
-          </w:tcPr>
-          <w:p>
-            <w:r>
-              <w:rPr>
+          </w:tcPr>
+          <w:p>
+            <w:r/>
+            <w:r>
+              <w:rPr>
+                <w:rFonts w:ascii="Courier New" w:hAnsi="Courier New"/>
+                <w:b w:val="0"/>
+                <w:sz w:val="18"/>
+              </w:rPr>
+              <w:t>ImportScript</w:t>
+            </w:r>
+          </w:p>
+        </w:tc>
+        <w:tc>
+          <w:tcPr>
+            <w:tcW w:type="dxa" w:w="4703"/>
+          </w:tcPr>
+          <w:p>
+            <w:r/>
+            <w:r>
+              <w:rPr>
+                <w:b w:val="0"/>
+              </w:rPr>
+              <w:t>Google Apps Script (GAS) for importing OCAP .json.gz replay files from Google Drive into the player_stats Google Sheet.</w:t>
+            </w:r>
+          </w:p>
+        </w:tc>
+      </w:tr>
+      <w:tr>
+        <w:tc>
+          <w:tcPr>
+            <w:tcW w:type="dxa" w:w="4703"/>
+          </w:tcPr>
+          <w:p>
+            <w:r/>
+            <w:r>
+              <w:rPr>
+                <w:rFonts w:ascii="Courier New" w:hAnsi="Courier New"/>
+                <w:b w:val="0"/>
+                <w:sz w:val="18"/>
+              </w:rPr>
+              <w:t>favicon.svg</w:t>
+            </w:r>
+          </w:p>
+        </w:tc>
+        <w:tc>
+          <w:tcPr>
+            <w:tcW w:type="dxa" w:w="4703"/>
+          </w:tcPr>
+          <w:p>
+            <w:r/>
+            <w:r>
+              <w:rPr>
+                <w:b w:val="0"/>
+              </w:rPr>
+              <w:t>Browser tab icon (SVG crosshair graphic).</w:t>
+            </w:r>
+          </w:p>
+        </w:tc>
+      </w:tr>
+      <w:tr>
+        <w:tc>
+          <w:tcPr>
+            <w:tcW w:type="dxa" w:w="4703"/>
+          </w:tcPr>
+          <w:p>
+            <w:r/>
+            <w:r>
+              <w:rPr>
+                <w:rFonts w:ascii="Courier New" w:hAnsi="Courier New"/>
+                <w:b w:val="0"/>
+                <w:sz w:val="18"/>
+              </w:rPr>
+              <w:t>CHANGELOG.md</w:t>
+            </w:r>
+          </w:p>
+        </w:tc>
+        <w:tc>
+          <w:tcPr>
+            <w:tcW w:type="dxa" w:w="4703"/>
+          </w:tcPr>
+          <w:p>
+            <w:r/>
+            <w:r>
+              <w:rPr>
+                <w:b w:val="0"/>
+              </w:rPr>
+              <w:t>Per-feature changelog organised by date.</w:t>
+            </w:r>
+          </w:p>
+        </w:tc>
+      </w:tr>
+      <w:tr>
+        <w:tc>
+          <w:tcPr>
+            <w:tcW w:type="dxa" w:w="4703"/>
+          </w:tcPr>
+          <w:p>
+            <w:r/>
+            <w:r>
+              <w:rPr>
+                <w:rFonts w:ascii="Courier New" w:hAnsi="Courier New"/>
+                <w:b w:val="0"/>
+                <w:sz w:val="18"/>
+              </w:rPr>
+              <w:t>README.md</w:t>
+            </w:r>
+          </w:p>
+        </w:tc>
+        <w:tc>
+          <w:tcPr>
+            <w:tcW w:type="dxa" w:w="4703"/>
+          </w:tcPr>
+          <w:p>
+            <w:r/>
+            <w:r>
+              <w:rPr>
+                <w:b w:val="0"/>
+              </w:rPr>
+              <w:t>User-facing feature overview and deployment guide.</w:t>
+            </w:r>
+          </w:p>
+        </w:tc>
+      </w:tr>
+      <w:tr>
+        <w:tc>
+          <w:tcPr>
+            <w:tcW w:type="dxa" w:w="4703"/>
+          </w:tcPr>
+          <w:p>
+            <w:r/>
+            <w:r>
+              <w:rPr>
+                <w:rFonts w:ascii="Courier New" w:hAnsi="Courier New"/>
+                <w:b w:val="0"/>
                 <w:sz w:val="18"/>
               </w:rPr>
               <w:t>.github/workflows/</w:t>
@@ -608,14 +744,14 @@
         <w:tc>
           <w:tcPr>
             <w:tcW w:type="dxa" w:w="4703"/>
-            <w:shd w:val="clear" w:color="auto" w:fill="F0F4FA"/>
-          </w:tcPr>
-          <w:p>
-            <w:r>
-              <w:rPr>
-                <w:sz w:val="18"/>
-              </w:rPr>
-              <w:t>GitHub Actions CI/CD pipeline for GitHub Pages deployment</w:t>
+          </w:tcPr>
+          <w:p>
+            <w:r/>
+            <w:r>
+              <w:rPr>
+                <w:b w:val="0"/>
+              </w:rPr>
+              <w:t>GitHub Actions CI/CD pipeline for GitHub Pages deployment.</w:t>
             </w:r>
           </w:p>
         </w:tc>
@@ -1573,6 +1709,186 @@
           </w:p>
         </w:tc>
       </w:tr>
+      <w:tr>
+        <w:tc>
+          <w:tcPr>
+            <w:tcW w:type="dxa" w:w="2351"/>
+          </w:tcPr>
+          <w:p>
+            <w:r/>
+            <w:r>
+              <w:rPr>
+                <w:rFonts w:ascii="Courier New" w:hAnsi="Courier New"/>
+                <w:b w:val="0"/>
+                <w:sz w:val="18"/>
+              </w:rPr>
+              <w:t>selectedUnit</w:t>
+            </w:r>
+          </w:p>
+        </w:tc>
+        <w:tc>
+          <w:tcPr>
+            <w:tcW w:type="dxa" w:w="2351"/>
+          </w:tcPr>
+          <w:p>
+            <w:r/>
+            <w:r>
+              <w:rPr>
+                <w:b w:val="0"/>
+              </w:rPr>
+              <w:t>string | null</w:t>
+            </w:r>
+          </w:p>
+        </w:tc>
+        <w:tc>
+          <w:tcPr>
+            <w:tcW w:type="dxa" w:w="2351"/>
+          </w:tcPr>
+          <w:p>
+            <w:r/>
+            <w:r>
+              <w:rPr>
+                <w:b w:val="0"/>
+              </w:rPr>
+              <w:t>null</w:t>
+            </w:r>
+          </w:p>
+        </w:tc>
+        <w:tc>
+          <w:tcPr>
+            <w:tcW w:type="dxa" w:w="2351"/>
+          </w:tcPr>
+          <w:p>
+            <w:r/>
+            <w:r>
+              <w:rPr>
+                <w:b w:val="0"/>
+              </w:rPr>
+              <w:t>null = all units; else "2nd USC" | "CNTO" | "PXG" | "TFP"</w:t>
+            </w:r>
+          </w:p>
+        </w:tc>
+      </w:tr>
+      <w:tr>
+        <w:tc>
+          <w:tcPr>
+            <w:tcW w:type="dxa" w:w="2351"/>
+          </w:tcPr>
+          <w:p>
+            <w:r/>
+            <w:r>
+              <w:rPr>
+                <w:rFonts w:ascii="Courier New" w:hAnsi="Courier New"/>
+                <w:b w:val="0"/>
+                <w:sz w:val="18"/>
+              </w:rPr>
+              <w:t>playerUnits</w:t>
+            </w:r>
+          </w:p>
+        </w:tc>
+        <w:tc>
+          <w:tcPr>
+            <w:tcW w:type="dxa" w:w="2351"/>
+          </w:tcPr>
+          <w:p>
+            <w:r/>
+            <w:r>
+              <w:rPr>
+                <w:b w:val="0"/>
+              </w:rPr>
+              <w:t>Object</w:t>
+            </w:r>
+          </w:p>
+        </w:tc>
+        <w:tc>
+          <w:tcPr>
+            <w:tcW w:type="dxa" w:w="2351"/>
+          </w:tcPr>
+          <w:p>
+            <w:r/>
+            <w:r>
+              <w:rPr>
+                <w:b w:val="0"/>
+              </w:rPr>
+              <w:t>{}</w:t>
+            </w:r>
+          </w:p>
+        </w:tc>
+        <w:tc>
+          <w:tcPr>
+            <w:tcW w:type="dxa" w:w="2351"/>
+          </w:tcPr>
+          <w:p>
+            <w:r/>
+            <w:r>
+              <w:rPr>
+                <w:b w:val="0"/>
+              </w:rPr>
+              <w:t>Keyed by player name; value = classified unit string. Built by classifyUnits() after aggregation.</w:t>
+            </w:r>
+          </w:p>
+        </w:tc>
+      </w:tr>
+      <w:tr>
+        <w:tc>
+          <w:tcPr>
+            <w:tcW w:type="dxa" w:w="2351"/>
+          </w:tcPr>
+          <w:p>
+            <w:r/>
+            <w:r>
+              <w:rPr>
+                <w:rFonts w:ascii="Courier New" w:hAnsi="Courier New"/>
+                <w:b w:val="0"/>
+                <w:sz w:val="18"/>
+              </w:rPr>
+              <w:t>timePlayed</w:t>
+            </w:r>
+          </w:p>
+        </w:tc>
+        <w:tc>
+          <w:tcPr>
+            <w:tcW w:type="dxa" w:w="2351"/>
+          </w:tcPr>
+          <w:p>
+            <w:r/>
+            <w:r>
+              <w:rPr>
+                <w:b w:val="0"/>
+              </w:rPr>
+              <w:t>number</w:t>
+            </w:r>
+          </w:p>
+        </w:tc>
+        <w:tc>
+          <w:tcPr>
+            <w:tcW w:type="dxa" w:w="2351"/>
+          </w:tcPr>
+          <w:p>
+            <w:r/>
+            <w:r>
+              <w:rPr>
+                <w:b w:val="0"/>
+              </w:rPr>
+              <w:t>0</w:t>
+            </w:r>
+          </w:p>
+        </w:tc>
+        <w:tc>
+          <w:tcPr>
+            <w:tcW w:type="dxa" w:w="2351"/>
+          </w:tcPr>
+          <w:p>
+            <w:r/>
+            <w:r>
+              <w:rPr>
+                <w:b w:val="0"/>
+              </w:rPr>
+              <w:t>Accumulated seconds present per player per mission (in player aggregate object)</w:t>
+            </w:r>
+          </w:p>
+        </w:tc>
+      </w:tr>
     </w:tbl>
     <w:p>
       <w:r>
@@ -1702,12 +2018,12 @@
         <w:tc>
           <w:tcPr>
             <w:tcW w:type="dxa" w:w="3135"/>
-            <w:shd w:val="clear" w:color="auto" w:fill="FFFFFF"/>
-          </w:tcPr>
-          <w:p>
-            <w:r>
-              <w:rPr>
-                <w:sz w:val="18"/>
+          </w:tcPr>
+          <w:p>
+            <w:r/>
+            <w:r>
+              <w:rPr>
+                <w:b w:val="0"/>
               </w:rPr>
               <w:t>0</w:t>
             </w:r>
@@ -1716,12 +2032,12 @@
         <w:tc>
           <w:tcPr>
             <w:tcW w:type="dxa" w:w="3135"/>
-            <w:shd w:val="clear" w:color="auto" w:fill="FFFFFF"/>
-          </w:tcPr>
-          <w:p>
-            <w:r>
-              <w:rPr>
-                <w:sz w:val="18"/>
+          </w:tcPr>
+          <w:p>
+            <w:r/>
+            <w:r>
+              <w:rPr>
+                <w:b w:val="0"/>
               </w:rPr>
               <w:t>Source File</w:t>
             </w:r>
@@ -1730,12 +2046,12 @@
         <w:tc>
           <w:tcPr>
             <w:tcW w:type="dxa" w:w="3135"/>
-            <w:shd w:val="clear" w:color="auto" w:fill="FFFFFF"/>
-          </w:tcPr>
-          <w:p>
-            <w:r>
-              <w:rPr>
-                <w:sz w:val="18"/>
+          </w:tcPr>
+          <w:p>
+            <w:r/>
+            <w:r>
+              <w:rPr>
+                <w:b w:val="0"/>
               </w:rPr>
               <w:t>Filename encoding date (YYYY_MM_DD__...) and mission name</w:t>
             </w:r>
@@ -1746,12 +2062,12 @@
         <w:tc>
           <w:tcPr>
             <w:tcW w:type="dxa" w:w="3135"/>
-            <w:shd w:val="clear" w:color="auto" w:fill="F0F4FA"/>
-          </w:tcPr>
-          <w:p>
-            <w:r>
-              <w:rPr>
-                <w:sz w:val="18"/>
+          </w:tcPr>
+          <w:p>
+            <w:r/>
+            <w:r>
+              <w:rPr>
+                <w:b w:val="0"/>
               </w:rPr>
               <w:t>1</w:t>
             </w:r>
@@ -1760,12 +2076,12 @@
         <w:tc>
           <w:tcPr>
             <w:tcW w:type="dxa" w:w="3135"/>
-            <w:shd w:val="clear" w:color="auto" w:fill="F0F4FA"/>
-          </w:tcPr>
-          <w:p>
-            <w:r>
-              <w:rPr>
-                <w:sz w:val="18"/>
+          </w:tcPr>
+          <w:p>
+            <w:r/>
+            <w:r>
+              <w:rPr>
+                <w:b w:val="0"/>
               </w:rPr>
               <w:t>Mission</w:t>
             </w:r>
@@ -1774,12 +2090,12 @@
         <w:tc>
           <w:tcPr>
             <w:tcW w:type="dxa" w:w="3135"/>
-            <w:shd w:val="clear" w:color="auto" w:fill="F0F4FA"/>
-          </w:tcPr>
-          <w:p>
-            <w:r>
-              <w:rPr>
-                <w:sz w:val="18"/>
+          </w:tcPr>
+          <w:p>
+            <w:r/>
+            <w:r>
+              <w:rPr>
+                <w:b w:val="0"/>
               </w:rPr>
               <w:t>Human-readable mission name, expected to contain "(YYYY-MM-DD)"</w:t>
             </w:r>
@@ -1790,12 +2106,12 @@
         <w:tc>
           <w:tcPr>
             <w:tcW w:type="dxa" w:w="3135"/>
-            <w:shd w:val="clear" w:color="auto" w:fill="FFFFFF"/>
-          </w:tcPr>
-          <w:p>
-            <w:r>
-              <w:rPr>
-                <w:sz w:val="18"/>
+          </w:tcPr>
+          <w:p>
+            <w:r/>
+            <w:r>
+              <w:rPr>
+                <w:b w:val="0"/>
               </w:rPr>
               <w:t>2</w:t>
             </w:r>
@@ -1804,12 +2120,12 @@
         <w:tc>
           <w:tcPr>
             <w:tcW w:type="dxa" w:w="3135"/>
-            <w:shd w:val="clear" w:color="auto" w:fill="FFFFFF"/>
-          </w:tcPr>
-          <w:p>
-            <w:r>
-              <w:rPr>
-                <w:sz w:val="18"/>
+          </w:tcPr>
+          <w:p>
+            <w:r/>
+            <w:r>
+              <w:rPr>
+                <w:b w:val="0"/>
               </w:rPr>
               <w:t>World</w:t>
             </w:r>
@@ -1818,12 +2134,12 @@
         <w:tc>
           <w:tcPr>
             <w:tcW w:type="dxa" w:w="3135"/>
-            <w:shd w:val="clear" w:color="auto" w:fill="FFFFFF"/>
-          </w:tcPr>
-          <w:p>
-            <w:r>
-              <w:rPr>
-                <w:sz w:val="18"/>
+          </w:tcPr>
+          <w:p>
+            <w:r/>
+            <w:r>
+              <w:rPr>
+                <w:b w:val="0"/>
               </w:rPr>
               <w:t>Map/terrain name</w:t>
             </w:r>
@@ -1834,12 +2150,12 @@
         <w:tc>
           <w:tcPr>
             <w:tcW w:type="dxa" w:w="3135"/>
-            <w:shd w:val="clear" w:color="auto" w:fill="F0F4FA"/>
-          </w:tcPr>
-          <w:p>
-            <w:r>
-              <w:rPr>
-                <w:sz w:val="18"/>
+          </w:tcPr>
+          <w:p>
+            <w:r/>
+            <w:r>
+              <w:rPr>
+                <w:b w:val="0"/>
               </w:rPr>
               <w:t>3</w:t>
             </w:r>
@@ -1848,12 +2164,12 @@
         <w:tc>
           <w:tcPr>
             <w:tcW w:type="dxa" w:w="3135"/>
-            <w:shd w:val="clear" w:color="auto" w:fill="F0F4FA"/>
-          </w:tcPr>
-          <w:p>
-            <w:r>
-              <w:rPr>
-                <w:sz w:val="18"/>
+          </w:tcPr>
+          <w:p>
+            <w:r/>
+            <w:r>
+              <w:rPr>
+                <w:b w:val="0"/>
               </w:rPr>
               <w:t>Username</w:t>
             </w:r>
@@ -1862,12 +2178,12 @@
         <w:tc>
           <w:tcPr>
             <w:tcW w:type="dxa" w:w="3135"/>
-            <w:shd w:val="clear" w:color="auto" w:fill="F0F4FA"/>
-          </w:tcPr>
-          <w:p>
-            <w:r>
-              <w:rPr>
-                <w:sz w:val="18"/>
+          </w:tcPr>
+          <w:p>
+            <w:r/>
+            <w:r>
+              <w:rPr>
+                <w:b w:val="0"/>
               </w:rPr>
               <w:t>Player name (used as aggregate key)</w:t>
             </w:r>
@@ -1878,12 +2194,12 @@
         <w:tc>
           <w:tcPr>
             <w:tcW w:type="dxa" w:w="3135"/>
-            <w:shd w:val="clear" w:color="auto" w:fill="FFFFFF"/>
-          </w:tcPr>
-          <w:p>
-            <w:r>
-              <w:rPr>
-                <w:sz w:val="18"/>
+          </w:tcPr>
+          <w:p>
+            <w:r/>
+            <w:r>
+              <w:rPr>
+                <w:b w:val="0"/>
               </w:rPr>
               <w:t>4</w:t>
             </w:r>
@@ -1892,12 +2208,12 @@
         <w:tc>
           <w:tcPr>
             <w:tcW w:type="dxa" w:w="3135"/>
-            <w:shd w:val="clear" w:color="auto" w:fill="FFFFFF"/>
-          </w:tcPr>
-          <w:p>
-            <w:r>
-              <w:rPr>
-                <w:sz w:val="18"/>
+          </w:tcPr>
+          <w:p>
+            <w:r/>
+            <w:r>
+              <w:rPr>
+                <w:b w:val="0"/>
               </w:rPr>
               <w:t>Side</w:t>
             </w:r>
@@ -1906,12 +2222,12 @@
         <w:tc>
           <w:tcPr>
             <w:tcW w:type="dxa" w:w="3135"/>
-            <w:shd w:val="clear" w:color="auto" w:fill="FFFFFF"/>
-          </w:tcPr>
-          <w:p>
-            <w:r>
-              <w:rPr>
-                <w:sz w:val="18"/>
+          </w:tcPr>
+          <w:p>
+            <w:r/>
+            <w:r>
+              <w:rPr>
+                <w:b w:val="0"/>
               </w:rPr>
               <w:t>Faction (e.g. BLUFOR, OPFOR)</w:t>
             </w:r>
@@ -1922,12 +2238,12 @@
         <w:tc>
           <w:tcPr>
             <w:tcW w:type="dxa" w:w="3135"/>
-            <w:shd w:val="clear" w:color="auto" w:fill="F0F4FA"/>
-          </w:tcPr>
-          <w:p>
-            <w:r>
-              <w:rPr>
-                <w:sz w:val="18"/>
+          </w:tcPr>
+          <w:p>
+            <w:r/>
+            <w:r>
+              <w:rPr>
+                <w:b w:val="0"/>
               </w:rPr>
               <w:t>5</w:t>
             </w:r>
@@ -1936,12 +2252,12 @@
         <w:tc>
           <w:tcPr>
             <w:tcW w:type="dxa" w:w="3135"/>
-            <w:shd w:val="clear" w:color="auto" w:fill="F0F4FA"/>
-          </w:tcPr>
-          <w:p>
-            <w:r>
-              <w:rPr>
-                <w:sz w:val="18"/>
+          </w:tcPr>
+          <w:p>
+            <w:r/>
+            <w:r>
+              <w:rPr>
+                <w:b w:val="0"/>
               </w:rPr>
               <w:t>Group</w:t>
             </w:r>
@@ -1950,14 +2266,14 @@
         <w:tc>
           <w:tcPr>
             <w:tcW w:type="dxa" w:w="3135"/>
-            <w:shd w:val="clear" w:color="auto" w:fill="F0F4FA"/>
-          </w:tcPr>
-          <w:p>
-            <w:r>
-              <w:rPr>
-                <w:sz w:val="18"/>
-              </w:rPr>
-              <w:t>Role/squad; "zeus" group triggers Zeus classification</w:t>
+          </w:tcPr>
+          <w:p>
+            <w:r/>
+            <w:r>
+              <w:rPr>
+                <w:b w:val="0"/>
+              </w:rPr>
+              <w:t>Squad/group name; "zeus" group triggers Zeus classification</w:t>
             </w:r>
           </w:p>
         </w:tc>
@@ -1966,12 +2282,12 @@
         <w:tc>
           <w:tcPr>
             <w:tcW w:type="dxa" w:w="3135"/>
-            <w:shd w:val="clear" w:color="auto" w:fill="FFFFFF"/>
-          </w:tcPr>
-          <w:p>
-            <w:r>
-              <w:rPr>
-                <w:sz w:val="18"/>
+          </w:tcPr>
+          <w:p>
+            <w:r/>
+            <w:r>
+              <w:rPr>
+                <w:b w:val="0"/>
               </w:rPr>
               <w:t>6</w:t>
             </w:r>
@@ -1980,28 +2296,28 @@
         <w:tc>
           <w:tcPr>
             <w:tcW w:type="dxa" w:w="3135"/>
-            <w:shd w:val="clear" w:color="auto" w:fill="FFFFFF"/>
-          </w:tcPr>
-          <w:p>
-            <w:r>
-              <w:rPr>
-                <w:sz w:val="18"/>
-              </w:rPr>
-              <w:t>Kills (On Foot)</w:t>
-            </w:r>
-          </w:p>
-        </w:tc>
-        <w:tc>
-          <w:tcPr>
-            <w:tcW w:type="dxa" w:w="3135"/>
-            <w:shd w:val="clear" w:color="auto" w:fill="FFFFFF"/>
-          </w:tcPr>
-          <w:p>
-            <w:r>
-              <w:rPr>
-                <w:sz w:val="18"/>
-              </w:rPr>
-              <w:t>Infantry kills</w:t>
+          </w:tcPr>
+          <w:p>
+            <w:r/>
+            <w:r>
+              <w:rPr>
+                <w:b w:val="0"/>
+              </w:rPr>
+              <w:t>Role</w:t>
+            </w:r>
+          </w:p>
+        </w:tc>
+        <w:tc>
+          <w:tcPr>
+            <w:tcW w:type="dxa" w:w="3135"/>
+          </w:tcPr>
+          <w:p>
+            <w:r/>
+            <w:r>
+              <w:rPr>
+                <w:b w:val="0"/>
+              </w:rPr>
+              <w:t>Role string as reported by OCAP (may include @username suffix — stripped during aggregation)</w:t>
             </w:r>
           </w:p>
         </w:tc>
@@ -2010,12 +2326,12 @@
         <w:tc>
           <w:tcPr>
             <w:tcW w:type="dxa" w:w="3135"/>
-            <w:shd w:val="clear" w:color="auto" w:fill="F0F4FA"/>
-          </w:tcPr>
-          <w:p>
-            <w:r>
-              <w:rPr>
-                <w:sz w:val="18"/>
+          </w:tcPr>
+          <w:p>
+            <w:r/>
+            <w:r>
+              <w:rPr>
+                <w:b w:val="0"/>
               </w:rPr>
               <w:t>7</w:t>
             </w:r>
@@ -2024,28 +2340,28 @@
         <w:tc>
           <w:tcPr>
             <w:tcW w:type="dxa" w:w="3135"/>
-            <w:shd w:val="clear" w:color="auto" w:fill="F0F4FA"/>
-          </w:tcPr>
-          <w:p>
-            <w:r>
-              <w:rPr>
-                <w:sz w:val="18"/>
-              </w:rPr>
-              <w:t>Deaths (On Foot)</w:t>
-            </w:r>
-          </w:p>
-        </w:tc>
-        <w:tc>
-          <w:tcPr>
-            <w:tcW w:type="dxa" w:w="3135"/>
-            <w:shd w:val="clear" w:color="auto" w:fill="F0F4FA"/>
-          </w:tcPr>
-          <w:p>
-            <w:r>
-              <w:rPr>
-                <w:sz w:val="18"/>
-              </w:rPr>
-              <w:t>Infantry deaths</w:t>
+          </w:tcPr>
+          <w:p>
+            <w:r/>
+            <w:r>
+              <w:rPr>
+                <w:b w:val="0"/>
+              </w:rPr>
+              <w:t>Kills (On Foot)</w:t>
+            </w:r>
+          </w:p>
+        </w:tc>
+        <w:tc>
+          <w:tcPr>
+            <w:tcW w:type="dxa" w:w="3135"/>
+          </w:tcPr>
+          <w:p>
+            <w:r/>
+            <w:r>
+              <w:rPr>
+                <w:b w:val="0"/>
+              </w:rPr>
+              <w:t>Infantry kills</w:t>
             </w:r>
           </w:p>
         </w:tc>
@@ -2054,12 +2370,12 @@
         <w:tc>
           <w:tcPr>
             <w:tcW w:type="dxa" w:w="3135"/>
-            <w:shd w:val="clear" w:color="auto" w:fill="FFFFFF"/>
-          </w:tcPr>
-          <w:p>
-            <w:r>
-              <w:rPr>
-                <w:sz w:val="18"/>
+          </w:tcPr>
+          <w:p>
+            <w:r/>
+            <w:r>
+              <w:rPr>
+                <w:b w:val="0"/>
               </w:rPr>
               <w:t>8</w:t>
             </w:r>
@@ -2068,28 +2384,28 @@
         <w:tc>
           <w:tcPr>
             <w:tcW w:type="dxa" w:w="3135"/>
-            <w:shd w:val="clear" w:color="auto" w:fill="FFFFFF"/>
-          </w:tcPr>
-          <w:p>
-            <w:r>
-              <w:rPr>
-                <w:sz w:val="18"/>
-              </w:rPr>
-              <w:t>K/D (On Foot)</w:t>
-            </w:r>
-          </w:p>
-        </w:tc>
-        <w:tc>
-          <w:tcPr>
-            <w:tcW w:type="dxa" w:w="3135"/>
-            <w:shd w:val="clear" w:color="auto" w:fill="FFFFFF"/>
-          </w:tcPr>
-          <w:p>
-            <w:r>
-              <w:rPr>
-                <w:sz w:val="18"/>
-              </w:rPr>
-              <w:t>Ignored — recomputed from kills/deaths</w:t>
+          </w:tcPr>
+          <w:p>
+            <w:r/>
+            <w:r>
+              <w:rPr>
+                <w:b w:val="0"/>
+              </w:rPr>
+              <w:t>Deaths (On Foot)</w:t>
+            </w:r>
+          </w:p>
+        </w:tc>
+        <w:tc>
+          <w:tcPr>
+            <w:tcW w:type="dxa" w:w="3135"/>
+          </w:tcPr>
+          <w:p>
+            <w:r/>
+            <w:r>
+              <w:rPr>
+                <w:b w:val="0"/>
+              </w:rPr>
+              <w:t>Infantry deaths</w:t>
             </w:r>
           </w:p>
         </w:tc>
@@ -2098,12 +2414,12 @@
         <w:tc>
           <w:tcPr>
             <w:tcW w:type="dxa" w:w="3135"/>
-            <w:shd w:val="clear" w:color="auto" w:fill="F0F4FA"/>
-          </w:tcPr>
-          <w:p>
-            <w:r>
-              <w:rPr>
-                <w:sz w:val="18"/>
+          </w:tcPr>
+          <w:p>
+            <w:r/>
+            <w:r>
+              <w:rPr>
+                <w:b w:val="0"/>
               </w:rPr>
               <w:t>9</w:t>
             </w:r>
@@ -2112,28 +2428,28 @@
         <w:tc>
           <w:tcPr>
             <w:tcW w:type="dxa" w:w="3135"/>
-            <w:shd w:val="clear" w:color="auto" w:fill="F0F4FA"/>
-          </w:tcPr>
-          <w:p>
-            <w:r>
-              <w:rPr>
-                <w:sz w:val="18"/>
-              </w:rPr>
-              <w:t>Teamkills (On Foot)</w:t>
-            </w:r>
-          </w:p>
-        </w:tc>
-        <w:tc>
-          <w:tcPr>
-            <w:tcW w:type="dxa" w:w="3135"/>
-            <w:shd w:val="clear" w:color="auto" w:fill="F0F4FA"/>
-          </w:tcPr>
-          <w:p>
-            <w:r>
-              <w:rPr>
-                <w:sz w:val="18"/>
-              </w:rPr>
-              <w:t>Friendly fire kills (infantry)</w:t>
+          </w:tcPr>
+          <w:p>
+            <w:r/>
+            <w:r>
+              <w:rPr>
+                <w:b w:val="0"/>
+              </w:rPr>
+              <w:t>K/D (On Foot)</w:t>
+            </w:r>
+          </w:p>
+        </w:tc>
+        <w:tc>
+          <w:tcPr>
+            <w:tcW w:type="dxa" w:w="3135"/>
+          </w:tcPr>
+          <w:p>
+            <w:r/>
+            <w:r>
+              <w:rPr>
+                <w:b w:val="0"/>
+              </w:rPr>
+              <w:t>Ignored — recomputed from kills/deaths</w:t>
             </w:r>
           </w:p>
         </w:tc>
@@ -2142,12 +2458,12 @@
         <w:tc>
           <w:tcPr>
             <w:tcW w:type="dxa" w:w="3135"/>
-            <w:shd w:val="clear" w:color="auto" w:fill="FFFFFF"/>
-          </w:tcPr>
-          <w:p>
-            <w:r>
-              <w:rPr>
-                <w:sz w:val="18"/>
+          </w:tcPr>
+          <w:p>
+            <w:r/>
+            <w:r>
+              <w:rPr>
+                <w:b w:val="0"/>
               </w:rPr>
               <w:t>10</w:t>
             </w:r>
@@ -2156,28 +2472,28 @@
         <w:tc>
           <w:tcPr>
             <w:tcW w:type="dxa" w:w="3135"/>
-            <w:shd w:val="clear" w:color="auto" w:fill="FFFFFF"/>
-          </w:tcPr>
-          <w:p>
-            <w:r>
-              <w:rPr>
-                <w:sz w:val="18"/>
-              </w:rPr>
-              <w:t>Shots (On Foot)</w:t>
-            </w:r>
-          </w:p>
-        </w:tc>
-        <w:tc>
-          <w:tcPr>
-            <w:tcW w:type="dxa" w:w="3135"/>
-            <w:shd w:val="clear" w:color="auto" w:fill="FFFFFF"/>
-          </w:tcPr>
-          <w:p>
-            <w:r>
-              <w:rPr>
-                <w:sz w:val="18"/>
-              </w:rPr>
-              <w:t>Rounds fired on foot</w:t>
+          </w:tcPr>
+          <w:p>
+            <w:r/>
+            <w:r>
+              <w:rPr>
+                <w:b w:val="0"/>
+              </w:rPr>
+              <w:t>Teamkills (On Foot)</w:t>
+            </w:r>
+          </w:p>
+        </w:tc>
+        <w:tc>
+          <w:tcPr>
+            <w:tcW w:type="dxa" w:w="3135"/>
+          </w:tcPr>
+          <w:p>
+            <w:r/>
+            <w:r>
+              <w:rPr>
+                <w:b w:val="0"/>
+              </w:rPr>
+              <w:t>Friendly fire kills (infantry)</w:t>
             </w:r>
           </w:p>
         </w:tc>
@@ -2186,12 +2502,12 @@
         <w:tc>
           <w:tcPr>
             <w:tcW w:type="dxa" w:w="3135"/>
-            <w:shd w:val="clear" w:color="auto" w:fill="F0F4FA"/>
-          </w:tcPr>
-          <w:p>
-            <w:r>
-              <w:rPr>
-                <w:sz w:val="18"/>
+          </w:tcPr>
+          <w:p>
+            <w:r/>
+            <w:r>
+              <w:rPr>
+                <w:b w:val="0"/>
               </w:rPr>
               <w:t>11</w:t>
             </w:r>
@@ -2200,28 +2516,28 @@
         <w:tc>
           <w:tcPr>
             <w:tcW w:type="dxa" w:w="3135"/>
-            <w:shd w:val="clear" w:color="auto" w:fill="F0F4FA"/>
-          </w:tcPr>
-          <w:p>
-            <w:r>
-              <w:rPr>
-                <w:sz w:val="18"/>
-              </w:rPr>
-              <w:t>Hits Taken (On Foot)</w:t>
-            </w:r>
-          </w:p>
-        </w:tc>
-        <w:tc>
-          <w:tcPr>
-            <w:tcW w:type="dxa" w:w="3135"/>
-            <w:shd w:val="clear" w:color="auto" w:fill="F0F4FA"/>
-          </w:tcPr>
-          <w:p>
-            <w:r>
-              <w:rPr>
-                <w:sz w:val="18"/>
-              </w:rPr>
-              <w:t>Times hit while on foot</w:t>
+          </w:tcPr>
+          <w:p>
+            <w:r/>
+            <w:r>
+              <w:rPr>
+                <w:b w:val="0"/>
+              </w:rPr>
+              <w:t>Shots (On Foot)</w:t>
+            </w:r>
+          </w:p>
+        </w:tc>
+        <w:tc>
+          <w:tcPr>
+            <w:tcW w:type="dxa" w:w="3135"/>
+          </w:tcPr>
+          <w:p>
+            <w:r/>
+            <w:r>
+              <w:rPr>
+                <w:b w:val="0"/>
+              </w:rPr>
+              <w:t>Rounds fired on foot</w:t>
             </w:r>
           </w:p>
         </w:tc>
@@ -2230,12 +2546,12 @@
         <w:tc>
           <w:tcPr>
             <w:tcW w:type="dxa" w:w="3135"/>
-            <w:shd w:val="clear" w:color="auto" w:fill="FFFFFF"/>
-          </w:tcPr>
-          <w:p>
-            <w:r>
-              <w:rPr>
-                <w:sz w:val="18"/>
+          </w:tcPr>
+          <w:p>
+            <w:r/>
+            <w:r>
+              <w:rPr>
+                <w:b w:val="0"/>
               </w:rPr>
               <w:t>12</w:t>
             </w:r>
@@ -2244,28 +2560,28 @@
         <w:tc>
           <w:tcPr>
             <w:tcW w:type="dxa" w:w="3135"/>
-            <w:shd w:val="clear" w:color="auto" w:fill="FFFFFF"/>
-          </w:tcPr>
-          <w:p>
-            <w:r>
-              <w:rPr>
-                <w:sz w:val="18"/>
-              </w:rPr>
-              <w:t>Shots/Kill (On Foot)</w:t>
-            </w:r>
-          </w:p>
-        </w:tc>
-        <w:tc>
-          <w:tcPr>
-            <w:tcW w:type="dxa" w:w="3135"/>
-            <w:shd w:val="clear" w:color="auto" w:fill="FFFFFF"/>
-          </w:tcPr>
-          <w:p>
-            <w:r>
-              <w:rPr>
-                <w:sz w:val="18"/>
-              </w:rPr>
-              <w:t>Ignored — recomputed</w:t>
+          </w:tcPr>
+          <w:p>
+            <w:r/>
+            <w:r>
+              <w:rPr>
+                <w:b w:val="0"/>
+              </w:rPr>
+              <w:t>Hits Taken (On Foot)</w:t>
+            </w:r>
+          </w:p>
+        </w:tc>
+        <w:tc>
+          <w:tcPr>
+            <w:tcW w:type="dxa" w:w="3135"/>
+          </w:tcPr>
+          <w:p>
+            <w:r/>
+            <w:r>
+              <w:rPr>
+                <w:b w:val="0"/>
+              </w:rPr>
+              <w:t>Times hit while on foot</w:t>
             </w:r>
           </w:p>
         </w:tc>
@@ -2274,12 +2590,12 @@
         <w:tc>
           <w:tcPr>
             <w:tcW w:type="dxa" w:w="3135"/>
-            <w:shd w:val="clear" w:color="auto" w:fill="F0F4FA"/>
-          </w:tcPr>
-          <w:p>
-            <w:r>
-              <w:rPr>
-                <w:sz w:val="18"/>
+          </w:tcPr>
+          <w:p>
+            <w:r/>
+            <w:r>
+              <w:rPr>
+                <w:b w:val="0"/>
               </w:rPr>
               <w:t>13</w:t>
             </w:r>
@@ -2288,28 +2604,28 @@
         <w:tc>
           <w:tcPr>
             <w:tcW w:type="dxa" w:w="3135"/>
-            <w:shd w:val="clear" w:color="auto" w:fill="F0F4FA"/>
-          </w:tcPr>
-          <w:p>
-            <w:r>
-              <w:rPr>
-                <w:sz w:val="18"/>
-              </w:rPr>
-              <w:t>Avg Kill Dist On Foot (m)</w:t>
-            </w:r>
-          </w:p>
-        </w:tc>
-        <w:tc>
-          <w:tcPr>
-            <w:tcW w:type="dxa" w:w="3135"/>
-            <w:shd w:val="clear" w:color="auto" w:fill="F0F4FA"/>
-          </w:tcPr>
-          <w:p>
-            <w:r>
-              <w:rPr>
-                <w:sz w:val="18"/>
-              </w:rPr>
-              <w:t>Average kill distance (on foot)</w:t>
+          </w:tcPr>
+          <w:p>
+            <w:r/>
+            <w:r>
+              <w:rPr>
+                <w:b w:val="0"/>
+              </w:rPr>
+              <w:t>Shots/Kill (On Foot)</w:t>
+            </w:r>
+          </w:p>
+        </w:tc>
+        <w:tc>
+          <w:tcPr>
+            <w:tcW w:type="dxa" w:w="3135"/>
+          </w:tcPr>
+          <w:p>
+            <w:r/>
+            <w:r>
+              <w:rPr>
+                <w:b w:val="0"/>
+              </w:rPr>
+              <w:t>Ignored — recomputed</w:t>
             </w:r>
           </w:p>
         </w:tc>
@@ -2318,12 +2634,12 @@
         <w:tc>
           <w:tcPr>
             <w:tcW w:type="dxa" w:w="3135"/>
-            <w:shd w:val="clear" w:color="auto" w:fill="FFFFFF"/>
-          </w:tcPr>
-          <w:p>
-            <w:r>
-              <w:rPr>
-                <w:sz w:val="18"/>
+          </w:tcPr>
+          <w:p>
+            <w:r/>
+            <w:r>
+              <w:rPr>
+                <w:b w:val="0"/>
               </w:rPr>
               <w:t>14</w:t>
             </w:r>
@@ -2332,28 +2648,28 @@
         <w:tc>
           <w:tcPr>
             <w:tcW w:type="dxa" w:w="3135"/>
-            <w:shd w:val="clear" w:color="auto" w:fill="FFFFFF"/>
-          </w:tcPr>
-          <w:p>
-            <w:r>
-              <w:rPr>
-                <w:sz w:val="18"/>
-              </w:rPr>
-              <w:t>Longest Kill On Foot (m)</w:t>
-            </w:r>
-          </w:p>
-        </w:tc>
-        <w:tc>
-          <w:tcPr>
-            <w:tcW w:type="dxa" w:w="3135"/>
-            <w:shd w:val="clear" w:color="auto" w:fill="FFFFFF"/>
-          </w:tcPr>
-          <w:p>
-            <w:r>
-              <w:rPr>
-                <w:sz w:val="18"/>
-              </w:rPr>
-              <w:t>Longest single kill distance (on foot)</w:t>
+          </w:tcPr>
+          <w:p>
+            <w:r/>
+            <w:r>
+              <w:rPr>
+                <w:b w:val="0"/>
+              </w:rPr>
+              <w:t>Avg Kill Dist On Foot (m)</w:t>
+            </w:r>
+          </w:p>
+        </w:tc>
+        <w:tc>
+          <w:tcPr>
+            <w:tcW w:type="dxa" w:w="3135"/>
+          </w:tcPr>
+          <w:p>
+            <w:r/>
+            <w:r>
+              <w:rPr>
+                <w:b w:val="0"/>
+              </w:rPr>
+              <w:t>Average kill distance (on foot)</w:t>
             </w:r>
           </w:p>
         </w:tc>
@@ -2362,12 +2678,12 @@
         <w:tc>
           <w:tcPr>
             <w:tcW w:type="dxa" w:w="3135"/>
-            <w:shd w:val="clear" w:color="auto" w:fill="F0F4FA"/>
-          </w:tcPr>
-          <w:p>
-            <w:r>
-              <w:rPr>
-                <w:sz w:val="18"/>
+          </w:tcPr>
+          <w:p>
+            <w:r/>
+            <w:r>
+              <w:rPr>
+                <w:b w:val="0"/>
               </w:rPr>
               <w:t>15</w:t>
             </w:r>
@@ -2376,28 +2692,28 @@
         <w:tc>
           <w:tcPr>
             <w:tcW w:type="dxa" w:w="3135"/>
-            <w:shd w:val="clear" w:color="auto" w:fill="F0F4FA"/>
-          </w:tcPr>
-          <w:p>
-            <w:r>
-              <w:rPr>
-                <w:sz w:val="18"/>
-              </w:rPr>
-              <w:t>Kills (In Vehicle)</w:t>
-            </w:r>
-          </w:p>
-        </w:tc>
-        <w:tc>
-          <w:tcPr>
-            <w:tcW w:type="dxa" w:w="3135"/>
-            <w:shd w:val="clear" w:color="auto" w:fill="F0F4FA"/>
-          </w:tcPr>
-          <w:p>
-            <w:r>
-              <w:rPr>
-                <w:sz w:val="18"/>
-              </w:rPr>
-              <w:t>Vehicle kills</w:t>
+          </w:tcPr>
+          <w:p>
+            <w:r/>
+            <w:r>
+              <w:rPr>
+                <w:b w:val="0"/>
+              </w:rPr>
+              <w:t>Longest Kill On Foot (m)</w:t>
+            </w:r>
+          </w:p>
+        </w:tc>
+        <w:tc>
+          <w:tcPr>
+            <w:tcW w:type="dxa" w:w="3135"/>
+          </w:tcPr>
+          <w:p>
+            <w:r/>
+            <w:r>
+              <w:rPr>
+                <w:b w:val="0"/>
+              </w:rPr>
+              <w:t>Longest single kill distance (on foot)</w:t>
             </w:r>
           </w:p>
         </w:tc>
@@ -2406,12 +2722,12 @@
         <w:tc>
           <w:tcPr>
             <w:tcW w:type="dxa" w:w="3135"/>
-            <w:shd w:val="clear" w:color="auto" w:fill="FFFFFF"/>
-          </w:tcPr>
-          <w:p>
-            <w:r>
-              <w:rPr>
-                <w:sz w:val="18"/>
+          </w:tcPr>
+          <w:p>
+            <w:r/>
+            <w:r>
+              <w:rPr>
+                <w:b w:val="0"/>
               </w:rPr>
               <w:t>16</w:t>
             </w:r>
@@ -2420,28 +2736,28 @@
         <w:tc>
           <w:tcPr>
             <w:tcW w:type="dxa" w:w="3135"/>
-            <w:shd w:val="clear" w:color="auto" w:fill="FFFFFF"/>
-          </w:tcPr>
-          <w:p>
-            <w:r>
-              <w:rPr>
-                <w:sz w:val="18"/>
-              </w:rPr>
-              <w:t>Deaths (In Vehicle)</w:t>
-            </w:r>
-          </w:p>
-        </w:tc>
-        <w:tc>
-          <w:tcPr>
-            <w:tcW w:type="dxa" w:w="3135"/>
-            <w:shd w:val="clear" w:color="auto" w:fill="FFFFFF"/>
-          </w:tcPr>
-          <w:p>
-            <w:r>
-              <w:rPr>
-                <w:sz w:val="18"/>
-              </w:rPr>
-              <w:t>Deaths while in vehicle</w:t>
+          </w:tcPr>
+          <w:p>
+            <w:r/>
+            <w:r>
+              <w:rPr>
+                <w:b w:val="0"/>
+              </w:rPr>
+              <w:t>Kills (In Vehicle)</w:t>
+            </w:r>
+          </w:p>
+        </w:tc>
+        <w:tc>
+          <w:tcPr>
+            <w:tcW w:type="dxa" w:w="3135"/>
+          </w:tcPr>
+          <w:p>
+            <w:r/>
+            <w:r>
+              <w:rPr>
+                <w:b w:val="0"/>
+              </w:rPr>
+              <w:t>Kills scored while in a vehicle</w:t>
             </w:r>
           </w:p>
         </w:tc>
@@ -2450,12 +2766,12 @@
         <w:tc>
           <w:tcPr>
             <w:tcW w:type="dxa" w:w="3135"/>
-            <w:shd w:val="clear" w:color="auto" w:fill="F0F4FA"/>
-          </w:tcPr>
-          <w:p>
-            <w:r>
-              <w:rPr>
-                <w:sz w:val="18"/>
+          </w:tcPr>
+          <w:p>
+            <w:r/>
+            <w:r>
+              <w:rPr>
+                <w:b w:val="0"/>
               </w:rPr>
               <w:t>17</w:t>
             </w:r>
@@ -2464,28 +2780,28 @@
         <w:tc>
           <w:tcPr>
             <w:tcW w:type="dxa" w:w="3135"/>
-            <w:shd w:val="clear" w:color="auto" w:fill="F0F4FA"/>
-          </w:tcPr>
-          <w:p>
-            <w:r>
-              <w:rPr>
-                <w:sz w:val="18"/>
-              </w:rPr>
-              <w:t>K/D (In Vehicle)</w:t>
-            </w:r>
-          </w:p>
-        </w:tc>
-        <w:tc>
-          <w:tcPr>
-            <w:tcW w:type="dxa" w:w="3135"/>
-            <w:shd w:val="clear" w:color="auto" w:fill="F0F4FA"/>
-          </w:tcPr>
-          <w:p>
-            <w:r>
-              <w:rPr>
-                <w:sz w:val="18"/>
-              </w:rPr>
-              <w:t>Ignored — recomputed</w:t>
+          </w:tcPr>
+          <w:p>
+            <w:r/>
+            <w:r>
+              <w:rPr>
+                <w:b w:val="0"/>
+              </w:rPr>
+              <w:t>Deaths (In Vehicle)</w:t>
+            </w:r>
+          </w:p>
+        </w:tc>
+        <w:tc>
+          <w:tcPr>
+            <w:tcW w:type="dxa" w:w="3135"/>
+          </w:tcPr>
+          <w:p>
+            <w:r/>
+            <w:r>
+              <w:rPr>
+                <w:b w:val="0"/>
+              </w:rPr>
+              <w:t>Deaths while in vehicle</w:t>
             </w:r>
           </w:p>
         </w:tc>
@@ -2494,12 +2810,12 @@
         <w:tc>
           <w:tcPr>
             <w:tcW w:type="dxa" w:w="3135"/>
-            <w:shd w:val="clear" w:color="auto" w:fill="FFFFFF"/>
-          </w:tcPr>
-          <w:p>
-            <w:r>
-              <w:rPr>
-                <w:sz w:val="18"/>
+          </w:tcPr>
+          <w:p>
+            <w:r/>
+            <w:r>
+              <w:rPr>
+                <w:b w:val="0"/>
               </w:rPr>
               <w:t>18</w:t>
             </w:r>
@@ -2508,28 +2824,28 @@
         <w:tc>
           <w:tcPr>
             <w:tcW w:type="dxa" w:w="3135"/>
-            <w:shd w:val="clear" w:color="auto" w:fill="FFFFFF"/>
-          </w:tcPr>
-          <w:p>
-            <w:r>
-              <w:rPr>
-                <w:sz w:val="18"/>
-              </w:rPr>
-              <w:t>Teamkills (In Vehicle)</w:t>
-            </w:r>
-          </w:p>
-        </w:tc>
-        <w:tc>
-          <w:tcPr>
-            <w:tcW w:type="dxa" w:w="3135"/>
-            <w:shd w:val="clear" w:color="auto" w:fill="FFFFFF"/>
-          </w:tcPr>
-          <w:p>
-            <w:r>
-              <w:rPr>
-                <w:sz w:val="18"/>
-              </w:rPr>
-              <w:t>Friendly fire from vehicle</w:t>
+          </w:tcPr>
+          <w:p>
+            <w:r/>
+            <w:r>
+              <w:rPr>
+                <w:b w:val="0"/>
+              </w:rPr>
+              <w:t>K/D (In Vehicle)</w:t>
+            </w:r>
+          </w:p>
+        </w:tc>
+        <w:tc>
+          <w:tcPr>
+            <w:tcW w:type="dxa" w:w="3135"/>
+          </w:tcPr>
+          <w:p>
+            <w:r/>
+            <w:r>
+              <w:rPr>
+                <w:b w:val="0"/>
+              </w:rPr>
+              <w:t>Ignored — recomputed</w:t>
             </w:r>
           </w:p>
         </w:tc>
@@ -2538,12 +2854,12 @@
         <w:tc>
           <w:tcPr>
             <w:tcW w:type="dxa" w:w="3135"/>
-            <w:shd w:val="clear" w:color="auto" w:fill="F0F4FA"/>
-          </w:tcPr>
-          <w:p>
-            <w:r>
-              <w:rPr>
-                <w:sz w:val="18"/>
+          </w:tcPr>
+          <w:p>
+            <w:r/>
+            <w:r>
+              <w:rPr>
+                <w:b w:val="0"/>
               </w:rPr>
               <w:t>19</w:t>
             </w:r>
@@ -2552,28 +2868,28 @@
         <w:tc>
           <w:tcPr>
             <w:tcW w:type="dxa" w:w="3135"/>
-            <w:shd w:val="clear" w:color="auto" w:fill="F0F4FA"/>
-          </w:tcPr>
-          <w:p>
-            <w:r>
-              <w:rPr>
-                <w:sz w:val="18"/>
-              </w:rPr>
-              <w:t>Vehicle Kills (On Foot)</w:t>
-            </w:r>
-          </w:p>
-        </w:tc>
-        <w:tc>
-          <w:tcPr>
-            <w:tcW w:type="dxa" w:w="3135"/>
-            <w:shd w:val="clear" w:color="auto" w:fill="F0F4FA"/>
-          </w:tcPr>
-          <w:p>
-            <w:r>
-              <w:rPr>
-                <w:sz w:val="18"/>
-              </w:rPr>
-              <w:t>Vehicles destroyed while on foot</w:t>
+          </w:tcPr>
+          <w:p>
+            <w:r/>
+            <w:r>
+              <w:rPr>
+                <w:b w:val="0"/>
+              </w:rPr>
+              <w:t>Teamkills (In Vehicle)</w:t>
+            </w:r>
+          </w:p>
+        </w:tc>
+        <w:tc>
+          <w:tcPr>
+            <w:tcW w:type="dxa" w:w="3135"/>
+          </w:tcPr>
+          <w:p>
+            <w:r/>
+            <w:r>
+              <w:rPr>
+                <w:b w:val="0"/>
+              </w:rPr>
+              <w:t>Friendly fire from vehicle</w:t>
             </w:r>
           </w:p>
         </w:tc>
@@ -2582,12 +2898,12 @@
         <w:tc>
           <w:tcPr>
             <w:tcW w:type="dxa" w:w="3135"/>
-            <w:shd w:val="clear" w:color="auto" w:fill="FFFFFF"/>
-          </w:tcPr>
-          <w:p>
-            <w:r>
-              <w:rPr>
-                <w:sz w:val="18"/>
+          </w:tcPr>
+          <w:p>
+            <w:r/>
+            <w:r>
+              <w:rPr>
+                <w:b w:val="0"/>
               </w:rPr>
               <w:t>20</w:t>
             </w:r>
@@ -2596,28 +2912,28 @@
         <w:tc>
           <w:tcPr>
             <w:tcW w:type="dxa" w:w="3135"/>
-            <w:shd w:val="clear" w:color="auto" w:fill="FFFFFF"/>
-          </w:tcPr>
-          <w:p>
-            <w:r>
-              <w:rPr>
-                <w:sz w:val="18"/>
-              </w:rPr>
-              <w:t>Vehicle Kills (In Vehicle)</w:t>
-            </w:r>
-          </w:p>
-        </w:tc>
-        <w:tc>
-          <w:tcPr>
-            <w:tcW w:type="dxa" w:w="3135"/>
-            <w:shd w:val="clear" w:color="auto" w:fill="FFFFFF"/>
-          </w:tcPr>
-          <w:p>
-            <w:r>
-              <w:rPr>
-                <w:sz w:val="18"/>
-              </w:rPr>
-              <w:t>Vehicles destroyed while in vehicle</w:t>
+          </w:tcPr>
+          <w:p>
+            <w:r/>
+            <w:r>
+              <w:rPr>
+                <w:b w:val="0"/>
+              </w:rPr>
+              <w:t>Vehicle Kills (On Foot)</w:t>
+            </w:r>
+          </w:p>
+        </w:tc>
+        <w:tc>
+          <w:tcPr>
+            <w:tcW w:type="dxa" w:w="3135"/>
+          </w:tcPr>
+          <w:p>
+            <w:r/>
+            <w:r>
+              <w:rPr>
+                <w:b w:val="0"/>
+              </w:rPr>
+              <w:t>Vehicles destroyed while on foot</w:t>
             </w:r>
           </w:p>
         </w:tc>
@@ -2626,12 +2942,12 @@
         <w:tc>
           <w:tcPr>
             <w:tcW w:type="dxa" w:w="3135"/>
-            <w:shd w:val="clear" w:color="auto" w:fill="F0F4FA"/>
-          </w:tcPr>
-          <w:p>
-            <w:r>
-              <w:rPr>
-                <w:sz w:val="18"/>
+          </w:tcPr>
+          <w:p>
+            <w:r/>
+            <w:r>
+              <w:rPr>
+                <w:b w:val="0"/>
               </w:rPr>
               <w:t>21</w:t>
             </w:r>
@@ -2640,28 +2956,28 @@
         <w:tc>
           <w:tcPr>
             <w:tcW w:type="dxa" w:w="3135"/>
-            <w:shd w:val="clear" w:color="auto" w:fill="F0F4FA"/>
-          </w:tcPr>
-          <w:p>
-            <w:r>
-              <w:rPr>
-                <w:sz w:val="18"/>
-              </w:rPr>
-              <w:t>Shots (In Vehicle)</w:t>
-            </w:r>
-          </w:p>
-        </w:tc>
-        <w:tc>
-          <w:tcPr>
-            <w:tcW w:type="dxa" w:w="3135"/>
-            <w:shd w:val="clear" w:color="auto" w:fill="F0F4FA"/>
-          </w:tcPr>
-          <w:p>
-            <w:r>
-              <w:rPr>
-                <w:sz w:val="18"/>
-              </w:rPr>
-              <w:t>Rounds fired from vehicle</w:t>
+          </w:tcPr>
+          <w:p>
+            <w:r/>
+            <w:r>
+              <w:rPr>
+                <w:b w:val="0"/>
+              </w:rPr>
+              <w:t>Vehicle Kills (In Vehicle)</w:t>
+            </w:r>
+          </w:p>
+        </w:tc>
+        <w:tc>
+          <w:tcPr>
+            <w:tcW w:type="dxa" w:w="3135"/>
+          </w:tcPr>
+          <w:p>
+            <w:r/>
+            <w:r>
+              <w:rPr>
+                <w:b w:val="0"/>
+              </w:rPr>
+              <w:t>Vehicles destroyed while in vehicle</w:t>
             </w:r>
           </w:p>
         </w:tc>
@@ -2670,12 +2986,12 @@
         <w:tc>
           <w:tcPr>
             <w:tcW w:type="dxa" w:w="3135"/>
-            <w:shd w:val="clear" w:color="auto" w:fill="FFFFFF"/>
-          </w:tcPr>
-          <w:p>
-            <w:r>
-              <w:rPr>
-                <w:sz w:val="18"/>
+          </w:tcPr>
+          <w:p>
+            <w:r/>
+            <w:r>
+              <w:rPr>
+                <w:b w:val="0"/>
               </w:rPr>
               <w:t>22</w:t>
             </w:r>
@@ -2684,28 +3000,28 @@
         <w:tc>
           <w:tcPr>
             <w:tcW w:type="dxa" w:w="3135"/>
-            <w:shd w:val="clear" w:color="auto" w:fill="FFFFFF"/>
-          </w:tcPr>
-          <w:p>
-            <w:r>
-              <w:rPr>
-                <w:sz w:val="18"/>
-              </w:rPr>
-              <w:t>Hits Taken (In Vehicle)</w:t>
-            </w:r>
-          </w:p>
-        </w:tc>
-        <w:tc>
-          <w:tcPr>
-            <w:tcW w:type="dxa" w:w="3135"/>
-            <w:shd w:val="clear" w:color="auto" w:fill="FFFFFF"/>
-          </w:tcPr>
-          <w:p>
-            <w:r>
-              <w:rPr>
-                <w:sz w:val="18"/>
-              </w:rPr>
-              <w:t>Times vehicle was hit</w:t>
+          </w:tcPr>
+          <w:p>
+            <w:r/>
+            <w:r>
+              <w:rPr>
+                <w:b w:val="0"/>
+              </w:rPr>
+              <w:t>Shots (In Vehicle)</w:t>
+            </w:r>
+          </w:p>
+        </w:tc>
+        <w:tc>
+          <w:tcPr>
+            <w:tcW w:type="dxa" w:w="3135"/>
+          </w:tcPr>
+          <w:p>
+            <w:r/>
+            <w:r>
+              <w:rPr>
+                <w:b w:val="0"/>
+              </w:rPr>
+              <w:t>Rounds fired from vehicle</w:t>
             </w:r>
           </w:p>
         </w:tc>
@@ -2714,12 +3030,12 @@
         <w:tc>
           <w:tcPr>
             <w:tcW w:type="dxa" w:w="3135"/>
-            <w:shd w:val="clear" w:color="auto" w:fill="F0F4FA"/>
-          </w:tcPr>
-          <w:p>
-            <w:r>
-              <w:rPr>
-                <w:sz w:val="18"/>
+          </w:tcPr>
+          <w:p>
+            <w:r/>
+            <w:r>
+              <w:rPr>
+                <w:b w:val="0"/>
               </w:rPr>
               <w:t>23</w:t>
             </w:r>
@@ -2728,28 +3044,28 @@
         <w:tc>
           <w:tcPr>
             <w:tcW w:type="dxa" w:w="3135"/>
-            <w:shd w:val="clear" w:color="auto" w:fill="F0F4FA"/>
-          </w:tcPr>
-          <w:p>
-            <w:r>
-              <w:rPr>
-                <w:sz w:val="18"/>
-              </w:rPr>
-              <w:t>Shots/Kill (In Vehicle)</w:t>
-            </w:r>
-          </w:p>
-        </w:tc>
-        <w:tc>
-          <w:tcPr>
-            <w:tcW w:type="dxa" w:w="3135"/>
-            <w:shd w:val="clear" w:color="auto" w:fill="F0F4FA"/>
-          </w:tcPr>
-          <w:p>
-            <w:r>
-              <w:rPr>
-                <w:sz w:val="18"/>
-              </w:rPr>
-              <w:t>Ignored — recomputed</w:t>
+          </w:tcPr>
+          <w:p>
+            <w:r/>
+            <w:r>
+              <w:rPr>
+                <w:b w:val="0"/>
+              </w:rPr>
+              <w:t>Hits Taken (In Vehicle)</w:t>
+            </w:r>
+          </w:p>
+        </w:tc>
+        <w:tc>
+          <w:tcPr>
+            <w:tcW w:type="dxa" w:w="3135"/>
+          </w:tcPr>
+          <w:p>
+            <w:r/>
+            <w:r>
+              <w:rPr>
+                <w:b w:val="0"/>
+              </w:rPr>
+              <w:t>Times vehicle was hit</w:t>
             </w:r>
           </w:p>
         </w:tc>
@@ -2758,12 +3074,12 @@
         <w:tc>
           <w:tcPr>
             <w:tcW w:type="dxa" w:w="3135"/>
-            <w:shd w:val="clear" w:color="auto" w:fill="FFFFFF"/>
-          </w:tcPr>
-          <w:p>
-            <w:r>
-              <w:rPr>
-                <w:sz w:val="18"/>
+          </w:tcPr>
+          <w:p>
+            <w:r/>
+            <w:r>
+              <w:rPr>
+                <w:b w:val="0"/>
               </w:rPr>
               <w:t>24</w:t>
             </w:r>
@@ -2772,28 +3088,28 @@
         <w:tc>
           <w:tcPr>
             <w:tcW w:type="dxa" w:w="3135"/>
-            <w:shd w:val="clear" w:color="auto" w:fill="FFFFFF"/>
-          </w:tcPr>
-          <w:p>
-            <w:r>
-              <w:rPr>
-                <w:sz w:val="18"/>
-              </w:rPr>
-              <w:t>Avg Kill Dist In Vehicle (m)</w:t>
-            </w:r>
-          </w:p>
-        </w:tc>
-        <w:tc>
-          <w:tcPr>
-            <w:tcW w:type="dxa" w:w="3135"/>
-            <w:shd w:val="clear" w:color="auto" w:fill="FFFFFF"/>
-          </w:tcPr>
-          <w:p>
-            <w:r>
-              <w:rPr>
-                <w:sz w:val="18"/>
-              </w:rPr>
-              <w:t>Average kill distance (vehicle)</w:t>
+          </w:tcPr>
+          <w:p>
+            <w:r/>
+            <w:r>
+              <w:rPr>
+                <w:b w:val="0"/>
+              </w:rPr>
+              <w:t>Shots/Kill (In Vehicle)</w:t>
+            </w:r>
+          </w:p>
+        </w:tc>
+        <w:tc>
+          <w:tcPr>
+            <w:tcW w:type="dxa" w:w="3135"/>
+          </w:tcPr>
+          <w:p>
+            <w:r/>
+            <w:r>
+              <w:rPr>
+                <w:b w:val="0"/>
+              </w:rPr>
+              <w:t>Ignored — recomputed</w:t>
             </w:r>
           </w:p>
         </w:tc>
@@ -2802,12 +3118,12 @@
         <w:tc>
           <w:tcPr>
             <w:tcW w:type="dxa" w:w="3135"/>
-            <w:shd w:val="clear" w:color="auto" w:fill="F0F4FA"/>
-          </w:tcPr>
-          <w:p>
-            <w:r>
-              <w:rPr>
-                <w:sz w:val="18"/>
+          </w:tcPr>
+          <w:p>
+            <w:r/>
+            <w:r>
+              <w:rPr>
+                <w:b w:val="0"/>
               </w:rPr>
               <w:t>25</w:t>
             </w:r>
@@ -2816,28 +3132,28 @@
         <w:tc>
           <w:tcPr>
             <w:tcW w:type="dxa" w:w="3135"/>
-            <w:shd w:val="clear" w:color="auto" w:fill="F0F4FA"/>
-          </w:tcPr>
-          <w:p>
-            <w:r>
-              <w:rPr>
-                <w:sz w:val="18"/>
-              </w:rPr>
-              <w:t>Longest Kill In Vehicle (m)</w:t>
-            </w:r>
-          </w:p>
-        </w:tc>
-        <w:tc>
-          <w:tcPr>
-            <w:tcW w:type="dxa" w:w="3135"/>
-            <w:shd w:val="clear" w:color="auto" w:fill="F0F4FA"/>
-          </w:tcPr>
-          <w:p>
-            <w:r>
-              <w:rPr>
-                <w:sz w:val="18"/>
-              </w:rPr>
-              <w:t>Longest single kill distance (vehicle)</w:t>
+          </w:tcPr>
+          <w:p>
+            <w:r/>
+            <w:r>
+              <w:rPr>
+                <w:b w:val="0"/>
+              </w:rPr>
+              <w:t>Avg Kill Dist In Vehicle (m)</w:t>
+            </w:r>
+          </w:p>
+        </w:tc>
+        <w:tc>
+          <w:tcPr>
+            <w:tcW w:type="dxa" w:w="3135"/>
+          </w:tcPr>
+          <w:p>
+            <w:r/>
+            <w:r>
+              <w:rPr>
+                <w:b w:val="0"/>
+              </w:rPr>
+              <w:t>Average kill distance (vehicle)</w:t>
             </w:r>
           </w:p>
         </w:tc>
@@ -2846,12 +3162,12 @@
         <w:tc>
           <w:tcPr>
             <w:tcW w:type="dxa" w:w="3135"/>
-            <w:shd w:val="clear" w:color="auto" w:fill="FFFFFF"/>
-          </w:tcPr>
-          <w:p>
-            <w:r>
-              <w:rPr>
-                <w:sz w:val="18"/>
+          </w:tcPr>
+          <w:p>
+            <w:r/>
+            <w:r>
+              <w:rPr>
+                <w:b w:val="0"/>
               </w:rPr>
               <w:t>26</w:t>
             </w:r>
@@ -2860,28 +3176,28 @@
         <w:tc>
           <w:tcPr>
             <w:tcW w:type="dxa" w:w="3135"/>
-            <w:shd w:val="clear" w:color="auto" w:fill="FFFFFF"/>
-          </w:tcPr>
-          <w:p>
-            <w:r>
-              <w:rPr>
-                <w:sz w:val="18"/>
-              </w:rPr>
-              <w:t>Weapon Kills (JSON)</w:t>
-            </w:r>
-          </w:p>
-        </w:tc>
-        <w:tc>
-          <w:tcPr>
-            <w:tcW w:type="dxa" w:w="3135"/>
-            <w:shd w:val="clear" w:color="auto" w:fill="FFFFFF"/>
-          </w:tcPr>
-          <w:p>
-            <w:r>
-              <w:rPr>
-                <w:sz w:val="18"/>
-              </w:rPr>
-              <w:t>JSON object: {"WeaponName": killCount, ...}</w:t>
+          </w:tcPr>
+          <w:p>
+            <w:r/>
+            <w:r>
+              <w:rPr>
+                <w:b w:val="0"/>
+              </w:rPr>
+              <w:t>Longest Kill In Vehicle (m)</w:t>
+            </w:r>
+          </w:p>
+        </w:tc>
+        <w:tc>
+          <w:tcPr>
+            <w:tcW w:type="dxa" w:w="3135"/>
+          </w:tcPr>
+          <w:p>
+            <w:r/>
+            <w:r>
+              <w:rPr>
+                <w:b w:val="0"/>
+              </w:rPr>
+              <w:t>Longest single kill distance (vehicle)</w:t>
             </w:r>
           </w:p>
         </w:tc>
@@ -2890,12 +3206,12 @@
         <w:tc>
           <w:tcPr>
             <w:tcW w:type="dxa" w:w="3135"/>
-            <w:shd w:val="clear" w:color="auto" w:fill="F0F4FA"/>
-          </w:tcPr>
-          <w:p>
-            <w:r>
-              <w:rPr>
-                <w:sz w:val="18"/>
+          </w:tcPr>
+          <w:p>
+            <w:r/>
+            <w:r>
+              <w:rPr>
+                <w:b w:val="0"/>
               </w:rPr>
               <w:t>27</w:t>
             </w:r>
@@ -2904,12 +3220,12 @@
         <w:tc>
           <w:tcPr>
             <w:tcW w:type="dxa" w:w="3135"/>
-            <w:shd w:val="clear" w:color="auto" w:fill="F0F4FA"/>
-          </w:tcPr>
-          <w:p>
-            <w:r>
-              <w:rPr>
-                <w:sz w:val="18"/>
+          </w:tcPr>
+          <w:p>
+            <w:r/>
+            <w:r>
+              <w:rPr>
+                <w:b w:val="0"/>
               </w:rPr>
               <w:t>Top Weapon</w:t>
             </w:r>
@@ -2918,14 +3234,146 @@
         <w:tc>
           <w:tcPr>
             <w:tcW w:type="dxa" w:w="3135"/>
-            <w:shd w:val="clear" w:color="auto" w:fill="F0F4FA"/>
-          </w:tcPr>
-          <w:p>
-            <w:r>
-              <w:rPr>
-                <w:sz w:val="18"/>
-              </w:rPr>
-              <w:t>Weapon used for longest kill (used in award card)</w:t>
+          </w:tcPr>
+          <w:p>
+            <w:r/>
+            <w:r>
+              <w:rPr>
+                <w:b w:val="0"/>
+              </w:rPr>
+              <w:t>Weapon with the most on-foot kills for this player in this mission</w:t>
+            </w:r>
+          </w:p>
+        </w:tc>
+      </w:tr>
+      <w:tr>
+        <w:tc>
+          <w:tcPr>
+            <w:tcW w:type="dxa" w:w="3135"/>
+          </w:tcPr>
+          <w:p>
+            <w:r/>
+            <w:r>
+              <w:rPr>
+                <w:b w:val="0"/>
+              </w:rPr>
+              <w:t>28</w:t>
+            </w:r>
+          </w:p>
+        </w:tc>
+        <w:tc>
+          <w:tcPr>
+            <w:tcW w:type="dxa" w:w="3135"/>
+          </w:tcPr>
+          <w:p>
+            <w:r/>
+            <w:r>
+              <w:rPr>
+                <w:b w:val="0"/>
+              </w:rPr>
+              <w:t>Weapon Kills (JSON)</w:t>
+            </w:r>
+          </w:p>
+        </w:tc>
+        <w:tc>
+          <w:tcPr>
+            <w:tcW w:type="dxa" w:w="3135"/>
+          </w:tcPr>
+          <w:p>
+            <w:r/>
+            <w:r>
+              <w:rPr>
+                <w:b w:val="0"/>
+              </w:rPr>
+              <w:t>JSON object: {"WeaponName": killCount, ...}</w:t>
+            </w:r>
+          </w:p>
+        </w:tc>
+      </w:tr>
+      <w:tr>
+        <w:tc>
+          <w:tcPr>
+            <w:tcW w:type="dxa" w:w="3135"/>
+          </w:tcPr>
+          <w:p>
+            <w:r/>
+            <w:r>
+              <w:rPr>
+                <w:b w:val="0"/>
+              </w:rPr>
+              <w:t>29</w:t>
+            </w:r>
+          </w:p>
+        </w:tc>
+        <w:tc>
+          <w:tcPr>
+            <w:tcW w:type="dxa" w:w="3135"/>
+          </w:tcPr>
+          <w:p>
+            <w:r/>
+            <w:r>
+              <w:rPr>
+                <w:b w:val="0"/>
+              </w:rPr>
+              <w:t>Suicides</w:t>
+            </w:r>
+          </w:p>
+        </w:tc>
+        <w:tc>
+          <w:tcPr>
+            <w:tcW w:type="dxa" w:w="3135"/>
+          </w:tcPr>
+          <w:p>
+            <w:r/>
+            <w:r>
+              <w:rPr>
+                <w:b w:val="0"/>
+              </w:rPr>
+              <w:t>Self-kills recorded by OCAP</w:t>
+            </w:r>
+          </w:p>
+        </w:tc>
+      </w:tr>
+      <w:tr>
+        <w:tc>
+          <w:tcPr>
+            <w:tcW w:type="dxa" w:w="3135"/>
+          </w:tcPr>
+          <w:p>
+            <w:r/>
+            <w:r>
+              <w:rPr>
+                <w:b w:val="0"/>
+              </w:rPr>
+              <w:t>30</w:t>
+            </w:r>
+          </w:p>
+        </w:tc>
+        <w:tc>
+          <w:tcPr>
+            <w:tcW w:type="dxa" w:w="3135"/>
+          </w:tcPr>
+          <w:p>
+            <w:r/>
+            <w:r>
+              <w:rPr>
+                <w:b w:val="0"/>
+              </w:rPr>
+              <w:t>Time Played (s)</w:t>
+            </w:r>
+          </w:p>
+        </w:tc>
+        <w:tc>
+          <w:tcPr>
+            <w:tcW w:type="dxa" w:w="3135"/>
+          </w:tcPr>
+          <w:p>
+            <w:r/>
+            <w:r>
+              <w:rPr>
+                <w:b w:val="0"/>
+              </w:rPr>
+              <w:t>Seconds the player was present in the mission (position frames × captureDelay)</w:t>
             </w:r>
           </w:p>
         </w:tc>
@@ -3795,6 +4243,18 @@
     <w:p>
       <w:pPr>
         <w:pStyle w:val="NoSpacing"/>
+      </w:pPr>
+      <w:r>
+        <w:rPr>
+          <w:rFonts w:ascii="Courier New" w:hAnsi="Courier New"/>
+          <w:sz w:val="18"/>
+        </w:rPr>
+        <w:t xml:space="preserve">  timePlayed:     number,       // seconds present in mission (sum across missions in career view)</w:t>
+      </w:r>
+    </w:p>
+    <w:p>
+      <w:pPr>
+        <w:pStyle w:val="NoSpacing"/>
         <w:spacing w:before="40" w:after="40"/>
         <w:ind w:left="576"/>
         <w:shd w:val="clear" w:color="auto" w:fill="F3F3F3"/>
@@ -5639,6 +6099,366 @@
                 <w:sz w:val="18"/>
               </w:rPr>
               <w:t>Name · K/D · kills/deaths</w:t>
+            </w:r>
+          </w:p>
+        </w:tc>
+      </w:tr>
+      <w:tr>
+        <w:tc>
+          <w:tcPr>
+            <w:tcW w:type="dxa" w:w="1881"/>
+          </w:tcPr>
+          <w:p>
+            <w:r/>
+            <w:r>
+              <w:rPr>
+                <w:b w:val="0"/>
+              </w:rPr>
+              <w:t>Best K/D Ratio</w:t>
+            </w:r>
+          </w:p>
+        </w:tc>
+        <w:tc>
+          <w:tcPr>
+            <w:tcW w:type="dxa" w:w="1881"/>
+          </w:tcPr>
+          <w:p>
+            <w:r/>
+            <w:r>
+              <w:rPr>
+                <w:b w:val="0"/>
+              </w:rPr>
+              <w:t>🏆</w:t>
+            </w:r>
+          </w:p>
+        </w:tc>
+        <w:tc>
+          <w:tcPr>
+            <w:tcW w:type="dxa" w:w="1881"/>
+          </w:tcPr>
+          <w:p>
+            <w:r/>
+            <w:r>
+              <w:rPr>
+                <w:b w:val="0"/>
+              </w:rPr>
+              <w:t>Highest kdFoot</w:t>
+            </w:r>
+          </w:p>
+        </w:tc>
+        <w:tc>
+          <w:tcPr>
+            <w:tcW w:type="dxa" w:w="1881"/>
+          </w:tcPr>
+          <w:p>
+            <w:r/>
+            <w:r>
+              <w:rPr>
+                <w:b w:val="0"/>
+              </w:rPr>
+              <w:t>Min 3 kills on foot</w:t>
+            </w:r>
+          </w:p>
+        </w:tc>
+        <w:tc>
+          <w:tcPr>
+            <w:tcW w:type="dxa" w:w="1881"/>
+          </w:tcPr>
+          <w:p>
+            <w:r/>
+            <w:r>
+              <w:rPr>
+                <w:b w:val="0"/>
+              </w:rPr>
+              <w:t>Name · K/D · kills/deaths</w:t>
+            </w:r>
+          </w:p>
+        </w:tc>
+      </w:tr>
+      <w:tr>
+        <w:tc>
+          <w:tcPr>
+            <w:tcW w:type="dxa" w:w="1881"/>
+          </w:tcPr>
+          <w:p>
+            <w:r/>
+            <w:r>
+              <w:rPr>
+                <w:b w:val="0"/>
+              </w:rPr>
+              <w:t>Always On Duty</w:t>
+            </w:r>
+          </w:p>
+        </w:tc>
+        <w:tc>
+          <w:tcPr>
+            <w:tcW w:type="dxa" w:w="1881"/>
+          </w:tcPr>
+          <w:p>
+            <w:r/>
+            <w:r>
+              <w:rPr>
+                <w:b w:val="0"/>
+              </w:rPr>
+              <w:t>⏱️</w:t>
+            </w:r>
+          </w:p>
+        </w:tc>
+        <w:tc>
+          <w:tcPr>
+            <w:tcW w:type="dxa" w:w="1881"/>
+          </w:tcPr>
+          <w:p>
+            <w:r/>
+            <w:r>
+              <w:rPr>
+                <w:b w:val="0"/>
+              </w:rPr>
+              <w:t>Highest total timePlayed</w:t>
+            </w:r>
+          </w:p>
+        </w:tc>
+        <w:tc>
+          <w:tcPr>
+            <w:tcW w:type="dxa" w:w="1881"/>
+          </w:tcPr>
+          <w:p>
+            <w:r/>
+            <w:r>
+              <w:rPr>
+                <w:b w:val="0"/>
+              </w:rPr>
+              <w:t>timePlayed &gt; 0</w:t>
+            </w:r>
+          </w:p>
+        </w:tc>
+        <w:tc>
+          <w:tcPr>
+            <w:tcW w:type="dxa" w:w="1881"/>
+          </w:tcPr>
+          <w:p>
+            <w:r/>
+            <w:r>
+              <w:rPr>
+                <w:b w:val="0"/>
+              </w:rPr>
+              <w:t>Name · total hours played · mission count</w:t>
+            </w:r>
+          </w:p>
+        </w:tc>
+      </w:tr>
+      <w:tr>
+        <w:tc>
+          <w:tcPr>
+            <w:tcW w:type="dxa" w:w="1881"/>
+          </w:tcPr>
+          <w:p>
+            <w:r/>
+            <w:r>
+              <w:rPr>
+                <w:b w:val="0"/>
+              </w:rPr>
+              <w:t>Spray &amp; Pray</w:t>
+            </w:r>
+          </w:p>
+        </w:tc>
+        <w:tc>
+          <w:tcPr>
+            <w:tcW w:type="dxa" w:w="1881"/>
+          </w:tcPr>
+          <w:p>
+            <w:r/>
+            <w:r>
+              <w:rPr>
+                <w:b w:val="0"/>
+              </w:rPr>
+              <w:t>💩</w:t>
+            </w:r>
+          </w:p>
+        </w:tc>
+        <w:tc>
+          <w:tcPr>
+            <w:tcW w:type="dxa" w:w="1881"/>
+          </w:tcPr>
+          <w:p>
+            <w:r/>
+            <w:r>
+              <w:rPr>
+                <w:b w:val="0"/>
+              </w:rPr>
+              <w:t>Highest spkFoot (shots/kill)</w:t>
+            </w:r>
+          </w:p>
+        </w:tc>
+        <w:tc>
+          <w:tcPr>
+            <w:tcW w:type="dxa" w:w="1881"/>
+          </w:tcPr>
+          <w:p>
+            <w:r/>
+            <w:r>
+              <w:rPr>
+                <w:b w:val="0"/>
+              </w:rPr>
+              <w:t>Min 3 kills, spkFoot &gt; 1</w:t>
+            </w:r>
+          </w:p>
+        </w:tc>
+        <w:tc>
+          <w:tcPr>
+            <w:tcW w:type="dxa" w:w="1881"/>
+          </w:tcPr>
+          <w:p>
+            <w:r/>
+            <w:r>
+              <w:rPr>
+                <w:b w:val="0"/>
+              </w:rPr>
+              <w:t>Name · SPK · kill count (Hall of Shame)</w:t>
+            </w:r>
+          </w:p>
+        </w:tc>
+      </w:tr>
+      <w:tr>
+        <w:tc>
+          <w:tcPr>
+            <w:tcW w:type="dxa" w:w="1881"/>
+          </w:tcPr>
+          <w:p>
+            <w:r/>
+            <w:r>
+              <w:rPr>
+                <w:b w:val="0"/>
+              </w:rPr>
+              <w:t>Most Teamkills</w:t>
+            </w:r>
+          </w:p>
+        </w:tc>
+        <w:tc>
+          <w:tcPr>
+            <w:tcW w:type="dxa" w:w="1881"/>
+          </w:tcPr>
+          <w:p>
+            <w:r/>
+            <w:r>
+              <w:rPr>
+                <w:b w:val="0"/>
+              </w:rPr>
+              <w:t>🤡</w:t>
+            </w:r>
+          </w:p>
+        </w:tc>
+        <w:tc>
+          <w:tcPr>
+            <w:tcW w:type="dxa" w:w="1881"/>
+          </w:tcPr>
+          <w:p>
+            <w:r/>
+            <w:r>
+              <w:rPr>
+                <w:b w:val="0"/>
+              </w:rPr>
+              <w:t>Highest tkOnFoot + tkInVeh</w:t>
+            </w:r>
+          </w:p>
+        </w:tc>
+        <w:tc>
+          <w:tcPr>
+            <w:tcW w:type="dxa" w:w="1881"/>
+          </w:tcPr>
+          <w:p>
+            <w:r/>
+            <w:r>
+              <w:rPr>
+                <w:b w:val="0"/>
+              </w:rPr>
+              <w:t>tkOnFoot + tkInVeh &gt; 0</w:t>
+            </w:r>
+          </w:p>
+        </w:tc>
+        <w:tc>
+          <w:tcPr>
+            <w:tcW w:type="dxa" w:w="1881"/>
+          </w:tcPr>
+          <w:p>
+            <w:r/>
+            <w:r>
+              <w:rPr>
+                <w:b w:val="0"/>
+              </w:rPr>
+              <w:t>Name · teamkill count (Hall of Shame)</w:t>
+            </w:r>
+          </w:p>
+        </w:tc>
+      </w:tr>
+      <w:tr>
+        <w:tc>
+          <w:tcPr>
+            <w:tcW w:type="dxa" w:w="1881"/>
+          </w:tcPr>
+          <w:p>
+            <w:r/>
+            <w:r>
+              <w:rPr>
+                <w:b w:val="0"/>
+              </w:rPr>
+              <w:t>Most Hits Taken</w:t>
+            </w:r>
+          </w:p>
+        </w:tc>
+        <w:tc>
+          <w:tcPr>
+            <w:tcW w:type="dxa" w:w="1881"/>
+          </w:tcPr>
+          <w:p>
+            <w:r/>
+            <w:r>
+              <w:rPr>
+                <w:b w:val="0"/>
+              </w:rPr>
+              <w:t>🎯</w:t>
+            </w:r>
+          </w:p>
+        </w:tc>
+        <w:tc>
+          <w:tcPr>
+            <w:tcW w:type="dxa" w:w="1881"/>
+          </w:tcPr>
+          <w:p>
+            <w:r/>
+            <w:r>
+              <w:rPr>
+                <w:b w:val="0"/>
+              </w:rPr>
+              <w:t>Highest hitsOnFoot</w:t>
+            </w:r>
+          </w:p>
+        </w:tc>
+        <w:tc>
+          <w:tcPr>
+            <w:tcW w:type="dxa" w:w="1881"/>
+          </w:tcPr>
+          <w:p>
+            <w:r/>
+            <w:r>
+              <w:rPr>
+                <w:b w:val="0"/>
+              </w:rPr>
+              <w:t>hitsOnFoot &gt; 0</w:t>
+            </w:r>
+          </w:p>
+        </w:tc>
+        <w:tc>
+          <w:tcPr>
+            <w:tcW w:type="dxa" w:w="1881"/>
+          </w:tcPr>
+          <w:p>
+            <w:r/>
+            <w:r>
+              <w:rPr>
+                <w:b w:val="0"/>
+              </w:rPr>
+              <w:t>Name · hits taken · mission count (Hall of Shame)</w:t>
             </w:r>
           </w:p>
         </w:tc>
@@ -13103,6 +13923,632 @@
     <w:p>
       <w:r>
         <w:br w:type="page"/>
+      </w:r>
+    </w:p>
+    <w:p>
+      <w:pPr>
+        <w:pStyle w:val="Heading1"/>
+      </w:pPr>
+      <w:r>
+        <w:t>13. Unit Classification</w:t>
+      </w:r>
+    </w:p>
+    <w:p>
+      <w:pPr/>
+      <w:r>
+        <w:t>Players are automatically assigned to one of four units — 2nd USC, CNTO, PXG, or TFP — based on who they play alongside most frequently. The classification runs once after buildAggregates() and populates the playerUnits{} map.</w:t>
+      </w:r>
+    </w:p>
+    <w:p>
+      <w:pPr>
+        <w:pStyle w:val="Heading2"/>
+      </w:pPr>
+      <w:r>
+        <w:t>13.1 Algorithm Overview</w:t>
+      </w:r>
+    </w:p>
+    <w:p>
+      <w:pPr/>
+      <w:r>
+        <w:t>The classifier uses squad co-occurrence: for each mission row, every player is compared against every other player in the same mission. If the other player is already confidently assigned to a known unit, their unit gains a weight increment for the subject player. A player is classified to the unit with the highest accumulated weight, but only if that weight represents ≥ 99% of all weight (UNIT_THRESHOLD = 0.99). Players who guest in foreign squads are left unclassified (null) because their dominant signal does not clear the threshold.</w:t>
+      </w:r>
+    </w:p>
+    <w:p>
+      <w:pPr>
+        <w:pStyle w:val="Heading2"/>
+      </w:pPr>
+      <w:r>
+        <w:t>13.2 Seed Players</w:t>
+      </w:r>
+    </w:p>
+    <w:p>
+      <w:pPr/>
+      <w:r>
+        <w:t>Classification is bootstrapped from a small set of "seed" players whose unit is known with certainty. These are hard-coded in tracker.js and are never overridden by unit_overrides.json.</w:t>
+      </w:r>
+    </w:p>
+    <w:p>
+      <w:pPr>
+        <w:pStyle w:val="Heading2"/>
+      </w:pPr>
+      <w:r>
+        <w:t>13.3 unit_overrides.json</w:t>
+      </w:r>
+    </w:p>
+    <w:p>
+      <w:pPr/>
+      <w:r>
+        <w:t>Loaded at startup via fetch(). Keys are player names (case-sensitive); values are the target unit string. Overrides are applied after auto-classification and take precedence over both seeds and the algorithm. This allows correcting edge cases (e.g. a player who permanently transferred units).</w:t>
+      </w:r>
+    </w:p>
+    <w:p>
+      <w:pPr>
+        <w:pStyle w:val="NoSpacing"/>
+      </w:pPr>
+      <w:r>
+        <w:rPr>
+          <w:rFonts w:ascii="Courier New" w:hAnsi="Courier New"/>
+          <w:sz w:val="18"/>
+        </w:rPr>
+        <w:t>// unit_overrides.json format</w:t>
+      </w:r>
+    </w:p>
+    <w:p>
+      <w:pPr>
+        <w:pStyle w:val="NoSpacing"/>
+      </w:pPr>
+      <w:r>
+        <w:rPr>
+          <w:rFonts w:ascii="Courier New" w:hAnsi="Courier New"/>
+          <w:sz w:val="18"/>
+        </w:rPr>
+        <w:t>{</w:t>
+      </w:r>
+    </w:p>
+    <w:p>
+      <w:pPr>
+        <w:pStyle w:val="NoSpacing"/>
+      </w:pPr>
+      <w:r>
+        <w:rPr>
+          <w:rFonts w:ascii="Courier New" w:hAnsi="Courier New"/>
+          <w:sz w:val="18"/>
+        </w:rPr>
+        <w:t xml:space="preserve">  "PlayerName": "2nd USC",</w:t>
+      </w:r>
+    </w:p>
+    <w:p>
+      <w:pPr>
+        <w:pStyle w:val="NoSpacing"/>
+      </w:pPr>
+      <w:r>
+        <w:rPr>
+          <w:rFonts w:ascii="Courier New" w:hAnsi="Courier New"/>
+          <w:sz w:val="18"/>
+        </w:rPr>
+        <w:t xml:space="preserve">  "AnotherPlayer": "CNTO"</w:t>
+      </w:r>
+    </w:p>
+    <w:p>
+      <w:pPr>
+        <w:pStyle w:val="NoSpacing"/>
+      </w:pPr>
+      <w:r>
+        <w:rPr>
+          <w:rFonts w:ascii="Courier New" w:hAnsi="Courier New"/>
+          <w:sz w:val="18"/>
+        </w:rPr>
+        <w:t>}</w:t>
+      </w:r>
+    </w:p>
+    <w:p>
+      <w:pPr>
+        <w:pStyle w:val="Heading2"/>
+      </w:pPr>
+      <w:r>
+        <w:t>13.4 Unit Filter</w:t>
+      </w:r>
+    </w:p>
+    <w:p>
+      <w:pPr/>
+      <w:r>
+        <w:t>A row of unit filter pills (2nd USC / CNTO / PXG / TFP) sits above the player pill list. Selecting a unit pill sets selectedUnit and calls filterChanged(). applyFilters() then restricts the player list to members of that unit. The pill uses the same colour scheme as player pills. Deselecting resets selectedUnit to null (show all).</w:t>
+      </w:r>
+    </w:p>
+    <w:p>
+      <w:pPr>
+        <w:pStyle w:val="Heading2"/>
+      </w:pPr>
+      <w:r>
+        <w:t>13.5 Adding a New Unit</w:t>
+      </w:r>
+    </w:p>
+    <w:p>
+      <w:pPr>
+        <w:pStyle w:val="ListNumber"/>
+      </w:pPr>
+      <w:r>
+        <w:t>Add at least two seed player names for the new unit in the UNIT_SEEDS constant in tracker.js.</w:t>
+      </w:r>
+    </w:p>
+    <w:p>
+      <w:pPr>
+        <w:pStyle w:val="ListNumber"/>
+      </w:pPr>
+      <w:r>
+        <w:t>Add the unit label to the UNITS array in tracker.js.</w:t>
+      </w:r>
+    </w:p>
+    <w:p>
+      <w:pPr>
+        <w:pStyle w:val="ListNumber"/>
+      </w:pPr>
+      <w:r>
+        <w:t>Add a unit pill button in the #unitFilter div in index.html.</w:t>
+      </w:r>
+    </w:p>
+    <w:p>
+      <w:pPr>
+        <w:pStyle w:val="ListNumber"/>
+      </w:pPr>
+      <w:r>
+        <w:t>Add the unit's CSS colour class in the &lt;style&gt; block of index.html (mirrors the player pill colour system).</w:t>
+      </w:r>
+    </w:p>
+    <w:p>
+      <w:pPr>
+        <w:pStyle w:val="Heading1"/>
+      </w:pPr>
+      <w:r>
+        <w:t>14. ImportScript (Google Apps Script)</w:t>
+      </w:r>
+    </w:p>
+    <w:p>
+      <w:pPr/>
+      <w:r>
+        <w:t>ImportScript is a Google Apps Script (GAS) file that reads OCAP .json.gz replay files from Google Drive and writes normalised player statistics into a Google Sheet. The web application then publishes that sheet as a CSV and the tracker reads it.</w:t>
+      </w:r>
+    </w:p>
+    <w:p>
+      <w:pPr>
+        <w:pStyle w:val="Heading2"/>
+      </w:pPr>
+      <w:r>
+        <w:t>14.1 Prerequisites</w:t>
+      </w:r>
+    </w:p>
+    <w:p>
+      <w:pPr>
+        <w:pStyle w:val="ListBullet"/>
+      </w:pPr>
+      <w:r>
+        <w:t>A Google Drive folder named Kill Tracker containing two sub-folders: OCAP_Logs (drop zone) and OCAP_Logs_Archive (processed files moved here automatically).</w:t>
+      </w:r>
+    </w:p>
+    <w:p>
+      <w:pPr>
+        <w:pStyle w:val="ListBullet"/>
+      </w:pPr>
+      <w:r>
+        <w:t>A Google Sheet linked to the Apps Script project. The script uses SpreadsheetApp.getActiveSpreadsheet().</w:t>
+      </w:r>
+    </w:p>
+    <w:p>
+      <w:pPr>
+        <w:pStyle w:val="ListBullet"/>
+      </w:pPr>
+      <w:r>
+        <w:t>OCAP recording files in .json.gz format, named with the pattern YYYY_MM_DD__MissionName.json.gz.</w:t>
+      </w:r>
+    </w:p>
+    <w:p>
+      <w:pPr>
+        <w:pStyle w:val="Heading2"/>
+      </w:pPr>
+      <w:r>
+        <w:t>14.2 Entry Points</w:t>
+      </w:r>
+    </w:p>
+    <w:tbl>
+      <w:tblPr>
+        <w:tblStyle w:val="TableGrid"/>
+        <w:tblW w:type="auto" w:w="0"/>
+        <w:tblLook w:firstColumn="1" w:firstRow="1" w:lastColumn="0" w:lastRow="0" w:noHBand="0" w:noVBand="1" w:val="04A0"/>
+      </w:tblPr>
+      <w:tblGrid>
+        <w:gridCol w:w="3135"/>
+        <w:gridCol w:w="3135"/>
+        <w:gridCol w:w="3135"/>
+      </w:tblGrid>
+      <w:tr>
+        <w:tc>
+          <w:tcPr>
+            <w:tcW w:type="dxa" w:w="3135"/>
+          </w:tcPr>
+          <w:p>
+            <w:r/>
+            <w:r>
+              <w:rPr>
+                <w:b/>
+              </w:rPr>
+              <w:t>Function</w:t>
+            </w:r>
+          </w:p>
+        </w:tc>
+        <w:tc>
+          <w:tcPr>
+            <w:tcW w:type="dxa" w:w="3135"/>
+          </w:tcPr>
+          <w:p>
+            <w:r/>
+            <w:r>
+              <w:rPr>
+                <w:b/>
+              </w:rPr>
+              <w:t>Usage</w:t>
+            </w:r>
+          </w:p>
+        </w:tc>
+        <w:tc>
+          <w:tcPr>
+            <w:tcW w:type="dxa" w:w="3135"/>
+          </w:tcPr>
+          <w:p>
+            <w:r/>
+            <w:r>
+              <w:rPr>
+                <w:b/>
+              </w:rPr>
+              <w:t>Description</w:t>
+            </w:r>
+          </w:p>
+        </w:tc>
+      </w:tr>
+      <w:tr>
+        <w:tc>
+          <w:tcPr>
+            <w:tcW w:type="dxa" w:w="3135"/>
+          </w:tcPr>
+          <w:p>
+            <w:r/>
+            <w:r>
+              <w:rPr>
+                <w:b w:val="0"/>
+              </w:rPr>
+              <w:t>importOCAP()</w:t>
+            </w:r>
+          </w:p>
+        </w:tc>
+        <w:tc>
+          <w:tcPr>
+            <w:tcW w:type="dxa" w:w="3135"/>
+          </w:tcPr>
+          <w:p>
+            <w:r/>
+            <w:r>
+              <w:rPr>
+                <w:b w:val="0"/>
+              </w:rPr>
+              <w:t>Run manually or via trigger</w:t>
+            </w:r>
+          </w:p>
+        </w:tc>
+        <w:tc>
+          <w:tcPr>
+            <w:tcW w:type="dxa" w:w="3135"/>
+          </w:tcPr>
+          <w:p>
+            <w:r/>
+            <w:r>
+              <w:rPr>
+                <w:b w:val="0"/>
+              </w:rPr>
+              <w:t>Imports the next unprocessed .json.gz file from OCAP_Logs. Skips files already present in the sheet (by Source File column). Archives the file to OCAP_Logs_Archive after successful import.</w:t>
+            </w:r>
+          </w:p>
+        </w:tc>
+      </w:tr>
+      <w:tr>
+        <w:tc>
+          <w:tcPr>
+            <w:tcW w:type="dxa" w:w="3135"/>
+          </w:tcPr>
+          <w:p>
+            <w:r/>
+            <w:r>
+              <w:rPr>
+                <w:b w:val="0"/>
+              </w:rPr>
+              <w:t>reimportOCAP()</w:t>
+            </w:r>
+          </w:p>
+        </w:tc>
+        <w:tc>
+          <w:tcPr>
+            <w:tcW w:type="dxa" w:w="3135"/>
+          </w:tcPr>
+          <w:p>
+            <w:r/>
+            <w:r>
+              <w:rPr>
+                <w:b w:val="0"/>
+              </w:rPr>
+              <w:t>Run manually to re-process a file</w:t>
+            </w:r>
+          </w:p>
+        </w:tc>
+        <w:tc>
+          <w:tcPr>
+            <w:tcW w:type="dxa" w:w="3135"/>
+          </w:tcPr>
+          <w:p>
+            <w:r/>
+            <w:r>
+              <w:rPr>
+                <w:b w:val="0"/>
+              </w:rPr>
+              <w:t>Calls importOCAP(true). Deletes all existing rows for the file from the sheet first, then re-imports. Use this after correcting a raw file or fixing a bug in the parser.</w:t>
+            </w:r>
+          </w:p>
+        </w:tc>
+      </w:tr>
+    </w:tbl>
+    <w:p>
+      <w:pPr>
+        <w:pStyle w:val="Heading2"/>
+      </w:pPr>
+      <w:r>
+        <w:t>14.3 Import Pipeline</w:t>
+      </w:r>
+    </w:p>
+    <w:p>
+      <w:pPr/>
+      <w:r>
+        <w:t>Each call to importOCAP() processes exactly one file (the first file found in OCAP_Logs). The pipeline per file is:</w:t>
+      </w:r>
+    </w:p>
+    <w:p>
+      <w:pPr>
+        <w:pStyle w:val="ListNumber"/>
+      </w:pPr>
+      <w:r>
+        <w:t>Locate OCAP_Logs and OCAP_Logs_Archive folders inside the Kill Tracker Drive folder.</w:t>
+      </w:r>
+    </w:p>
+    <w:p>
+      <w:pPr>
+        <w:pStyle w:val="ListNumber"/>
+      </w:pPr>
+      <w:r>
+        <w:t>Build a Set of already-imported filenames from column A of the player_stats sheet.</w:t>
+      </w:r>
+    </w:p>
+    <w:p>
+      <w:pPr>
+        <w:pStyle w:val="ListNumber"/>
+      </w:pPr>
+      <w:r>
+        <w:t>Fetch the first .json.gz file. Skip if already imported (unless forceReimport = true).</w:t>
+      </w:r>
+    </w:p>
+    <w:p>
+      <w:pPr>
+        <w:pStyle w:val="ListNumber"/>
+      </w:pPr>
+      <w:r>
+        <w:t>Decompress the gzip blob using Utilities.ungzip() and parse the JSON.</w:t>
+      </w:r>
+    </w:p>
+    <w:p>
+      <w:pPr>
+        <w:pStyle w:val="ListNumber"/>
+      </w:pPr>
+      <w:r>
+        <w:t>Build an entity lookup map from data.entities.</w:t>
+      </w:r>
+    </w:p>
+    <w:p>
+      <w:pPr>
+        <w:pStyle w:val="ListNumber"/>
+      </w:pPr>
+      <w:r>
+        <w:t>Build per-player stat accumulators (one entry per isPlayer === 1 entity).</w:t>
+      </w:r>
+    </w:p>
+    <w:p>
+      <w:pPr>
+        <w:pStyle w:val="ListNumber"/>
+      </w:pPr>
+      <w:r>
+        <w:t>Pre-compute shots on-foot vs in-vehicle by replaying the framesFired array and calling isInVehicleAtFrame() for each shot.</w:t>
+      </w:r>
+    </w:p>
+    <w:p>
+      <w:pPr>
+        <w:pStyle w:val="ListNumber"/>
+      </w:pPr>
+      <w:r>
+        <w:t>Process data.events: killed events increment kills/deaths/teamkills/vehicle kills; hit events increment hits taken. Context (on-foot vs in-vehicle) is determined per-frame.</w:t>
+      </w:r>
+    </w:p>
+    <w:p>
+      <w:pPr>
+        <w:pStyle w:val="ListNumber"/>
+      </w:pPr>
+      <w:r>
+        <w:t>Derive K/D, shots/kill, average distance, longest kill, top weapon per player.</w:t>
+      </w:r>
+    </w:p>
+    <w:p>
+      <w:pPr>
+        <w:pStyle w:val="ListNumber"/>
+      </w:pPr>
+      <w:r>
+        <w:t>Write all rows to player_stats in one batch setValues() call.</w:t>
+      </w:r>
+    </w:p>
+    <w:p>
+      <w:pPr>
+        <w:pStyle w:val="ListNumber"/>
+      </w:pPr>
+      <w:r>
+        <w:t>Move the file to OCAP_Logs_Archive.</w:t>
+      </w:r>
+    </w:p>
+    <w:p>
+      <w:pPr>
+        <w:pStyle w:val="Heading2"/>
+      </w:pPr>
+      <w:r>
+        <w:t>14.4 Sheet Schema</w:t>
+      </w:r>
+    </w:p>
+    <w:p>
+      <w:pPr/>
+      <w:r>
+        <w:t>The script creates the player_stats sheet automatically on first run and writes the header row. On subsequent runs it migrates any missing header columns (e.g. Time Played added in a later version) without disturbing existing data. Column order matches Section 3.2 of this document exactly.</w:t>
+      </w:r>
+    </w:p>
+    <w:p>
+      <w:pPr>
+        <w:pStyle w:val="Heading2"/>
+      </w:pPr>
+      <w:r>
+        <w:t>14.5 isInVehicleAtFrame(entity, frame)</w:t>
+      </w:r>
+    </w:p>
+    <w:p>
+      <w:pPr/>
+      <w:r>
+        <w:t>Determines the in-vehicle state of an entity at a specific replay frame by indexing into entity.positions. The positions array starts at entity.startFrameNum; index = frame − startFrameNum. Position entry format:</w:t>
+      </w:r>
+    </w:p>
+    <w:p>
+      <w:pPr>
+        <w:pStyle w:val="NoSpacing"/>
+      </w:pPr>
+      <w:r>
+        <w:rPr>
+          <w:rFonts w:ascii="Courier New" w:hAnsi="Courier New"/>
+          <w:sz w:val="18"/>
+        </w:rPr>
+        <w:t>[ [x, y, z], bearing, alive, inVehicle, name, framesFired, role ]</w:t>
+      </w:r>
+    </w:p>
+    <w:p>
+      <w:pPr/>
+      <w:r>
+        <w:t>inVehicle is 1 when the entity is riding in a vehicle, 0 otherwise. Returns false if the frame is out of range.</w:t>
+      </w:r>
+    </w:p>
+    <w:p>
+      <w:pPr>
+        <w:pStyle w:val="Heading2"/>
+      </w:pPr>
+      <w:r>
+        <w:t>14.6 Zeus Handling</w:t>
+      </w:r>
+    </w:p>
+    <w:p>
+      <w:pPr/>
+      <w:r>
+        <w:t>Entities whose group is "zeus" (case-insensitive) or whose role starts with "zeus" are flagged as Zeus. All combat stats (kills, deaths, teamkills, shots, hits, distances) are zeroed out before writing to the sheet so Zeus game masters do not pollute leaderboard rankings.</w:t>
+      </w:r>
+    </w:p>
+    <w:p>
+      <w:pPr>
+        <w:pStyle w:val="Heading2"/>
+      </w:pPr>
+      <w:r>
+        <w:t>14.7 Time Played Calculation</w:t>
+      </w:r>
+    </w:p>
+    <w:p>
+      <w:pPr/>
+      <w:r>
+        <w:t>Time played is computed as:</w:t>
+      </w:r>
+    </w:p>
+    <w:p>
+      <w:pPr>
+        <w:pStyle w:val="NoSpacing"/>
+      </w:pPr>
+      <w:r>
+        <w:rPr>
+          <w:rFonts w:ascii="Courier New" w:hAnsi="Courier New"/>
+          <w:sz w:val="18"/>
+        </w:rPr>
+        <w:t>timePlayed = entity.positions.length × data.captureDelay</w:t>
+      </w:r>
+    </w:p>
+    <w:p>
+      <w:pPr/>
+      <w:r>
+        <w:t>captureDelay is the OCAP recording interval in seconds (typically 1). The value is rounded to the nearest second before writing to the sheet.</w:t>
+      </w:r>
+    </w:p>
+    <w:p>
+      <w:pPr>
+        <w:pStyle w:val="Heading2"/>
+      </w:pPr>
+      <w:r>
+        <w:t>14.8 forceReimport Mode</w:t>
+      </w:r>
+    </w:p>
+    <w:p>
+      <w:pPr/>
+      <w:r>
+        <w:t>When forceReimport = true (triggered by reimportOCAP()), the script calls deleteExistingRowsForFile() before inserting new rows. This function reads column A, collects all row numbers matching the source filename, then deletes them bottom-up (to prevent row index shifting). This ensures a clean re-import with no duplicate data.</w:t>
+      </w:r>
+    </w:p>
+    <w:p>
+      <w:pPr>
+        <w:pStyle w:val="Heading2"/>
+      </w:pPr>
+      <w:r>
+        <w:t>14.9 Setting Up a Trigger</w:t>
+      </w:r>
+    </w:p>
+    <w:p>
+      <w:pPr/>
+      <w:r>
+        <w:t>To run importOCAP() automatically whenever a new file is added to OCAP_Logs, create a time-driven trigger in the Apps Script editor:</w:t>
+      </w:r>
+    </w:p>
+    <w:p>
+      <w:pPr>
+        <w:pStyle w:val="ListNumber"/>
+      </w:pPr>
+      <w:r>
+        <w:t>Open the script project → Triggers (clock icon).</w:t>
+      </w:r>
+    </w:p>
+    <w:p>
+      <w:pPr>
+        <w:pStyle w:val="ListNumber"/>
+      </w:pPr>
+      <w:r>
+        <w:t>Add Trigger → Function: importOCAP → Event source: Time-driven → Type: Minutes timer → Every 5 minutes (or as needed).</w:t>
+      </w:r>
+    </w:p>
+    <w:p>
+      <w:pPr/>
+      <w:r>
+        <w:t>Because importOCAP() processes one file per invocation, running it on a short interval ensures new missions are imported promptly without any single run timing out. GAS has a 6-minute execution limit; a single large file typically completes well within 1–2 minutes.</w:t>
+      </w:r>
+    </w:p>
+    <w:p>
+      <w:pPr>
+        <w:pStyle w:val="Heading2"/>
+      </w:pPr>
+      <w:r>
+        <w:t>14.10 Error Handling</w:t>
+      </w:r>
+    </w:p>
+    <w:p>
+      <w:pPr/>
+      <w:r>
+        <w:t>If an exception occurs during processing, the script logs the error via Logger.log() and re-throws it (so the trigger failure appears in the Apps Script execution log). The file is not moved to the archive on failure, so it will be retried on the next trigger invocation.</w:t>
       </w:r>
     </w:p>
     <w:p>

--- a/TFP_KillTracker_Technical_Documentation.docx
+++ b/TFP_KillTracker_Technical_Documentation.docx
@@ -39,7 +39,7 @@
         <w:rPr>
           <w:sz w:val="22"/>
         </w:rPr>
-        <w:t>Version 2.0  ·  18 March 2026</w:t>
+        <w:t>Version 1.0  ·  20 March 2026</w:t>
       </w:r>
     </w:p>
     <w:p>
@@ -399,7 +399,7 @@
         <w:rPr>
           <w:sz w:val="20"/>
         </w:rPr>
-        <w:t>Modular files — HTML structure in index.html; JavaScript in tracker.js; unit corrections in unit_overrides.json.</w:t>
+        <w:t>Two-file front-end — index.html (structure + CSS) and tracker.js (all JavaScript); split for CSP compliance on GitHub Pages.</w:t>
       </w:r>
     </w:p>
     <w:p>
@@ -412,7 +412,7 @@
         <w:rPr>
           <w:sz w:val="20"/>
         </w:rPr>
-        <w:t>Stateless server — all state is in-memory JavaScript variables; nothing is persisted.</w:t>
+        <w:t>Stateless server — all state is in-memory JavaScript variables; nothing is persisted server-side.</w:t>
       </w:r>
     </w:p>
     <w:p>
@@ -426,6 +426,19 @@
           <w:sz w:val="20"/>
         </w:rPr>
         <w:t>Re-aggregate on every filter change — guarantees all derived metrics stay consistent.</w:t>
+      </w:r>
+    </w:p>
+    <w:p>
+      <w:pPr>
+        <w:pStyle w:val="ListBullet"/>
+        <w:spacing w:after="40"/>
+        <w:ind w:left="360"/>
+      </w:pPr>
+      <w:r>
+        <w:rPr>
+          <w:sz w:val="20"/>
+        </w:rPr>
+        <w:t>Collapsible sections — each of the 10 content sections can be independently collapsed; state persists in localStorage.</w:t>
       </w:r>
     </w:p>
     <w:p>
@@ -504,13 +517,11 @@
         <w:tc>
           <w:tcPr>
             <w:tcW w:type="dxa" w:w="4703"/>
-          </w:tcPr>
-          <w:p>
-            <w:r/>
-            <w:r>
-              <w:rPr>
-                <w:rFonts w:ascii="Courier New" w:hAnsi="Courier New"/>
-                <w:b w:val="0"/>
+            <w:shd w:val="clear" w:color="auto" w:fill="FFFFFF"/>
+          </w:tcPr>
+          <w:p>
+            <w:r>
+              <w:rPr>
                 <w:sz w:val="18"/>
               </w:rPr>
               <w:t>index.html</w:t>
@@ -520,14 +531,14 @@
         <w:tc>
           <w:tcPr>
             <w:tcW w:type="dxa" w:w="4703"/>
-          </w:tcPr>
-          <w:p>
-            <w:r/>
-            <w:r>
-              <w:rPr>
-                <w:b w:val="0"/>
-              </w:rPr>
-              <w:t>Application entry point — HTML structure and inline CSS.</w:t>
+            <w:shd w:val="clear" w:color="auto" w:fill="FFFFFF"/>
+          </w:tcPr>
+          <w:p>
+            <w:r>
+              <w:rPr>
+                <w:sz w:val="18"/>
+              </w:rPr>
+              <w:t>HTML structure and inline CSS; references tracker.js</w:t>
             </w:r>
           </w:p>
         </w:tc>
@@ -536,13 +547,11 @@
         <w:tc>
           <w:tcPr>
             <w:tcW w:type="dxa" w:w="4703"/>
-          </w:tcPr>
-          <w:p>
-            <w:r/>
-            <w:r>
-              <w:rPr>
-                <w:rFonts w:ascii="Courier New" w:hAnsi="Courier New"/>
-                <w:b w:val="0"/>
+            <w:shd w:val="clear" w:color="auto" w:fill="F0F4FA"/>
+          </w:tcPr>
+          <w:p>
+            <w:r>
+              <w:rPr>
                 <w:sz w:val="18"/>
               </w:rPr>
               <w:t>tracker.js</w:t>
@@ -552,14 +561,14 @@
         <w:tc>
           <w:tcPr>
             <w:tcW w:type="dxa" w:w="4703"/>
-          </w:tcPr>
-          <w:p>
-            <w:r/>
-            <w:r>
-              <w:rPr>
-                <w:b w:val="0"/>
-              </w:rPr>
-              <w:t>All application JavaScript (aggregation, filtering, rendering). Loaded as external script to comply with GitHub Pages CSP.</w:t>
+            <w:shd w:val="clear" w:color="auto" w:fill="F0F4FA"/>
+          </w:tcPr>
+          <w:p>
+            <w:r>
+              <w:rPr>
+                <w:sz w:val="18"/>
+              </w:rPr>
+              <w:t>All dashboard JavaScript — parsing, aggregation, filtering, rendering</w:t>
             </w:r>
           </w:p>
         </w:tc>
@@ -568,30 +577,28 @@
         <w:tc>
           <w:tcPr>
             <w:tcW w:type="dxa" w:w="4703"/>
-          </w:tcPr>
-          <w:p>
-            <w:r/>
-            <w:r>
-              <w:rPr>
-                <w:rFonts w:ascii="Courier New" w:hAnsi="Courier New"/>
-                <w:b w:val="0"/>
-                <w:sz w:val="18"/>
-              </w:rPr>
-              <w:t>unit_overrides.json</w:t>
+            <w:shd w:val="clear" w:color="auto" w:fill="FFFFFF"/>
+          </w:tcPr>
+          <w:p>
+            <w:r>
+              <w:rPr>
+                <w:sz w:val="18"/>
+              </w:rPr>
+              <w:t>favicon.svg</w:t>
             </w:r>
           </w:p>
         </w:tc>
         <w:tc>
           <w:tcPr>
             <w:tcW w:type="dxa" w:w="4703"/>
-          </w:tcPr>
-          <w:p>
-            <w:r/>
-            <w:r>
-              <w:rPr>
-                <w:b w:val="0"/>
-              </w:rPr>
-              <w:t>Manual unit assignment overrides. Key = player name, value = unit string ("2nd USC" | "CNTO" | "PXG" | "TFP"). Loaded at startup and applied after auto-classification.</w:t>
+            <w:shd w:val="clear" w:color="auto" w:fill="FFFFFF"/>
+          </w:tcPr>
+          <w:p>
+            <w:r>
+              <w:rPr>
+                <w:sz w:val="18"/>
+              </w:rPr>
+              <w:t>Browser tab icon (SVG crosshair graphic)</w:t>
             </w:r>
           </w:p>
         </w:tc>
@@ -600,30 +607,28 @@
         <w:tc>
           <w:tcPr>
             <w:tcW w:type="dxa" w:w="4703"/>
-          </w:tcPr>
-          <w:p>
-            <w:r/>
-            <w:r>
-              <w:rPr>
-                <w:rFonts w:ascii="Courier New" w:hAnsi="Courier New"/>
-                <w:b w:val="0"/>
-                <w:sz w:val="18"/>
-              </w:rPr>
-              <w:t>ImportScript</w:t>
+            <w:shd w:val="clear" w:color="auto" w:fill="F0F4FA"/>
+          </w:tcPr>
+          <w:p>
+            <w:r>
+              <w:rPr>
+                <w:sz w:val="18"/>
+              </w:rPr>
+              <w:t>unit_overrides.json</w:t>
             </w:r>
           </w:p>
         </w:tc>
         <w:tc>
           <w:tcPr>
             <w:tcW w:type="dxa" w:w="4703"/>
-          </w:tcPr>
-          <w:p>
-            <w:r/>
-            <w:r>
-              <w:rPr>
-                <w:b w:val="0"/>
-              </w:rPr>
-              <w:t>Google Apps Script (GAS) for importing OCAP .json.gz replay files from Google Drive into the player_stats Google Sheet.</w:t>
+            <w:shd w:val="clear" w:color="auto" w:fill="F0F4FA"/>
+          </w:tcPr>
+          <w:p>
+            <w:r>
+              <w:rPr>
+                <w:sz w:val="18"/>
+              </w:rPr>
+              <w:t>Manual unit classification corrections applied on top of auto-classification</w:t>
             </w:r>
           </w:p>
         </w:tc>
@@ -632,30 +637,28 @@
         <w:tc>
           <w:tcPr>
             <w:tcW w:type="dxa" w:w="4703"/>
-          </w:tcPr>
-          <w:p>
-            <w:r/>
-            <w:r>
-              <w:rPr>
-                <w:rFonts w:ascii="Courier New" w:hAnsi="Courier New"/>
-                <w:b w:val="0"/>
-                <w:sz w:val="18"/>
-              </w:rPr>
-              <w:t>favicon.svg</w:t>
+            <w:shd w:val="clear" w:color="auto" w:fill="FFFFFF"/>
+          </w:tcPr>
+          <w:p>
+            <w:r>
+              <w:rPr>
+                <w:sz w:val="18"/>
+              </w:rPr>
+              <w:t>ImportScript</w:t>
             </w:r>
           </w:p>
         </w:tc>
         <w:tc>
           <w:tcPr>
             <w:tcW w:type="dxa" w:w="4703"/>
-          </w:tcPr>
-          <w:p>
-            <w:r/>
-            <w:r>
-              <w:rPr>
-                <w:b w:val="0"/>
-              </w:rPr>
-              <w:t>Browser tab icon (SVG crosshair graphic).</w:t>
+            <w:shd w:val="clear" w:color="auto" w:fill="FFFFFF"/>
+          </w:tcPr>
+          <w:p>
+            <w:r>
+              <w:rPr>
+                <w:sz w:val="18"/>
+              </w:rPr>
+              <w:t>Google Apps Script that imports OCAP .json.gz mission logs into Google Sheets</w:t>
             </w:r>
           </w:p>
         </w:tc>
@@ -664,30 +667,28 @@
         <w:tc>
           <w:tcPr>
             <w:tcW w:type="dxa" w:w="4703"/>
-          </w:tcPr>
-          <w:p>
-            <w:r/>
-            <w:r>
-              <w:rPr>
-                <w:rFonts w:ascii="Courier New" w:hAnsi="Courier New"/>
-                <w:b w:val="0"/>
-                <w:sz w:val="18"/>
-              </w:rPr>
-              <w:t>CHANGELOG.md</w:t>
+            <w:shd w:val="clear" w:color="auto" w:fill="F0F4FA"/>
+          </w:tcPr>
+          <w:p>
+            <w:r>
+              <w:rPr>
+                <w:sz w:val="18"/>
+              </w:rPr>
+              <w:t>generate_docs.py</w:t>
             </w:r>
           </w:p>
         </w:tc>
         <w:tc>
           <w:tcPr>
             <w:tcW w:type="dxa" w:w="4703"/>
-          </w:tcPr>
-          <w:p>
-            <w:r/>
-            <w:r>
-              <w:rPr>
-                <w:b w:val="0"/>
-              </w:rPr>
-              <w:t>Per-feature changelog organised by date.</w:t>
+            <w:shd w:val="clear" w:color="auto" w:fill="F0F4FA"/>
+          </w:tcPr>
+          <w:p>
+            <w:r>
+              <w:rPr>
+                <w:sz w:val="18"/>
+              </w:rPr>
+              <w:t>python-docx script that regenerates this documentation file</w:t>
             </w:r>
           </w:p>
         </w:tc>
@@ -696,13 +697,11 @@
         <w:tc>
           <w:tcPr>
             <w:tcW w:type="dxa" w:w="4703"/>
-          </w:tcPr>
-          <w:p>
-            <w:r/>
-            <w:r>
-              <w:rPr>
-                <w:rFonts w:ascii="Courier New" w:hAnsi="Courier New"/>
-                <w:b w:val="0"/>
+            <w:shd w:val="clear" w:color="auto" w:fill="FFFFFF"/>
+          </w:tcPr>
+          <w:p>
+            <w:r>
+              <w:rPr>
                 <w:sz w:val="18"/>
               </w:rPr>
               <w:t>README.md</w:t>
@@ -712,14 +711,14 @@
         <w:tc>
           <w:tcPr>
             <w:tcW w:type="dxa" w:w="4703"/>
-          </w:tcPr>
-          <w:p>
-            <w:r/>
-            <w:r>
-              <w:rPr>
-                <w:b w:val="0"/>
-              </w:rPr>
-              <w:t>User-facing feature overview and deployment guide.</w:t>
+            <w:shd w:val="clear" w:color="auto" w:fill="FFFFFF"/>
+          </w:tcPr>
+          <w:p>
+            <w:r>
+              <w:rPr>
+                <w:sz w:val="18"/>
+              </w:rPr>
+              <w:t>User-facing feature overview and deployment guide</w:t>
             </w:r>
           </w:p>
         </w:tc>
@@ -728,13 +727,11 @@
         <w:tc>
           <w:tcPr>
             <w:tcW w:type="dxa" w:w="4703"/>
-          </w:tcPr>
-          <w:p>
-            <w:r/>
-            <w:r>
-              <w:rPr>
-                <w:rFonts w:ascii="Courier New" w:hAnsi="Courier New"/>
-                <w:b w:val="0"/>
+            <w:shd w:val="clear" w:color="auto" w:fill="F0F4FA"/>
+          </w:tcPr>
+          <w:p>
+            <w:r>
+              <w:rPr>
                 <w:sz w:val="18"/>
               </w:rPr>
               <w:t>.github/workflows/</w:t>
@@ -744,14 +741,14 @@
         <w:tc>
           <w:tcPr>
             <w:tcW w:type="dxa" w:w="4703"/>
-          </w:tcPr>
-          <w:p>
-            <w:r/>
-            <w:r>
-              <w:rPr>
-                <w:b w:val="0"/>
-              </w:rPr>
-              <w:t>GitHub Actions CI/CD pipeline for GitHub Pages deployment.</w:t>
+            <w:shd w:val="clear" w:color="auto" w:fill="F0F4FA"/>
+          </w:tcPr>
+          <w:p>
+            <w:r>
+              <w:rPr>
+                <w:sz w:val="18"/>
+              </w:rPr>
+              <w:t>GitHub Actions CI/CD pipeline for GitHub Pages deployment</w:t>
             </w:r>
           </w:p>
         </w:tc>
@@ -788,7 +785,7 @@
         <w:rPr>
           <w:sz w:val="20"/>
         </w:rPr>
-        <w:t>FETCH — GET request to Google Sheets CSV export URL (CSV_URL constant).</w:t>
+        <w:t>FETCH — GET request to Google Sheets CSV export URL (CSV_URL constant in tracker.js). Also fetches unit_overrides.json in parallel.</w:t>
       </w:r>
     </w:p>
     <w:p>
@@ -801,7 +798,7 @@
         <w:rPr>
           <w:sz w:val="20"/>
         </w:rPr>
-        <w:t>PARSE — Raw text split into lines; each line processed by parseCSVLine() to handle quoted fields.</w:t>
+        <w:t>PARSE — Raw text split into lines; each line processed by parseCSVLine() to handle quoted fields with embedded commas.</w:t>
       </w:r>
     </w:p>
     <w:p>
@@ -827,7 +824,7 @@
         <w:rPr>
           <w:sz w:val="20"/>
         </w:rPr>
-        <w:t>FILTER — applyFilters() re-loops rawRows applying four independent filters (event type, player selection, mission selection, Zeus status), building a temporary filteredPlayers array.</w:t>
+        <w:t>UNIT CLASSIFY — classifyPlayerUnits() analyses squad co-occurrence to assign units (2nd USC, CNTO, PXG, TFP); manual overrides from unit_overrides.json applied on top.</w:t>
       </w:r>
     </w:p>
     <w:p>
@@ -840,7 +837,20 @@
         <w:rPr>
           <w:sz w:val="20"/>
         </w:rPr>
-        <w:t>RENDER — Five render functions consume filteredPlayers and write HTML to specific DOM targets.</w:t>
+        <w:t>FILTER — applyFilters() re-loops rawRows applying four independent filters (event type, unit, player selection, mission selection, Zeus status), building filteredPlayers and filteredRows.</w:t>
+      </w:r>
+    </w:p>
+    <w:p>
+      <w:pPr>
+        <w:pStyle w:val="ListNumber"/>
+        <w:spacing w:after="40"/>
+        <w:ind w:left="360"/>
+      </w:pPr>
+      <w:r>
+        <w:rPr>
+          <w:sz w:val="20"/>
+        </w:rPr>
+        <w:t>RENDER — Thirteen render functions consume filteredPlayers / filteredRows and write HTML to specific DOM targets.</w:t>
       </w:r>
     </w:p>
     <w:p/>
@@ -853,7 +863,7 @@
           <w:b w:val="0"/>
           <w:i/>
         </w:rPr>
-        <w:t>Steps 4–5 re-execute on every user interaction (filter toggle, pill click, column sort header click). Steps 1–3 run once at page load.</w:t>
+        <w:t>Steps 5–6 re-execute on every user interaction (filter toggle, pill click, column sort, section expand). Steps 1–4 run once at page load.</w:t>
       </w:r>
     </w:p>
     <w:p>
@@ -1082,7 +1092,7 @@
               <w:rPr>
                 <w:sz w:val="18"/>
               </w:rPr>
-              <w:t>filteredPlayers</w:t>
+              <w:t>playerUnits</w:t>
             </w:r>
           </w:p>
         </w:tc>
@@ -1096,7 +1106,7 @@
               <w:rPr>
                 <w:sz w:val="18"/>
               </w:rPr>
-              <w:t>Array&lt;Object&gt;</w:t>
+              <w:t>Object</w:t>
             </w:r>
           </w:p>
         </w:tc>
@@ -1110,7 +1120,7 @@
               <w:rPr>
                 <w:sz w:val="18"/>
               </w:rPr>
-              <w:t>[]</w:t>
+              <w:t>{}</w:t>
             </w:r>
           </w:p>
         </w:tc>
@@ -1124,7 +1134,7 @@
               <w:rPr>
                 <w:sz w:val="18"/>
               </w:rPr>
-              <w:t>Aggregated stats for the current filter set</w:t>
+              <w:t>Unit assignment keyed by player name (from auto-classification + overrides)</w:t>
             </w:r>
           </w:p>
         </w:tc>
@@ -1140,7 +1150,7 @@
               <w:rPr>
                 <w:sz w:val="18"/>
               </w:rPr>
-              <w:t>selectedPlayers</w:t>
+              <w:t>filteredPlayers</w:t>
             </w:r>
           </w:p>
         </w:tc>
@@ -1154,7 +1164,7 @@
               <w:rPr>
                 <w:sz w:val="18"/>
               </w:rPr>
-              <w:t>Set | null</w:t>
+              <w:t>Array&lt;Object&gt;</w:t>
             </w:r>
           </w:p>
         </w:tc>
@@ -1168,7 +1178,7 @@
               <w:rPr>
                 <w:sz w:val="18"/>
               </w:rPr>
-              <w:t>null</w:t>
+              <w:t>[]</w:t>
             </w:r>
           </w:p>
         </w:tc>
@@ -1182,7 +1192,7 @@
               <w:rPr>
                 <w:sz w:val="18"/>
               </w:rPr>
-              <w:t>null = all players; Set = explicit selection</w:t>
+              <w:t>Aggregated stats for the current filter set</w:t>
             </w:r>
           </w:p>
         </w:tc>
@@ -1198,7 +1208,7 @@
               <w:rPr>
                 <w:sz w:val="18"/>
               </w:rPr>
-              <w:t>selectedMissions</w:t>
+              <w:t>filteredRows</w:t>
             </w:r>
           </w:p>
         </w:tc>
@@ -1212,7 +1222,7 @@
               <w:rPr>
                 <w:sz w:val="18"/>
               </w:rPr>
-              <w:t>Set | null</w:t>
+              <w:t>Array&lt;Object&gt;</w:t>
             </w:r>
           </w:p>
         </w:tc>
@@ -1226,7 +1236,7 @@
               <w:rPr>
                 <w:sz w:val="18"/>
               </w:rPr>
-              <w:t>null</w:t>
+              <w:t>[]</w:t>
             </w:r>
           </w:p>
         </w:tc>
@@ -1240,7 +1250,7 @@
               <w:rPr>
                 <w:sz w:val="18"/>
               </w:rPr>
-              <w:t>null = all missions; Set = explicit selection</w:t>
+              <w:t>Raw rows matching current filter (used by section renders)</w:t>
             </w:r>
           </w:p>
         </w:tc>
@@ -1256,7 +1266,7 @@
               <w:rPr>
                 <w:sz w:val="18"/>
               </w:rPr>
-              <w:t>showJointOps</w:t>
+              <w:t>selectedPlayers</w:t>
             </w:r>
           </w:p>
         </w:tc>
@@ -1270,7 +1280,7 @@
               <w:rPr>
                 <w:sz w:val="18"/>
               </w:rPr>
-              <w:t>boolean</w:t>
+              <w:t>Set | null</w:t>
             </w:r>
           </w:p>
         </w:tc>
@@ -1284,7 +1294,7 @@
               <w:rPr>
                 <w:sz w:val="18"/>
               </w:rPr>
-              <w:t>true</w:t>
+              <w:t>null</w:t>
             </w:r>
           </w:p>
         </w:tc>
@@ -1298,7 +1308,7 @@
               <w:rPr>
                 <w:sz w:val="18"/>
               </w:rPr>
-              <w:t>Include Joint Op events</w:t>
+              <w:t>null = all players; Set = explicit selection</w:t>
             </w:r>
           </w:p>
         </w:tc>
@@ -1314,7 +1324,7 @@
               <w:rPr>
                 <w:sz w:val="18"/>
               </w:rPr>
-              <w:t>showRegularEvents</w:t>
+              <w:t>selectedMissions</w:t>
             </w:r>
           </w:p>
         </w:tc>
@@ -1328,7 +1338,7 @@
               <w:rPr>
                 <w:sz w:val="18"/>
               </w:rPr>
-              <w:t>boolean</w:t>
+              <w:t>Set | null</w:t>
             </w:r>
           </w:p>
         </w:tc>
@@ -1342,7 +1352,7 @@
               <w:rPr>
                 <w:sz w:val="18"/>
               </w:rPr>
-              <w:t>true</w:t>
+              <w:t>null</w:t>
             </w:r>
           </w:p>
         </w:tc>
@@ -1356,7 +1366,7 @@
               <w:rPr>
                 <w:sz w:val="18"/>
               </w:rPr>
-              <w:t>Include regular op events</w:t>
+              <w:t>null = all missions; Set = explicit selection</w:t>
             </w:r>
           </w:p>
         </w:tc>
@@ -1372,7 +1382,7 @@
               <w:rPr>
                 <w:sz w:val="18"/>
               </w:rPr>
-              <w:t>zeusFilter</w:t>
+              <w:t>selectedUnit</w:t>
             </w:r>
           </w:p>
         </w:tc>
@@ -1386,7 +1396,7 @@
               <w:rPr>
                 <w:sz w:val="18"/>
               </w:rPr>
-              <w:t>string</w:t>
+              <w:t>string | null</w:t>
             </w:r>
           </w:p>
         </w:tc>
@@ -1400,7 +1410,7 @@
               <w:rPr>
                 <w:sz w:val="18"/>
               </w:rPr>
-              <w:t>"all"</w:t>
+              <w:t>null</w:t>
             </w:r>
           </w:p>
         </w:tc>
@@ -1414,7 +1424,7 @@
               <w:rPr>
                 <w:sz w:val="18"/>
               </w:rPr>
-              <w:t>"all" | "no-zeus" | "zeus-only"</w:t>
+              <w:t>Active unit filter pill ("2nd USC", "CNTO", "PXG", "TFP", or null)</w:t>
             </w:r>
           </w:p>
         </w:tc>
@@ -1430,7 +1440,7 @@
               <w:rPr>
                 <w:sz w:val="18"/>
               </w:rPr>
-              <w:t>infSortCol</w:t>
+              <w:t>showJointOps</w:t>
             </w:r>
           </w:p>
         </w:tc>
@@ -1444,7 +1454,7 @@
               <w:rPr>
                 <w:sz w:val="18"/>
               </w:rPr>
-              <w:t>number</w:t>
+              <w:t>boolean</w:t>
             </w:r>
           </w:p>
         </w:tc>
@@ -1458,7 +1468,7 @@
               <w:rPr>
                 <w:sz w:val="18"/>
               </w:rPr>
-              <w:t>2</w:t>
+              <w:t>true</w:t>
             </w:r>
           </w:p>
         </w:tc>
@@ -1472,7 +1482,7 @@
               <w:rPr>
                 <w:sz w:val="18"/>
               </w:rPr>
-              <w:t>Active sort column index for infantry table</w:t>
+              <w:t>Include Joint Op events</w:t>
             </w:r>
           </w:p>
         </w:tc>
@@ -1488,7 +1498,7 @@
               <w:rPr>
                 <w:sz w:val="18"/>
               </w:rPr>
-              <w:t>infSortAsc</w:t>
+              <w:t>showRegularEvents</w:t>
             </w:r>
           </w:p>
         </w:tc>
@@ -1516,7 +1526,7 @@
               <w:rPr>
                 <w:sz w:val="18"/>
               </w:rPr>
-              <w:t>false</w:t>
+              <w:t>true</w:t>
             </w:r>
           </w:p>
         </w:tc>
@@ -1530,7 +1540,7 @@
               <w:rPr>
                 <w:sz w:val="18"/>
               </w:rPr>
-              <w:t>Sort direction for infantry table</w:t>
+              <w:t>Include regular op events</w:t>
             </w:r>
           </w:p>
         </w:tc>
@@ -1546,7 +1556,7 @@
               <w:rPr>
                 <w:sz w:val="18"/>
               </w:rPr>
-              <w:t>vehSortCol</w:t>
+              <w:t>zeusFilter</w:t>
             </w:r>
           </w:p>
         </w:tc>
@@ -1560,7 +1570,7 @@
               <w:rPr>
                 <w:sz w:val="18"/>
               </w:rPr>
-              <w:t>number</w:t>
+              <w:t>string</w:t>
             </w:r>
           </w:p>
         </w:tc>
@@ -1574,7 +1584,7 @@
               <w:rPr>
                 <w:sz w:val="18"/>
               </w:rPr>
-              <w:t>2</w:t>
+              <w:t>"all"</w:t>
             </w:r>
           </w:p>
         </w:tc>
@@ -1588,7 +1598,7 @@
               <w:rPr>
                 <w:sz w:val="18"/>
               </w:rPr>
-              <w:t>Active sort column index for vehicle table</w:t>
+              <w:t>"all" | "no-zeus" | "zeus-only"</w:t>
             </w:r>
           </w:p>
         </w:tc>
@@ -1604,7 +1614,7 @@
               <w:rPr>
                 <w:sz w:val="18"/>
               </w:rPr>
-              <w:t>vehSortAsc</w:t>
+              <w:t>infSortCol</w:t>
             </w:r>
           </w:p>
         </w:tc>
@@ -1618,7 +1628,7 @@
               <w:rPr>
                 <w:sz w:val="18"/>
               </w:rPr>
-              <w:t>boolean</w:t>
+              <w:t>number</w:t>
             </w:r>
           </w:p>
         </w:tc>
@@ -1632,7 +1642,7 @@
               <w:rPr>
                 <w:sz w:val="18"/>
               </w:rPr>
-              <w:t>false</w:t>
+              <w:t>2</w:t>
             </w:r>
           </w:p>
         </w:tc>
@@ -1646,7 +1656,7 @@
               <w:rPr>
                 <w:sz w:val="18"/>
               </w:rPr>
-              <w:t>Sort direction for vehicle table</w:t>
+              <w:t>Active sort column index for infantry table</w:t>
             </w:r>
           </w:p>
         </w:tc>
@@ -1662,7 +1672,7 @@
               <w:rPr>
                 <w:sz w:val="18"/>
               </w:rPr>
-              <w:t>currentModalPlayer</w:t>
+              <w:t>infSortAsc</w:t>
             </w:r>
           </w:p>
         </w:tc>
@@ -1676,7 +1686,7 @@
               <w:rPr>
                 <w:sz w:val="18"/>
               </w:rPr>
-              <w:t>string</w:t>
+              <w:t>boolean</w:t>
             </w:r>
           </w:p>
         </w:tc>
@@ -1690,7 +1700,7 @@
               <w:rPr>
                 <w:sz w:val="18"/>
               </w:rPr>
-              <w:t>""</w:t>
+              <w:t>false</w:t>
             </w:r>
           </w:p>
         </w:tc>
@@ -1704,7 +1714,7 @@
               <w:rPr>
                 <w:sz w:val="18"/>
               </w:rPr>
-              <w:t>Player name currently shown in detail modal</w:t>
+              <w:t>Sort direction for infantry table</w:t>
             </w:r>
           </w:p>
         </w:tc>
@@ -1713,58 +1723,56 @@
         <w:tc>
           <w:tcPr>
             <w:tcW w:type="dxa" w:w="2351"/>
-          </w:tcPr>
-          <w:p>
-            <w:r/>
-            <w:r>
-              <w:rPr>
-                <w:rFonts w:ascii="Courier New" w:hAnsi="Courier New"/>
-                <w:b w:val="0"/>
-                <w:sz w:val="18"/>
-              </w:rPr>
-              <w:t>selectedUnit</w:t>
+            <w:shd w:val="clear" w:color="auto" w:fill="F0F4FA"/>
+          </w:tcPr>
+          <w:p>
+            <w:r>
+              <w:rPr>
+                <w:sz w:val="18"/>
+              </w:rPr>
+              <w:t>vehSortCol</w:t>
             </w:r>
           </w:p>
         </w:tc>
         <w:tc>
           <w:tcPr>
             <w:tcW w:type="dxa" w:w="2351"/>
-          </w:tcPr>
-          <w:p>
-            <w:r/>
-            <w:r>
-              <w:rPr>
-                <w:b w:val="0"/>
-              </w:rPr>
-              <w:t>string | null</w:t>
+            <w:shd w:val="clear" w:color="auto" w:fill="F0F4FA"/>
+          </w:tcPr>
+          <w:p>
+            <w:r>
+              <w:rPr>
+                <w:sz w:val="18"/>
+              </w:rPr>
+              <w:t>number</w:t>
             </w:r>
           </w:p>
         </w:tc>
         <w:tc>
           <w:tcPr>
             <w:tcW w:type="dxa" w:w="2351"/>
-          </w:tcPr>
-          <w:p>
-            <w:r/>
-            <w:r>
-              <w:rPr>
-                <w:b w:val="0"/>
-              </w:rPr>
-              <w:t>null</w:t>
+            <w:shd w:val="clear" w:color="auto" w:fill="F0F4FA"/>
+          </w:tcPr>
+          <w:p>
+            <w:r>
+              <w:rPr>
+                <w:sz w:val="18"/>
+              </w:rPr>
+              <w:t>2</w:t>
             </w:r>
           </w:p>
         </w:tc>
         <w:tc>
           <w:tcPr>
             <w:tcW w:type="dxa" w:w="2351"/>
-          </w:tcPr>
-          <w:p>
-            <w:r/>
-            <w:r>
-              <w:rPr>
-                <w:b w:val="0"/>
-              </w:rPr>
-              <w:t>null = all units; else "2nd USC" | "CNTO" | "PXG" | "TFP"</w:t>
+            <w:shd w:val="clear" w:color="auto" w:fill="F0F4FA"/>
+          </w:tcPr>
+          <w:p>
+            <w:r>
+              <w:rPr>
+                <w:sz w:val="18"/>
+              </w:rPr>
+              <w:t>Active sort column index for vehicle table</w:t>
             </w:r>
           </w:p>
         </w:tc>
@@ -1773,58 +1781,56 @@
         <w:tc>
           <w:tcPr>
             <w:tcW w:type="dxa" w:w="2351"/>
-          </w:tcPr>
-          <w:p>
-            <w:r/>
-            <w:r>
-              <w:rPr>
-                <w:rFonts w:ascii="Courier New" w:hAnsi="Courier New"/>
-                <w:b w:val="0"/>
-                <w:sz w:val="18"/>
-              </w:rPr>
-              <w:t>playerUnits</w:t>
+            <w:shd w:val="clear" w:color="auto" w:fill="FFFFFF"/>
+          </w:tcPr>
+          <w:p>
+            <w:r>
+              <w:rPr>
+                <w:sz w:val="18"/>
+              </w:rPr>
+              <w:t>vehSortAsc</w:t>
             </w:r>
           </w:p>
         </w:tc>
         <w:tc>
           <w:tcPr>
             <w:tcW w:type="dxa" w:w="2351"/>
-          </w:tcPr>
-          <w:p>
-            <w:r/>
-            <w:r>
-              <w:rPr>
-                <w:b w:val="0"/>
-              </w:rPr>
-              <w:t>Object</w:t>
+            <w:shd w:val="clear" w:color="auto" w:fill="FFFFFF"/>
+          </w:tcPr>
+          <w:p>
+            <w:r>
+              <w:rPr>
+                <w:sz w:val="18"/>
+              </w:rPr>
+              <w:t>boolean</w:t>
             </w:r>
           </w:p>
         </w:tc>
         <w:tc>
           <w:tcPr>
             <w:tcW w:type="dxa" w:w="2351"/>
-          </w:tcPr>
-          <w:p>
-            <w:r/>
-            <w:r>
-              <w:rPr>
-                <w:b w:val="0"/>
-              </w:rPr>
-              <w:t>{}</w:t>
+            <w:shd w:val="clear" w:color="auto" w:fill="FFFFFF"/>
+          </w:tcPr>
+          <w:p>
+            <w:r>
+              <w:rPr>
+                <w:sz w:val="18"/>
+              </w:rPr>
+              <w:t>false</w:t>
             </w:r>
           </w:p>
         </w:tc>
         <w:tc>
           <w:tcPr>
             <w:tcW w:type="dxa" w:w="2351"/>
-          </w:tcPr>
-          <w:p>
-            <w:r/>
-            <w:r>
-              <w:rPr>
-                <w:b w:val="0"/>
-              </w:rPr>
-              <w:t>Keyed by player name; value = classified unit string. Built by classifyUnits() after aggregation.</w:t>
+            <w:shd w:val="clear" w:color="auto" w:fill="FFFFFF"/>
+          </w:tcPr>
+          <w:p>
+            <w:r>
+              <w:rPr>
+                <w:sz w:val="18"/>
+              </w:rPr>
+              <w:t>Sort direction for vehicle table</w:t>
             </w:r>
           </w:p>
         </w:tc>
@@ -1833,28 +1839,26 @@
         <w:tc>
           <w:tcPr>
             <w:tcW w:type="dxa" w:w="2351"/>
-          </w:tcPr>
-          <w:p>
-            <w:r/>
-            <w:r>
-              <w:rPr>
-                <w:rFonts w:ascii="Courier New" w:hAnsi="Courier New"/>
-                <w:b w:val="0"/>
-                <w:sz w:val="18"/>
-              </w:rPr>
-              <w:t>timePlayed</w:t>
+            <w:shd w:val="clear" w:color="auto" w:fill="F0F4FA"/>
+          </w:tcPr>
+          <w:p>
+            <w:r>
+              <w:rPr>
+                <w:sz w:val="18"/>
+              </w:rPr>
+              <w:t>unitSortCol</w:t>
             </w:r>
           </w:p>
         </w:tc>
         <w:tc>
           <w:tcPr>
             <w:tcW w:type="dxa" w:w="2351"/>
-          </w:tcPr>
-          <w:p>
-            <w:r/>
-            <w:r>
-              <w:rPr>
-                <w:b w:val="0"/>
+            <w:shd w:val="clear" w:color="auto" w:fill="F0F4FA"/>
+          </w:tcPr>
+          <w:p>
+            <w:r>
+              <w:rPr>
+                <w:sz w:val="18"/>
               </w:rPr>
               <w:t>number</w:t>
             </w:r>
@@ -1863,12 +1867,128 @@
         <w:tc>
           <w:tcPr>
             <w:tcW w:type="dxa" w:w="2351"/>
-          </w:tcPr>
-          <w:p>
-            <w:r/>
-            <w:r>
-              <w:rPr>
-                <w:b w:val="0"/>
+            <w:shd w:val="clear" w:color="auto" w:fill="F0F4FA"/>
+          </w:tcPr>
+          <w:p>
+            <w:r>
+              <w:rPr>
+                <w:sz w:val="18"/>
+              </w:rPr>
+              <w:t>2</w:t>
+            </w:r>
+          </w:p>
+        </w:tc>
+        <w:tc>
+          <w:tcPr>
+            <w:tcW w:type="dxa" w:w="2351"/>
+            <w:shd w:val="clear" w:color="auto" w:fill="F0F4FA"/>
+          </w:tcPr>
+          <w:p>
+            <w:r>
+              <w:rPr>
+                <w:sz w:val="18"/>
+              </w:rPr>
+              <w:t>Active sort column index for unit leaderboard</w:t>
+            </w:r>
+          </w:p>
+        </w:tc>
+      </w:tr>
+      <w:tr>
+        <w:tc>
+          <w:tcPr>
+            <w:tcW w:type="dxa" w:w="2351"/>
+            <w:shd w:val="clear" w:color="auto" w:fill="FFFFFF"/>
+          </w:tcPr>
+          <w:p>
+            <w:r>
+              <w:rPr>
+                <w:sz w:val="18"/>
+              </w:rPr>
+              <w:t>unitSortAsc</w:t>
+            </w:r>
+          </w:p>
+        </w:tc>
+        <w:tc>
+          <w:tcPr>
+            <w:tcW w:type="dxa" w:w="2351"/>
+            <w:shd w:val="clear" w:color="auto" w:fill="FFFFFF"/>
+          </w:tcPr>
+          <w:p>
+            <w:r>
+              <w:rPr>
+                <w:sz w:val="18"/>
+              </w:rPr>
+              <w:t>boolean</w:t>
+            </w:r>
+          </w:p>
+        </w:tc>
+        <w:tc>
+          <w:tcPr>
+            <w:tcW w:type="dxa" w:w="2351"/>
+            <w:shd w:val="clear" w:color="auto" w:fill="FFFFFF"/>
+          </w:tcPr>
+          <w:p>
+            <w:r>
+              <w:rPr>
+                <w:sz w:val="18"/>
+              </w:rPr>
+              <w:t>false</w:t>
+            </w:r>
+          </w:p>
+        </w:tc>
+        <w:tc>
+          <w:tcPr>
+            <w:tcW w:type="dxa" w:w="2351"/>
+            <w:shd w:val="clear" w:color="auto" w:fill="FFFFFF"/>
+          </w:tcPr>
+          <w:p>
+            <w:r>
+              <w:rPr>
+                <w:sz w:val="18"/>
+              </w:rPr>
+              <w:t>Sort direction for unit leaderboard</w:t>
+            </w:r>
+          </w:p>
+        </w:tc>
+      </w:tr>
+      <w:tr>
+        <w:tc>
+          <w:tcPr>
+            <w:tcW w:type="dxa" w:w="2351"/>
+            <w:shd w:val="clear" w:color="auto" w:fill="F0F4FA"/>
+          </w:tcPr>
+          <w:p>
+            <w:r>
+              <w:rPr>
+                <w:sz w:val="18"/>
+              </w:rPr>
+              <w:t>wpSortCol</w:t>
+            </w:r>
+          </w:p>
+        </w:tc>
+        <w:tc>
+          <w:tcPr>
+            <w:tcW w:type="dxa" w:w="2351"/>
+            <w:shd w:val="clear" w:color="auto" w:fill="F0F4FA"/>
+          </w:tcPr>
+          <w:p>
+            <w:r>
+              <w:rPr>
+                <w:sz w:val="18"/>
+              </w:rPr>
+              <w:t>number</w:t>
+            </w:r>
+          </w:p>
+        </w:tc>
+        <w:tc>
+          <w:tcPr>
+            <w:tcW w:type="dxa" w:w="2351"/>
+            <w:shd w:val="clear" w:color="auto" w:fill="F0F4FA"/>
+          </w:tcPr>
+          <w:p>
+            <w:r>
+              <w:rPr>
+                <w:sz w:val="18"/>
               </w:rPr>
               <w:t>0</w:t>
             </w:r>
@@ -1877,14 +1997,188 @@
         <w:tc>
           <w:tcPr>
             <w:tcW w:type="dxa" w:w="2351"/>
-          </w:tcPr>
-          <w:p>
-            <w:r/>
-            <w:r>
-              <w:rPr>
-                <w:b w:val="0"/>
-              </w:rPr>
-              <w:t>Accumulated seconds present per player per mission (in player aggregate object)</w:t>
+            <w:shd w:val="clear" w:color="auto" w:fill="F0F4FA"/>
+          </w:tcPr>
+          <w:p>
+            <w:r>
+              <w:rPr>
+                <w:sz w:val="18"/>
+              </w:rPr>
+              <w:t>Active sort column index for weapon leaderboard</w:t>
+            </w:r>
+          </w:p>
+        </w:tc>
+      </w:tr>
+      <w:tr>
+        <w:tc>
+          <w:tcPr>
+            <w:tcW w:type="dxa" w:w="2351"/>
+            <w:shd w:val="clear" w:color="auto" w:fill="FFFFFF"/>
+          </w:tcPr>
+          <w:p>
+            <w:r>
+              <w:rPr>
+                <w:sz w:val="18"/>
+              </w:rPr>
+              <w:t>wpSortAsc</w:t>
+            </w:r>
+          </w:p>
+        </w:tc>
+        <w:tc>
+          <w:tcPr>
+            <w:tcW w:type="dxa" w:w="2351"/>
+            <w:shd w:val="clear" w:color="auto" w:fill="FFFFFF"/>
+          </w:tcPr>
+          <w:p>
+            <w:r>
+              <w:rPr>
+                <w:sz w:val="18"/>
+              </w:rPr>
+              <w:t>boolean</w:t>
+            </w:r>
+          </w:p>
+        </w:tc>
+        <w:tc>
+          <w:tcPr>
+            <w:tcW w:type="dxa" w:w="2351"/>
+            <w:shd w:val="clear" w:color="auto" w:fill="FFFFFF"/>
+          </w:tcPr>
+          <w:p>
+            <w:r>
+              <w:rPr>
+                <w:sz w:val="18"/>
+              </w:rPr>
+              <w:t>false</w:t>
+            </w:r>
+          </w:p>
+        </w:tc>
+        <w:tc>
+          <w:tcPr>
+            <w:tcW w:type="dxa" w:w="2351"/>
+            <w:shd w:val="clear" w:color="auto" w:fill="FFFFFF"/>
+          </w:tcPr>
+          <w:p>
+            <w:r>
+              <w:rPr>
+                <w:sz w:val="18"/>
+              </w:rPr>
+              <w:t>Sort direction for weapon leaderboard</w:t>
+            </w:r>
+          </w:p>
+        </w:tc>
+      </w:tr>
+      <w:tr>
+        <w:tc>
+          <w:tcPr>
+            <w:tcW w:type="dxa" w:w="2351"/>
+            <w:shd w:val="clear" w:color="auto" w:fill="F0F4FA"/>
+          </w:tcPr>
+          <w:p>
+            <w:r>
+              <w:rPr>
+                <w:sz w:val="18"/>
+              </w:rPr>
+              <w:t>currentModalPlayer</w:t>
+            </w:r>
+          </w:p>
+        </w:tc>
+        <w:tc>
+          <w:tcPr>
+            <w:tcW w:type="dxa" w:w="2351"/>
+            <w:shd w:val="clear" w:color="auto" w:fill="F0F4FA"/>
+          </w:tcPr>
+          <w:p>
+            <w:r>
+              <w:rPr>
+                <w:sz w:val="18"/>
+              </w:rPr>
+              <w:t>string</w:t>
+            </w:r>
+          </w:p>
+        </w:tc>
+        <w:tc>
+          <w:tcPr>
+            <w:tcW w:type="dxa" w:w="2351"/>
+            <w:shd w:val="clear" w:color="auto" w:fill="F0F4FA"/>
+          </w:tcPr>
+          <w:p>
+            <w:r>
+              <w:rPr>
+                <w:sz w:val="18"/>
+              </w:rPr>
+              <w:t>""</w:t>
+            </w:r>
+          </w:p>
+        </w:tc>
+        <w:tc>
+          <w:tcPr>
+            <w:tcW w:type="dxa" w:w="2351"/>
+            <w:shd w:val="clear" w:color="auto" w:fill="F0F4FA"/>
+          </w:tcPr>
+          <w:p>
+            <w:r>
+              <w:rPr>
+                <w:sz w:val="18"/>
+              </w:rPr>
+              <w:t>Player name currently shown in detail modal</w:t>
+            </w:r>
+          </w:p>
+        </w:tc>
+      </w:tr>
+      <w:tr>
+        <w:tc>
+          <w:tcPr>
+            <w:tcW w:type="dxa" w:w="2351"/>
+            <w:shd w:val="clear" w:color="auto" w:fill="FFFFFF"/>
+          </w:tcPr>
+          <w:p>
+            <w:r>
+              <w:rPr>
+                <w:sz w:val="18"/>
+              </w:rPr>
+              <w:t>RELEASE_DATE</w:t>
+            </w:r>
+          </w:p>
+        </w:tc>
+        <w:tc>
+          <w:tcPr>
+            <w:tcW w:type="dxa" w:w="2351"/>
+            <w:shd w:val="clear" w:color="auto" w:fill="FFFFFF"/>
+          </w:tcPr>
+          <w:p>
+            <w:r>
+              <w:rPr>
+                <w:sz w:val="18"/>
+              </w:rPr>
+              <w:t>string</w:t>
+            </w:r>
+          </w:p>
+        </w:tc>
+        <w:tc>
+          <w:tcPr>
+            <w:tcW w:type="dxa" w:w="2351"/>
+            <w:shd w:val="clear" w:color="auto" w:fill="FFFFFF"/>
+          </w:tcPr>
+          <w:p>
+            <w:r>
+              <w:rPr>
+                <w:sz w:val="18"/>
+              </w:rPr>
+              <w:t>YYYY-MM-DD</w:t>
+            </w:r>
+          </w:p>
+        </w:tc>
+        <w:tc>
+          <w:tcPr>
+            <w:tcW w:type="dxa" w:w="2351"/>
+            <w:shd w:val="clear" w:color="auto" w:fill="FFFFFF"/>
+          </w:tcPr>
+          <w:p>
+            <w:r>
+              <w:rPr>
+                <w:sz w:val="18"/>
+              </w:rPr>
+              <w:t>Hardcoded release date shown in the page footer</w:t>
             </w:r>
           </w:p>
         </w:tc>
@@ -1920,7 +2214,7 @@
           <w:b w:val="0"/>
           <w:i w:val="0"/>
         </w:rPr>
-        <w:t>The application fetches from the URL defined by the constant CSV_URL near the top of index.html. To point the tracker at a different sheet, update this constant. The sheet must be published publicly ("File → Share → Publish to web → CSV").</w:t>
+        <w:t>The application fetches from the URL defined by the constant CSV_URL near the top of tracker.js. To point the tracker at a different sheet, update this constant. The sheet must be published publicly ("File → Share → Publish to web → CSV").</w:t>
       </w:r>
     </w:p>
     <w:p>
@@ -1940,7 +2234,7 @@
           <w:b w:val="0"/>
           <w:i w:val="0"/>
         </w:rPr>
-        <w:t>One row per player per mission. Columns must appear in this order:</w:t>
+        <w:t>One row per player per mission. Columns produced by the ImportScript:</w:t>
       </w:r>
     </w:p>
     <w:tbl>
@@ -2018,12 +2312,12 @@
         <w:tc>
           <w:tcPr>
             <w:tcW w:type="dxa" w:w="3135"/>
-          </w:tcPr>
-          <w:p>
-            <w:r/>
-            <w:r>
-              <w:rPr>
-                <w:b w:val="0"/>
+            <w:shd w:val="clear" w:color="auto" w:fill="FFFFFF"/>
+          </w:tcPr>
+          <w:p>
+            <w:r>
+              <w:rPr>
+                <w:sz w:val="18"/>
               </w:rPr>
               <w:t>0</w:t>
             </w:r>
@@ -2032,12 +2326,12 @@
         <w:tc>
           <w:tcPr>
             <w:tcW w:type="dxa" w:w="3135"/>
-          </w:tcPr>
-          <w:p>
-            <w:r/>
-            <w:r>
-              <w:rPr>
-                <w:b w:val="0"/>
+            <w:shd w:val="clear" w:color="auto" w:fill="FFFFFF"/>
+          </w:tcPr>
+          <w:p>
+            <w:r>
+              <w:rPr>
+                <w:sz w:val="18"/>
               </w:rPr>
               <w:t>Source File</w:t>
             </w:r>
@@ -2046,12 +2340,12 @@
         <w:tc>
           <w:tcPr>
             <w:tcW w:type="dxa" w:w="3135"/>
-          </w:tcPr>
-          <w:p>
-            <w:r/>
-            <w:r>
-              <w:rPr>
-                <w:b w:val="0"/>
+            <w:shd w:val="clear" w:color="auto" w:fill="FFFFFF"/>
+          </w:tcPr>
+          <w:p>
+            <w:r>
+              <w:rPr>
+                <w:sz w:val="18"/>
               </w:rPr>
               <w:t>Filename encoding date (YYYY_MM_DD__...) and mission name</w:t>
             </w:r>
@@ -2062,12 +2356,12 @@
         <w:tc>
           <w:tcPr>
             <w:tcW w:type="dxa" w:w="3135"/>
-          </w:tcPr>
-          <w:p>
-            <w:r/>
-            <w:r>
-              <w:rPr>
-                <w:b w:val="0"/>
+            <w:shd w:val="clear" w:color="auto" w:fill="F0F4FA"/>
+          </w:tcPr>
+          <w:p>
+            <w:r>
+              <w:rPr>
+                <w:sz w:val="18"/>
               </w:rPr>
               <w:t>1</w:t>
             </w:r>
@@ -2076,12 +2370,12 @@
         <w:tc>
           <w:tcPr>
             <w:tcW w:type="dxa" w:w="3135"/>
-          </w:tcPr>
-          <w:p>
-            <w:r/>
-            <w:r>
-              <w:rPr>
-                <w:b w:val="0"/>
+            <w:shd w:val="clear" w:color="auto" w:fill="F0F4FA"/>
+          </w:tcPr>
+          <w:p>
+            <w:r>
+              <w:rPr>
+                <w:sz w:val="18"/>
               </w:rPr>
               <w:t>Mission</w:t>
             </w:r>
@@ -2090,14 +2384,14 @@
         <w:tc>
           <w:tcPr>
             <w:tcW w:type="dxa" w:w="3135"/>
-          </w:tcPr>
-          <w:p>
-            <w:r/>
-            <w:r>
-              <w:rPr>
-                <w:b w:val="0"/>
-              </w:rPr>
-              <w:t>Human-readable mission name, expected to contain "(YYYY-MM-DD)"</w:t>
+            <w:shd w:val="clear" w:color="auto" w:fill="F0F4FA"/>
+          </w:tcPr>
+          <w:p>
+            <w:r>
+              <w:rPr>
+                <w:sz w:val="18"/>
+              </w:rPr>
+              <w:t>Human-readable mission name</w:t>
             </w:r>
           </w:p>
         </w:tc>
@@ -2106,12 +2400,12 @@
         <w:tc>
           <w:tcPr>
             <w:tcW w:type="dxa" w:w="3135"/>
-          </w:tcPr>
-          <w:p>
-            <w:r/>
-            <w:r>
-              <w:rPr>
-                <w:b w:val="0"/>
+            <w:shd w:val="clear" w:color="auto" w:fill="FFFFFF"/>
+          </w:tcPr>
+          <w:p>
+            <w:r>
+              <w:rPr>
+                <w:sz w:val="18"/>
               </w:rPr>
               <w:t>2</w:t>
             </w:r>
@@ -2120,12 +2414,12 @@
         <w:tc>
           <w:tcPr>
             <w:tcW w:type="dxa" w:w="3135"/>
-          </w:tcPr>
-          <w:p>
-            <w:r/>
-            <w:r>
-              <w:rPr>
-                <w:b w:val="0"/>
+            <w:shd w:val="clear" w:color="auto" w:fill="FFFFFF"/>
+          </w:tcPr>
+          <w:p>
+            <w:r>
+              <w:rPr>
+                <w:sz w:val="18"/>
               </w:rPr>
               <w:t>World</w:t>
             </w:r>
@@ -2134,12 +2428,12 @@
         <w:tc>
           <w:tcPr>
             <w:tcW w:type="dxa" w:w="3135"/>
-          </w:tcPr>
-          <w:p>
-            <w:r/>
-            <w:r>
-              <w:rPr>
-                <w:b w:val="0"/>
+            <w:shd w:val="clear" w:color="auto" w:fill="FFFFFF"/>
+          </w:tcPr>
+          <w:p>
+            <w:r>
+              <w:rPr>
+                <w:sz w:val="18"/>
               </w:rPr>
               <w:t>Map/terrain name</w:t>
             </w:r>
@@ -2150,12 +2444,12 @@
         <w:tc>
           <w:tcPr>
             <w:tcW w:type="dxa" w:w="3135"/>
-          </w:tcPr>
-          <w:p>
-            <w:r/>
-            <w:r>
-              <w:rPr>
-                <w:b w:val="0"/>
+            <w:shd w:val="clear" w:color="auto" w:fill="F0F4FA"/>
+          </w:tcPr>
+          <w:p>
+            <w:r>
+              <w:rPr>
+                <w:sz w:val="18"/>
               </w:rPr>
               <w:t>3</w:t>
             </w:r>
@@ -2164,12 +2458,12 @@
         <w:tc>
           <w:tcPr>
             <w:tcW w:type="dxa" w:w="3135"/>
-          </w:tcPr>
-          <w:p>
-            <w:r/>
-            <w:r>
-              <w:rPr>
-                <w:b w:val="0"/>
+            <w:shd w:val="clear" w:color="auto" w:fill="F0F4FA"/>
+          </w:tcPr>
+          <w:p>
+            <w:r>
+              <w:rPr>
+                <w:sz w:val="18"/>
               </w:rPr>
               <w:t>Username</w:t>
             </w:r>
@@ -2178,12 +2472,12 @@
         <w:tc>
           <w:tcPr>
             <w:tcW w:type="dxa" w:w="3135"/>
-          </w:tcPr>
-          <w:p>
-            <w:r/>
-            <w:r>
-              <w:rPr>
-                <w:b w:val="0"/>
+            <w:shd w:val="clear" w:color="auto" w:fill="F0F4FA"/>
+          </w:tcPr>
+          <w:p>
+            <w:r>
+              <w:rPr>
+                <w:sz w:val="18"/>
               </w:rPr>
               <w:t>Player name (used as aggregate key)</w:t>
             </w:r>
@@ -2194,12 +2488,12 @@
         <w:tc>
           <w:tcPr>
             <w:tcW w:type="dxa" w:w="3135"/>
-          </w:tcPr>
-          <w:p>
-            <w:r/>
-            <w:r>
-              <w:rPr>
-                <w:b w:val="0"/>
+            <w:shd w:val="clear" w:color="auto" w:fill="FFFFFF"/>
+          </w:tcPr>
+          <w:p>
+            <w:r>
+              <w:rPr>
+                <w:sz w:val="18"/>
               </w:rPr>
               <w:t>4</w:t>
             </w:r>
@@ -2208,12 +2502,12 @@
         <w:tc>
           <w:tcPr>
             <w:tcW w:type="dxa" w:w="3135"/>
-          </w:tcPr>
-          <w:p>
-            <w:r/>
-            <w:r>
-              <w:rPr>
-                <w:b w:val="0"/>
+            <w:shd w:val="clear" w:color="auto" w:fill="FFFFFF"/>
+          </w:tcPr>
+          <w:p>
+            <w:r>
+              <w:rPr>
+                <w:sz w:val="18"/>
               </w:rPr>
               <w:t>Side</w:t>
             </w:r>
@@ -2222,12 +2516,12 @@
         <w:tc>
           <w:tcPr>
             <w:tcW w:type="dxa" w:w="3135"/>
-          </w:tcPr>
-          <w:p>
-            <w:r/>
-            <w:r>
-              <w:rPr>
-                <w:b w:val="0"/>
+            <w:shd w:val="clear" w:color="auto" w:fill="FFFFFF"/>
+          </w:tcPr>
+          <w:p>
+            <w:r>
+              <w:rPr>
+                <w:sz w:val="18"/>
               </w:rPr>
               <w:t>Faction (e.g. BLUFOR, OPFOR)</w:t>
             </w:r>
@@ -2238,12 +2532,12 @@
         <w:tc>
           <w:tcPr>
             <w:tcW w:type="dxa" w:w="3135"/>
-          </w:tcPr>
-          <w:p>
-            <w:r/>
-            <w:r>
-              <w:rPr>
-                <w:b w:val="0"/>
+            <w:shd w:val="clear" w:color="auto" w:fill="F0F4FA"/>
+          </w:tcPr>
+          <w:p>
+            <w:r>
+              <w:rPr>
+                <w:sz w:val="18"/>
               </w:rPr>
               <w:t>5</w:t>
             </w:r>
@@ -2252,12 +2546,12 @@
         <w:tc>
           <w:tcPr>
             <w:tcW w:type="dxa" w:w="3135"/>
-          </w:tcPr>
-          <w:p>
-            <w:r/>
-            <w:r>
-              <w:rPr>
-                <w:b w:val="0"/>
+            <w:shd w:val="clear" w:color="auto" w:fill="F0F4FA"/>
+          </w:tcPr>
+          <w:p>
+            <w:r>
+              <w:rPr>
+                <w:sz w:val="18"/>
               </w:rPr>
               <w:t>Group</w:t>
             </w:r>
@@ -2266,12 +2560,12 @@
         <w:tc>
           <w:tcPr>
             <w:tcW w:type="dxa" w:w="3135"/>
-          </w:tcPr>
-          <w:p>
-            <w:r/>
-            <w:r>
-              <w:rPr>
-                <w:b w:val="0"/>
+            <w:shd w:val="clear" w:color="auto" w:fill="F0F4FA"/>
+          </w:tcPr>
+          <w:p>
+            <w:r>
+              <w:rPr>
+                <w:sz w:val="18"/>
               </w:rPr>
               <w:t>Squad/group name; "zeus" group triggers Zeus classification</w:t>
             </w:r>
@@ -2282,12 +2576,12 @@
         <w:tc>
           <w:tcPr>
             <w:tcW w:type="dxa" w:w="3135"/>
-          </w:tcPr>
-          <w:p>
-            <w:r/>
-            <w:r>
-              <w:rPr>
-                <w:b w:val="0"/>
+            <w:shd w:val="clear" w:color="auto" w:fill="FFFFFF"/>
+          </w:tcPr>
+          <w:p>
+            <w:r>
+              <w:rPr>
+                <w:sz w:val="18"/>
               </w:rPr>
               <w:t>6</w:t>
             </w:r>
@@ -2296,12 +2590,12 @@
         <w:tc>
           <w:tcPr>
             <w:tcW w:type="dxa" w:w="3135"/>
-          </w:tcPr>
-          <w:p>
-            <w:r/>
-            <w:r>
-              <w:rPr>
-                <w:b w:val="0"/>
+            <w:shd w:val="clear" w:color="auto" w:fill="FFFFFF"/>
+          </w:tcPr>
+          <w:p>
+            <w:r>
+              <w:rPr>
+                <w:sz w:val="18"/>
               </w:rPr>
               <w:t>Role</w:t>
             </w:r>
@@ -2310,14 +2604,14 @@
         <w:tc>
           <w:tcPr>
             <w:tcW w:type="dxa" w:w="3135"/>
-          </w:tcPr>
-          <w:p>
-            <w:r/>
-            <w:r>
-              <w:rPr>
-                <w:b w:val="0"/>
-              </w:rPr>
-              <w:t>Role string as reported by OCAP (may include @username suffix — stripped during aggregation)</w:t>
+            <w:shd w:val="clear" w:color="auto" w:fill="FFFFFF"/>
+          </w:tcPr>
+          <w:p>
+            <w:r>
+              <w:rPr>
+                <w:sz w:val="18"/>
+              </w:rPr>
+              <w:t>In-game role string; used for role normalisation and top-role detection</w:t>
             </w:r>
           </w:p>
         </w:tc>
@@ -2326,12 +2620,12 @@
         <w:tc>
           <w:tcPr>
             <w:tcW w:type="dxa" w:w="3135"/>
-          </w:tcPr>
-          <w:p>
-            <w:r/>
-            <w:r>
-              <w:rPr>
-                <w:b w:val="0"/>
+            <w:shd w:val="clear" w:color="auto" w:fill="F0F4FA"/>
+          </w:tcPr>
+          <w:p>
+            <w:r>
+              <w:rPr>
+                <w:sz w:val="18"/>
               </w:rPr>
               <w:t>7</w:t>
             </w:r>
@@ -2340,12 +2634,12 @@
         <w:tc>
           <w:tcPr>
             <w:tcW w:type="dxa" w:w="3135"/>
-          </w:tcPr>
-          <w:p>
-            <w:r/>
-            <w:r>
-              <w:rPr>
-                <w:b w:val="0"/>
+            <w:shd w:val="clear" w:color="auto" w:fill="F0F4FA"/>
+          </w:tcPr>
+          <w:p>
+            <w:r>
+              <w:rPr>
+                <w:sz w:val="18"/>
               </w:rPr>
               <w:t>Kills (On Foot)</w:t>
             </w:r>
@@ -2354,12 +2648,12 @@
         <w:tc>
           <w:tcPr>
             <w:tcW w:type="dxa" w:w="3135"/>
-          </w:tcPr>
-          <w:p>
-            <w:r/>
-            <w:r>
-              <w:rPr>
-                <w:b w:val="0"/>
+            <w:shd w:val="clear" w:color="auto" w:fill="F0F4FA"/>
+          </w:tcPr>
+          <w:p>
+            <w:r>
+              <w:rPr>
+                <w:sz w:val="18"/>
               </w:rPr>
               <w:t>Infantry kills</w:t>
             </w:r>
@@ -2370,12 +2664,12 @@
         <w:tc>
           <w:tcPr>
             <w:tcW w:type="dxa" w:w="3135"/>
-          </w:tcPr>
-          <w:p>
-            <w:r/>
-            <w:r>
-              <w:rPr>
-                <w:b w:val="0"/>
+            <w:shd w:val="clear" w:color="auto" w:fill="FFFFFF"/>
+          </w:tcPr>
+          <w:p>
+            <w:r>
+              <w:rPr>
+                <w:sz w:val="18"/>
               </w:rPr>
               <w:t>8</w:t>
             </w:r>
@@ -2384,12 +2678,12 @@
         <w:tc>
           <w:tcPr>
             <w:tcW w:type="dxa" w:w="3135"/>
-          </w:tcPr>
-          <w:p>
-            <w:r/>
-            <w:r>
-              <w:rPr>
-                <w:b w:val="0"/>
+            <w:shd w:val="clear" w:color="auto" w:fill="FFFFFF"/>
+          </w:tcPr>
+          <w:p>
+            <w:r>
+              <w:rPr>
+                <w:sz w:val="18"/>
               </w:rPr>
               <w:t>Deaths (On Foot)</w:t>
             </w:r>
@@ -2398,12 +2692,12 @@
         <w:tc>
           <w:tcPr>
             <w:tcW w:type="dxa" w:w="3135"/>
-          </w:tcPr>
-          <w:p>
-            <w:r/>
-            <w:r>
-              <w:rPr>
-                <w:b w:val="0"/>
+            <w:shd w:val="clear" w:color="auto" w:fill="FFFFFF"/>
+          </w:tcPr>
+          <w:p>
+            <w:r>
+              <w:rPr>
+                <w:sz w:val="18"/>
               </w:rPr>
               <w:t>Infantry deaths</w:t>
             </w:r>
@@ -2414,12 +2708,12 @@
         <w:tc>
           <w:tcPr>
             <w:tcW w:type="dxa" w:w="3135"/>
-          </w:tcPr>
-          <w:p>
-            <w:r/>
-            <w:r>
-              <w:rPr>
-                <w:b w:val="0"/>
+            <w:shd w:val="clear" w:color="auto" w:fill="F0F4FA"/>
+          </w:tcPr>
+          <w:p>
+            <w:r>
+              <w:rPr>
+                <w:sz w:val="18"/>
               </w:rPr>
               <w:t>9</w:t>
             </w:r>
@@ -2428,12 +2722,12 @@
         <w:tc>
           <w:tcPr>
             <w:tcW w:type="dxa" w:w="3135"/>
-          </w:tcPr>
-          <w:p>
-            <w:r/>
-            <w:r>
-              <w:rPr>
-                <w:b w:val="0"/>
+            <w:shd w:val="clear" w:color="auto" w:fill="F0F4FA"/>
+          </w:tcPr>
+          <w:p>
+            <w:r>
+              <w:rPr>
+                <w:sz w:val="18"/>
               </w:rPr>
               <w:t>K/D (On Foot)</w:t>
             </w:r>
@@ -2442,12 +2736,12 @@
         <w:tc>
           <w:tcPr>
             <w:tcW w:type="dxa" w:w="3135"/>
-          </w:tcPr>
-          <w:p>
-            <w:r/>
-            <w:r>
-              <w:rPr>
-                <w:b w:val="0"/>
+            <w:shd w:val="clear" w:color="auto" w:fill="F0F4FA"/>
+          </w:tcPr>
+          <w:p>
+            <w:r>
+              <w:rPr>
+                <w:sz w:val="18"/>
               </w:rPr>
               <w:t>Ignored — recomputed from kills/deaths</w:t>
             </w:r>
@@ -2458,12 +2752,12 @@
         <w:tc>
           <w:tcPr>
             <w:tcW w:type="dxa" w:w="3135"/>
-          </w:tcPr>
-          <w:p>
-            <w:r/>
-            <w:r>
-              <w:rPr>
-                <w:b w:val="0"/>
+            <w:shd w:val="clear" w:color="auto" w:fill="FFFFFF"/>
+          </w:tcPr>
+          <w:p>
+            <w:r>
+              <w:rPr>
+                <w:sz w:val="18"/>
               </w:rPr>
               <w:t>10</w:t>
             </w:r>
@@ -2472,12 +2766,12 @@
         <w:tc>
           <w:tcPr>
             <w:tcW w:type="dxa" w:w="3135"/>
-          </w:tcPr>
-          <w:p>
-            <w:r/>
-            <w:r>
-              <w:rPr>
-                <w:b w:val="0"/>
+            <w:shd w:val="clear" w:color="auto" w:fill="FFFFFF"/>
+          </w:tcPr>
+          <w:p>
+            <w:r>
+              <w:rPr>
+                <w:sz w:val="18"/>
               </w:rPr>
               <w:t>Teamkills (On Foot)</w:t>
             </w:r>
@@ -2486,12 +2780,12 @@
         <w:tc>
           <w:tcPr>
             <w:tcW w:type="dxa" w:w="3135"/>
-          </w:tcPr>
-          <w:p>
-            <w:r/>
-            <w:r>
-              <w:rPr>
-                <w:b w:val="0"/>
+            <w:shd w:val="clear" w:color="auto" w:fill="FFFFFF"/>
+          </w:tcPr>
+          <w:p>
+            <w:r>
+              <w:rPr>
+                <w:sz w:val="18"/>
               </w:rPr>
               <w:t>Friendly fire kills (infantry)</w:t>
             </w:r>
@@ -2502,12 +2796,12 @@
         <w:tc>
           <w:tcPr>
             <w:tcW w:type="dxa" w:w="3135"/>
-          </w:tcPr>
-          <w:p>
-            <w:r/>
-            <w:r>
-              <w:rPr>
-                <w:b w:val="0"/>
+            <w:shd w:val="clear" w:color="auto" w:fill="F0F4FA"/>
+          </w:tcPr>
+          <w:p>
+            <w:r>
+              <w:rPr>
+                <w:sz w:val="18"/>
               </w:rPr>
               <w:t>11</w:t>
             </w:r>
@@ -2516,12 +2810,12 @@
         <w:tc>
           <w:tcPr>
             <w:tcW w:type="dxa" w:w="3135"/>
-          </w:tcPr>
-          <w:p>
-            <w:r/>
-            <w:r>
-              <w:rPr>
-                <w:b w:val="0"/>
+            <w:shd w:val="clear" w:color="auto" w:fill="F0F4FA"/>
+          </w:tcPr>
+          <w:p>
+            <w:r>
+              <w:rPr>
+                <w:sz w:val="18"/>
               </w:rPr>
               <w:t>Shots (On Foot)</w:t>
             </w:r>
@@ -2530,12 +2824,12 @@
         <w:tc>
           <w:tcPr>
             <w:tcW w:type="dxa" w:w="3135"/>
-          </w:tcPr>
-          <w:p>
-            <w:r/>
-            <w:r>
-              <w:rPr>
-                <w:b w:val="0"/>
+            <w:shd w:val="clear" w:color="auto" w:fill="F0F4FA"/>
+          </w:tcPr>
+          <w:p>
+            <w:r>
+              <w:rPr>
+                <w:sz w:val="18"/>
               </w:rPr>
               <w:t>Rounds fired on foot</w:t>
             </w:r>
@@ -2546,12 +2840,12 @@
         <w:tc>
           <w:tcPr>
             <w:tcW w:type="dxa" w:w="3135"/>
-          </w:tcPr>
-          <w:p>
-            <w:r/>
-            <w:r>
-              <w:rPr>
-                <w:b w:val="0"/>
+            <w:shd w:val="clear" w:color="auto" w:fill="FFFFFF"/>
+          </w:tcPr>
+          <w:p>
+            <w:r>
+              <w:rPr>
+                <w:sz w:val="18"/>
               </w:rPr>
               <w:t>12</w:t>
             </w:r>
@@ -2560,12 +2854,12 @@
         <w:tc>
           <w:tcPr>
             <w:tcW w:type="dxa" w:w="3135"/>
-          </w:tcPr>
-          <w:p>
-            <w:r/>
-            <w:r>
-              <w:rPr>
-                <w:b w:val="0"/>
+            <w:shd w:val="clear" w:color="auto" w:fill="FFFFFF"/>
+          </w:tcPr>
+          <w:p>
+            <w:r>
+              <w:rPr>
+                <w:sz w:val="18"/>
               </w:rPr>
               <w:t>Hits Taken (On Foot)</w:t>
             </w:r>
@@ -2574,12 +2868,12 @@
         <w:tc>
           <w:tcPr>
             <w:tcW w:type="dxa" w:w="3135"/>
-          </w:tcPr>
-          <w:p>
-            <w:r/>
-            <w:r>
-              <w:rPr>
-                <w:b w:val="0"/>
+            <w:shd w:val="clear" w:color="auto" w:fill="FFFFFF"/>
+          </w:tcPr>
+          <w:p>
+            <w:r>
+              <w:rPr>
+                <w:sz w:val="18"/>
               </w:rPr>
               <w:t>Times hit while on foot</w:t>
             </w:r>
@@ -2590,12 +2884,12 @@
         <w:tc>
           <w:tcPr>
             <w:tcW w:type="dxa" w:w="3135"/>
-          </w:tcPr>
-          <w:p>
-            <w:r/>
-            <w:r>
-              <w:rPr>
-                <w:b w:val="0"/>
+            <w:shd w:val="clear" w:color="auto" w:fill="F0F4FA"/>
+          </w:tcPr>
+          <w:p>
+            <w:r>
+              <w:rPr>
+                <w:sz w:val="18"/>
               </w:rPr>
               <w:t>13</w:t>
             </w:r>
@@ -2604,12 +2898,12 @@
         <w:tc>
           <w:tcPr>
             <w:tcW w:type="dxa" w:w="3135"/>
-          </w:tcPr>
-          <w:p>
-            <w:r/>
-            <w:r>
-              <w:rPr>
-                <w:b w:val="0"/>
+            <w:shd w:val="clear" w:color="auto" w:fill="F0F4FA"/>
+          </w:tcPr>
+          <w:p>
+            <w:r>
+              <w:rPr>
+                <w:sz w:val="18"/>
               </w:rPr>
               <w:t>Shots/Kill (On Foot)</w:t>
             </w:r>
@@ -2618,12 +2912,12 @@
         <w:tc>
           <w:tcPr>
             <w:tcW w:type="dxa" w:w="3135"/>
-          </w:tcPr>
-          <w:p>
-            <w:r/>
-            <w:r>
-              <w:rPr>
-                <w:b w:val="0"/>
+            <w:shd w:val="clear" w:color="auto" w:fill="F0F4FA"/>
+          </w:tcPr>
+          <w:p>
+            <w:r>
+              <w:rPr>
+                <w:sz w:val="18"/>
               </w:rPr>
               <w:t>Ignored — recomputed</w:t>
             </w:r>
@@ -2634,12 +2928,12 @@
         <w:tc>
           <w:tcPr>
             <w:tcW w:type="dxa" w:w="3135"/>
-          </w:tcPr>
-          <w:p>
-            <w:r/>
-            <w:r>
-              <w:rPr>
-                <w:b w:val="0"/>
+            <w:shd w:val="clear" w:color="auto" w:fill="FFFFFF"/>
+          </w:tcPr>
+          <w:p>
+            <w:r>
+              <w:rPr>
+                <w:sz w:val="18"/>
               </w:rPr>
               <w:t>14</w:t>
             </w:r>
@@ -2648,12 +2942,12 @@
         <w:tc>
           <w:tcPr>
             <w:tcW w:type="dxa" w:w="3135"/>
-          </w:tcPr>
-          <w:p>
-            <w:r/>
-            <w:r>
-              <w:rPr>
-                <w:b w:val="0"/>
+            <w:shd w:val="clear" w:color="auto" w:fill="FFFFFF"/>
+          </w:tcPr>
+          <w:p>
+            <w:r>
+              <w:rPr>
+                <w:sz w:val="18"/>
               </w:rPr>
               <w:t>Avg Kill Dist On Foot (m)</w:t>
             </w:r>
@@ -2662,12 +2956,12 @@
         <w:tc>
           <w:tcPr>
             <w:tcW w:type="dxa" w:w="3135"/>
-          </w:tcPr>
-          <w:p>
-            <w:r/>
-            <w:r>
-              <w:rPr>
-                <w:b w:val="0"/>
+            <w:shd w:val="clear" w:color="auto" w:fill="FFFFFF"/>
+          </w:tcPr>
+          <w:p>
+            <w:r>
+              <w:rPr>
+                <w:sz w:val="18"/>
               </w:rPr>
               <w:t>Average kill distance (on foot)</w:t>
             </w:r>
@@ -2678,12 +2972,12 @@
         <w:tc>
           <w:tcPr>
             <w:tcW w:type="dxa" w:w="3135"/>
-          </w:tcPr>
-          <w:p>
-            <w:r/>
-            <w:r>
-              <w:rPr>
-                <w:b w:val="0"/>
+            <w:shd w:val="clear" w:color="auto" w:fill="F0F4FA"/>
+          </w:tcPr>
+          <w:p>
+            <w:r>
+              <w:rPr>
+                <w:sz w:val="18"/>
               </w:rPr>
               <w:t>15</w:t>
             </w:r>
@@ -2692,12 +2986,12 @@
         <w:tc>
           <w:tcPr>
             <w:tcW w:type="dxa" w:w="3135"/>
-          </w:tcPr>
-          <w:p>
-            <w:r/>
-            <w:r>
-              <w:rPr>
-                <w:b w:val="0"/>
+            <w:shd w:val="clear" w:color="auto" w:fill="F0F4FA"/>
+          </w:tcPr>
+          <w:p>
+            <w:r>
+              <w:rPr>
+                <w:sz w:val="18"/>
               </w:rPr>
               <w:t>Longest Kill On Foot (m)</w:t>
             </w:r>
@@ -2706,12 +3000,12 @@
         <w:tc>
           <w:tcPr>
             <w:tcW w:type="dxa" w:w="3135"/>
-          </w:tcPr>
-          <w:p>
-            <w:r/>
-            <w:r>
-              <w:rPr>
-                <w:b w:val="0"/>
+            <w:shd w:val="clear" w:color="auto" w:fill="F0F4FA"/>
+          </w:tcPr>
+          <w:p>
+            <w:r>
+              <w:rPr>
+                <w:sz w:val="18"/>
               </w:rPr>
               <w:t>Longest single kill distance (on foot)</w:t>
             </w:r>
@@ -2722,12 +3016,12 @@
         <w:tc>
           <w:tcPr>
             <w:tcW w:type="dxa" w:w="3135"/>
-          </w:tcPr>
-          <w:p>
-            <w:r/>
-            <w:r>
-              <w:rPr>
-                <w:b w:val="0"/>
+            <w:shd w:val="clear" w:color="auto" w:fill="FFFFFF"/>
+          </w:tcPr>
+          <w:p>
+            <w:r>
+              <w:rPr>
+                <w:sz w:val="18"/>
               </w:rPr>
               <w:t>16</w:t>
             </w:r>
@@ -2736,12 +3030,12 @@
         <w:tc>
           <w:tcPr>
             <w:tcW w:type="dxa" w:w="3135"/>
-          </w:tcPr>
-          <w:p>
-            <w:r/>
-            <w:r>
-              <w:rPr>
-                <w:b w:val="0"/>
+            <w:shd w:val="clear" w:color="auto" w:fill="FFFFFF"/>
+          </w:tcPr>
+          <w:p>
+            <w:r>
+              <w:rPr>
+                <w:sz w:val="18"/>
               </w:rPr>
               <w:t>Kills (In Vehicle)</w:t>
             </w:r>
@@ -2750,14 +3044,14 @@
         <w:tc>
           <w:tcPr>
             <w:tcW w:type="dxa" w:w="3135"/>
-          </w:tcPr>
-          <w:p>
-            <w:r/>
-            <w:r>
-              <w:rPr>
-                <w:b w:val="0"/>
-              </w:rPr>
-              <w:t>Kills scored while in a vehicle</w:t>
+            <w:shd w:val="clear" w:color="auto" w:fill="FFFFFF"/>
+          </w:tcPr>
+          <w:p>
+            <w:r>
+              <w:rPr>
+                <w:sz w:val="18"/>
+              </w:rPr>
+              <w:t>Vehicle kills</w:t>
             </w:r>
           </w:p>
         </w:tc>
@@ -2766,12 +3060,12 @@
         <w:tc>
           <w:tcPr>
             <w:tcW w:type="dxa" w:w="3135"/>
-          </w:tcPr>
-          <w:p>
-            <w:r/>
-            <w:r>
-              <w:rPr>
-                <w:b w:val="0"/>
+            <w:shd w:val="clear" w:color="auto" w:fill="F0F4FA"/>
+          </w:tcPr>
+          <w:p>
+            <w:r>
+              <w:rPr>
+                <w:sz w:val="18"/>
               </w:rPr>
               <w:t>17</w:t>
             </w:r>
@@ -2780,12 +3074,12 @@
         <w:tc>
           <w:tcPr>
             <w:tcW w:type="dxa" w:w="3135"/>
-          </w:tcPr>
-          <w:p>
-            <w:r/>
-            <w:r>
-              <w:rPr>
-                <w:b w:val="0"/>
+            <w:shd w:val="clear" w:color="auto" w:fill="F0F4FA"/>
+          </w:tcPr>
+          <w:p>
+            <w:r>
+              <w:rPr>
+                <w:sz w:val="18"/>
               </w:rPr>
               <w:t>Deaths (In Vehicle)</w:t>
             </w:r>
@@ -2794,12 +3088,12 @@
         <w:tc>
           <w:tcPr>
             <w:tcW w:type="dxa" w:w="3135"/>
-          </w:tcPr>
-          <w:p>
-            <w:r/>
-            <w:r>
-              <w:rPr>
-                <w:b w:val="0"/>
+            <w:shd w:val="clear" w:color="auto" w:fill="F0F4FA"/>
+          </w:tcPr>
+          <w:p>
+            <w:r>
+              <w:rPr>
+                <w:sz w:val="18"/>
               </w:rPr>
               <w:t>Deaths while in vehicle</w:t>
             </w:r>
@@ -2810,12 +3104,12 @@
         <w:tc>
           <w:tcPr>
             <w:tcW w:type="dxa" w:w="3135"/>
-          </w:tcPr>
-          <w:p>
-            <w:r/>
-            <w:r>
-              <w:rPr>
-                <w:b w:val="0"/>
+            <w:shd w:val="clear" w:color="auto" w:fill="FFFFFF"/>
+          </w:tcPr>
+          <w:p>
+            <w:r>
+              <w:rPr>
+                <w:sz w:val="18"/>
               </w:rPr>
               <w:t>18</w:t>
             </w:r>
@@ -2824,12 +3118,12 @@
         <w:tc>
           <w:tcPr>
             <w:tcW w:type="dxa" w:w="3135"/>
-          </w:tcPr>
-          <w:p>
-            <w:r/>
-            <w:r>
-              <w:rPr>
-                <w:b w:val="0"/>
+            <w:shd w:val="clear" w:color="auto" w:fill="FFFFFF"/>
+          </w:tcPr>
+          <w:p>
+            <w:r>
+              <w:rPr>
+                <w:sz w:val="18"/>
               </w:rPr>
               <w:t>K/D (In Vehicle)</w:t>
             </w:r>
@@ -2838,12 +3132,12 @@
         <w:tc>
           <w:tcPr>
             <w:tcW w:type="dxa" w:w="3135"/>
-          </w:tcPr>
-          <w:p>
-            <w:r/>
-            <w:r>
-              <w:rPr>
-                <w:b w:val="0"/>
+            <w:shd w:val="clear" w:color="auto" w:fill="FFFFFF"/>
+          </w:tcPr>
+          <w:p>
+            <w:r>
+              <w:rPr>
+                <w:sz w:val="18"/>
               </w:rPr>
               <w:t>Ignored — recomputed</w:t>
             </w:r>
@@ -2854,12 +3148,12 @@
         <w:tc>
           <w:tcPr>
             <w:tcW w:type="dxa" w:w="3135"/>
-          </w:tcPr>
-          <w:p>
-            <w:r/>
-            <w:r>
-              <w:rPr>
-                <w:b w:val="0"/>
+            <w:shd w:val="clear" w:color="auto" w:fill="F0F4FA"/>
+          </w:tcPr>
+          <w:p>
+            <w:r>
+              <w:rPr>
+                <w:sz w:val="18"/>
               </w:rPr>
               <w:t>19</w:t>
             </w:r>
@@ -2868,12 +3162,12 @@
         <w:tc>
           <w:tcPr>
             <w:tcW w:type="dxa" w:w="3135"/>
-          </w:tcPr>
-          <w:p>
-            <w:r/>
-            <w:r>
-              <w:rPr>
-                <w:b w:val="0"/>
+            <w:shd w:val="clear" w:color="auto" w:fill="F0F4FA"/>
+          </w:tcPr>
+          <w:p>
+            <w:r>
+              <w:rPr>
+                <w:sz w:val="18"/>
               </w:rPr>
               <w:t>Teamkills (In Vehicle)</w:t>
             </w:r>
@@ -2882,12 +3176,12 @@
         <w:tc>
           <w:tcPr>
             <w:tcW w:type="dxa" w:w="3135"/>
-          </w:tcPr>
-          <w:p>
-            <w:r/>
-            <w:r>
-              <w:rPr>
-                <w:b w:val="0"/>
+            <w:shd w:val="clear" w:color="auto" w:fill="F0F4FA"/>
+          </w:tcPr>
+          <w:p>
+            <w:r>
+              <w:rPr>
+                <w:sz w:val="18"/>
               </w:rPr>
               <w:t>Friendly fire from vehicle</w:t>
             </w:r>
@@ -2898,12 +3192,12 @@
         <w:tc>
           <w:tcPr>
             <w:tcW w:type="dxa" w:w="3135"/>
-          </w:tcPr>
-          <w:p>
-            <w:r/>
-            <w:r>
-              <w:rPr>
-                <w:b w:val="0"/>
+            <w:shd w:val="clear" w:color="auto" w:fill="FFFFFF"/>
+          </w:tcPr>
+          <w:p>
+            <w:r>
+              <w:rPr>
+                <w:sz w:val="18"/>
               </w:rPr>
               <w:t>20</w:t>
             </w:r>
@@ -2912,12 +3206,12 @@
         <w:tc>
           <w:tcPr>
             <w:tcW w:type="dxa" w:w="3135"/>
-          </w:tcPr>
-          <w:p>
-            <w:r/>
-            <w:r>
-              <w:rPr>
-                <w:b w:val="0"/>
+            <w:shd w:val="clear" w:color="auto" w:fill="FFFFFF"/>
+          </w:tcPr>
+          <w:p>
+            <w:r>
+              <w:rPr>
+                <w:sz w:val="18"/>
               </w:rPr>
               <w:t>Vehicle Kills (On Foot)</w:t>
             </w:r>
@@ -2926,12 +3220,12 @@
         <w:tc>
           <w:tcPr>
             <w:tcW w:type="dxa" w:w="3135"/>
-          </w:tcPr>
-          <w:p>
-            <w:r/>
-            <w:r>
-              <w:rPr>
-                <w:b w:val="0"/>
+            <w:shd w:val="clear" w:color="auto" w:fill="FFFFFF"/>
+          </w:tcPr>
+          <w:p>
+            <w:r>
+              <w:rPr>
+                <w:sz w:val="18"/>
               </w:rPr>
               <w:t>Vehicles destroyed while on foot</w:t>
             </w:r>
@@ -2942,12 +3236,12 @@
         <w:tc>
           <w:tcPr>
             <w:tcW w:type="dxa" w:w="3135"/>
-          </w:tcPr>
-          <w:p>
-            <w:r/>
-            <w:r>
-              <w:rPr>
-                <w:b w:val="0"/>
+            <w:shd w:val="clear" w:color="auto" w:fill="F0F4FA"/>
+          </w:tcPr>
+          <w:p>
+            <w:r>
+              <w:rPr>
+                <w:sz w:val="18"/>
               </w:rPr>
               <w:t>21</w:t>
             </w:r>
@@ -2956,12 +3250,12 @@
         <w:tc>
           <w:tcPr>
             <w:tcW w:type="dxa" w:w="3135"/>
-          </w:tcPr>
-          <w:p>
-            <w:r/>
-            <w:r>
-              <w:rPr>
-                <w:b w:val="0"/>
+            <w:shd w:val="clear" w:color="auto" w:fill="F0F4FA"/>
+          </w:tcPr>
+          <w:p>
+            <w:r>
+              <w:rPr>
+                <w:sz w:val="18"/>
               </w:rPr>
               <w:t>Vehicle Kills (In Vehicle)</w:t>
             </w:r>
@@ -2970,14 +3264,14 @@
         <w:tc>
           <w:tcPr>
             <w:tcW w:type="dxa" w:w="3135"/>
-          </w:tcPr>
-          <w:p>
-            <w:r/>
-            <w:r>
-              <w:rPr>
-                <w:b w:val="0"/>
-              </w:rPr>
-              <w:t>Vehicles destroyed while in vehicle</w:t>
+            <w:shd w:val="clear" w:color="auto" w:fill="F0F4FA"/>
+          </w:tcPr>
+          <w:p>
+            <w:r>
+              <w:rPr>
+                <w:sz w:val="18"/>
+              </w:rPr>
+              <w:t>Vehicles destroyed while mounted</w:t>
             </w:r>
           </w:p>
         </w:tc>
@@ -2986,12 +3280,12 @@
         <w:tc>
           <w:tcPr>
             <w:tcW w:type="dxa" w:w="3135"/>
-          </w:tcPr>
-          <w:p>
-            <w:r/>
-            <w:r>
-              <w:rPr>
-                <w:b w:val="0"/>
+            <w:shd w:val="clear" w:color="auto" w:fill="FFFFFF"/>
+          </w:tcPr>
+          <w:p>
+            <w:r>
+              <w:rPr>
+                <w:sz w:val="18"/>
               </w:rPr>
               <w:t>22</w:t>
             </w:r>
@@ -3000,12 +3294,12 @@
         <w:tc>
           <w:tcPr>
             <w:tcW w:type="dxa" w:w="3135"/>
-          </w:tcPr>
-          <w:p>
-            <w:r/>
-            <w:r>
-              <w:rPr>
-                <w:b w:val="0"/>
+            <w:shd w:val="clear" w:color="auto" w:fill="FFFFFF"/>
+          </w:tcPr>
+          <w:p>
+            <w:r>
+              <w:rPr>
+                <w:sz w:val="18"/>
               </w:rPr>
               <w:t>Shots (In Vehicle)</w:t>
             </w:r>
@@ -3014,12 +3308,12 @@
         <w:tc>
           <w:tcPr>
             <w:tcW w:type="dxa" w:w="3135"/>
-          </w:tcPr>
-          <w:p>
-            <w:r/>
-            <w:r>
-              <w:rPr>
-                <w:b w:val="0"/>
+            <w:shd w:val="clear" w:color="auto" w:fill="FFFFFF"/>
+          </w:tcPr>
+          <w:p>
+            <w:r>
+              <w:rPr>
+                <w:sz w:val="18"/>
               </w:rPr>
               <w:t>Rounds fired from vehicle</w:t>
             </w:r>
@@ -3030,12 +3324,12 @@
         <w:tc>
           <w:tcPr>
             <w:tcW w:type="dxa" w:w="3135"/>
-          </w:tcPr>
-          <w:p>
-            <w:r/>
-            <w:r>
-              <w:rPr>
-                <w:b w:val="0"/>
+            <w:shd w:val="clear" w:color="auto" w:fill="F0F4FA"/>
+          </w:tcPr>
+          <w:p>
+            <w:r>
+              <w:rPr>
+                <w:sz w:val="18"/>
               </w:rPr>
               <w:t>23</w:t>
             </w:r>
@@ -3044,12 +3338,12 @@
         <w:tc>
           <w:tcPr>
             <w:tcW w:type="dxa" w:w="3135"/>
-          </w:tcPr>
-          <w:p>
-            <w:r/>
-            <w:r>
-              <w:rPr>
-                <w:b w:val="0"/>
+            <w:shd w:val="clear" w:color="auto" w:fill="F0F4FA"/>
+          </w:tcPr>
+          <w:p>
+            <w:r>
+              <w:rPr>
+                <w:sz w:val="18"/>
               </w:rPr>
               <w:t>Hits Taken (In Vehicle)</w:t>
             </w:r>
@@ -3058,12 +3352,12 @@
         <w:tc>
           <w:tcPr>
             <w:tcW w:type="dxa" w:w="3135"/>
-          </w:tcPr>
-          <w:p>
-            <w:r/>
-            <w:r>
-              <w:rPr>
-                <w:b w:val="0"/>
+            <w:shd w:val="clear" w:color="auto" w:fill="F0F4FA"/>
+          </w:tcPr>
+          <w:p>
+            <w:r>
+              <w:rPr>
+                <w:sz w:val="18"/>
               </w:rPr>
               <w:t>Times vehicle was hit</w:t>
             </w:r>
@@ -3074,12 +3368,12 @@
         <w:tc>
           <w:tcPr>
             <w:tcW w:type="dxa" w:w="3135"/>
-          </w:tcPr>
-          <w:p>
-            <w:r/>
-            <w:r>
-              <w:rPr>
-                <w:b w:val="0"/>
+            <w:shd w:val="clear" w:color="auto" w:fill="FFFFFF"/>
+          </w:tcPr>
+          <w:p>
+            <w:r>
+              <w:rPr>
+                <w:sz w:val="18"/>
               </w:rPr>
               <w:t>24</w:t>
             </w:r>
@@ -3088,12 +3382,12 @@
         <w:tc>
           <w:tcPr>
             <w:tcW w:type="dxa" w:w="3135"/>
-          </w:tcPr>
-          <w:p>
-            <w:r/>
-            <w:r>
-              <w:rPr>
-                <w:b w:val="0"/>
+            <w:shd w:val="clear" w:color="auto" w:fill="FFFFFF"/>
+          </w:tcPr>
+          <w:p>
+            <w:r>
+              <w:rPr>
+                <w:sz w:val="18"/>
               </w:rPr>
               <w:t>Shots/Kill (In Vehicle)</w:t>
             </w:r>
@@ -3102,12 +3396,12 @@
         <w:tc>
           <w:tcPr>
             <w:tcW w:type="dxa" w:w="3135"/>
-          </w:tcPr>
-          <w:p>
-            <w:r/>
-            <w:r>
-              <w:rPr>
-                <w:b w:val="0"/>
+            <w:shd w:val="clear" w:color="auto" w:fill="FFFFFF"/>
+          </w:tcPr>
+          <w:p>
+            <w:r>
+              <w:rPr>
+                <w:sz w:val="18"/>
               </w:rPr>
               <w:t>Ignored — recomputed</w:t>
             </w:r>
@@ -3118,12 +3412,12 @@
         <w:tc>
           <w:tcPr>
             <w:tcW w:type="dxa" w:w="3135"/>
-          </w:tcPr>
-          <w:p>
-            <w:r/>
-            <w:r>
-              <w:rPr>
-                <w:b w:val="0"/>
+            <w:shd w:val="clear" w:color="auto" w:fill="F0F4FA"/>
+          </w:tcPr>
+          <w:p>
+            <w:r>
+              <w:rPr>
+                <w:sz w:val="18"/>
               </w:rPr>
               <w:t>25</w:t>
             </w:r>
@@ -3132,12 +3426,12 @@
         <w:tc>
           <w:tcPr>
             <w:tcW w:type="dxa" w:w="3135"/>
-          </w:tcPr>
-          <w:p>
-            <w:r/>
-            <w:r>
-              <w:rPr>
-                <w:b w:val="0"/>
+            <w:shd w:val="clear" w:color="auto" w:fill="F0F4FA"/>
+          </w:tcPr>
+          <w:p>
+            <w:r>
+              <w:rPr>
+                <w:sz w:val="18"/>
               </w:rPr>
               <w:t>Avg Kill Dist In Vehicle (m)</w:t>
             </w:r>
@@ -3146,12 +3440,12 @@
         <w:tc>
           <w:tcPr>
             <w:tcW w:type="dxa" w:w="3135"/>
-          </w:tcPr>
-          <w:p>
-            <w:r/>
-            <w:r>
-              <w:rPr>
-                <w:b w:val="0"/>
+            <w:shd w:val="clear" w:color="auto" w:fill="F0F4FA"/>
+          </w:tcPr>
+          <w:p>
+            <w:r>
+              <w:rPr>
+                <w:sz w:val="18"/>
               </w:rPr>
               <w:t>Average kill distance (vehicle)</w:t>
             </w:r>
@@ -3162,12 +3456,12 @@
         <w:tc>
           <w:tcPr>
             <w:tcW w:type="dxa" w:w="3135"/>
-          </w:tcPr>
-          <w:p>
-            <w:r/>
-            <w:r>
-              <w:rPr>
-                <w:b w:val="0"/>
+            <w:shd w:val="clear" w:color="auto" w:fill="FFFFFF"/>
+          </w:tcPr>
+          <w:p>
+            <w:r>
+              <w:rPr>
+                <w:sz w:val="18"/>
               </w:rPr>
               <w:t>26</w:t>
             </w:r>
@@ -3176,12 +3470,12 @@
         <w:tc>
           <w:tcPr>
             <w:tcW w:type="dxa" w:w="3135"/>
-          </w:tcPr>
-          <w:p>
-            <w:r/>
-            <w:r>
-              <w:rPr>
-                <w:b w:val="0"/>
+            <w:shd w:val="clear" w:color="auto" w:fill="FFFFFF"/>
+          </w:tcPr>
+          <w:p>
+            <w:r>
+              <w:rPr>
+                <w:sz w:val="18"/>
               </w:rPr>
               <w:t>Longest Kill In Vehicle (m)</w:t>
             </w:r>
@@ -3190,12 +3484,12 @@
         <w:tc>
           <w:tcPr>
             <w:tcW w:type="dxa" w:w="3135"/>
-          </w:tcPr>
-          <w:p>
-            <w:r/>
-            <w:r>
-              <w:rPr>
-                <w:b w:val="0"/>
+            <w:shd w:val="clear" w:color="auto" w:fill="FFFFFF"/>
+          </w:tcPr>
+          <w:p>
+            <w:r>
+              <w:rPr>
+                <w:sz w:val="18"/>
               </w:rPr>
               <w:t>Longest single kill distance (vehicle)</w:t>
             </w:r>
@@ -3206,12 +3500,12 @@
         <w:tc>
           <w:tcPr>
             <w:tcW w:type="dxa" w:w="3135"/>
-          </w:tcPr>
-          <w:p>
-            <w:r/>
-            <w:r>
-              <w:rPr>
-                <w:b w:val="0"/>
+            <w:shd w:val="clear" w:color="auto" w:fill="F0F4FA"/>
+          </w:tcPr>
+          <w:p>
+            <w:r>
+              <w:rPr>
+                <w:sz w:val="18"/>
               </w:rPr>
               <w:t>27</w:t>
             </w:r>
@@ -3220,12 +3514,12 @@
         <w:tc>
           <w:tcPr>
             <w:tcW w:type="dxa" w:w="3135"/>
-          </w:tcPr>
-          <w:p>
-            <w:r/>
-            <w:r>
-              <w:rPr>
-                <w:b w:val="0"/>
+            <w:shd w:val="clear" w:color="auto" w:fill="F0F4FA"/>
+          </w:tcPr>
+          <w:p>
+            <w:r>
+              <w:rPr>
+                <w:sz w:val="18"/>
               </w:rPr>
               <w:t>Top Weapon</w:t>
             </w:r>
@@ -3234,14 +3528,14 @@
         <w:tc>
           <w:tcPr>
             <w:tcW w:type="dxa" w:w="3135"/>
-          </w:tcPr>
-          <w:p>
-            <w:r/>
-            <w:r>
-              <w:rPr>
-                <w:b w:val="0"/>
-              </w:rPr>
-              <w:t>Weapon with the most on-foot kills for this player in this mission</w:t>
+            <w:shd w:val="clear" w:color="auto" w:fill="F0F4FA"/>
+          </w:tcPr>
+          <w:p>
+            <w:r>
+              <w:rPr>
+                <w:sz w:val="18"/>
+              </w:rPr>
+              <w:t>Weapon used for the longest kill; shown on award cards</w:t>
             </w:r>
           </w:p>
         </w:tc>
@@ -3250,12 +3544,12 @@
         <w:tc>
           <w:tcPr>
             <w:tcW w:type="dxa" w:w="3135"/>
-          </w:tcPr>
-          <w:p>
-            <w:r/>
-            <w:r>
-              <w:rPr>
-                <w:b w:val="0"/>
+            <w:shd w:val="clear" w:color="auto" w:fill="FFFFFF"/>
+          </w:tcPr>
+          <w:p>
+            <w:r>
+              <w:rPr>
+                <w:sz w:val="18"/>
               </w:rPr>
               <w:t>28</w:t>
             </w:r>
@@ -3264,12 +3558,12 @@
         <w:tc>
           <w:tcPr>
             <w:tcW w:type="dxa" w:w="3135"/>
-          </w:tcPr>
-          <w:p>
-            <w:r/>
-            <w:r>
-              <w:rPr>
-                <w:b w:val="0"/>
+            <w:shd w:val="clear" w:color="auto" w:fill="FFFFFF"/>
+          </w:tcPr>
+          <w:p>
+            <w:r>
+              <w:rPr>
+                <w:sz w:val="18"/>
               </w:rPr>
               <w:t>Weapon Kills (JSON)</w:t>
             </w:r>
@@ -3278,14 +3572,14 @@
         <w:tc>
           <w:tcPr>
             <w:tcW w:type="dxa" w:w="3135"/>
-          </w:tcPr>
-          <w:p>
-            <w:r/>
-            <w:r>
-              <w:rPr>
-                <w:b w:val="0"/>
-              </w:rPr>
-              <w:t>JSON object: {"WeaponName": killCount, ...}</w:t>
+            <w:shd w:val="clear" w:color="auto" w:fill="FFFFFF"/>
+          </w:tcPr>
+          <w:p>
+            <w:r>
+              <w:rPr>
+                <w:sz w:val="18"/>
+              </w:rPr>
+              <w:t>JSON object: {"WeaponName [MagType]": killCount, ...}; quotes preserved during parse</w:t>
             </w:r>
           </w:p>
         </w:tc>
@@ -3294,12 +3588,12 @@
         <w:tc>
           <w:tcPr>
             <w:tcW w:type="dxa" w:w="3135"/>
-          </w:tcPr>
-          <w:p>
-            <w:r/>
-            <w:r>
-              <w:rPr>
-                <w:b w:val="0"/>
+            <w:shd w:val="clear" w:color="auto" w:fill="F0F4FA"/>
+          </w:tcPr>
+          <w:p>
+            <w:r>
+              <w:rPr>
+                <w:sz w:val="18"/>
               </w:rPr>
               <w:t>29</w:t>
             </w:r>
@@ -3308,12 +3602,12 @@
         <w:tc>
           <w:tcPr>
             <w:tcW w:type="dxa" w:w="3135"/>
-          </w:tcPr>
-          <w:p>
-            <w:r/>
-            <w:r>
-              <w:rPr>
-                <w:b w:val="0"/>
+            <w:shd w:val="clear" w:color="auto" w:fill="F0F4FA"/>
+          </w:tcPr>
+          <w:p>
+            <w:r>
+              <w:rPr>
+                <w:sz w:val="18"/>
               </w:rPr>
               <w:t>Suicides</w:t>
             </w:r>
@@ -3322,14 +3616,14 @@
         <w:tc>
           <w:tcPr>
             <w:tcW w:type="dxa" w:w="3135"/>
-          </w:tcPr>
-          <w:p>
-            <w:r/>
-            <w:r>
-              <w:rPr>
-                <w:b w:val="0"/>
-              </w:rPr>
-              <w:t>Self-kills recorded by OCAP</w:t>
+            <w:shd w:val="clear" w:color="auto" w:fill="F0F4FA"/>
+          </w:tcPr>
+          <w:p>
+            <w:r>
+              <w:rPr>
+                <w:sz w:val="18"/>
+              </w:rPr>
+              <w:t>Self-inflicted deaths</w:t>
             </w:r>
           </w:p>
         </w:tc>
@@ -3338,12 +3632,12 @@
         <w:tc>
           <w:tcPr>
             <w:tcW w:type="dxa" w:w="3135"/>
-          </w:tcPr>
-          <w:p>
-            <w:r/>
-            <w:r>
-              <w:rPr>
-                <w:b w:val="0"/>
+            <w:shd w:val="clear" w:color="auto" w:fill="FFFFFF"/>
+          </w:tcPr>
+          <w:p>
+            <w:r>
+              <w:rPr>
+                <w:sz w:val="18"/>
               </w:rPr>
               <w:t>30</w:t>
             </w:r>
@@ -3352,12 +3646,12 @@
         <w:tc>
           <w:tcPr>
             <w:tcW w:type="dxa" w:w="3135"/>
-          </w:tcPr>
-          <w:p>
-            <w:r/>
-            <w:r>
-              <w:rPr>
-                <w:b w:val="0"/>
+            <w:shd w:val="clear" w:color="auto" w:fill="FFFFFF"/>
+          </w:tcPr>
+          <w:p>
+            <w:r>
+              <w:rPr>
+                <w:sz w:val="18"/>
               </w:rPr>
               <w:t>Time Played (s)</w:t>
             </w:r>
@@ -3366,14 +3660,58 @@
         <w:tc>
           <w:tcPr>
             <w:tcW w:type="dxa" w:w="3135"/>
-          </w:tcPr>
-          <w:p>
-            <w:r/>
-            <w:r>
-              <w:rPr>
-                <w:b w:val="0"/>
-              </w:rPr>
-              <w:t>Seconds the player was present in the mission (position frames × captureDelay)</w:t>
+            <w:shd w:val="clear" w:color="auto" w:fill="FFFFFF"/>
+          </w:tcPr>
+          <w:p>
+            <w:r>
+              <w:rPr>
+                <w:sz w:val="18"/>
+              </w:rPr>
+              <w:t>Seconds present in the mission</w:t>
+            </w:r>
+          </w:p>
+        </w:tc>
+      </w:tr>
+      <w:tr>
+        <w:tc>
+          <w:tcPr>
+            <w:tcW w:type="dxa" w:w="3135"/>
+            <w:shd w:val="clear" w:color="auto" w:fill="F0F4FA"/>
+          </w:tcPr>
+          <w:p>
+            <w:r>
+              <w:rPr>
+                <w:sz w:val="18"/>
+              </w:rPr>
+              <w:t>31</w:t>
+            </w:r>
+          </w:p>
+        </w:tc>
+        <w:tc>
+          <w:tcPr>
+            <w:tcW w:type="dxa" w:w="3135"/>
+            <w:shd w:val="clear" w:color="auto" w:fill="F0F4FA"/>
+          </w:tcPr>
+          <w:p>
+            <w:r>
+              <w:rPr>
+                <w:sz w:val="18"/>
+              </w:rPr>
+              <w:t>Distance Run (km)</w:t>
+            </w:r>
+          </w:p>
+        </w:tc>
+        <w:tc>
+          <w:tcPr>
+            <w:tcW w:type="dxa" w:w="3135"/>
+            <w:shd w:val="clear" w:color="auto" w:fill="F0F4FA"/>
+          </w:tcPr>
+          <w:p>
+            <w:r>
+              <w:rPr>
+                <w:sz w:val="18"/>
+              </w:rPr>
+              <w:t>Total distance run from OCAP movement data; teleport steps (&gt;100 m) excluded</w:t>
             </w:r>
           </w:p>
         </w:tc>
@@ -3824,6 +4162,38 @@
           <w:color w:val="222222"/>
           <w:sz w:val="18"/>
         </w:rPr>
+        <w:t xml:space="preserve">  distanceRun:   number,       // km</w:t>
+      </w:r>
+    </w:p>
+    <w:p>
+      <w:pPr>
+        <w:pStyle w:val="NoSpacing"/>
+        <w:spacing w:before="40" w:after="40"/>
+        <w:ind w:left="576"/>
+        <w:shd w:val="clear" w:color="auto" w:fill="F3F3F3"/>
+      </w:pPr>
+      <w:r>
+        <w:rPr>
+          <w:rFonts w:ascii="Courier New" w:hAnsi="Courier New"/>
+          <w:color w:val="222222"/>
+          <w:sz w:val="18"/>
+        </w:rPr>
+        <w:t xml:space="preserve">  timePlayed:    number,       // seconds</w:t>
+      </w:r>
+    </w:p>
+    <w:p>
+      <w:pPr>
+        <w:pStyle w:val="NoSpacing"/>
+        <w:spacing w:before="40" w:after="40"/>
+        <w:ind w:left="576"/>
+        <w:shd w:val="clear" w:color="auto" w:fill="F3F3F3"/>
+      </w:pPr>
+      <w:r>
+        <w:rPr>
+          <w:rFonts w:ascii="Courier New" w:hAnsi="Courier New"/>
+          <w:color w:val="222222"/>
+          <w:sz w:val="18"/>
+        </w:rPr>
         <w:t xml:space="preserve">  maxLongestFoot: number,      // metres</w:t>
       </w:r>
     </w:p>
@@ -4243,13 +4613,17 @@
     <w:p>
       <w:pPr>
         <w:pStyle w:val="NoSpacing"/>
+        <w:spacing w:before="40" w:after="40"/>
+        <w:ind w:left="576"/>
+        <w:shd w:val="clear" w:color="auto" w:fill="F3F3F3"/>
       </w:pPr>
       <w:r>
         <w:rPr>
           <w:rFonts w:ascii="Courier New" w:hAnsi="Courier New"/>
+          <w:color w:val="222222"/>
           <w:sz w:val="18"/>
         </w:rPr>
-        <w:t xml:space="preserve">  timePlayed:     number,       // seconds present in mission (sum across missions in career view)</w:t>
+        <w:t xml:space="preserve">  unit:               string | null,  // "2nd USC" | "CNTO" | "PXG" | "TFP" | null</w:t>
       </w:r>
     </w:p>
     <w:p>
@@ -6103,366 +6477,6 @@
           </w:p>
         </w:tc>
       </w:tr>
-      <w:tr>
-        <w:tc>
-          <w:tcPr>
-            <w:tcW w:type="dxa" w:w="1881"/>
-          </w:tcPr>
-          <w:p>
-            <w:r/>
-            <w:r>
-              <w:rPr>
-                <w:b w:val="0"/>
-              </w:rPr>
-              <w:t>Best K/D Ratio</w:t>
-            </w:r>
-          </w:p>
-        </w:tc>
-        <w:tc>
-          <w:tcPr>
-            <w:tcW w:type="dxa" w:w="1881"/>
-          </w:tcPr>
-          <w:p>
-            <w:r/>
-            <w:r>
-              <w:rPr>
-                <w:b w:val="0"/>
-              </w:rPr>
-              <w:t>🏆</w:t>
-            </w:r>
-          </w:p>
-        </w:tc>
-        <w:tc>
-          <w:tcPr>
-            <w:tcW w:type="dxa" w:w="1881"/>
-          </w:tcPr>
-          <w:p>
-            <w:r/>
-            <w:r>
-              <w:rPr>
-                <w:b w:val="0"/>
-              </w:rPr>
-              <w:t>Highest kdFoot</w:t>
-            </w:r>
-          </w:p>
-        </w:tc>
-        <w:tc>
-          <w:tcPr>
-            <w:tcW w:type="dxa" w:w="1881"/>
-          </w:tcPr>
-          <w:p>
-            <w:r/>
-            <w:r>
-              <w:rPr>
-                <w:b w:val="0"/>
-              </w:rPr>
-              <w:t>Min 3 kills on foot</w:t>
-            </w:r>
-          </w:p>
-        </w:tc>
-        <w:tc>
-          <w:tcPr>
-            <w:tcW w:type="dxa" w:w="1881"/>
-          </w:tcPr>
-          <w:p>
-            <w:r/>
-            <w:r>
-              <w:rPr>
-                <w:b w:val="0"/>
-              </w:rPr>
-              <w:t>Name · K/D · kills/deaths</w:t>
-            </w:r>
-          </w:p>
-        </w:tc>
-      </w:tr>
-      <w:tr>
-        <w:tc>
-          <w:tcPr>
-            <w:tcW w:type="dxa" w:w="1881"/>
-          </w:tcPr>
-          <w:p>
-            <w:r/>
-            <w:r>
-              <w:rPr>
-                <w:b w:val="0"/>
-              </w:rPr>
-              <w:t>Always On Duty</w:t>
-            </w:r>
-          </w:p>
-        </w:tc>
-        <w:tc>
-          <w:tcPr>
-            <w:tcW w:type="dxa" w:w="1881"/>
-          </w:tcPr>
-          <w:p>
-            <w:r/>
-            <w:r>
-              <w:rPr>
-                <w:b w:val="0"/>
-              </w:rPr>
-              <w:t>⏱️</w:t>
-            </w:r>
-          </w:p>
-        </w:tc>
-        <w:tc>
-          <w:tcPr>
-            <w:tcW w:type="dxa" w:w="1881"/>
-          </w:tcPr>
-          <w:p>
-            <w:r/>
-            <w:r>
-              <w:rPr>
-                <w:b w:val="0"/>
-              </w:rPr>
-              <w:t>Highest total timePlayed</w:t>
-            </w:r>
-          </w:p>
-        </w:tc>
-        <w:tc>
-          <w:tcPr>
-            <w:tcW w:type="dxa" w:w="1881"/>
-          </w:tcPr>
-          <w:p>
-            <w:r/>
-            <w:r>
-              <w:rPr>
-                <w:b w:val="0"/>
-              </w:rPr>
-              <w:t>timePlayed &gt; 0</w:t>
-            </w:r>
-          </w:p>
-        </w:tc>
-        <w:tc>
-          <w:tcPr>
-            <w:tcW w:type="dxa" w:w="1881"/>
-          </w:tcPr>
-          <w:p>
-            <w:r/>
-            <w:r>
-              <w:rPr>
-                <w:b w:val="0"/>
-              </w:rPr>
-              <w:t>Name · total hours played · mission count</w:t>
-            </w:r>
-          </w:p>
-        </w:tc>
-      </w:tr>
-      <w:tr>
-        <w:tc>
-          <w:tcPr>
-            <w:tcW w:type="dxa" w:w="1881"/>
-          </w:tcPr>
-          <w:p>
-            <w:r/>
-            <w:r>
-              <w:rPr>
-                <w:b w:val="0"/>
-              </w:rPr>
-              <w:t>Spray &amp; Pray</w:t>
-            </w:r>
-          </w:p>
-        </w:tc>
-        <w:tc>
-          <w:tcPr>
-            <w:tcW w:type="dxa" w:w="1881"/>
-          </w:tcPr>
-          <w:p>
-            <w:r/>
-            <w:r>
-              <w:rPr>
-                <w:b w:val="0"/>
-              </w:rPr>
-              <w:t>💩</w:t>
-            </w:r>
-          </w:p>
-        </w:tc>
-        <w:tc>
-          <w:tcPr>
-            <w:tcW w:type="dxa" w:w="1881"/>
-          </w:tcPr>
-          <w:p>
-            <w:r/>
-            <w:r>
-              <w:rPr>
-                <w:b w:val="0"/>
-              </w:rPr>
-              <w:t>Highest spkFoot (shots/kill)</w:t>
-            </w:r>
-          </w:p>
-        </w:tc>
-        <w:tc>
-          <w:tcPr>
-            <w:tcW w:type="dxa" w:w="1881"/>
-          </w:tcPr>
-          <w:p>
-            <w:r/>
-            <w:r>
-              <w:rPr>
-                <w:b w:val="0"/>
-              </w:rPr>
-              <w:t>Min 3 kills, spkFoot &gt; 1</w:t>
-            </w:r>
-          </w:p>
-        </w:tc>
-        <w:tc>
-          <w:tcPr>
-            <w:tcW w:type="dxa" w:w="1881"/>
-          </w:tcPr>
-          <w:p>
-            <w:r/>
-            <w:r>
-              <w:rPr>
-                <w:b w:val="0"/>
-              </w:rPr>
-              <w:t>Name · SPK · kill count (Hall of Shame)</w:t>
-            </w:r>
-          </w:p>
-        </w:tc>
-      </w:tr>
-      <w:tr>
-        <w:tc>
-          <w:tcPr>
-            <w:tcW w:type="dxa" w:w="1881"/>
-          </w:tcPr>
-          <w:p>
-            <w:r/>
-            <w:r>
-              <w:rPr>
-                <w:b w:val="0"/>
-              </w:rPr>
-              <w:t>Most Teamkills</w:t>
-            </w:r>
-          </w:p>
-        </w:tc>
-        <w:tc>
-          <w:tcPr>
-            <w:tcW w:type="dxa" w:w="1881"/>
-          </w:tcPr>
-          <w:p>
-            <w:r/>
-            <w:r>
-              <w:rPr>
-                <w:b w:val="0"/>
-              </w:rPr>
-              <w:t>🤡</w:t>
-            </w:r>
-          </w:p>
-        </w:tc>
-        <w:tc>
-          <w:tcPr>
-            <w:tcW w:type="dxa" w:w="1881"/>
-          </w:tcPr>
-          <w:p>
-            <w:r/>
-            <w:r>
-              <w:rPr>
-                <w:b w:val="0"/>
-              </w:rPr>
-              <w:t>Highest tkOnFoot + tkInVeh</w:t>
-            </w:r>
-          </w:p>
-        </w:tc>
-        <w:tc>
-          <w:tcPr>
-            <w:tcW w:type="dxa" w:w="1881"/>
-          </w:tcPr>
-          <w:p>
-            <w:r/>
-            <w:r>
-              <w:rPr>
-                <w:b w:val="0"/>
-              </w:rPr>
-              <w:t>tkOnFoot + tkInVeh &gt; 0</w:t>
-            </w:r>
-          </w:p>
-        </w:tc>
-        <w:tc>
-          <w:tcPr>
-            <w:tcW w:type="dxa" w:w="1881"/>
-          </w:tcPr>
-          <w:p>
-            <w:r/>
-            <w:r>
-              <w:rPr>
-                <w:b w:val="0"/>
-              </w:rPr>
-              <w:t>Name · teamkill count (Hall of Shame)</w:t>
-            </w:r>
-          </w:p>
-        </w:tc>
-      </w:tr>
-      <w:tr>
-        <w:tc>
-          <w:tcPr>
-            <w:tcW w:type="dxa" w:w="1881"/>
-          </w:tcPr>
-          <w:p>
-            <w:r/>
-            <w:r>
-              <w:rPr>
-                <w:b w:val="0"/>
-              </w:rPr>
-              <w:t>Most Hits Taken</w:t>
-            </w:r>
-          </w:p>
-        </w:tc>
-        <w:tc>
-          <w:tcPr>
-            <w:tcW w:type="dxa" w:w="1881"/>
-          </w:tcPr>
-          <w:p>
-            <w:r/>
-            <w:r>
-              <w:rPr>
-                <w:b w:val="0"/>
-              </w:rPr>
-              <w:t>🎯</w:t>
-            </w:r>
-          </w:p>
-        </w:tc>
-        <w:tc>
-          <w:tcPr>
-            <w:tcW w:type="dxa" w:w="1881"/>
-          </w:tcPr>
-          <w:p>
-            <w:r/>
-            <w:r>
-              <w:rPr>
-                <w:b w:val="0"/>
-              </w:rPr>
-              <w:t>Highest hitsOnFoot</w:t>
-            </w:r>
-          </w:p>
-        </w:tc>
-        <w:tc>
-          <w:tcPr>
-            <w:tcW w:type="dxa" w:w="1881"/>
-          </w:tcPr>
-          <w:p>
-            <w:r/>
-            <w:r>
-              <w:rPr>
-                <w:b w:val="0"/>
-              </w:rPr>
-              <w:t>hitsOnFoot &gt; 0</w:t>
-            </w:r>
-          </w:p>
-        </w:tc>
-        <w:tc>
-          <w:tcPr>
-            <w:tcW w:type="dxa" w:w="1881"/>
-          </w:tcPr>
-          <w:p>
-            <w:r/>
-            <w:r>
-              <w:rPr>
-                <w:b w:val="0"/>
-              </w:rPr>
-              <w:t>Name · hits taken · mission count (Hall of Shame)</w:t>
-            </w:r>
-          </w:p>
-        </w:tc>
-      </w:tr>
     </w:tbl>
     <w:p/>
     <w:p>
@@ -7440,6 +7454,186 @@
           <w:i w:val="0"/>
         </w:rPr>
         <w:t>Renders clickable &lt;th&gt; elements with sort state indicators. The active sort column shows ▲ (ascending) or ▼ (descending); inactive columns show ⇅. Clicks call _sortInf() or _sortVeh() which toggle direction if the same column is clicked twice.</w:t>
+      </w:r>
+    </w:p>
+    <w:p>
+      <w:pPr>
+        <w:pStyle w:val="Heading2"/>
+      </w:pPr>
+      <w:r>
+        <w:t>6.7 renderUnitLeaderboard()</w:t>
+      </w:r>
+    </w:p>
+    <w:p>
+      <w:pPr>
+        <w:spacing w:after="120"/>
+      </w:pPr>
+      <w:r>
+        <w:rPr>
+          <w:b w:val="0"/>
+          <w:i w:val="0"/>
+        </w:rPr>
+        <w:t>Aggregates filteredPlayers by unit (2nd USC, CNTO, PXG, TFP, Unknown). Computes per-unit totals for players, kills, deaths, K/D, TK, vehicle kills, kills/player, avg K/D, missions, distance run, and time played. All columns are sortable. Right-clicking raw-count headers toggles per-mission averages (~/m mode).</w:t>
+      </w:r>
+    </w:p>
+    <w:p>
+      <w:pPr>
+        <w:pStyle w:val="Heading2"/>
+      </w:pPr>
+      <w:r>
+        <w:t>6.8 renderMissionHistory()</w:t>
+      </w:r>
+    </w:p>
+    <w:p>
+      <w:pPr>
+        <w:spacing w:after="120"/>
+      </w:pPr>
+      <w:r>
+        <w:rPr>
+          <w:b w:val="0"/>
+          <w:i w:val="0"/>
+        </w:rPr>
+        <w:t>Builds a chronological table of every unique mission in filteredRows. Per-mission totals: date, world, player count, kills, deaths, K/D, TK, and top killer (player with highest kills in that mission). Sorted by date descending.</w:t>
+      </w:r>
+    </w:p>
+    <w:p>
+      <w:pPr>
+        <w:pStyle w:val="Heading2"/>
+      </w:pPr>
+      <w:r>
+        <w:t>6.9 renderWeaponLeaderboard()</w:t>
+      </w:r>
+    </w:p>
+    <w:p>
+      <w:pPr>
+        <w:spacing w:after="120"/>
+      </w:pPr>
+      <w:r>
+        <w:rPr>
+          <w:b w:val="0"/>
+          <w:i w:val="0"/>
+        </w:rPr>
+        <w:t>Merges Weapon Kills (JSON) objects across all filteredRows. Displays top-50 weapons with total kills, user count, top user, and kill share %. Right-clicking the Total Kills header toggles kills/user mode (amber ~/u prefix). A live search input above the table filters rows by weapon name substring.</w:t>
+      </w:r>
+    </w:p>
+    <w:p>
+      <w:pPr>
+        <w:pStyle w:val="Heading2"/>
+      </w:pPr>
+      <w:r>
+        <w:t>6.10 renderMapStats()</w:t>
+      </w:r>
+    </w:p>
+    <w:p>
+      <w:pPr>
+        <w:spacing w:after="120"/>
+      </w:pPr>
+      <w:r>
+        <w:rPr>
+          <w:b w:val="0"/>
+          <w:i w:val="0"/>
+        </w:rPr>
+        <w:t>Groups filteredRows by World column. Per-map totals: kills, deaths, K/D, TK, mission count, player count. Sorted by kills descending.</w:t>
+      </w:r>
+    </w:p>
+    <w:p>
+      <w:pPr>
+        <w:pStyle w:val="Heading2"/>
+      </w:pPr>
+      <w:r>
+        <w:t>6.11 renderRoleLeaderboard()</w:t>
+      </w:r>
+    </w:p>
+    <w:p>
+      <w:pPr>
+        <w:spacing w:after="120"/>
+      </w:pPr>
+      <w:r>
+        <w:rPr>
+          <w:b w:val="0"/>
+          <w:i w:val="0"/>
+        </w:rPr>
+        <w:t>Groups filteredPlayers by their topRole (normalised). Per-role aggregates: player count, total kills, deaths, K/D, avg K/D. Sorted by kills descending.</w:t>
+      </w:r>
+    </w:p>
+    <w:p>
+      <w:pPr>
+        <w:pStyle w:val="Heading2"/>
+      </w:pPr>
+      <w:r>
+        <w:t>6.12 renderAttendance()</w:t>
+      </w:r>
+    </w:p>
+    <w:p>
+      <w:pPr>
+        <w:spacing w:after="120"/>
+      </w:pPr>
+      <w:r>
+        <w:rPr>
+          <w:b w:val="0"/>
+          <w:i w:val="0"/>
+        </w:rPr>
+        <w:t>Builds a per-player attendance table. Columns: player, missions attended, attendance % (relative to total missions in filtered set), first seen date, last seen date, avg time per mission. Sorted by mission count descending.</w:t>
+      </w:r>
+    </w:p>
+    <w:p>
+      <w:pPr>
+        <w:pStyle w:val="Heading2"/>
+      </w:pPr>
+      <w:r>
+        <w:t>6.13 renderKdTrend()</w:t>
+      </w:r>
+    </w:p>
+    <w:p>
+      <w:pPr>
+        <w:spacing w:after="120"/>
+      </w:pPr>
+      <w:r>
+        <w:rPr>
+          <w:b w:val="0"/>
+          <w:i w:val="0"/>
+        </w:rPr>
+        <w:t>Renders an SVG line chart (viewBox 900x220) of K/D ratio over time. Data points are per-mission K/D values grouped by source file date. A dropdown allows switching between Overall, per unit, or individual player views. A dashed yellow reference line marks K/D = 1.0. SVG dots show exact values on hover. A "nice number" algorithm targets ~6 Y-axis grid lines regardless of data range.</w:t>
+      </w:r>
+    </w:p>
+    <w:p>
+      <w:pPr>
+        <w:pStyle w:val="Heading2"/>
+      </w:pPr>
+      <w:r>
+        <w:t>6.14 renderComparison()</w:t>
+      </w:r>
+    </w:p>
+    <w:p>
+      <w:pPr>
+        <w:spacing w:after="120"/>
+      </w:pPr>
+      <w:r>
+        <w:rPr>
+          <w:b w:val="0"/>
+          <w:i w:val="0"/>
+        </w:rPr>
+        <w:t>Side-by-side stat comparison between two players selected from dropdowns. Renders a table of all infantry and vehicle metrics; the higher value in each row is highlighted in green. Draws from filteredPlayers for current filter context.</w:t>
+      </w:r>
+    </w:p>
+    <w:p>
+      <w:pPr>
+        <w:pStyle w:val="Heading2"/>
+      </w:pPr>
+      <w:r>
+        <w:t>6.15 Section Nav Bar &amp; toggleSection()</w:t>
+      </w:r>
+    </w:p>
+    <w:p>
+      <w:pPr>
+        <w:spacing w:after="120"/>
+      </w:pPr>
+      <w:r>
+        <w:rPr>
+          <w:b w:val="0"/>
+          <w:i w:val="0"/>
+        </w:rPr>
+        <w:t>A sticky dark tab strip (#sectionNav) sits at the top of the page with one button per section. Clicking a button calls navTo(key), which expands the section if collapsed, re-renders its chart (K/D Trend, Comparison) if it was first rendered while hidden, then smooth-scrolls to the section header. toggleSection(key) toggles the section content div between display:block and display:none and persists the state to localStorage under key "sec_" + key.</w:t>
       </w:r>
     </w:p>
     <w:p>
@@ -8184,7 +8378,7 @@
               <w:rPr>
                 <w:sz w:val="18"/>
               </w:rPr>
-              <w:t>normalizeRole(role)</w:t>
+              <w:t>fmtTime(secs)</w:t>
             </w:r>
           </w:p>
         </w:tc>
@@ -8212,7 +8406,7 @@
               <w:rPr>
                 <w:sz w:val="18"/>
               </w:rPr>
-              <w:t>role: string</w:t>
+              <w:t>secs: number</w:t>
             </w:r>
           </w:p>
         </w:tc>
@@ -8240,7 +8434,7 @@
               <w:rPr>
                 <w:sz w:val="18"/>
               </w:rPr>
-              <w:t>Strips @username, squad letters, colour/phonetic suffixes from role names.</w:t>
+              <w:t>Formats seconds as "Xh Ym" or "Ym" for display.</w:t>
             </w:r>
           </w:p>
         </w:tc>
@@ -8256,7 +8450,7 @@
               <w:rPr>
                 <w:sz w:val="18"/>
               </w:rPr>
-              <w:t>missionDate(name)</w:t>
+              <w:t>normalizeRole(role)</w:t>
             </w:r>
           </w:p>
         </w:tc>
@@ -8284,7 +8478,7 @@
               <w:rPr>
                 <w:sz w:val="18"/>
               </w:rPr>
-              <w:t>name: string</w:t>
+              <w:t>role: string</w:t>
             </w:r>
           </w:p>
         </w:tc>
@@ -8312,7 +8506,7 @@
               <w:rPr>
                 <w:sz w:val="18"/>
               </w:rPr>
-              <w:t>Extracts (YYYY-MM-DD) from mission name and reformats to DD/MM/YYYY.</w:t>
+              <w:t>Strips @username, squad letters, colour/phonetic suffixes from role names.</w:t>
             </w:r>
           </w:p>
         </w:tc>
@@ -8328,7 +8522,7 @@
               <w:rPr>
                 <w:sz w:val="18"/>
               </w:rPr>
-              <w:t>isJointOp(filename)</w:t>
+              <w:t>missionDate(name)</w:t>
             </w:r>
           </w:p>
         </w:tc>
@@ -8356,7 +8550,7 @@
               <w:rPr>
                 <w:sz w:val="18"/>
               </w:rPr>
-              <w:t>filename: string</w:t>
+              <w:t>name: string</w:t>
             </w:r>
           </w:p>
         </w:tc>
@@ -8370,7 +8564,7 @@
               <w:rPr>
                 <w:sz w:val="18"/>
               </w:rPr>
-              <w:t>boolean</w:t>
+              <w:t>string</w:t>
             </w:r>
           </w:p>
         </w:tc>
@@ -8384,7 +8578,7 @@
               <w:rPr>
                 <w:sz w:val="18"/>
               </w:rPr>
-              <w:t>Returns true if filename date is the last Saturday or its following Sunday of the month.</w:t>
+              <w:t>Extracts (YYYY-MM-DD) from mission name and reformats to DD/MM/YYYY.</w:t>
             </w:r>
           </w:p>
         </w:tc>
@@ -8400,7 +8594,7 @@
               <w:rPr>
                 <w:sz w:val="18"/>
               </w:rPr>
-              <w:t>parseCSVLine(line)</w:t>
+              <w:t>isJointOp(filename)</w:t>
             </w:r>
           </w:p>
         </w:tc>
@@ -8414,7 +8608,7 @@
               <w:rPr>
                 <w:sz w:val="18"/>
               </w:rPr>
-              <w:t>Parsing</w:t>
+              <w:t>Utility</w:t>
             </w:r>
           </w:p>
         </w:tc>
@@ -8428,7 +8622,7 @@
               <w:rPr>
                 <w:sz w:val="18"/>
               </w:rPr>
-              <w:t>line: string</w:t>
+              <w:t>filename: string</w:t>
             </w:r>
           </w:p>
         </w:tc>
@@ -8442,7 +8636,7 @@
               <w:rPr>
                 <w:sz w:val="18"/>
               </w:rPr>
-              <w:t>string[]</w:t>
+              <w:t>boolean</w:t>
             </w:r>
           </w:p>
         </w:tc>
@@ -8456,7 +8650,7 @@
               <w:rPr>
                 <w:sz w:val="18"/>
               </w:rPr>
-              <w:t>RFC-4180 CSV parser that handles quoted fields with embedded commas.</w:t>
+              <w:t>Returns true if filename date is the last Saturday or its following Sunday of the month.</w:t>
             </w:r>
           </w:p>
         </w:tc>
@@ -8472,7 +8666,7 @@
               <w:rPr>
                 <w:sz w:val="18"/>
               </w:rPr>
-              <w:t>buildAggregates()</w:t>
+              <w:t>parseCSVLine(line)</w:t>
             </w:r>
           </w:p>
         </w:tc>
@@ -8486,7 +8680,7 @@
               <w:rPr>
                 <w:sz w:val="18"/>
               </w:rPr>
-              <w:t>Aggregation</w:t>
+              <w:t>Parsing</w:t>
             </w:r>
           </w:p>
         </w:tc>
@@ -8500,7 +8694,7 @@
               <w:rPr>
                 <w:sz w:val="18"/>
               </w:rPr>
-              <w:t>—</w:t>
+              <w:t>line: string</w:t>
             </w:r>
           </w:p>
         </w:tc>
@@ -8514,7 +8708,7 @@
               <w:rPr>
                 <w:sz w:val="18"/>
               </w:rPr>
-              <w:t>void</w:t>
+              <w:t>string[]</w:t>
             </w:r>
           </w:p>
         </w:tc>
@@ -8528,7 +8722,7 @@
               <w:rPr>
                 <w:sz w:val="18"/>
               </w:rPr>
-              <w:t>Loops rawRows and builds the aggPlayers dictionary of career totals. Called once at load.</w:t>
+              <w:t>RFC-4180 CSV parser that handles quoted fields with embedded commas.</w:t>
             </w:r>
           </w:p>
         </w:tc>
@@ -8544,7 +8738,7 @@
               <w:rPr>
                 <w:sz w:val="18"/>
               </w:rPr>
-              <w:t>buildUI()</w:t>
+              <w:t>buildAggregates()</w:t>
             </w:r>
           </w:p>
         </w:tc>
@@ -8558,7 +8752,7 @@
               <w:rPr>
                 <w:sz w:val="18"/>
               </w:rPr>
-              <w:t>Lifecycle</w:t>
+              <w:t>Aggregation</w:t>
             </w:r>
           </w:p>
         </w:tc>
@@ -8600,7 +8794,7 @@
               <w:rPr>
                 <w:sz w:val="18"/>
               </w:rPr>
-              <w:t>Shows content div, hides loader, calls buildFilters() and applyFilters().</w:t>
+              <w:t>Loops rawRows and builds aggPlayers. Called once at load.</w:t>
             </w:r>
           </w:p>
         </w:tc>
@@ -8616,7 +8810,7 @@
               <w:rPr>
                 <w:sz w:val="18"/>
               </w:rPr>
-              <w:t>buildFilters()</w:t>
+              <w:t>classifyPlayerUnits(rows)</w:t>
             </w:r>
           </w:p>
         </w:tc>
@@ -8630,7 +8824,7 @@
               <w:rPr>
                 <w:sz w:val="18"/>
               </w:rPr>
-              <w:t>Filters</w:t>
+              <w:t>Aggregation</w:t>
             </w:r>
           </w:p>
         </w:tc>
@@ -8644,7 +8838,7 @@
               <w:rPr>
                 <w:sz w:val="18"/>
               </w:rPr>
-              <w:t>—</w:t>
+              <w:t>rows: Object[]</w:t>
             </w:r>
           </w:p>
         </w:tc>
@@ -8658,7 +8852,7 @@
               <w:rPr>
                 <w:sz w:val="18"/>
               </w:rPr>
-              <w:t>void</w:t>
+              <w:t>Object</w:t>
             </w:r>
           </w:p>
         </w:tc>
@@ -8672,7 +8866,7 @@
               <w:rPr>
                 <w:sz w:val="18"/>
               </w:rPr>
-              <w:t>Wires all filter UI event listeners (event type, reset, search inputs, Zeus dropdown).</w:t>
+              <w:t>Analyses squad co-occurrence to assign each player to a unit; requires &gt;=99% dominant weight.</w:t>
             </w:r>
           </w:p>
         </w:tc>
@@ -8688,7 +8882,7 @@
               <w:rPr>
                 <w:sz w:val="18"/>
               </w:rPr>
-              <w:t>getEventFilteredRows()</w:t>
+              <w:t>buildUI()</w:t>
             </w:r>
           </w:p>
         </w:tc>
@@ -8702,7 +8896,7 @@
               <w:rPr>
                 <w:sz w:val="18"/>
               </w:rPr>
-              <w:t>Filters</w:t>
+              <w:t>Lifecycle</w:t>
             </w:r>
           </w:p>
         </w:tc>
@@ -8730,7 +8924,7 @@
               <w:rPr>
                 <w:sz w:val="18"/>
               </w:rPr>
-              <w:t>Object[]</w:t>
+              <w:t>void</w:t>
             </w:r>
           </w:p>
         </w:tc>
@@ -8744,7 +8938,7 @@
               <w:rPr>
                 <w:sz w:val="18"/>
               </w:rPr>
-              <w:t>Returns rawRows filtered by showJointOps / showRegularEvents.</w:t>
+              <w:t>Shows content div, hides loader, shows section nav, calls buildFilters() and applyFilters().</w:t>
             </w:r>
           </w:p>
         </w:tc>
@@ -8760,7 +8954,7 @@
               <w:rPr>
                 <w:sz w:val="18"/>
               </w:rPr>
-              <w:t>refreshPills()</w:t>
+              <w:t>buildFilters()</w:t>
             </w:r>
           </w:p>
         </w:tc>
@@ -8816,7 +9010,7 @@
               <w:rPr>
                 <w:sz w:val="18"/>
               </w:rPr>
-              <w:t>Recomputes available missions and players, then re-renders both pill containers.</w:t>
+              <w:t>Wires all filter UI event listeners (event type, unit pills, reset, search inputs, Zeus dropdown).</w:t>
             </w:r>
           </w:p>
         </w:tc>
@@ -8832,7 +9026,7 @@
               <w:rPr>
                 <w:sz w:val="18"/>
               </w:rPr>
-              <w:t>renderCareerPills(cId, items, sId)</w:t>
+              <w:t>getEventFilteredRows()</w:t>
             </w:r>
           </w:p>
         </w:tc>
@@ -8860,7 +9054,7 @@
               <w:rPr>
                 <w:sz w:val="18"/>
               </w:rPr>
-              <w:t>containerId, items[], searchId</w:t>
+              <w:t>—</w:t>
             </w:r>
           </w:p>
         </w:tc>
@@ -8874,7 +9068,7 @@
               <w:rPr>
                 <w:sz w:val="18"/>
               </w:rPr>
-              <w:t>void</w:t>
+              <w:t>Object[]</w:t>
             </w:r>
           </w:p>
         </w:tc>
@@ -8888,7 +9082,7 @@
               <w:rPr>
                 <w:sz w:val="18"/>
               </w:rPr>
-              <w:t>Renders player pills. Left-click = filter; right-click = career page.</w:t>
+              <w:t>Returns rawRows filtered by showJointOps / showRegularEvents.</w:t>
             </w:r>
           </w:p>
         </w:tc>
@@ -8904,7 +9098,7 @@
               <w:rPr>
                 <w:sz w:val="18"/>
               </w:rPr>
-              <w:t>renderSelectablePills(cId, items, sel, sId, cb)</w:t>
+              <w:t>refreshPills()</w:t>
             </w:r>
           </w:p>
         </w:tc>
@@ -8932,7 +9126,7 @@
               <w:rPr>
                 <w:sz w:val="18"/>
               </w:rPr>
-              <w:t>containerId, items[], selectedSet, searchId, onSelect()</w:t>
+              <w:t>—</w:t>
             </w:r>
           </w:p>
         </w:tc>
@@ -8960,7 +9154,7 @@
               <w:rPr>
                 <w:sz w:val="18"/>
               </w:rPr>
-              <w:t>Generic multi-select pill renderer. null selectedSet means "all active".</w:t>
+              <w:t>Recomputes available missions and players, then re-renders both pill containers.</w:t>
             </w:r>
           </w:p>
         </w:tc>
@@ -8976,7 +9170,7 @@
               <w:rPr>
                 <w:sz w:val="18"/>
               </w:rPr>
-              <w:t>filterToPlayer(name)</w:t>
+              <w:t>renderCareerPills(cId, items, sId)</w:t>
             </w:r>
           </w:p>
         </w:tc>
@@ -9004,7 +9198,7 @@
               <w:rPr>
                 <w:sz w:val="18"/>
               </w:rPr>
-              <w:t>name: string</w:t>
+              <w:t>containerId, items[], searchId</w:t>
             </w:r>
           </w:p>
         </w:tc>
@@ -9032,7 +9226,7 @@
               <w:rPr>
                 <w:sz w:val="18"/>
               </w:rPr>
-              <w:t>Toggles player in/out of selectedPlayers; null if set becomes empty.</w:t>
+              <w:t>Renders player pills. Left-click = filter; right-click = career page.</w:t>
             </w:r>
           </w:p>
         </w:tc>
@@ -9048,7 +9242,7 @@
               <w:rPr>
                 <w:sz w:val="18"/>
               </w:rPr>
-              <w:t>filterChanged()</w:t>
+              <w:t>renderSelectablePills(cId, items, sel, sId, cb)</w:t>
             </w:r>
           </w:p>
         </w:tc>
@@ -9076,7 +9270,7 @@
               <w:rPr>
                 <w:sz w:val="18"/>
               </w:rPr>
-              <w:t>—</w:t>
+              <w:t>containerId, items[], selectedSet, searchId, onSelect()</w:t>
             </w:r>
           </w:p>
         </w:tc>
@@ -9104,7 +9298,7 @@
               <w:rPr>
                 <w:sz w:val="18"/>
               </w:rPr>
-              <w:t>Calls applyFilters(). Entry point for all filter state changes.</w:t>
+              <w:t>Generic multi-select pill renderer. null selectedSet means "all active".</w:t>
             </w:r>
           </w:p>
         </w:tc>
@@ -9120,7 +9314,7 @@
               <w:rPr>
                 <w:sz w:val="18"/>
               </w:rPr>
-              <w:t>applyFilters()</w:t>
+              <w:t>filterToPlayer(name)</w:t>
             </w:r>
           </w:p>
         </w:tc>
@@ -9148,7 +9342,7 @@
               <w:rPr>
                 <w:sz w:val="18"/>
               </w:rPr>
-              <w:t>—</w:t>
+              <w:t>name: string</w:t>
             </w:r>
           </w:p>
         </w:tc>
@@ -9176,7 +9370,7 @@
               <w:rPr>
                 <w:sz w:val="18"/>
               </w:rPr>
-              <w:t>Core pipeline: filter rawRows → re-aggregate → Zeus filter → render all.</w:t>
+              <w:t>Toggles player in/out of selectedPlayers; null if set becomes empty.</w:t>
             </w:r>
           </w:p>
         </w:tc>
@@ -9192,7 +9386,7 @@
               <w:rPr>
                 <w:sz w:val="18"/>
               </w:rPr>
-              <w:t>renderStats()</w:t>
+              <w:t>filterChanged()</w:t>
             </w:r>
           </w:p>
         </w:tc>
@@ -9206,7 +9400,7 @@
               <w:rPr>
                 <w:sz w:val="18"/>
               </w:rPr>
-              <w:t>Rendering</w:t>
+              <w:t>Filters</w:t>
             </w:r>
           </w:p>
         </w:tc>
@@ -9248,7 +9442,7 @@
               <w:rPr>
                 <w:sz w:val="18"/>
               </w:rPr>
-              <w:t>Renders aggregate stat cards to #statsBar.</w:t>
+              <w:t>Calls applyFilters(). Entry point for all filter state changes.</w:t>
             </w:r>
           </w:p>
         </w:tc>
@@ -9264,7 +9458,7 @@
               <w:rPr>
                 <w:sz w:val="18"/>
               </w:rPr>
-              <w:t>renderChart()</w:t>
+              <w:t>applyFilters()</w:t>
             </w:r>
           </w:p>
         </w:tc>
@@ -9278,7 +9472,7 @@
               <w:rPr>
                 <w:sz w:val="18"/>
               </w:rPr>
-              <w:t>Rendering</w:t>
+              <w:t>Filters</w:t>
             </w:r>
           </w:p>
         </w:tc>
@@ -9320,7 +9514,7 @@
               <w:rPr>
                 <w:sz w:val="18"/>
               </w:rPr>
-              <w:t>Renders top-10 infantry killers horizontal bar chart to #chartBars.</w:t>
+              <w:t>Core pipeline: filter rawRows → re-aggregate → unit/Zeus filter → render all; updates active filter badge.</w:t>
             </w:r>
           </w:p>
         </w:tc>
@@ -9336,7 +9530,7 @@
               <w:rPr>
                 <w:sz w:val="18"/>
               </w:rPr>
-              <w:t>renderLeader()</w:t>
+              <w:t>renderStats()</w:t>
             </w:r>
           </w:p>
         </w:tc>
@@ -9392,7 +9586,7 @@
               <w:rPr>
                 <w:sz w:val="18"/>
               </w:rPr>
-              <w:t>Renders the 4 award cards (Executioner, Pro Sniper, Perfect Aim, K/D Player).</w:t>
+              <w:t>Renders aggregate stat cards to #statsBar.</w:t>
             </w:r>
           </w:p>
         </w:tc>
@@ -9408,7 +9602,7 @@
               <w:rPr>
                 <w:sz w:val="18"/>
               </w:rPr>
-              <w:t>renderInfantryTable()</w:t>
+              <w:t>renderChart()</w:t>
             </w:r>
           </w:p>
         </w:tc>
@@ -9464,7 +9658,7 @@
               <w:rPr>
                 <w:sz w:val="18"/>
               </w:rPr>
-              <w:t>Sorts filteredPlayers and writes infantry table rows/header to DOM.</w:t>
+              <w:t>Renders top-10 infantry killers horizontal bar chart to #chartBars.</w:t>
             </w:r>
           </w:p>
         </w:tc>
@@ -9480,7 +9674,7 @@
               <w:rPr>
                 <w:sz w:val="18"/>
               </w:rPr>
-              <w:t>renderVehicleTable()</w:t>
+              <w:t>renderLeader()</w:t>
             </w:r>
           </w:p>
         </w:tc>
@@ -9536,7 +9730,7 @@
               <w:rPr>
                 <w:sz w:val="18"/>
               </w:rPr>
-              <w:t>Sorts vehicle-active players and writes vehicle table rows/header to DOM.</w:t>
+              <w:t>Renders all Hall of Fame and Hall of Shame award cards.</w:t>
             </w:r>
           </w:p>
         </w:tc>
@@ -9552,7 +9746,7 @@
               <w:rPr>
                 <w:sz w:val="18"/>
               </w:rPr>
-              <w:t>renderTableHead(hId, cols, sCol, sAsc, tId)</w:t>
+              <w:t>renderInfantryTable()</w:t>
             </w:r>
           </w:p>
         </w:tc>
@@ -9580,7 +9774,7 @@
               <w:rPr>
                 <w:sz w:val="18"/>
               </w:rPr>
-              <w:t>headId, cols[], sortCol, sortAsc, tableId</w:t>
+              <w:t>—</w:t>
             </w:r>
           </w:p>
         </w:tc>
@@ -9608,7 +9802,7 @@
               <w:rPr>
                 <w:sz w:val="18"/>
               </w:rPr>
-              <w:t>Renders &lt;th&gt; elements with ▲▼⇅ sort indicators.</w:t>
+              <w:t>Sorts filteredPlayers and writes infantry table rows/header to DOM.</w:t>
             </w:r>
           </w:p>
         </w:tc>
@@ -9624,7 +9818,7 @@
               <w:rPr>
                 <w:sz w:val="18"/>
               </w:rPr>
-              <w:t>sortPlayers(arr, col, asc, cols)</w:t>
+              <w:t>renderVehicleTable()</w:t>
             </w:r>
           </w:p>
         </w:tc>
@@ -9652,7 +9846,7 @@
               <w:rPr>
                 <w:sz w:val="18"/>
               </w:rPr>
-              <w:t>arr, colIdx, ascending, cols[]</w:t>
+              <w:t>—</w:t>
             </w:r>
           </w:p>
         </w:tc>
@@ -9666,7 +9860,7 @@
               <w:rPr>
                 <w:sz w:val="18"/>
               </w:rPr>
-              <w:t>Object[]</w:t>
+              <w:t>void</w:t>
             </w:r>
           </w:p>
         </w:tc>
@@ -9680,7 +9874,7 @@
               <w:rPr>
                 <w:sz w:val="18"/>
               </w:rPr>
-              <w:t>Generic sort; uses cols[col].sortKey; nulls sorted to end.</w:t>
+              <w:t>Sorts vehicle-active players and writes vehicle table rows/header to DOM.</w:t>
             </w:r>
           </w:p>
         </w:tc>
@@ -9696,7 +9890,7 @@
               <w:rPr>
                 <w:sz w:val="18"/>
               </w:rPr>
-              <w:t>openPlayerModal(name)</w:t>
+              <w:t>renderTableHead(hId, cols, sCol, sAsc, tId)</w:t>
             </w:r>
           </w:p>
         </w:tc>
@@ -9710,7 +9904,7 @@
               <w:rPr>
                 <w:sz w:val="18"/>
               </w:rPr>
-              <w:t>Modal</w:t>
+              <w:t>Rendering</w:t>
             </w:r>
           </w:p>
         </w:tc>
@@ -9724,7 +9918,7 @@
               <w:rPr>
                 <w:sz w:val="18"/>
               </w:rPr>
-              <w:t>name: string</w:t>
+              <w:t>headId, cols[], sortCol, sortAsc, tableId</w:t>
             </w:r>
           </w:p>
         </w:tc>
@@ -9752,7 +9946,7 @@
               <w:rPr>
                 <w:sz w:val="18"/>
               </w:rPr>
-              <w:t>Opens the detail modal overlay for the given player.</w:t>
+              <w:t>Renders &lt;th&gt; elements with ▲▼⇅ sort indicators and right-click tooltips.</w:t>
             </w:r>
           </w:p>
         </w:tc>
@@ -9768,7 +9962,7 @@
               <w:rPr>
                 <w:sz w:val="18"/>
               </w:rPr>
-              <w:t>closeModal(e)</w:t>
+              <w:t>sortPlayers(arr, col, asc, cols)</w:t>
             </w:r>
           </w:p>
         </w:tc>
@@ -9782,7 +9976,7 @@
               <w:rPr>
                 <w:sz w:val="18"/>
               </w:rPr>
-              <w:t>Modal</w:t>
+              <w:t>Rendering</w:t>
             </w:r>
           </w:p>
         </w:tc>
@@ -9796,7 +9990,7 @@
               <w:rPr>
                 <w:sz w:val="18"/>
               </w:rPr>
-              <w:t>event</w:t>
+              <w:t>arr, colIdx, ascending, cols[]</w:t>
             </w:r>
           </w:p>
         </w:tc>
@@ -9810,7 +10004,7 @@
               <w:rPr>
                 <w:sz w:val="18"/>
               </w:rPr>
-              <w:t>void</w:t>
+              <w:t>Object[]</w:t>
             </w:r>
           </w:p>
         </w:tc>
@@ -9824,7 +10018,7 @@
               <w:rPr>
                 <w:sz w:val="18"/>
               </w:rPr>
-              <w:t>Closes modal on overlay click or ESC keypress.</w:t>
+              <w:t>Generic sort; uses cols[col].sortKey; nulls sorted to end.</w:t>
             </w:r>
           </w:p>
         </w:tc>
@@ -9840,7 +10034,7 @@
               <w:rPr>
                 <w:sz w:val="18"/>
               </w:rPr>
-              <w:t>openCareerPage(name)</w:t>
+              <w:t>renderUnitLeaderboard()</w:t>
             </w:r>
           </w:p>
         </w:tc>
@@ -9854,7 +10048,7 @@
               <w:rPr>
                 <w:sz w:val="18"/>
               </w:rPr>
-              <w:t>Career</w:t>
+              <w:t>Rendering</w:t>
             </w:r>
           </w:p>
         </w:tc>
@@ -9868,7 +10062,7 @@
               <w:rPr>
                 <w:sz w:val="18"/>
               </w:rPr>
-              <w:t>name: string</w:t>
+              <w:t>—</w:t>
             </w:r>
           </w:p>
         </w:tc>
@@ -9896,7 +10090,7 @@
               <w:rPr>
                 <w:sz w:val="18"/>
               </w:rPr>
-              <w:t>Switches to full-screen career view; sets selectedPlayers and re-filters.</w:t>
+              <w:t>Aggregates filteredPlayers by unit and renders the unit leaderboard table.</w:t>
             </w:r>
           </w:p>
         </w:tc>
@@ -9912,7 +10106,7 @@
               <w:rPr>
                 <w:sz w:val="18"/>
               </w:rPr>
-              <w:t>closeCareerPage()</w:t>
+              <w:t>renderMissionHistory()</w:t>
             </w:r>
           </w:p>
         </w:tc>
@@ -9926,7 +10120,7 @@
               <w:rPr>
                 <w:sz w:val="18"/>
               </w:rPr>
-              <w:t>Career</w:t>
+              <w:t>Rendering</w:t>
             </w:r>
           </w:p>
         </w:tc>
@@ -9968,7 +10162,7 @@
               <w:rPr>
                 <w:sz w:val="18"/>
               </w:rPr>
-              <w:t>Restores leaderboard view; clears selectedPlayers and re-filters.</w:t>
+              <w:t>Renders chronological mission history table from filteredRows.</w:t>
             </w:r>
           </w:p>
         </w:tc>
@@ -9984,7 +10178,7 @@
               <w:rPr>
                 <w:sz w:val="18"/>
               </w:rPr>
-              <w:t>buildCareerStatsHTML(p)</w:t>
+              <w:t>renderWeaponLeaderboard()</w:t>
             </w:r>
           </w:p>
         </w:tc>
@@ -9998,7 +10192,7 @@
               <w:rPr>
                 <w:sz w:val="18"/>
               </w:rPr>
-              <w:t>Career</w:t>
+              <w:t>Rendering</w:t>
             </w:r>
           </w:p>
         </w:tc>
@@ -10012,7 +10206,7 @@
               <w:rPr>
                 <w:sz w:val="18"/>
               </w:rPr>
-              <w:t>p: PlayerObject</w:t>
+              <w:t>—</w:t>
             </w:r>
           </w:p>
         </w:tc>
@@ -10026,7 +10220,7 @@
               <w:rPr>
                 <w:sz w:val="18"/>
               </w:rPr>
-              <w:t>string</w:t>
+              <w:t>void</w:t>
             </w:r>
           </w:p>
         </w:tc>
@@ -10040,7 +10234,7 @@
               <w:rPr>
                 <w:sz w:val="18"/>
               </w:rPr>
-              <w:t>Generates HTML string for 4-section career stats page/modal body.</w:t>
+              <w:t>Merges weapon kill JSON across filteredRows and renders weapon leaderboard.</w:t>
             </w:r>
           </w:p>
         </w:tc>
@@ -10056,7 +10250,7 @@
               <w:rPr>
                 <w:sz w:val="18"/>
               </w:rPr>
-              <w:t>mStat(val, lbl, sub)</w:t>
+              <w:t>renderMapStats()</w:t>
             </w:r>
           </w:p>
         </w:tc>
@@ -10070,7 +10264,7 @@
               <w:rPr>
                 <w:sz w:val="18"/>
               </w:rPr>
-              <w:t>Helpers</w:t>
+              <w:t>Rendering</w:t>
             </w:r>
           </w:p>
         </w:tc>
@@ -10084,7 +10278,7 @@
               <w:rPr>
                 <w:sz w:val="18"/>
               </w:rPr>
-              <w:t>val, label, subtitle?</w:t>
+              <w:t>—</w:t>
             </w:r>
           </w:p>
         </w:tc>
@@ -10098,7 +10292,7 @@
               <w:rPr>
                 <w:sz w:val="18"/>
               </w:rPr>
-              <w:t>string</w:t>
+              <w:t>void</w:t>
             </w:r>
           </w:p>
         </w:tc>
@@ -10112,7 +10306,7 @@
               <w:rPr>
                 <w:sz w:val="18"/>
               </w:rPr>
-              <w:t>Returns HTML for a single stat card element.</w:t>
+              <w:t>Groups filteredRows by World and renders map stats table.</w:t>
             </w:r>
           </w:p>
         </w:tc>
@@ -10128,7 +10322,7 @@
               <w:rPr>
                 <w:sz w:val="18"/>
               </w:rPr>
-              <w:t>kdClass(v)</w:t>
+              <w:t>renderRoleLeaderboard()</w:t>
             </w:r>
           </w:p>
         </w:tc>
@@ -10142,7 +10336,7 @@
               <w:rPr>
                 <w:sz w:val="18"/>
               </w:rPr>
-              <w:t>Helpers</w:t>
+              <w:t>Rendering</w:t>
             </w:r>
           </w:p>
         </w:tc>
@@ -10156,7 +10350,7 @@
               <w:rPr>
                 <w:sz w:val="18"/>
               </w:rPr>
-              <w:t>v: number</w:t>
+              <w:t>—</w:t>
             </w:r>
           </w:p>
         </w:tc>
@@ -10170,7 +10364,7 @@
               <w:rPr>
                 <w:sz w:val="18"/>
               </w:rPr>
-              <w:t>string</w:t>
+              <w:t>void</w:t>
             </w:r>
           </w:p>
         </w:tc>
@@ -10184,7 +10378,7 @@
               <w:rPr>
                 <w:sz w:val="18"/>
               </w:rPr>
-              <w:t>"kd-good" if ≥2, "kd-bad" if &lt;0.8, else "".</w:t>
+              <w:t>Groups filteredPlayers by topRole and renders role leaderboard.</w:t>
             </w:r>
           </w:p>
         </w:tc>
@@ -10200,7 +10394,7 @@
               <w:rPr>
                 <w:sz w:val="18"/>
               </w:rPr>
-              <w:t>tkClass(v)</w:t>
+              <w:t>renderAttendance()</w:t>
             </w:r>
           </w:p>
         </w:tc>
@@ -10214,7 +10408,7 @@
               <w:rPr>
                 <w:sz w:val="18"/>
               </w:rPr>
-              <w:t>Helpers</w:t>
+              <w:t>Rendering</w:t>
             </w:r>
           </w:p>
         </w:tc>
@@ -10228,7 +10422,7 @@
               <w:rPr>
                 <w:sz w:val="18"/>
               </w:rPr>
-              <w:t>v: number</w:t>
+              <w:t>—</w:t>
             </w:r>
           </w:p>
         </w:tc>
@@ -10242,7 +10436,7 @@
               <w:rPr>
                 <w:sz w:val="18"/>
               </w:rPr>
-              <w:t>string</w:t>
+              <w:t>void</w:t>
             </w:r>
           </w:p>
         </w:tc>
@@ -10256,7 +10450,7 @@
               <w:rPr>
                 <w:sz w:val="18"/>
               </w:rPr>
-              <w:t>"tk-cell" if &gt;0, else "".</w:t>
+              <w:t>Computes per-player attendance metrics from filteredRows and renders table.</w:t>
             </w:r>
           </w:p>
         </w:tc>
@@ -10272,7 +10466,7 @@
               <w:rPr>
                 <w:sz w:val="18"/>
               </w:rPr>
-              <w:t>window._sortInf(col)</w:t>
+              <w:t>renderKdTrend()</w:t>
             </w:r>
           </w:p>
         </w:tc>
@@ -10286,7 +10480,7 @@
               <w:rPr>
                 <w:sz w:val="18"/>
               </w:rPr>
-              <w:t>Sort</w:t>
+              <w:t>Rendering</w:t>
             </w:r>
           </w:p>
         </w:tc>
@@ -10300,7 +10494,7 @@
               <w:rPr>
                 <w:sz w:val="18"/>
               </w:rPr>
-              <w:t>col: number</w:t>
+              <w:t>—</w:t>
             </w:r>
           </w:p>
         </w:tc>
@@ -10328,7 +10522,7 @@
               <w:rPr>
                 <w:sz w:val="18"/>
               </w:rPr>
-              <w:t>Infantry table header click handler; toggles direction if same column.</w:t>
+              <w:t>Renders SVG K/D trend line chart; reads subject from #kdTrendSubject dropdown.</w:t>
             </w:r>
           </w:p>
         </w:tc>
@@ -10344,6 +10538,942 @@
               <w:rPr>
                 <w:sz w:val="18"/>
               </w:rPr>
+              <w:t>renderComparison()</w:t>
+            </w:r>
+          </w:p>
+        </w:tc>
+        <w:tc>
+          <w:tcPr>
+            <w:tcW w:type="dxa" w:w="1881"/>
+            <w:shd w:val="clear" w:color="auto" w:fill="F0F4FA"/>
+          </w:tcPr>
+          <w:p>
+            <w:r>
+              <w:rPr>
+                <w:sz w:val="18"/>
+              </w:rPr>
+              <w:t>Rendering</w:t>
+            </w:r>
+          </w:p>
+        </w:tc>
+        <w:tc>
+          <w:tcPr>
+            <w:tcW w:type="dxa" w:w="1881"/>
+            <w:shd w:val="clear" w:color="auto" w:fill="F0F4FA"/>
+          </w:tcPr>
+          <w:p>
+            <w:r>
+              <w:rPr>
+                <w:sz w:val="18"/>
+              </w:rPr>
+              <w:t>—</w:t>
+            </w:r>
+          </w:p>
+        </w:tc>
+        <w:tc>
+          <w:tcPr>
+            <w:tcW w:type="dxa" w:w="1881"/>
+            <w:shd w:val="clear" w:color="auto" w:fill="F0F4FA"/>
+          </w:tcPr>
+          <w:p>
+            <w:r>
+              <w:rPr>
+                <w:sz w:val="18"/>
+              </w:rPr>
+              <w:t>void</w:t>
+            </w:r>
+          </w:p>
+        </w:tc>
+        <w:tc>
+          <w:tcPr>
+            <w:tcW w:type="dxa" w:w="1881"/>
+            <w:shd w:val="clear" w:color="auto" w:fill="F0F4FA"/>
+          </w:tcPr>
+          <w:p>
+            <w:r>
+              <w:rPr>
+                <w:sz w:val="18"/>
+              </w:rPr>
+              <w:t>Renders side-by-side player comparison table; reads names from comparison dropdowns.</w:t>
+            </w:r>
+          </w:p>
+        </w:tc>
+      </w:tr>
+      <w:tr>
+        <w:tc>
+          <w:tcPr>
+            <w:tcW w:type="dxa" w:w="1881"/>
+            <w:shd w:val="clear" w:color="auto" w:fill="FFFFFF"/>
+          </w:tcPr>
+          <w:p>
+            <w:r>
+              <w:rPr>
+                <w:sz w:val="18"/>
+              </w:rPr>
+              <w:t>toggleSection(key)</w:t>
+            </w:r>
+          </w:p>
+        </w:tc>
+        <w:tc>
+          <w:tcPr>
+            <w:tcW w:type="dxa" w:w="1881"/>
+            <w:shd w:val="clear" w:color="auto" w:fill="FFFFFF"/>
+          </w:tcPr>
+          <w:p>
+            <w:r>
+              <w:rPr>
+                <w:sz w:val="18"/>
+              </w:rPr>
+              <w:t>Navigation</w:t>
+            </w:r>
+          </w:p>
+        </w:tc>
+        <w:tc>
+          <w:tcPr>
+            <w:tcW w:type="dxa" w:w="1881"/>
+            <w:shd w:val="clear" w:color="auto" w:fill="FFFFFF"/>
+          </w:tcPr>
+          <w:p>
+            <w:r>
+              <w:rPr>
+                <w:sz w:val="18"/>
+              </w:rPr>
+              <w:t>key: string</w:t>
+            </w:r>
+          </w:p>
+        </w:tc>
+        <w:tc>
+          <w:tcPr>
+            <w:tcW w:type="dxa" w:w="1881"/>
+            <w:shd w:val="clear" w:color="auto" w:fill="FFFFFF"/>
+          </w:tcPr>
+          <w:p>
+            <w:r>
+              <w:rPr>
+                <w:sz w:val="18"/>
+              </w:rPr>
+              <w:t>void</w:t>
+            </w:r>
+          </w:p>
+        </w:tc>
+        <w:tc>
+          <w:tcPr>
+            <w:tcW w:type="dxa" w:w="1881"/>
+            <w:shd w:val="clear" w:color="auto" w:fill="FFFFFF"/>
+          </w:tcPr>
+          <w:p>
+            <w:r>
+              <w:rPr>
+                <w:sz w:val="18"/>
+              </w:rPr>
+              <w:t>Toggles section content div; saves state to localStorage.</w:t>
+            </w:r>
+          </w:p>
+        </w:tc>
+      </w:tr>
+      <w:tr>
+        <w:tc>
+          <w:tcPr>
+            <w:tcW w:type="dxa" w:w="1881"/>
+            <w:shd w:val="clear" w:color="auto" w:fill="F0F4FA"/>
+          </w:tcPr>
+          <w:p>
+            <w:r>
+              <w:rPr>
+                <w:sz w:val="18"/>
+              </w:rPr>
+              <w:t>navTo(key)</w:t>
+            </w:r>
+          </w:p>
+        </w:tc>
+        <w:tc>
+          <w:tcPr>
+            <w:tcW w:type="dxa" w:w="1881"/>
+            <w:shd w:val="clear" w:color="auto" w:fill="F0F4FA"/>
+          </w:tcPr>
+          <w:p>
+            <w:r>
+              <w:rPr>
+                <w:sz w:val="18"/>
+              </w:rPr>
+              <w:t>Navigation</w:t>
+            </w:r>
+          </w:p>
+        </w:tc>
+        <w:tc>
+          <w:tcPr>
+            <w:tcW w:type="dxa" w:w="1881"/>
+            <w:shd w:val="clear" w:color="auto" w:fill="F0F4FA"/>
+          </w:tcPr>
+          <w:p>
+            <w:r>
+              <w:rPr>
+                <w:sz w:val="18"/>
+              </w:rPr>
+              <w:t>key: string</w:t>
+            </w:r>
+          </w:p>
+        </w:tc>
+        <w:tc>
+          <w:tcPr>
+            <w:tcW w:type="dxa" w:w="1881"/>
+            <w:shd w:val="clear" w:color="auto" w:fill="F0F4FA"/>
+          </w:tcPr>
+          <w:p>
+            <w:r>
+              <w:rPr>
+                <w:sz w:val="18"/>
+              </w:rPr>
+              <w:t>void</w:t>
+            </w:r>
+          </w:p>
+        </w:tc>
+        <w:tc>
+          <w:tcPr>
+            <w:tcW w:type="dxa" w:w="1881"/>
+            <w:shd w:val="clear" w:color="auto" w:fill="F0F4FA"/>
+          </w:tcPr>
+          <w:p>
+            <w:r>
+              <w:rPr>
+                <w:sz w:val="18"/>
+              </w:rPr>
+              <w:t>Expands section, re-renders chart if needed, smooth-scrolls to header.</w:t>
+            </w:r>
+          </w:p>
+        </w:tc>
+      </w:tr>
+      <w:tr>
+        <w:tc>
+          <w:tcPr>
+            <w:tcW w:type="dxa" w:w="1881"/>
+            <w:shd w:val="clear" w:color="auto" w:fill="FFFFFF"/>
+          </w:tcPr>
+          <w:p>
+            <w:r>
+              <w:rPr>
+                <w:sz w:val="18"/>
+              </w:rPr>
+              <w:t>openPlayerModal(name)</w:t>
+            </w:r>
+          </w:p>
+        </w:tc>
+        <w:tc>
+          <w:tcPr>
+            <w:tcW w:type="dxa" w:w="1881"/>
+            <w:shd w:val="clear" w:color="auto" w:fill="FFFFFF"/>
+          </w:tcPr>
+          <w:p>
+            <w:r>
+              <w:rPr>
+                <w:sz w:val="18"/>
+              </w:rPr>
+              <w:t>Modal</w:t>
+            </w:r>
+          </w:p>
+        </w:tc>
+        <w:tc>
+          <w:tcPr>
+            <w:tcW w:type="dxa" w:w="1881"/>
+            <w:shd w:val="clear" w:color="auto" w:fill="FFFFFF"/>
+          </w:tcPr>
+          <w:p>
+            <w:r>
+              <w:rPr>
+                <w:sz w:val="18"/>
+              </w:rPr>
+              <w:t>name: string</w:t>
+            </w:r>
+          </w:p>
+        </w:tc>
+        <w:tc>
+          <w:tcPr>
+            <w:tcW w:type="dxa" w:w="1881"/>
+            <w:shd w:val="clear" w:color="auto" w:fill="FFFFFF"/>
+          </w:tcPr>
+          <w:p>
+            <w:r>
+              <w:rPr>
+                <w:sz w:val="18"/>
+              </w:rPr>
+              <w:t>void</w:t>
+            </w:r>
+          </w:p>
+        </w:tc>
+        <w:tc>
+          <w:tcPr>
+            <w:tcW w:type="dxa" w:w="1881"/>
+            <w:shd w:val="clear" w:color="auto" w:fill="FFFFFF"/>
+          </w:tcPr>
+          <w:p>
+            <w:r>
+              <w:rPr>
+                <w:sz w:val="18"/>
+              </w:rPr>
+              <w:t>Opens the detail modal overlay for the given player.</w:t>
+            </w:r>
+          </w:p>
+        </w:tc>
+      </w:tr>
+      <w:tr>
+        <w:tc>
+          <w:tcPr>
+            <w:tcW w:type="dxa" w:w="1881"/>
+            <w:shd w:val="clear" w:color="auto" w:fill="F0F4FA"/>
+          </w:tcPr>
+          <w:p>
+            <w:r>
+              <w:rPr>
+                <w:sz w:val="18"/>
+              </w:rPr>
+              <w:t>closeModal(e)</w:t>
+            </w:r>
+          </w:p>
+        </w:tc>
+        <w:tc>
+          <w:tcPr>
+            <w:tcW w:type="dxa" w:w="1881"/>
+            <w:shd w:val="clear" w:color="auto" w:fill="F0F4FA"/>
+          </w:tcPr>
+          <w:p>
+            <w:r>
+              <w:rPr>
+                <w:sz w:val="18"/>
+              </w:rPr>
+              <w:t>Modal</w:t>
+            </w:r>
+          </w:p>
+        </w:tc>
+        <w:tc>
+          <w:tcPr>
+            <w:tcW w:type="dxa" w:w="1881"/>
+            <w:shd w:val="clear" w:color="auto" w:fill="F0F4FA"/>
+          </w:tcPr>
+          <w:p>
+            <w:r>
+              <w:rPr>
+                <w:sz w:val="18"/>
+              </w:rPr>
+              <w:t>event</w:t>
+            </w:r>
+          </w:p>
+        </w:tc>
+        <w:tc>
+          <w:tcPr>
+            <w:tcW w:type="dxa" w:w="1881"/>
+            <w:shd w:val="clear" w:color="auto" w:fill="F0F4FA"/>
+          </w:tcPr>
+          <w:p>
+            <w:r>
+              <w:rPr>
+                <w:sz w:val="18"/>
+              </w:rPr>
+              <w:t>void</w:t>
+            </w:r>
+          </w:p>
+        </w:tc>
+        <w:tc>
+          <w:tcPr>
+            <w:tcW w:type="dxa" w:w="1881"/>
+            <w:shd w:val="clear" w:color="auto" w:fill="F0F4FA"/>
+          </w:tcPr>
+          <w:p>
+            <w:r>
+              <w:rPr>
+                <w:sz w:val="18"/>
+              </w:rPr>
+              <w:t>Closes modal on overlay click or ESC keypress.</w:t>
+            </w:r>
+          </w:p>
+        </w:tc>
+      </w:tr>
+      <w:tr>
+        <w:tc>
+          <w:tcPr>
+            <w:tcW w:type="dxa" w:w="1881"/>
+            <w:shd w:val="clear" w:color="auto" w:fill="FFFFFF"/>
+          </w:tcPr>
+          <w:p>
+            <w:r>
+              <w:rPr>
+                <w:sz w:val="18"/>
+              </w:rPr>
+              <w:t>openCareerPage(name)</w:t>
+            </w:r>
+          </w:p>
+        </w:tc>
+        <w:tc>
+          <w:tcPr>
+            <w:tcW w:type="dxa" w:w="1881"/>
+            <w:shd w:val="clear" w:color="auto" w:fill="FFFFFF"/>
+          </w:tcPr>
+          <w:p>
+            <w:r>
+              <w:rPr>
+                <w:sz w:val="18"/>
+              </w:rPr>
+              <w:t>Career</w:t>
+            </w:r>
+          </w:p>
+        </w:tc>
+        <w:tc>
+          <w:tcPr>
+            <w:tcW w:type="dxa" w:w="1881"/>
+            <w:shd w:val="clear" w:color="auto" w:fill="FFFFFF"/>
+          </w:tcPr>
+          <w:p>
+            <w:r>
+              <w:rPr>
+                <w:sz w:val="18"/>
+              </w:rPr>
+              <w:t>name: string</w:t>
+            </w:r>
+          </w:p>
+        </w:tc>
+        <w:tc>
+          <w:tcPr>
+            <w:tcW w:type="dxa" w:w="1881"/>
+            <w:shd w:val="clear" w:color="auto" w:fill="FFFFFF"/>
+          </w:tcPr>
+          <w:p>
+            <w:r>
+              <w:rPr>
+                <w:sz w:val="18"/>
+              </w:rPr>
+              <w:t>void</w:t>
+            </w:r>
+          </w:p>
+        </w:tc>
+        <w:tc>
+          <w:tcPr>
+            <w:tcW w:type="dxa" w:w="1881"/>
+            <w:shd w:val="clear" w:color="auto" w:fill="FFFFFF"/>
+          </w:tcPr>
+          <w:p>
+            <w:r>
+              <w:rPr>
+                <w:sz w:val="18"/>
+              </w:rPr>
+              <w:t>Switches to full-screen career view; sets selectedPlayers and re-filters.</w:t>
+            </w:r>
+          </w:p>
+        </w:tc>
+      </w:tr>
+      <w:tr>
+        <w:tc>
+          <w:tcPr>
+            <w:tcW w:type="dxa" w:w="1881"/>
+            <w:shd w:val="clear" w:color="auto" w:fill="F0F4FA"/>
+          </w:tcPr>
+          <w:p>
+            <w:r>
+              <w:rPr>
+                <w:sz w:val="18"/>
+              </w:rPr>
+              <w:t>closeCareerPage()</w:t>
+            </w:r>
+          </w:p>
+        </w:tc>
+        <w:tc>
+          <w:tcPr>
+            <w:tcW w:type="dxa" w:w="1881"/>
+            <w:shd w:val="clear" w:color="auto" w:fill="F0F4FA"/>
+          </w:tcPr>
+          <w:p>
+            <w:r>
+              <w:rPr>
+                <w:sz w:val="18"/>
+              </w:rPr>
+              <w:t>Career</w:t>
+            </w:r>
+          </w:p>
+        </w:tc>
+        <w:tc>
+          <w:tcPr>
+            <w:tcW w:type="dxa" w:w="1881"/>
+            <w:shd w:val="clear" w:color="auto" w:fill="F0F4FA"/>
+          </w:tcPr>
+          <w:p>
+            <w:r>
+              <w:rPr>
+                <w:sz w:val="18"/>
+              </w:rPr>
+              <w:t>—</w:t>
+            </w:r>
+          </w:p>
+        </w:tc>
+        <w:tc>
+          <w:tcPr>
+            <w:tcW w:type="dxa" w:w="1881"/>
+            <w:shd w:val="clear" w:color="auto" w:fill="F0F4FA"/>
+          </w:tcPr>
+          <w:p>
+            <w:r>
+              <w:rPr>
+                <w:sz w:val="18"/>
+              </w:rPr>
+              <w:t>void</w:t>
+            </w:r>
+          </w:p>
+        </w:tc>
+        <w:tc>
+          <w:tcPr>
+            <w:tcW w:type="dxa" w:w="1881"/>
+            <w:shd w:val="clear" w:color="auto" w:fill="F0F4FA"/>
+          </w:tcPr>
+          <w:p>
+            <w:r>
+              <w:rPr>
+                <w:sz w:val="18"/>
+              </w:rPr>
+              <w:t>Restores leaderboard view; clears selectedPlayers and re-filters.</w:t>
+            </w:r>
+          </w:p>
+        </w:tc>
+      </w:tr>
+      <w:tr>
+        <w:tc>
+          <w:tcPr>
+            <w:tcW w:type="dxa" w:w="1881"/>
+            <w:shd w:val="clear" w:color="auto" w:fill="FFFFFF"/>
+          </w:tcPr>
+          <w:p>
+            <w:r>
+              <w:rPr>
+                <w:sz w:val="18"/>
+              </w:rPr>
+              <w:t>buildCareerStatsHTML(p)</w:t>
+            </w:r>
+          </w:p>
+        </w:tc>
+        <w:tc>
+          <w:tcPr>
+            <w:tcW w:type="dxa" w:w="1881"/>
+            <w:shd w:val="clear" w:color="auto" w:fill="FFFFFF"/>
+          </w:tcPr>
+          <w:p>
+            <w:r>
+              <w:rPr>
+                <w:sz w:val="18"/>
+              </w:rPr>
+              <w:t>Career</w:t>
+            </w:r>
+          </w:p>
+        </w:tc>
+        <w:tc>
+          <w:tcPr>
+            <w:tcW w:type="dxa" w:w="1881"/>
+            <w:shd w:val="clear" w:color="auto" w:fill="FFFFFF"/>
+          </w:tcPr>
+          <w:p>
+            <w:r>
+              <w:rPr>
+                <w:sz w:val="18"/>
+              </w:rPr>
+              <w:t>p: PlayerObject</w:t>
+            </w:r>
+          </w:p>
+        </w:tc>
+        <w:tc>
+          <w:tcPr>
+            <w:tcW w:type="dxa" w:w="1881"/>
+            <w:shd w:val="clear" w:color="auto" w:fill="FFFFFF"/>
+          </w:tcPr>
+          <w:p>
+            <w:r>
+              <w:rPr>
+                <w:sz w:val="18"/>
+              </w:rPr>
+              <w:t>string</w:t>
+            </w:r>
+          </w:p>
+        </w:tc>
+        <w:tc>
+          <w:tcPr>
+            <w:tcW w:type="dxa" w:w="1881"/>
+            <w:shd w:val="clear" w:color="auto" w:fill="FFFFFF"/>
+          </w:tcPr>
+          <w:p>
+            <w:r>
+              <w:rPr>
+                <w:sz w:val="18"/>
+              </w:rPr>
+              <w:t>Generates HTML for 4-section career stats (infantry overview, weapons, best mission, mission table).</w:t>
+            </w:r>
+          </w:p>
+        </w:tc>
+      </w:tr>
+      <w:tr>
+        <w:tc>
+          <w:tcPr>
+            <w:tcW w:type="dxa" w:w="1881"/>
+            <w:shd w:val="clear" w:color="auto" w:fill="F0F4FA"/>
+          </w:tcPr>
+          <w:p>
+            <w:r>
+              <w:rPr>
+                <w:sz w:val="18"/>
+              </w:rPr>
+              <w:t>mStat(val, lbl, sub)</w:t>
+            </w:r>
+          </w:p>
+        </w:tc>
+        <w:tc>
+          <w:tcPr>
+            <w:tcW w:type="dxa" w:w="1881"/>
+            <w:shd w:val="clear" w:color="auto" w:fill="F0F4FA"/>
+          </w:tcPr>
+          <w:p>
+            <w:r>
+              <w:rPr>
+                <w:sz w:val="18"/>
+              </w:rPr>
+              <w:t>Helpers</w:t>
+            </w:r>
+          </w:p>
+        </w:tc>
+        <w:tc>
+          <w:tcPr>
+            <w:tcW w:type="dxa" w:w="1881"/>
+            <w:shd w:val="clear" w:color="auto" w:fill="F0F4FA"/>
+          </w:tcPr>
+          <w:p>
+            <w:r>
+              <w:rPr>
+                <w:sz w:val="18"/>
+              </w:rPr>
+              <w:t>val, label, subtitle?</w:t>
+            </w:r>
+          </w:p>
+        </w:tc>
+        <w:tc>
+          <w:tcPr>
+            <w:tcW w:type="dxa" w:w="1881"/>
+            <w:shd w:val="clear" w:color="auto" w:fill="F0F4FA"/>
+          </w:tcPr>
+          <w:p>
+            <w:r>
+              <w:rPr>
+                <w:sz w:val="18"/>
+              </w:rPr>
+              <w:t>string</w:t>
+            </w:r>
+          </w:p>
+        </w:tc>
+        <w:tc>
+          <w:tcPr>
+            <w:tcW w:type="dxa" w:w="1881"/>
+            <w:shd w:val="clear" w:color="auto" w:fill="F0F4FA"/>
+          </w:tcPr>
+          <w:p>
+            <w:r>
+              <w:rPr>
+                <w:sz w:val="18"/>
+              </w:rPr>
+              <w:t>Returns HTML for a single stat card element.</w:t>
+            </w:r>
+          </w:p>
+        </w:tc>
+      </w:tr>
+      <w:tr>
+        <w:tc>
+          <w:tcPr>
+            <w:tcW w:type="dxa" w:w="1881"/>
+            <w:shd w:val="clear" w:color="auto" w:fill="FFFFFF"/>
+          </w:tcPr>
+          <w:p>
+            <w:r>
+              <w:rPr>
+                <w:sz w:val="18"/>
+              </w:rPr>
+              <w:t>kdClass(v)</w:t>
+            </w:r>
+          </w:p>
+        </w:tc>
+        <w:tc>
+          <w:tcPr>
+            <w:tcW w:type="dxa" w:w="1881"/>
+            <w:shd w:val="clear" w:color="auto" w:fill="FFFFFF"/>
+          </w:tcPr>
+          <w:p>
+            <w:r>
+              <w:rPr>
+                <w:sz w:val="18"/>
+              </w:rPr>
+              <w:t>Helpers</w:t>
+            </w:r>
+          </w:p>
+        </w:tc>
+        <w:tc>
+          <w:tcPr>
+            <w:tcW w:type="dxa" w:w="1881"/>
+            <w:shd w:val="clear" w:color="auto" w:fill="FFFFFF"/>
+          </w:tcPr>
+          <w:p>
+            <w:r>
+              <w:rPr>
+                <w:sz w:val="18"/>
+              </w:rPr>
+              <w:t>v: number</w:t>
+            </w:r>
+          </w:p>
+        </w:tc>
+        <w:tc>
+          <w:tcPr>
+            <w:tcW w:type="dxa" w:w="1881"/>
+            <w:shd w:val="clear" w:color="auto" w:fill="FFFFFF"/>
+          </w:tcPr>
+          <w:p>
+            <w:r>
+              <w:rPr>
+                <w:sz w:val="18"/>
+              </w:rPr>
+              <w:t>string</w:t>
+            </w:r>
+          </w:p>
+        </w:tc>
+        <w:tc>
+          <w:tcPr>
+            <w:tcW w:type="dxa" w:w="1881"/>
+            <w:shd w:val="clear" w:color="auto" w:fill="FFFFFF"/>
+          </w:tcPr>
+          <w:p>
+            <w:r>
+              <w:rPr>
+                <w:sz w:val="18"/>
+              </w:rPr>
+              <w:t>"kd-good" if &gt;=2, "kd-bad" if &lt;0.8, else "".</w:t>
+            </w:r>
+          </w:p>
+        </w:tc>
+      </w:tr>
+      <w:tr>
+        <w:tc>
+          <w:tcPr>
+            <w:tcW w:type="dxa" w:w="1881"/>
+            <w:shd w:val="clear" w:color="auto" w:fill="F0F4FA"/>
+          </w:tcPr>
+          <w:p>
+            <w:r>
+              <w:rPr>
+                <w:sz w:val="18"/>
+              </w:rPr>
+              <w:t>tkClass(v)</w:t>
+            </w:r>
+          </w:p>
+        </w:tc>
+        <w:tc>
+          <w:tcPr>
+            <w:tcW w:type="dxa" w:w="1881"/>
+            <w:shd w:val="clear" w:color="auto" w:fill="F0F4FA"/>
+          </w:tcPr>
+          <w:p>
+            <w:r>
+              <w:rPr>
+                <w:sz w:val="18"/>
+              </w:rPr>
+              <w:t>Helpers</w:t>
+            </w:r>
+          </w:p>
+        </w:tc>
+        <w:tc>
+          <w:tcPr>
+            <w:tcW w:type="dxa" w:w="1881"/>
+            <w:shd w:val="clear" w:color="auto" w:fill="F0F4FA"/>
+          </w:tcPr>
+          <w:p>
+            <w:r>
+              <w:rPr>
+                <w:sz w:val="18"/>
+              </w:rPr>
+              <w:t>v: number</w:t>
+            </w:r>
+          </w:p>
+        </w:tc>
+        <w:tc>
+          <w:tcPr>
+            <w:tcW w:type="dxa" w:w="1881"/>
+            <w:shd w:val="clear" w:color="auto" w:fill="F0F4FA"/>
+          </w:tcPr>
+          <w:p>
+            <w:r>
+              <w:rPr>
+                <w:sz w:val="18"/>
+              </w:rPr>
+              <w:t>string</w:t>
+            </w:r>
+          </w:p>
+        </w:tc>
+        <w:tc>
+          <w:tcPr>
+            <w:tcW w:type="dxa" w:w="1881"/>
+            <w:shd w:val="clear" w:color="auto" w:fill="F0F4FA"/>
+          </w:tcPr>
+          <w:p>
+            <w:r>
+              <w:rPr>
+                <w:sz w:val="18"/>
+              </w:rPr>
+              <w:t>"tk-cell" if &gt;0, else "".</w:t>
+            </w:r>
+          </w:p>
+        </w:tc>
+      </w:tr>
+      <w:tr>
+        <w:tc>
+          <w:tcPr>
+            <w:tcW w:type="dxa" w:w="1881"/>
+            <w:shd w:val="clear" w:color="auto" w:fill="FFFFFF"/>
+          </w:tcPr>
+          <w:p>
+            <w:r>
+              <w:rPr>
+                <w:sz w:val="18"/>
+              </w:rPr>
+              <w:t>fmtTime(s)</w:t>
+            </w:r>
+          </w:p>
+        </w:tc>
+        <w:tc>
+          <w:tcPr>
+            <w:tcW w:type="dxa" w:w="1881"/>
+            <w:shd w:val="clear" w:color="auto" w:fill="FFFFFF"/>
+          </w:tcPr>
+          <w:p>
+            <w:r>
+              <w:rPr>
+                <w:sz w:val="18"/>
+              </w:rPr>
+              <w:t>Helpers</w:t>
+            </w:r>
+          </w:p>
+        </w:tc>
+        <w:tc>
+          <w:tcPr>
+            <w:tcW w:type="dxa" w:w="1881"/>
+            <w:shd w:val="clear" w:color="auto" w:fill="FFFFFF"/>
+          </w:tcPr>
+          <w:p>
+            <w:r>
+              <w:rPr>
+                <w:sz w:val="18"/>
+              </w:rPr>
+              <w:t>s: number</w:t>
+            </w:r>
+          </w:p>
+        </w:tc>
+        <w:tc>
+          <w:tcPr>
+            <w:tcW w:type="dxa" w:w="1881"/>
+            <w:shd w:val="clear" w:color="auto" w:fill="FFFFFF"/>
+          </w:tcPr>
+          <w:p>
+            <w:r>
+              <w:rPr>
+                <w:sz w:val="18"/>
+              </w:rPr>
+              <w:t>string</w:t>
+            </w:r>
+          </w:p>
+        </w:tc>
+        <w:tc>
+          <w:tcPr>
+            <w:tcW w:type="dxa" w:w="1881"/>
+            <w:shd w:val="clear" w:color="auto" w:fill="FFFFFF"/>
+          </w:tcPr>
+          <w:p>
+            <w:r>
+              <w:rPr>
+                <w:sz w:val="18"/>
+              </w:rPr>
+              <w:t>Formats seconds as Xh Ym string.</w:t>
+            </w:r>
+          </w:p>
+        </w:tc>
+      </w:tr>
+      <w:tr>
+        <w:tc>
+          <w:tcPr>
+            <w:tcW w:type="dxa" w:w="1881"/>
+            <w:shd w:val="clear" w:color="auto" w:fill="F0F4FA"/>
+          </w:tcPr>
+          <w:p>
+            <w:r>
+              <w:rPr>
+                <w:sz w:val="18"/>
+              </w:rPr>
+              <w:t>window._sortInf(col)</w:t>
+            </w:r>
+          </w:p>
+        </w:tc>
+        <w:tc>
+          <w:tcPr>
+            <w:tcW w:type="dxa" w:w="1881"/>
+            <w:shd w:val="clear" w:color="auto" w:fill="F0F4FA"/>
+          </w:tcPr>
+          <w:p>
+            <w:r>
+              <w:rPr>
+                <w:sz w:val="18"/>
+              </w:rPr>
+              <w:t>Sort</w:t>
+            </w:r>
+          </w:p>
+        </w:tc>
+        <w:tc>
+          <w:tcPr>
+            <w:tcW w:type="dxa" w:w="1881"/>
+            <w:shd w:val="clear" w:color="auto" w:fill="F0F4FA"/>
+          </w:tcPr>
+          <w:p>
+            <w:r>
+              <w:rPr>
+                <w:sz w:val="18"/>
+              </w:rPr>
+              <w:t>col: number</w:t>
+            </w:r>
+          </w:p>
+        </w:tc>
+        <w:tc>
+          <w:tcPr>
+            <w:tcW w:type="dxa" w:w="1881"/>
+            <w:shd w:val="clear" w:color="auto" w:fill="F0F4FA"/>
+          </w:tcPr>
+          <w:p>
+            <w:r>
+              <w:rPr>
+                <w:sz w:val="18"/>
+              </w:rPr>
+              <w:t>void</w:t>
+            </w:r>
+          </w:p>
+        </w:tc>
+        <w:tc>
+          <w:tcPr>
+            <w:tcW w:type="dxa" w:w="1881"/>
+            <w:shd w:val="clear" w:color="auto" w:fill="F0F4FA"/>
+          </w:tcPr>
+          <w:p>
+            <w:r>
+              <w:rPr>
+                <w:sz w:val="18"/>
+              </w:rPr>
+              <w:t>Infantry table header click handler; toggles direction if same column.</w:t>
+            </w:r>
+          </w:p>
+        </w:tc>
+      </w:tr>
+      <w:tr>
+        <w:tc>
+          <w:tcPr>
+            <w:tcW w:type="dxa" w:w="1881"/>
+            <w:shd w:val="clear" w:color="auto" w:fill="FFFFFF"/>
+          </w:tcPr>
+          <w:p>
+            <w:r>
+              <w:rPr>
+                <w:sz w:val="18"/>
+              </w:rPr>
               <w:t>window._sortVeh(col)</w:t>
             </w:r>
           </w:p>
@@ -10351,7 +11481,7 @@
         <w:tc>
           <w:tcPr>
             <w:tcW w:type="dxa" w:w="1881"/>
-            <w:shd w:val="clear" w:color="auto" w:fill="F0F4FA"/>
+            <w:shd w:val="clear" w:color="auto" w:fill="FFFFFF"/>
           </w:tcPr>
           <w:p>
             <w:r>
@@ -10365,7 +11495,7 @@
         <w:tc>
           <w:tcPr>
             <w:tcW w:type="dxa" w:w="1881"/>
-            <w:shd w:val="clear" w:color="auto" w:fill="F0F4FA"/>
+            <w:shd w:val="clear" w:color="auto" w:fill="FFFFFF"/>
           </w:tcPr>
           <w:p>
             <w:r>
@@ -10379,7 +11509,7 @@
         <w:tc>
           <w:tcPr>
             <w:tcW w:type="dxa" w:w="1881"/>
-            <w:shd w:val="clear" w:color="auto" w:fill="F0F4FA"/>
+            <w:shd w:val="clear" w:color="auto" w:fill="FFFFFF"/>
           </w:tcPr>
           <w:p>
             <w:r>
@@ -10393,7 +11523,7 @@
         <w:tc>
           <w:tcPr>
             <w:tcW w:type="dxa" w:w="1881"/>
-            <w:shd w:val="clear" w:color="auto" w:fill="F0F4FA"/>
+            <w:shd w:val="clear" w:color="auto" w:fill="FFFFFF"/>
           </w:tcPr>
           <w:p>
             <w:r>
@@ -10401,6 +11531,150 @@
                 <w:sz w:val="18"/>
               </w:rPr>
               <w:t>Vehicle table header click handler; toggles direction if same column.</w:t>
+            </w:r>
+          </w:p>
+        </w:tc>
+      </w:tr>
+      <w:tr>
+        <w:tc>
+          <w:tcPr>
+            <w:tcW w:type="dxa" w:w="1881"/>
+            <w:shd w:val="clear" w:color="auto" w:fill="F0F4FA"/>
+          </w:tcPr>
+          <w:p>
+            <w:r>
+              <w:rPr>
+                <w:sz w:val="18"/>
+              </w:rPr>
+              <w:t>window._sortUnit(col)</w:t>
+            </w:r>
+          </w:p>
+        </w:tc>
+        <w:tc>
+          <w:tcPr>
+            <w:tcW w:type="dxa" w:w="1881"/>
+            <w:shd w:val="clear" w:color="auto" w:fill="F0F4FA"/>
+          </w:tcPr>
+          <w:p>
+            <w:r>
+              <w:rPr>
+                <w:sz w:val="18"/>
+              </w:rPr>
+              <w:t>Sort</w:t>
+            </w:r>
+          </w:p>
+        </w:tc>
+        <w:tc>
+          <w:tcPr>
+            <w:tcW w:type="dxa" w:w="1881"/>
+            <w:shd w:val="clear" w:color="auto" w:fill="F0F4FA"/>
+          </w:tcPr>
+          <w:p>
+            <w:r>
+              <w:rPr>
+                <w:sz w:val="18"/>
+              </w:rPr>
+              <w:t>col: number</w:t>
+            </w:r>
+          </w:p>
+        </w:tc>
+        <w:tc>
+          <w:tcPr>
+            <w:tcW w:type="dxa" w:w="1881"/>
+            <w:shd w:val="clear" w:color="auto" w:fill="F0F4FA"/>
+          </w:tcPr>
+          <w:p>
+            <w:r>
+              <w:rPr>
+                <w:sz w:val="18"/>
+              </w:rPr>
+              <w:t>void</w:t>
+            </w:r>
+          </w:p>
+        </w:tc>
+        <w:tc>
+          <w:tcPr>
+            <w:tcW w:type="dxa" w:w="1881"/>
+            <w:shd w:val="clear" w:color="auto" w:fill="F0F4FA"/>
+          </w:tcPr>
+          <w:p>
+            <w:r>
+              <w:rPr>
+                <w:sz w:val="18"/>
+              </w:rPr>
+              <w:t>Unit leaderboard header click handler.</w:t>
+            </w:r>
+          </w:p>
+        </w:tc>
+      </w:tr>
+      <w:tr>
+        <w:tc>
+          <w:tcPr>
+            <w:tcW w:type="dxa" w:w="1881"/>
+            <w:shd w:val="clear" w:color="auto" w:fill="FFFFFF"/>
+          </w:tcPr>
+          <w:p>
+            <w:r>
+              <w:rPr>
+                <w:sz w:val="18"/>
+              </w:rPr>
+              <w:t>window._sortWp(col)</w:t>
+            </w:r>
+          </w:p>
+        </w:tc>
+        <w:tc>
+          <w:tcPr>
+            <w:tcW w:type="dxa" w:w="1881"/>
+            <w:shd w:val="clear" w:color="auto" w:fill="FFFFFF"/>
+          </w:tcPr>
+          <w:p>
+            <w:r>
+              <w:rPr>
+                <w:sz w:val="18"/>
+              </w:rPr>
+              <w:t>Sort</w:t>
+            </w:r>
+          </w:p>
+        </w:tc>
+        <w:tc>
+          <w:tcPr>
+            <w:tcW w:type="dxa" w:w="1881"/>
+            <w:shd w:val="clear" w:color="auto" w:fill="FFFFFF"/>
+          </w:tcPr>
+          <w:p>
+            <w:r>
+              <w:rPr>
+                <w:sz w:val="18"/>
+              </w:rPr>
+              <w:t>col: number</w:t>
+            </w:r>
+          </w:p>
+        </w:tc>
+        <w:tc>
+          <w:tcPr>
+            <w:tcW w:type="dxa" w:w="1881"/>
+            <w:shd w:val="clear" w:color="auto" w:fill="FFFFFF"/>
+          </w:tcPr>
+          <w:p>
+            <w:r>
+              <w:rPr>
+                <w:sz w:val="18"/>
+              </w:rPr>
+              <w:t>void</w:t>
+            </w:r>
+          </w:p>
+        </w:tc>
+        <w:tc>
+          <w:tcPr>
+            <w:tcW w:type="dxa" w:w="1881"/>
+            <w:shd w:val="clear" w:color="auto" w:fill="FFFFFF"/>
+          </w:tcPr>
+          <w:p>
+            <w:r>
+              <w:rPr>
+                <w:sz w:val="18"/>
+              </w:rPr>
+              <w:t>Weapon leaderboard header click handler.</w:t>
             </w:r>
           </w:p>
         </w:tc>
@@ -13858,7 +15132,7 @@
         <w:rPr>
           <w:sz w:val="20"/>
         </w:rPr>
-        <w:t>In index.html, update the CSV_URL constant at the top of the &lt;script&gt; block.</w:t>
+        <w:t>In tracker.js, update the CSV_URL constant at the top of the file.</w:t>
       </w:r>
     </w:p>
     <w:p>
@@ -13930,632 +15204,6 @@
         <w:pStyle w:val="Heading1"/>
       </w:pPr>
       <w:r>
-        <w:t>13. Unit Classification</w:t>
-      </w:r>
-    </w:p>
-    <w:p>
-      <w:pPr/>
-      <w:r>
-        <w:t>Players are automatically assigned to one of four units — 2nd USC, CNTO, PXG, or TFP — based on who they play alongside most frequently. The classification runs once after buildAggregates() and populates the playerUnits{} map.</w:t>
-      </w:r>
-    </w:p>
-    <w:p>
-      <w:pPr>
-        <w:pStyle w:val="Heading2"/>
-      </w:pPr>
-      <w:r>
-        <w:t>13.1 Algorithm Overview</w:t>
-      </w:r>
-    </w:p>
-    <w:p>
-      <w:pPr/>
-      <w:r>
-        <w:t>The classifier uses squad co-occurrence: for each mission row, every player is compared against every other player in the same mission. If the other player is already confidently assigned to a known unit, their unit gains a weight increment for the subject player. A player is classified to the unit with the highest accumulated weight, but only if that weight represents ≥ 99% of all weight (UNIT_THRESHOLD = 0.99). Players who guest in foreign squads are left unclassified (null) because their dominant signal does not clear the threshold.</w:t>
-      </w:r>
-    </w:p>
-    <w:p>
-      <w:pPr>
-        <w:pStyle w:val="Heading2"/>
-      </w:pPr>
-      <w:r>
-        <w:t>13.2 Seed Players</w:t>
-      </w:r>
-    </w:p>
-    <w:p>
-      <w:pPr/>
-      <w:r>
-        <w:t>Classification is bootstrapped from a small set of "seed" players whose unit is known with certainty. These are hard-coded in tracker.js and are never overridden by unit_overrides.json.</w:t>
-      </w:r>
-    </w:p>
-    <w:p>
-      <w:pPr>
-        <w:pStyle w:val="Heading2"/>
-      </w:pPr>
-      <w:r>
-        <w:t>13.3 unit_overrides.json</w:t>
-      </w:r>
-    </w:p>
-    <w:p>
-      <w:pPr/>
-      <w:r>
-        <w:t>Loaded at startup via fetch(). Keys are player names (case-sensitive); values are the target unit string. Overrides are applied after auto-classification and take precedence over both seeds and the algorithm. This allows correcting edge cases (e.g. a player who permanently transferred units).</w:t>
-      </w:r>
-    </w:p>
-    <w:p>
-      <w:pPr>
-        <w:pStyle w:val="NoSpacing"/>
-      </w:pPr>
-      <w:r>
-        <w:rPr>
-          <w:rFonts w:ascii="Courier New" w:hAnsi="Courier New"/>
-          <w:sz w:val="18"/>
-        </w:rPr>
-        <w:t>// unit_overrides.json format</w:t>
-      </w:r>
-    </w:p>
-    <w:p>
-      <w:pPr>
-        <w:pStyle w:val="NoSpacing"/>
-      </w:pPr>
-      <w:r>
-        <w:rPr>
-          <w:rFonts w:ascii="Courier New" w:hAnsi="Courier New"/>
-          <w:sz w:val="18"/>
-        </w:rPr>
-        <w:t>{</w:t>
-      </w:r>
-    </w:p>
-    <w:p>
-      <w:pPr>
-        <w:pStyle w:val="NoSpacing"/>
-      </w:pPr>
-      <w:r>
-        <w:rPr>
-          <w:rFonts w:ascii="Courier New" w:hAnsi="Courier New"/>
-          <w:sz w:val="18"/>
-        </w:rPr>
-        <w:t xml:space="preserve">  "PlayerName": "2nd USC",</w:t>
-      </w:r>
-    </w:p>
-    <w:p>
-      <w:pPr>
-        <w:pStyle w:val="NoSpacing"/>
-      </w:pPr>
-      <w:r>
-        <w:rPr>
-          <w:rFonts w:ascii="Courier New" w:hAnsi="Courier New"/>
-          <w:sz w:val="18"/>
-        </w:rPr>
-        <w:t xml:space="preserve">  "AnotherPlayer": "CNTO"</w:t>
-      </w:r>
-    </w:p>
-    <w:p>
-      <w:pPr>
-        <w:pStyle w:val="NoSpacing"/>
-      </w:pPr>
-      <w:r>
-        <w:rPr>
-          <w:rFonts w:ascii="Courier New" w:hAnsi="Courier New"/>
-          <w:sz w:val="18"/>
-        </w:rPr>
-        <w:t>}</w:t>
-      </w:r>
-    </w:p>
-    <w:p>
-      <w:pPr>
-        <w:pStyle w:val="Heading2"/>
-      </w:pPr>
-      <w:r>
-        <w:t>13.4 Unit Filter</w:t>
-      </w:r>
-    </w:p>
-    <w:p>
-      <w:pPr/>
-      <w:r>
-        <w:t>A row of unit filter pills (2nd USC / CNTO / PXG / TFP) sits above the player pill list. Selecting a unit pill sets selectedUnit and calls filterChanged(). applyFilters() then restricts the player list to members of that unit. The pill uses the same colour scheme as player pills. Deselecting resets selectedUnit to null (show all).</w:t>
-      </w:r>
-    </w:p>
-    <w:p>
-      <w:pPr>
-        <w:pStyle w:val="Heading2"/>
-      </w:pPr>
-      <w:r>
-        <w:t>13.5 Adding a New Unit</w:t>
-      </w:r>
-    </w:p>
-    <w:p>
-      <w:pPr>
-        <w:pStyle w:val="ListNumber"/>
-      </w:pPr>
-      <w:r>
-        <w:t>Add at least two seed player names for the new unit in the UNIT_SEEDS constant in tracker.js.</w:t>
-      </w:r>
-    </w:p>
-    <w:p>
-      <w:pPr>
-        <w:pStyle w:val="ListNumber"/>
-      </w:pPr>
-      <w:r>
-        <w:t>Add the unit label to the UNITS array in tracker.js.</w:t>
-      </w:r>
-    </w:p>
-    <w:p>
-      <w:pPr>
-        <w:pStyle w:val="ListNumber"/>
-      </w:pPr>
-      <w:r>
-        <w:t>Add a unit pill button in the #unitFilter div in index.html.</w:t>
-      </w:r>
-    </w:p>
-    <w:p>
-      <w:pPr>
-        <w:pStyle w:val="ListNumber"/>
-      </w:pPr>
-      <w:r>
-        <w:t>Add the unit's CSS colour class in the &lt;style&gt; block of index.html (mirrors the player pill colour system).</w:t>
-      </w:r>
-    </w:p>
-    <w:p>
-      <w:pPr>
-        <w:pStyle w:val="Heading1"/>
-      </w:pPr>
-      <w:r>
-        <w:t>14. ImportScript (Google Apps Script)</w:t>
-      </w:r>
-    </w:p>
-    <w:p>
-      <w:pPr/>
-      <w:r>
-        <w:t>ImportScript is a Google Apps Script (GAS) file that reads OCAP .json.gz replay files from Google Drive and writes normalised player statistics into a Google Sheet. The web application then publishes that sheet as a CSV and the tracker reads it.</w:t>
-      </w:r>
-    </w:p>
-    <w:p>
-      <w:pPr>
-        <w:pStyle w:val="Heading2"/>
-      </w:pPr>
-      <w:r>
-        <w:t>14.1 Prerequisites</w:t>
-      </w:r>
-    </w:p>
-    <w:p>
-      <w:pPr>
-        <w:pStyle w:val="ListBullet"/>
-      </w:pPr>
-      <w:r>
-        <w:t>A Google Drive folder named Kill Tracker containing two sub-folders: OCAP_Logs (drop zone) and OCAP_Logs_Archive (processed files moved here automatically).</w:t>
-      </w:r>
-    </w:p>
-    <w:p>
-      <w:pPr>
-        <w:pStyle w:val="ListBullet"/>
-      </w:pPr>
-      <w:r>
-        <w:t>A Google Sheet linked to the Apps Script project. The script uses SpreadsheetApp.getActiveSpreadsheet().</w:t>
-      </w:r>
-    </w:p>
-    <w:p>
-      <w:pPr>
-        <w:pStyle w:val="ListBullet"/>
-      </w:pPr>
-      <w:r>
-        <w:t>OCAP recording files in .json.gz format, named with the pattern YYYY_MM_DD__MissionName.json.gz.</w:t>
-      </w:r>
-    </w:p>
-    <w:p>
-      <w:pPr>
-        <w:pStyle w:val="Heading2"/>
-      </w:pPr>
-      <w:r>
-        <w:t>14.2 Entry Points</w:t>
-      </w:r>
-    </w:p>
-    <w:tbl>
-      <w:tblPr>
-        <w:tblStyle w:val="TableGrid"/>
-        <w:tblW w:type="auto" w:w="0"/>
-        <w:tblLook w:firstColumn="1" w:firstRow="1" w:lastColumn="0" w:lastRow="0" w:noHBand="0" w:noVBand="1" w:val="04A0"/>
-      </w:tblPr>
-      <w:tblGrid>
-        <w:gridCol w:w="3135"/>
-        <w:gridCol w:w="3135"/>
-        <w:gridCol w:w="3135"/>
-      </w:tblGrid>
-      <w:tr>
-        <w:tc>
-          <w:tcPr>
-            <w:tcW w:type="dxa" w:w="3135"/>
-          </w:tcPr>
-          <w:p>
-            <w:r/>
-            <w:r>
-              <w:rPr>
-                <w:b/>
-              </w:rPr>
-              <w:t>Function</w:t>
-            </w:r>
-          </w:p>
-        </w:tc>
-        <w:tc>
-          <w:tcPr>
-            <w:tcW w:type="dxa" w:w="3135"/>
-          </w:tcPr>
-          <w:p>
-            <w:r/>
-            <w:r>
-              <w:rPr>
-                <w:b/>
-              </w:rPr>
-              <w:t>Usage</w:t>
-            </w:r>
-          </w:p>
-        </w:tc>
-        <w:tc>
-          <w:tcPr>
-            <w:tcW w:type="dxa" w:w="3135"/>
-          </w:tcPr>
-          <w:p>
-            <w:r/>
-            <w:r>
-              <w:rPr>
-                <w:b/>
-              </w:rPr>
-              <w:t>Description</w:t>
-            </w:r>
-          </w:p>
-        </w:tc>
-      </w:tr>
-      <w:tr>
-        <w:tc>
-          <w:tcPr>
-            <w:tcW w:type="dxa" w:w="3135"/>
-          </w:tcPr>
-          <w:p>
-            <w:r/>
-            <w:r>
-              <w:rPr>
-                <w:b w:val="0"/>
-              </w:rPr>
-              <w:t>importOCAP()</w:t>
-            </w:r>
-          </w:p>
-        </w:tc>
-        <w:tc>
-          <w:tcPr>
-            <w:tcW w:type="dxa" w:w="3135"/>
-          </w:tcPr>
-          <w:p>
-            <w:r/>
-            <w:r>
-              <w:rPr>
-                <w:b w:val="0"/>
-              </w:rPr>
-              <w:t>Run manually or via trigger</w:t>
-            </w:r>
-          </w:p>
-        </w:tc>
-        <w:tc>
-          <w:tcPr>
-            <w:tcW w:type="dxa" w:w="3135"/>
-          </w:tcPr>
-          <w:p>
-            <w:r/>
-            <w:r>
-              <w:rPr>
-                <w:b w:val="0"/>
-              </w:rPr>
-              <w:t>Imports the next unprocessed .json.gz file from OCAP_Logs. Skips files already present in the sheet (by Source File column). Archives the file to OCAP_Logs_Archive after successful import.</w:t>
-            </w:r>
-          </w:p>
-        </w:tc>
-      </w:tr>
-      <w:tr>
-        <w:tc>
-          <w:tcPr>
-            <w:tcW w:type="dxa" w:w="3135"/>
-          </w:tcPr>
-          <w:p>
-            <w:r/>
-            <w:r>
-              <w:rPr>
-                <w:b w:val="0"/>
-              </w:rPr>
-              <w:t>reimportOCAP()</w:t>
-            </w:r>
-          </w:p>
-        </w:tc>
-        <w:tc>
-          <w:tcPr>
-            <w:tcW w:type="dxa" w:w="3135"/>
-          </w:tcPr>
-          <w:p>
-            <w:r/>
-            <w:r>
-              <w:rPr>
-                <w:b w:val="0"/>
-              </w:rPr>
-              <w:t>Run manually to re-process a file</w:t>
-            </w:r>
-          </w:p>
-        </w:tc>
-        <w:tc>
-          <w:tcPr>
-            <w:tcW w:type="dxa" w:w="3135"/>
-          </w:tcPr>
-          <w:p>
-            <w:r/>
-            <w:r>
-              <w:rPr>
-                <w:b w:val="0"/>
-              </w:rPr>
-              <w:t>Calls importOCAP(true). Deletes all existing rows for the file from the sheet first, then re-imports. Use this after correcting a raw file or fixing a bug in the parser.</w:t>
-            </w:r>
-          </w:p>
-        </w:tc>
-      </w:tr>
-    </w:tbl>
-    <w:p>
-      <w:pPr>
-        <w:pStyle w:val="Heading2"/>
-      </w:pPr>
-      <w:r>
-        <w:t>14.3 Import Pipeline</w:t>
-      </w:r>
-    </w:p>
-    <w:p>
-      <w:pPr/>
-      <w:r>
-        <w:t>Each call to importOCAP() processes exactly one file (the first file found in OCAP_Logs). The pipeline per file is:</w:t>
-      </w:r>
-    </w:p>
-    <w:p>
-      <w:pPr>
-        <w:pStyle w:val="ListNumber"/>
-      </w:pPr>
-      <w:r>
-        <w:t>Locate OCAP_Logs and OCAP_Logs_Archive folders inside the Kill Tracker Drive folder.</w:t>
-      </w:r>
-    </w:p>
-    <w:p>
-      <w:pPr>
-        <w:pStyle w:val="ListNumber"/>
-      </w:pPr>
-      <w:r>
-        <w:t>Build a Set of already-imported filenames from column A of the player_stats sheet.</w:t>
-      </w:r>
-    </w:p>
-    <w:p>
-      <w:pPr>
-        <w:pStyle w:val="ListNumber"/>
-      </w:pPr>
-      <w:r>
-        <w:t>Fetch the first .json.gz file. Skip if already imported (unless forceReimport = true).</w:t>
-      </w:r>
-    </w:p>
-    <w:p>
-      <w:pPr>
-        <w:pStyle w:val="ListNumber"/>
-      </w:pPr>
-      <w:r>
-        <w:t>Decompress the gzip blob using Utilities.ungzip() and parse the JSON.</w:t>
-      </w:r>
-    </w:p>
-    <w:p>
-      <w:pPr>
-        <w:pStyle w:val="ListNumber"/>
-      </w:pPr>
-      <w:r>
-        <w:t>Build an entity lookup map from data.entities.</w:t>
-      </w:r>
-    </w:p>
-    <w:p>
-      <w:pPr>
-        <w:pStyle w:val="ListNumber"/>
-      </w:pPr>
-      <w:r>
-        <w:t>Build per-player stat accumulators (one entry per isPlayer === 1 entity).</w:t>
-      </w:r>
-    </w:p>
-    <w:p>
-      <w:pPr>
-        <w:pStyle w:val="ListNumber"/>
-      </w:pPr>
-      <w:r>
-        <w:t>Pre-compute shots on-foot vs in-vehicle by replaying the framesFired array and calling isInVehicleAtFrame() for each shot.</w:t>
-      </w:r>
-    </w:p>
-    <w:p>
-      <w:pPr>
-        <w:pStyle w:val="ListNumber"/>
-      </w:pPr>
-      <w:r>
-        <w:t>Process data.events: killed events increment kills/deaths/teamkills/vehicle kills; hit events increment hits taken. Context (on-foot vs in-vehicle) is determined per-frame.</w:t>
-      </w:r>
-    </w:p>
-    <w:p>
-      <w:pPr>
-        <w:pStyle w:val="ListNumber"/>
-      </w:pPr>
-      <w:r>
-        <w:t>Derive K/D, shots/kill, average distance, longest kill, top weapon per player.</w:t>
-      </w:r>
-    </w:p>
-    <w:p>
-      <w:pPr>
-        <w:pStyle w:val="ListNumber"/>
-      </w:pPr>
-      <w:r>
-        <w:t>Write all rows to player_stats in one batch setValues() call.</w:t>
-      </w:r>
-    </w:p>
-    <w:p>
-      <w:pPr>
-        <w:pStyle w:val="ListNumber"/>
-      </w:pPr>
-      <w:r>
-        <w:t>Move the file to OCAP_Logs_Archive.</w:t>
-      </w:r>
-    </w:p>
-    <w:p>
-      <w:pPr>
-        <w:pStyle w:val="Heading2"/>
-      </w:pPr>
-      <w:r>
-        <w:t>14.4 Sheet Schema</w:t>
-      </w:r>
-    </w:p>
-    <w:p>
-      <w:pPr/>
-      <w:r>
-        <w:t>The script creates the player_stats sheet automatically on first run and writes the header row. On subsequent runs it migrates any missing header columns (e.g. Time Played added in a later version) without disturbing existing data. Column order matches Section 3.2 of this document exactly.</w:t>
-      </w:r>
-    </w:p>
-    <w:p>
-      <w:pPr>
-        <w:pStyle w:val="Heading2"/>
-      </w:pPr>
-      <w:r>
-        <w:t>14.5 isInVehicleAtFrame(entity, frame)</w:t>
-      </w:r>
-    </w:p>
-    <w:p>
-      <w:pPr/>
-      <w:r>
-        <w:t>Determines the in-vehicle state of an entity at a specific replay frame by indexing into entity.positions. The positions array starts at entity.startFrameNum; index = frame − startFrameNum. Position entry format:</w:t>
-      </w:r>
-    </w:p>
-    <w:p>
-      <w:pPr>
-        <w:pStyle w:val="NoSpacing"/>
-      </w:pPr>
-      <w:r>
-        <w:rPr>
-          <w:rFonts w:ascii="Courier New" w:hAnsi="Courier New"/>
-          <w:sz w:val="18"/>
-        </w:rPr>
-        <w:t>[ [x, y, z], bearing, alive, inVehicle, name, framesFired, role ]</w:t>
-      </w:r>
-    </w:p>
-    <w:p>
-      <w:pPr/>
-      <w:r>
-        <w:t>inVehicle is 1 when the entity is riding in a vehicle, 0 otherwise. Returns false if the frame is out of range.</w:t>
-      </w:r>
-    </w:p>
-    <w:p>
-      <w:pPr>
-        <w:pStyle w:val="Heading2"/>
-      </w:pPr>
-      <w:r>
-        <w:t>14.6 Zeus Handling</w:t>
-      </w:r>
-    </w:p>
-    <w:p>
-      <w:pPr/>
-      <w:r>
-        <w:t>Entities whose group is "zeus" (case-insensitive) or whose role starts with "zeus" are flagged as Zeus. All combat stats (kills, deaths, teamkills, shots, hits, distances) are zeroed out before writing to the sheet so Zeus game masters do not pollute leaderboard rankings.</w:t>
-      </w:r>
-    </w:p>
-    <w:p>
-      <w:pPr>
-        <w:pStyle w:val="Heading2"/>
-      </w:pPr>
-      <w:r>
-        <w:t>14.7 Time Played Calculation</w:t>
-      </w:r>
-    </w:p>
-    <w:p>
-      <w:pPr/>
-      <w:r>
-        <w:t>Time played is computed as:</w:t>
-      </w:r>
-    </w:p>
-    <w:p>
-      <w:pPr>
-        <w:pStyle w:val="NoSpacing"/>
-      </w:pPr>
-      <w:r>
-        <w:rPr>
-          <w:rFonts w:ascii="Courier New" w:hAnsi="Courier New"/>
-          <w:sz w:val="18"/>
-        </w:rPr>
-        <w:t>timePlayed = entity.positions.length × data.captureDelay</w:t>
-      </w:r>
-    </w:p>
-    <w:p>
-      <w:pPr/>
-      <w:r>
-        <w:t>captureDelay is the OCAP recording interval in seconds (typically 1). The value is rounded to the nearest second before writing to the sheet.</w:t>
-      </w:r>
-    </w:p>
-    <w:p>
-      <w:pPr>
-        <w:pStyle w:val="Heading2"/>
-      </w:pPr>
-      <w:r>
-        <w:t>14.8 forceReimport Mode</w:t>
-      </w:r>
-    </w:p>
-    <w:p>
-      <w:pPr/>
-      <w:r>
-        <w:t>When forceReimport = true (triggered by reimportOCAP()), the script calls deleteExistingRowsForFile() before inserting new rows. This function reads column A, collects all row numbers matching the source filename, then deletes them bottom-up (to prevent row index shifting). This ensures a clean re-import with no duplicate data.</w:t>
-      </w:r>
-    </w:p>
-    <w:p>
-      <w:pPr>
-        <w:pStyle w:val="Heading2"/>
-      </w:pPr>
-      <w:r>
-        <w:t>14.9 Setting Up a Trigger</w:t>
-      </w:r>
-    </w:p>
-    <w:p>
-      <w:pPr/>
-      <w:r>
-        <w:t>To run importOCAP() automatically whenever a new file is added to OCAP_Logs, create a time-driven trigger in the Apps Script editor:</w:t>
-      </w:r>
-    </w:p>
-    <w:p>
-      <w:pPr>
-        <w:pStyle w:val="ListNumber"/>
-      </w:pPr>
-      <w:r>
-        <w:t>Open the script project → Triggers (clock icon).</w:t>
-      </w:r>
-    </w:p>
-    <w:p>
-      <w:pPr>
-        <w:pStyle w:val="ListNumber"/>
-      </w:pPr>
-      <w:r>
-        <w:t>Add Trigger → Function: importOCAP → Event source: Time-driven → Type: Minutes timer → Every 5 minutes (or as needed).</w:t>
-      </w:r>
-    </w:p>
-    <w:p>
-      <w:pPr/>
-      <w:r>
-        <w:t>Because importOCAP() processes one file per invocation, running it on a short interval ensures new missions are imported promptly without any single run timing out. GAS has a 6-minute execution limit; a single large file typically completes well within 1–2 minutes.</w:t>
-      </w:r>
-    </w:p>
-    <w:p>
-      <w:pPr>
-        <w:pStyle w:val="Heading2"/>
-      </w:pPr>
-      <w:r>
-        <w:t>14.10 Error Handling</w:t>
-      </w:r>
-    </w:p>
-    <w:p>
-      <w:pPr/>
-      <w:r>
-        <w:t>If an exception occurs during processing, the script logs the error via Logger.log() and re-throws it (so the trigger failure appears in the Apps Script execution log). The file is not moved to the archive on failure, so it will be retried on the next trigger invocation.</w:t>
-      </w:r>
-    </w:p>
-    <w:p>
-      <w:pPr>
-        <w:pStyle w:val="Heading1"/>
-      </w:pPr>
-      <w:r>
         <w:t>Appendix A — Initialization Sequence</w:t>
       </w:r>
     </w:p>
@@ -14681,7 +15329,7 @@
               <w:rPr>
                 <w:sz w:val="18"/>
               </w:rPr>
-              <w:t>Browser requests index.html; CSS and JS parse inline.</w:t>
+              <w:t>Browser requests index.html; CSS parsed; tracker.js loaded.</w:t>
             </w:r>
           </w:p>
         </w:tc>
@@ -14711,21 +15359,21 @@
               <w:rPr>
                 <w:sz w:val="18"/>
               </w:rPr>
-              <w:t>DOMContentLoaded</w:t>
-            </w:r>
-          </w:p>
-        </w:tc>
-        <w:tc>
-          <w:tcPr>
-            <w:tcW w:type="dxa" w:w="3135"/>
-            <w:shd w:val="clear" w:color="auto" w:fill="F0F4FA"/>
-          </w:tcPr>
-          <w:p>
-            <w:r>
-              <w:rPr>
-                <w:sz w:val="18"/>
-              </w:rPr>
-              <w:t>JavaScript execution begins; loading spinner displayed.</w:t>
+              <w:t>Promise.all()</w:t>
+            </w:r>
+          </w:p>
+        </w:tc>
+        <w:tc>
+          <w:tcPr>
+            <w:tcW w:type="dxa" w:w="3135"/>
+            <w:shd w:val="clear" w:color="auto" w:fill="F0F4FA"/>
+          </w:tcPr>
+          <w:p>
+            <w:r>
+              <w:rPr>
+                <w:sz w:val="18"/>
+              </w:rPr>
+              <w:t>Parallel fetch of CSV_URL and unit_overrides.json.</w:t>
             </w:r>
           </w:p>
         </w:tc>
@@ -14755,21 +15403,21 @@
               <w:rPr>
                 <w:sz w:val="18"/>
               </w:rPr>
-              <w:t>fetch(CSV_URL)</w:t>
-            </w:r>
-          </w:p>
-        </w:tc>
-        <w:tc>
-          <w:tcPr>
-            <w:tcW w:type="dxa" w:w="3135"/>
-            <w:shd w:val="clear" w:color="auto" w:fill="FFFFFF"/>
-          </w:tcPr>
-          <w:p>
-            <w:r>
-              <w:rPr>
-                <w:sz w:val="18"/>
-              </w:rPr>
-              <w:t>HTTP GET to Google Sheets export URL.</w:t>
+              <w:t>parseCSVLine() × N</w:t>
+            </w:r>
+          </w:p>
+        </w:tc>
+        <w:tc>
+          <w:tcPr>
+            <w:tcW w:type="dxa" w:w="3135"/>
+            <w:shd w:val="clear" w:color="auto" w:fill="FFFFFF"/>
+          </w:tcPr>
+          <w:p>
+            <w:r>
+              <w:rPr>
+                <w:sz w:val="18"/>
+              </w:rPr>
+              <w:t>Each row parsed; rawRows[] populated.</w:t>
             </w:r>
           </w:p>
         </w:tc>
@@ -14799,21 +15447,21 @@
               <w:rPr>
                 <w:sz w:val="18"/>
               </w:rPr>
-              <w:t>parseCSVLine() × N</w:t>
-            </w:r>
-          </w:p>
-        </w:tc>
-        <w:tc>
-          <w:tcPr>
-            <w:tcW w:type="dxa" w:w="3135"/>
-            <w:shd w:val="clear" w:color="auto" w:fill="F0F4FA"/>
-          </w:tcPr>
-          <w:p>
-            <w:r>
-              <w:rPr>
-                <w:sz w:val="18"/>
-              </w:rPr>
-              <w:t>Each row parsed; rawRows[] populated.</w:t>
+              <w:t>buildAggregates()</w:t>
+            </w:r>
+          </w:p>
+        </w:tc>
+        <w:tc>
+          <w:tcPr>
+            <w:tcW w:type="dxa" w:w="3135"/>
+            <w:shd w:val="clear" w:color="auto" w:fill="F0F4FA"/>
+          </w:tcPr>
+          <w:p>
+            <w:r>
+              <w:rPr>
+                <w:sz w:val="18"/>
+              </w:rPr>
+              <w:t>aggPlayers{} populated with career totals.</w:t>
             </w:r>
           </w:p>
         </w:tc>
@@ -14843,21 +15491,21 @@
               <w:rPr>
                 <w:sz w:val="18"/>
               </w:rPr>
-              <w:t>buildAggregates()</w:t>
-            </w:r>
-          </w:p>
-        </w:tc>
-        <w:tc>
-          <w:tcPr>
-            <w:tcW w:type="dxa" w:w="3135"/>
-            <w:shd w:val="clear" w:color="auto" w:fill="FFFFFF"/>
-          </w:tcPr>
-          <w:p>
-            <w:r>
-              <w:rPr>
-                <w:sz w:val="18"/>
-              </w:rPr>
-              <w:t>aggPlayers{} populated with career totals.</w:t>
+              <w:t>classifyPlayerUnits()</w:t>
+            </w:r>
+          </w:p>
+        </w:tc>
+        <w:tc>
+          <w:tcPr>
+            <w:tcW w:type="dxa" w:w="3135"/>
+            <w:shd w:val="clear" w:color="auto" w:fill="FFFFFF"/>
+          </w:tcPr>
+          <w:p>
+            <w:r>
+              <w:rPr>
+                <w:sz w:val="18"/>
+              </w:rPr>
+              <w:t>playerUnits{} populated via co-occurrence analysis; overrides applied.</w:t>
             </w:r>
           </w:p>
         </w:tc>
@@ -14901,7 +15549,7 @@
               <w:rPr>
                 <w:sz w:val="18"/>
               </w:rPr>
-              <w:t>Calls buildFilters() and applyFilters().</w:t>
+              <w:t>Calls buildFilters() and applyFilters(); shows section nav bar.</w:t>
             </w:r>
           </w:p>
         </w:tc>
@@ -14989,7 +15637,7 @@
               <w:rPr>
                 <w:sz w:val="18"/>
               </w:rPr>
-              <w:t>filteredPlayers[] built; five render functions called.</w:t>
+              <w:t>filteredPlayers[] and filteredRows[] built; all render functions called.</w:t>
             </w:r>
           </w:p>
         </w:tc>
@@ -15239,6 +15887,358 @@
               <w:rPr>
                 <w:sz w:val="18"/>
               </w:rPr>
+              <w:t>renderUnitLeaderboard()</w:t>
+            </w:r>
+          </w:p>
+        </w:tc>
+        <w:tc>
+          <w:tcPr>
+            <w:tcW w:type="dxa" w:w="3135"/>
+            <w:shd w:val="clear" w:color="auto" w:fill="F0F4FA"/>
+          </w:tcPr>
+          <w:p>
+            <w:r>
+              <w:rPr>
+                <w:sz w:val="18"/>
+              </w:rPr>
+              <w:t>#unitLbBody populated (section collapsed by default).</w:t>
+            </w:r>
+          </w:p>
+        </w:tc>
+      </w:tr>
+      <w:tr>
+        <w:tc>
+          <w:tcPr>
+            <w:tcW w:type="dxa" w:w="3135"/>
+            <w:shd w:val="clear" w:color="auto" w:fill="FFFFFF"/>
+          </w:tcPr>
+          <w:p>
+            <w:r>
+              <w:rPr>
+                <w:sz w:val="18"/>
+              </w:rPr>
+              <w:t>15</w:t>
+            </w:r>
+          </w:p>
+        </w:tc>
+        <w:tc>
+          <w:tcPr>
+            <w:tcW w:type="dxa" w:w="3135"/>
+            <w:shd w:val="clear" w:color="auto" w:fill="FFFFFF"/>
+          </w:tcPr>
+          <w:p>
+            <w:r>
+              <w:rPr>
+                <w:sz w:val="18"/>
+              </w:rPr>
+              <w:t>renderMissionHistory()</w:t>
+            </w:r>
+          </w:p>
+        </w:tc>
+        <w:tc>
+          <w:tcPr>
+            <w:tcW w:type="dxa" w:w="3135"/>
+            <w:shd w:val="clear" w:color="auto" w:fill="FFFFFF"/>
+          </w:tcPr>
+          <w:p>
+            <w:r>
+              <w:rPr>
+                <w:sz w:val="18"/>
+              </w:rPr>
+              <w:t>#missionHistBody populated (section collapsed by default).</w:t>
+            </w:r>
+          </w:p>
+        </w:tc>
+      </w:tr>
+      <w:tr>
+        <w:tc>
+          <w:tcPr>
+            <w:tcW w:type="dxa" w:w="3135"/>
+            <w:shd w:val="clear" w:color="auto" w:fill="F0F4FA"/>
+          </w:tcPr>
+          <w:p>
+            <w:r>
+              <w:rPr>
+                <w:sz w:val="18"/>
+              </w:rPr>
+              <w:t>16</w:t>
+            </w:r>
+          </w:p>
+        </w:tc>
+        <w:tc>
+          <w:tcPr>
+            <w:tcW w:type="dxa" w:w="3135"/>
+            <w:shd w:val="clear" w:color="auto" w:fill="F0F4FA"/>
+          </w:tcPr>
+          <w:p>
+            <w:r>
+              <w:rPr>
+                <w:sz w:val="18"/>
+              </w:rPr>
+              <w:t>renderWeaponLeaderboard()</w:t>
+            </w:r>
+          </w:p>
+        </w:tc>
+        <w:tc>
+          <w:tcPr>
+            <w:tcW w:type="dxa" w:w="3135"/>
+            <w:shd w:val="clear" w:color="auto" w:fill="F0F4FA"/>
+          </w:tcPr>
+          <w:p>
+            <w:r>
+              <w:rPr>
+                <w:sz w:val="18"/>
+              </w:rPr>
+              <w:t>#wpBody populated (section collapsed by default).</w:t>
+            </w:r>
+          </w:p>
+        </w:tc>
+      </w:tr>
+      <w:tr>
+        <w:tc>
+          <w:tcPr>
+            <w:tcW w:type="dxa" w:w="3135"/>
+            <w:shd w:val="clear" w:color="auto" w:fill="FFFFFF"/>
+          </w:tcPr>
+          <w:p>
+            <w:r>
+              <w:rPr>
+                <w:sz w:val="18"/>
+              </w:rPr>
+              <w:t>17</w:t>
+            </w:r>
+          </w:p>
+        </w:tc>
+        <w:tc>
+          <w:tcPr>
+            <w:tcW w:type="dxa" w:w="3135"/>
+            <w:shd w:val="clear" w:color="auto" w:fill="FFFFFF"/>
+          </w:tcPr>
+          <w:p>
+            <w:r>
+              <w:rPr>
+                <w:sz w:val="18"/>
+              </w:rPr>
+              <w:t>renderMapStats()</w:t>
+            </w:r>
+          </w:p>
+        </w:tc>
+        <w:tc>
+          <w:tcPr>
+            <w:tcW w:type="dxa" w:w="3135"/>
+            <w:shd w:val="clear" w:color="auto" w:fill="FFFFFF"/>
+          </w:tcPr>
+          <w:p>
+            <w:r>
+              <w:rPr>
+                <w:sz w:val="18"/>
+              </w:rPr>
+              <w:t>#mapBody populated (section collapsed by default).</w:t>
+            </w:r>
+          </w:p>
+        </w:tc>
+      </w:tr>
+      <w:tr>
+        <w:tc>
+          <w:tcPr>
+            <w:tcW w:type="dxa" w:w="3135"/>
+            <w:shd w:val="clear" w:color="auto" w:fill="F0F4FA"/>
+          </w:tcPr>
+          <w:p>
+            <w:r>
+              <w:rPr>
+                <w:sz w:val="18"/>
+              </w:rPr>
+              <w:t>18</w:t>
+            </w:r>
+          </w:p>
+        </w:tc>
+        <w:tc>
+          <w:tcPr>
+            <w:tcW w:type="dxa" w:w="3135"/>
+            <w:shd w:val="clear" w:color="auto" w:fill="F0F4FA"/>
+          </w:tcPr>
+          <w:p>
+            <w:r>
+              <w:rPr>
+                <w:sz w:val="18"/>
+              </w:rPr>
+              <w:t>renderRoleLeaderboard()</w:t>
+            </w:r>
+          </w:p>
+        </w:tc>
+        <w:tc>
+          <w:tcPr>
+            <w:tcW w:type="dxa" w:w="3135"/>
+            <w:shd w:val="clear" w:color="auto" w:fill="F0F4FA"/>
+          </w:tcPr>
+          <w:p>
+            <w:r>
+              <w:rPr>
+                <w:sz w:val="18"/>
+              </w:rPr>
+              <w:t>#roleBody populated (section collapsed by default).</w:t>
+            </w:r>
+          </w:p>
+        </w:tc>
+      </w:tr>
+      <w:tr>
+        <w:tc>
+          <w:tcPr>
+            <w:tcW w:type="dxa" w:w="3135"/>
+            <w:shd w:val="clear" w:color="auto" w:fill="FFFFFF"/>
+          </w:tcPr>
+          <w:p>
+            <w:r>
+              <w:rPr>
+                <w:sz w:val="18"/>
+              </w:rPr>
+              <w:t>19</w:t>
+            </w:r>
+          </w:p>
+        </w:tc>
+        <w:tc>
+          <w:tcPr>
+            <w:tcW w:type="dxa" w:w="3135"/>
+            <w:shd w:val="clear" w:color="auto" w:fill="FFFFFF"/>
+          </w:tcPr>
+          <w:p>
+            <w:r>
+              <w:rPr>
+                <w:sz w:val="18"/>
+              </w:rPr>
+              <w:t>renderAttendance()</w:t>
+            </w:r>
+          </w:p>
+        </w:tc>
+        <w:tc>
+          <w:tcPr>
+            <w:tcW w:type="dxa" w:w="3135"/>
+            <w:shd w:val="clear" w:color="auto" w:fill="FFFFFF"/>
+          </w:tcPr>
+          <w:p>
+            <w:r>
+              <w:rPr>
+                <w:sz w:val="18"/>
+              </w:rPr>
+              <w:t>#attendBody populated (section collapsed by default).</w:t>
+            </w:r>
+          </w:p>
+        </w:tc>
+      </w:tr>
+      <w:tr>
+        <w:tc>
+          <w:tcPr>
+            <w:tcW w:type="dxa" w:w="3135"/>
+            <w:shd w:val="clear" w:color="auto" w:fill="F0F4FA"/>
+          </w:tcPr>
+          <w:p>
+            <w:r>
+              <w:rPr>
+                <w:sz w:val="18"/>
+              </w:rPr>
+              <w:t>20</w:t>
+            </w:r>
+          </w:p>
+        </w:tc>
+        <w:tc>
+          <w:tcPr>
+            <w:tcW w:type="dxa" w:w="3135"/>
+            <w:shd w:val="clear" w:color="auto" w:fill="F0F4FA"/>
+          </w:tcPr>
+          <w:p>
+            <w:r>
+              <w:rPr>
+                <w:sz w:val="18"/>
+              </w:rPr>
+              <w:t>renderKdTrend()</w:t>
+            </w:r>
+          </w:p>
+        </w:tc>
+        <w:tc>
+          <w:tcPr>
+            <w:tcW w:type="dxa" w:w="3135"/>
+            <w:shd w:val="clear" w:color="auto" w:fill="F0F4FA"/>
+          </w:tcPr>
+          <w:p>
+            <w:r>
+              <w:rPr>
+                <w:sz w:val="18"/>
+              </w:rPr>
+              <w:t>#kdTrendChart populated (section collapsed by default).</w:t>
+            </w:r>
+          </w:p>
+        </w:tc>
+      </w:tr>
+      <w:tr>
+        <w:tc>
+          <w:tcPr>
+            <w:tcW w:type="dxa" w:w="3135"/>
+            <w:shd w:val="clear" w:color="auto" w:fill="FFFFFF"/>
+          </w:tcPr>
+          <w:p>
+            <w:r>
+              <w:rPr>
+                <w:sz w:val="18"/>
+              </w:rPr>
+              <w:t>21</w:t>
+            </w:r>
+          </w:p>
+        </w:tc>
+        <w:tc>
+          <w:tcPr>
+            <w:tcW w:type="dxa" w:w="3135"/>
+            <w:shd w:val="clear" w:color="auto" w:fill="FFFFFF"/>
+          </w:tcPr>
+          <w:p>
+            <w:r>
+              <w:rPr>
+                <w:sz w:val="18"/>
+              </w:rPr>
+              <w:t>renderComparison()</w:t>
+            </w:r>
+          </w:p>
+        </w:tc>
+        <w:tc>
+          <w:tcPr>
+            <w:tcW w:type="dxa" w:w="3135"/>
+            <w:shd w:val="clear" w:color="auto" w:fill="FFFFFF"/>
+          </w:tcPr>
+          <w:p>
+            <w:r>
+              <w:rPr>
+                <w:sz w:val="18"/>
+              </w:rPr>
+              <w:t>Comparison dropdowns populated (section collapsed by default).</w:t>
+            </w:r>
+          </w:p>
+        </w:tc>
+      </w:tr>
+      <w:tr>
+        <w:tc>
+          <w:tcPr>
+            <w:tcW w:type="dxa" w:w="3135"/>
+            <w:shd w:val="clear" w:color="auto" w:fill="F0F4FA"/>
+          </w:tcPr>
+          <w:p>
+            <w:r>
+              <w:rPr>
+                <w:sz w:val="18"/>
+              </w:rPr>
+              <w:t>22</w:t>
+            </w:r>
+          </w:p>
+        </w:tc>
+        <w:tc>
+          <w:tcPr>
+            <w:tcW w:type="dxa" w:w="3135"/>
+            <w:shd w:val="clear" w:color="auto" w:fill="F0F4FA"/>
+          </w:tcPr>
+          <w:p>
+            <w:r>
+              <w:rPr>
+                <w:sz w:val="18"/>
+              </w:rPr>
               <w:t>UI Ready</w:t>
             </w:r>
           </w:p>
@@ -15253,7 +16253,7 @@
               <w:rPr>
                 <w:sz w:val="18"/>
               </w:rPr>
-              <w:t>Loading spinner hidden; content shown.</w:t>
+              <w:t>Loading spinner hidden; content and section nav shown.</w:t>
             </w:r>
           </w:p>
         </w:tc>

--- a/TFP_KillTracker_Technical_Documentation.docx
+++ b/TFP_KillTracker_Technical_Documentation.docx
@@ -39,7 +39,7 @@
         <w:rPr>
           <w:sz w:val="22"/>
         </w:rPr>
-        <w:t>Version 1.0  ·  20 March 2026</w:t>
+        <w:t>Version 1.1  ·  21 March 2026</w:t>
       </w:r>
     </w:p>
     <w:p>
@@ -438,7 +438,7 @@
         <w:rPr>
           <w:sz w:val="20"/>
         </w:rPr>
-        <w:t>Collapsible sections — each of the 10 content sections can be independently collapsed; state persists in localStorage.</w:t>
+        <w:t>Collapsible sections — each of the 11 content sections can be independently collapsed; state persists in localStorage.</w:t>
       </w:r>
     </w:p>
     <w:p>
@@ -1947,6 +1947,122 @@
                 <w:sz w:val="18"/>
               </w:rPr>
               <w:t>Sort direction for unit leaderboard</w:t>
+            </w:r>
+          </w:p>
+        </w:tc>
+      </w:tr>
+      <w:tr>
+        <w:tc>
+          <w:tcPr>
+            <w:tcW w:type="dxa" w:w="2351"/>
+            <w:shd w:val="clear" w:color="auto" w:fill="F0F4FA"/>
+          </w:tcPr>
+          <w:p>
+            <w:r>
+              <w:rPr>
+                <w:sz w:val="18"/>
+              </w:rPr>
+              <w:t>vkSortCol</w:t>
+            </w:r>
+          </w:p>
+        </w:tc>
+        <w:tc>
+          <w:tcPr>
+            <w:tcW w:type="dxa" w:w="2351"/>
+            <w:shd w:val="clear" w:color="auto" w:fill="F0F4FA"/>
+          </w:tcPr>
+          <w:p>
+            <w:r>
+              <w:rPr>
+                <w:sz w:val="18"/>
+              </w:rPr>
+              <w:t>number</w:t>
+            </w:r>
+          </w:p>
+        </w:tc>
+        <w:tc>
+          <w:tcPr>
+            <w:tcW w:type="dxa" w:w="2351"/>
+            <w:shd w:val="clear" w:color="auto" w:fill="F0F4FA"/>
+          </w:tcPr>
+          <w:p>
+            <w:r>
+              <w:rPr>
+                <w:sz w:val="18"/>
+              </w:rPr>
+              <w:t>0</w:t>
+            </w:r>
+          </w:p>
+        </w:tc>
+        <w:tc>
+          <w:tcPr>
+            <w:tcW w:type="dxa" w:w="2351"/>
+            <w:shd w:val="clear" w:color="auto" w:fill="F0F4FA"/>
+          </w:tcPr>
+          <w:p>
+            <w:r>
+              <w:rPr>
+                <w:sz w:val="18"/>
+              </w:rPr>
+              <w:t>Active sort column index for vehicle kills section</w:t>
+            </w:r>
+          </w:p>
+        </w:tc>
+      </w:tr>
+      <w:tr>
+        <w:tc>
+          <w:tcPr>
+            <w:tcW w:type="dxa" w:w="2351"/>
+            <w:shd w:val="clear" w:color="auto" w:fill="FFFFFF"/>
+          </w:tcPr>
+          <w:p>
+            <w:r>
+              <w:rPr>
+                <w:sz w:val="18"/>
+              </w:rPr>
+              <w:t>vkSortAsc</w:t>
+            </w:r>
+          </w:p>
+        </w:tc>
+        <w:tc>
+          <w:tcPr>
+            <w:tcW w:type="dxa" w:w="2351"/>
+            <w:shd w:val="clear" w:color="auto" w:fill="FFFFFF"/>
+          </w:tcPr>
+          <w:p>
+            <w:r>
+              <w:rPr>
+                <w:sz w:val="18"/>
+              </w:rPr>
+              <w:t>boolean</w:t>
+            </w:r>
+          </w:p>
+        </w:tc>
+        <w:tc>
+          <w:tcPr>
+            <w:tcW w:type="dxa" w:w="2351"/>
+            <w:shd w:val="clear" w:color="auto" w:fill="FFFFFF"/>
+          </w:tcPr>
+          <w:p>
+            <w:r>
+              <w:rPr>
+                <w:sz w:val="18"/>
+              </w:rPr>
+              <w:t>false</w:t>
+            </w:r>
+          </w:p>
+        </w:tc>
+        <w:tc>
+          <w:tcPr>
+            <w:tcW w:type="dxa" w:w="2351"/>
+            <w:shd w:val="clear" w:color="auto" w:fill="FFFFFF"/>
+          </w:tcPr>
+          <w:p>
+            <w:r>
+              <w:rPr>
+                <w:sz w:val="18"/>
+              </w:rPr>
+              <w:t>Sort direction for vehicle kills section</w:t>
             </w:r>
           </w:p>
         </w:tc>
@@ -7493,7 +7609,7 @@
           <w:b w:val="0"/>
           <w:i w:val="0"/>
         </w:rPr>
-        <w:t>Builds a chronological table of every unique mission in filteredRows. Per-mission totals: date, world, player count, kills, deaths, K/D, TK, and top killer (player with highest kills in that mission). Sorted by date descending.</w:t>
+        <w:t>Builds a chronological table of every unique mission in filteredRows. Per-mission totals: date, world, player count, kills, deaths, K/D, TK, vehicle kills, and top killer (player with highest kills in that mission). Sorted by date descending.</w:t>
       </w:r>
     </w:p>
     <w:p>
@@ -7501,7 +7617,27 @@
         <w:pStyle w:val="Heading2"/>
       </w:pPr>
       <w:r>
-        <w:t>6.9 renderWeaponLeaderboard()</w:t>
+        <w:t>6.9 renderVehicleKillsSection()</w:t>
+      </w:r>
+    </w:p>
+    <w:p>
+      <w:pPr>
+        <w:spacing w:after="120"/>
+      </w:pPr>
+      <w:r>
+        <w:rPr>
+          <w:b w:val="0"/>
+          <w:i w:val="0"/>
+        </w:rPr>
+        <w:t>Renders a flat list of every vehicle destruction across all filteredRows. Parses the Vehicle Kills (JSON) column (an array of {v: vehicle, w: weapon} objects) for each player row and expands them into individual records. Columns: date, mission, vehicle, killer, weapon. All columns are sortable via window._sortVK(). If no vehicle kill data exists (missions imported before the JSON column was added), a prompt is shown to reimport with the updated script.</w:t>
+      </w:r>
+    </w:p>
+    <w:p>
+      <w:pPr>
+        <w:pStyle w:val="Heading2"/>
+      </w:pPr>
+      <w:r>
+        <w:t>6.10 renderWeaponLeaderboard()</w:t>
       </w:r>
     </w:p>
     <w:p>
@@ -7521,7 +7657,7 @@
         <w:pStyle w:val="Heading2"/>
       </w:pPr>
       <w:r>
-        <w:t>6.10 renderMapStats()</w:t>
+        <w:t>6.11 renderMapStats()</w:t>
       </w:r>
     </w:p>
     <w:p>
@@ -7541,7 +7677,7 @@
         <w:pStyle w:val="Heading2"/>
       </w:pPr>
       <w:r>
-        <w:t>6.11 renderRoleLeaderboard()</w:t>
+        <w:t>6.12 renderRoleLeaderboard()</w:t>
       </w:r>
     </w:p>
     <w:p>
@@ -7561,7 +7697,7 @@
         <w:pStyle w:val="Heading2"/>
       </w:pPr>
       <w:r>
-        <w:t>6.12 renderAttendance()</w:t>
+        <w:t>6.13 renderAttendance()</w:t>
       </w:r>
     </w:p>
     <w:p>
@@ -7581,7 +7717,7 @@
         <w:pStyle w:val="Heading2"/>
       </w:pPr>
       <w:r>
-        <w:t>6.13 renderKdTrend()</w:t>
+        <w:t>6.14 renderKdTrend()</w:t>
       </w:r>
     </w:p>
     <w:p>
@@ -7601,7 +7737,7 @@
         <w:pStyle w:val="Heading2"/>
       </w:pPr>
       <w:r>
-        <w:t>6.14 renderComparison()</w:t>
+        <w:t>6.15 renderComparison()</w:t>
       </w:r>
     </w:p>
     <w:p>
@@ -7621,7 +7757,7 @@
         <w:pStyle w:val="Heading2"/>
       </w:pPr>
       <w:r>
-        <w:t>6.15 Section Nav Bar &amp; toggleSection()</w:t>
+        <w:t>6.16 Section Nav Bar &amp; toggleSection()</w:t>
       </w:r>
     </w:p>
     <w:p>
@@ -10162,7 +10298,7 @@
               <w:rPr>
                 <w:sz w:val="18"/>
               </w:rPr>
-              <w:t>Renders chronological mission history table from filteredRows.</w:t>
+              <w:t>Renders chronological mission history table from filteredRows; includes vehicle kill count per mission.</w:t>
             </w:r>
           </w:p>
         </w:tc>
@@ -10178,7 +10314,7 @@
               <w:rPr>
                 <w:sz w:val="18"/>
               </w:rPr>
-              <w:t>renderWeaponLeaderboard()</w:t>
+              <w:t>renderVehicleKillsSection()</w:t>
             </w:r>
           </w:p>
         </w:tc>
@@ -10234,7 +10370,7 @@
               <w:rPr>
                 <w:sz w:val="18"/>
               </w:rPr>
-              <w:t>Merges weapon kill JSON across filteredRows and renders weapon leaderboard.</w:t>
+              <w:t>Expands Vehicle Kills (JSON) rows into a flat sortable table of vehicle destructions (vehicle, killer, weapon).</w:t>
             </w:r>
           </w:p>
         </w:tc>
@@ -10250,7 +10386,7 @@
               <w:rPr>
                 <w:sz w:val="18"/>
               </w:rPr>
-              <w:t>renderMapStats()</w:t>
+              <w:t>renderWeaponLeaderboard()</w:t>
             </w:r>
           </w:p>
         </w:tc>
@@ -10306,7 +10442,7 @@
               <w:rPr>
                 <w:sz w:val="18"/>
               </w:rPr>
-              <w:t>Groups filteredRows by World and renders map stats table.</w:t>
+              <w:t>Merges weapon kill JSON across filteredRows and renders weapon leaderboard.</w:t>
             </w:r>
           </w:p>
         </w:tc>
@@ -10322,7 +10458,7 @@
               <w:rPr>
                 <w:sz w:val="18"/>
               </w:rPr>
-              <w:t>renderRoleLeaderboard()</w:t>
+              <w:t>renderMapStats()</w:t>
             </w:r>
           </w:p>
         </w:tc>
@@ -10378,7 +10514,7 @@
               <w:rPr>
                 <w:sz w:val="18"/>
               </w:rPr>
-              <w:t>Groups filteredPlayers by topRole and renders role leaderboard.</w:t>
+              <w:t>Groups filteredRows by World and renders map stats table.</w:t>
             </w:r>
           </w:p>
         </w:tc>
@@ -10394,7 +10530,7 @@
               <w:rPr>
                 <w:sz w:val="18"/>
               </w:rPr>
-              <w:t>renderAttendance()</w:t>
+              <w:t>renderRoleLeaderboard()</w:t>
             </w:r>
           </w:p>
         </w:tc>
@@ -10450,7 +10586,7 @@
               <w:rPr>
                 <w:sz w:val="18"/>
               </w:rPr>
-              <w:t>Computes per-player attendance metrics from filteredRows and renders table.</w:t>
+              <w:t>Groups filteredPlayers by topRole and renders role leaderboard.</w:t>
             </w:r>
           </w:p>
         </w:tc>
@@ -10466,7 +10602,7 @@
               <w:rPr>
                 <w:sz w:val="18"/>
               </w:rPr>
-              <w:t>renderKdTrend()</w:t>
+              <w:t>renderAttendance()</w:t>
             </w:r>
           </w:p>
         </w:tc>
@@ -10522,7 +10658,7 @@
               <w:rPr>
                 <w:sz w:val="18"/>
               </w:rPr>
-              <w:t>Renders SVG K/D trend line chart; reads subject from #kdTrendSubject dropdown.</w:t>
+              <w:t>Computes per-player attendance metrics from filteredRows and renders table.</w:t>
             </w:r>
           </w:p>
         </w:tc>
@@ -10538,7 +10674,7 @@
               <w:rPr>
                 <w:sz w:val="18"/>
               </w:rPr>
-              <w:t>renderComparison()</w:t>
+              <w:t>renderKdTrend()</w:t>
             </w:r>
           </w:p>
         </w:tc>
@@ -10594,7 +10730,7 @@
               <w:rPr>
                 <w:sz w:val="18"/>
               </w:rPr>
-              <w:t>Renders side-by-side player comparison table; reads names from comparison dropdowns.</w:t>
+              <w:t>Renders SVG K/D trend line chart; reads subject from #kdTrendSubject dropdown.</w:t>
             </w:r>
           </w:p>
         </w:tc>
@@ -10610,7 +10746,7 @@
               <w:rPr>
                 <w:sz w:val="18"/>
               </w:rPr>
-              <w:t>toggleSection(key)</w:t>
+              <w:t>renderComparison()</w:t>
             </w:r>
           </w:p>
         </w:tc>
@@ -10624,7 +10760,7 @@
               <w:rPr>
                 <w:sz w:val="18"/>
               </w:rPr>
-              <w:t>Navigation</w:t>
+              <w:t>Rendering</w:t>
             </w:r>
           </w:p>
         </w:tc>
@@ -10638,7 +10774,7 @@
               <w:rPr>
                 <w:sz w:val="18"/>
               </w:rPr>
-              <w:t>key: string</w:t>
+              <w:t>—</w:t>
             </w:r>
           </w:p>
         </w:tc>
@@ -10666,7 +10802,7 @@
               <w:rPr>
                 <w:sz w:val="18"/>
               </w:rPr>
-              <w:t>Toggles section content div; saves state to localStorage.</w:t>
+              <w:t>Renders side-by-side player comparison table; reads names from comparison dropdowns.</w:t>
             </w:r>
           </w:p>
         </w:tc>
@@ -10682,7 +10818,7 @@
               <w:rPr>
                 <w:sz w:val="18"/>
               </w:rPr>
-              <w:t>navTo(key)</w:t>
+              <w:t>toggleSection(key)</w:t>
             </w:r>
           </w:p>
         </w:tc>
@@ -10738,7 +10874,7 @@
               <w:rPr>
                 <w:sz w:val="18"/>
               </w:rPr>
-              <w:t>Expands section, re-renders chart if needed, smooth-scrolls to header.</w:t>
+              <w:t>Toggles section content div; saves state to localStorage.</w:t>
             </w:r>
           </w:p>
         </w:tc>
@@ -10754,7 +10890,7 @@
               <w:rPr>
                 <w:sz w:val="18"/>
               </w:rPr>
-              <w:t>openPlayerModal(name)</w:t>
+              <w:t>navTo(key)</w:t>
             </w:r>
           </w:p>
         </w:tc>
@@ -10768,7 +10904,7 @@
               <w:rPr>
                 <w:sz w:val="18"/>
               </w:rPr>
-              <w:t>Modal</w:t>
+              <w:t>Navigation</w:t>
             </w:r>
           </w:p>
         </w:tc>
@@ -10782,7 +10918,7 @@
               <w:rPr>
                 <w:sz w:val="18"/>
               </w:rPr>
-              <w:t>name: string</w:t>
+              <w:t>key: string</w:t>
             </w:r>
           </w:p>
         </w:tc>
@@ -10810,7 +10946,7 @@
               <w:rPr>
                 <w:sz w:val="18"/>
               </w:rPr>
-              <w:t>Opens the detail modal overlay for the given player.</w:t>
+              <w:t>Expands section, re-renders chart if needed, smooth-scrolls to header.</w:t>
             </w:r>
           </w:p>
         </w:tc>
@@ -10826,7 +10962,7 @@
               <w:rPr>
                 <w:sz w:val="18"/>
               </w:rPr>
-              <w:t>closeModal(e)</w:t>
+              <w:t>openPlayerModal(name)</w:t>
             </w:r>
           </w:p>
         </w:tc>
@@ -10854,7 +10990,7 @@
               <w:rPr>
                 <w:sz w:val="18"/>
               </w:rPr>
-              <w:t>event</w:t>
+              <w:t>name: string</w:t>
             </w:r>
           </w:p>
         </w:tc>
@@ -10882,7 +11018,7 @@
               <w:rPr>
                 <w:sz w:val="18"/>
               </w:rPr>
-              <w:t>Closes modal on overlay click or ESC keypress.</w:t>
+              <w:t>Opens the detail modal overlay for the given player.</w:t>
             </w:r>
           </w:p>
         </w:tc>
@@ -10898,7 +11034,7 @@
               <w:rPr>
                 <w:sz w:val="18"/>
               </w:rPr>
-              <w:t>openCareerPage(name)</w:t>
+              <w:t>closeModal(e)</w:t>
             </w:r>
           </w:p>
         </w:tc>
@@ -10912,7 +11048,7 @@
               <w:rPr>
                 <w:sz w:val="18"/>
               </w:rPr>
-              <w:t>Career</w:t>
+              <w:t>Modal</w:t>
             </w:r>
           </w:p>
         </w:tc>
@@ -10926,7 +11062,7 @@
               <w:rPr>
                 <w:sz w:val="18"/>
               </w:rPr>
-              <w:t>name: string</w:t>
+              <w:t>event</w:t>
             </w:r>
           </w:p>
         </w:tc>
@@ -10954,7 +11090,7 @@
               <w:rPr>
                 <w:sz w:val="18"/>
               </w:rPr>
-              <w:t>Switches to full-screen career view; sets selectedPlayers and re-filters.</w:t>
+              <w:t>Closes modal on overlay click or ESC keypress.</w:t>
             </w:r>
           </w:p>
         </w:tc>
@@ -10970,7 +11106,7 @@
               <w:rPr>
                 <w:sz w:val="18"/>
               </w:rPr>
-              <w:t>closeCareerPage()</w:t>
+              <w:t>openCareerPage(name)</w:t>
             </w:r>
           </w:p>
         </w:tc>
@@ -10998,7 +11134,7 @@
               <w:rPr>
                 <w:sz w:val="18"/>
               </w:rPr>
-              <w:t>—</w:t>
+              <w:t>name: string</w:t>
             </w:r>
           </w:p>
         </w:tc>
@@ -11026,7 +11162,7 @@
               <w:rPr>
                 <w:sz w:val="18"/>
               </w:rPr>
-              <w:t>Restores leaderboard view; clears selectedPlayers and re-filters.</w:t>
+              <w:t>Switches to full-screen career view; sets selectedPlayers and re-filters.</w:t>
             </w:r>
           </w:p>
         </w:tc>
@@ -11042,7 +11178,7 @@
               <w:rPr>
                 <w:sz w:val="18"/>
               </w:rPr>
-              <w:t>buildCareerStatsHTML(p)</w:t>
+              <w:t>closeCareerPage()</w:t>
             </w:r>
           </w:p>
         </w:tc>
@@ -11070,7 +11206,7 @@
               <w:rPr>
                 <w:sz w:val="18"/>
               </w:rPr>
-              <w:t>p: PlayerObject</w:t>
+              <w:t>—</w:t>
             </w:r>
           </w:p>
         </w:tc>
@@ -11084,7 +11220,7 @@
               <w:rPr>
                 <w:sz w:val="18"/>
               </w:rPr>
-              <w:t>string</w:t>
+              <w:t>void</w:t>
             </w:r>
           </w:p>
         </w:tc>
@@ -11098,7 +11234,7 @@
               <w:rPr>
                 <w:sz w:val="18"/>
               </w:rPr>
-              <w:t>Generates HTML for 4-section career stats (infantry overview, weapons, best mission, mission table).</w:t>
+              <w:t>Restores leaderboard view; clears selectedPlayers and re-filters.</w:t>
             </w:r>
           </w:p>
         </w:tc>
@@ -11114,7 +11250,7 @@
               <w:rPr>
                 <w:sz w:val="18"/>
               </w:rPr>
-              <w:t>mStat(val, lbl, sub)</w:t>
+              <w:t>buildCareerStatsHTML(p)</w:t>
             </w:r>
           </w:p>
         </w:tc>
@@ -11128,7 +11264,7 @@
               <w:rPr>
                 <w:sz w:val="18"/>
               </w:rPr>
-              <w:t>Helpers</w:t>
+              <w:t>Career</w:t>
             </w:r>
           </w:p>
         </w:tc>
@@ -11142,7 +11278,7 @@
               <w:rPr>
                 <w:sz w:val="18"/>
               </w:rPr>
-              <w:t>val, label, subtitle?</w:t>
+              <w:t>p: PlayerObject</w:t>
             </w:r>
           </w:p>
         </w:tc>
@@ -11170,7 +11306,7 @@
               <w:rPr>
                 <w:sz w:val="18"/>
               </w:rPr>
-              <w:t>Returns HTML for a single stat card element.</w:t>
+              <w:t>Generates HTML for 4-section career stats (infantry overview, weapons, best mission, mission table).</w:t>
             </w:r>
           </w:p>
         </w:tc>
@@ -11186,7 +11322,7 @@
               <w:rPr>
                 <w:sz w:val="18"/>
               </w:rPr>
-              <w:t>kdClass(v)</w:t>
+              <w:t>mStat(val, lbl, sub)</w:t>
             </w:r>
           </w:p>
         </w:tc>
@@ -11214,7 +11350,7 @@
               <w:rPr>
                 <w:sz w:val="18"/>
               </w:rPr>
-              <w:t>v: number</w:t>
+              <w:t>val, label, subtitle?</w:t>
             </w:r>
           </w:p>
         </w:tc>
@@ -11242,7 +11378,7 @@
               <w:rPr>
                 <w:sz w:val="18"/>
               </w:rPr>
-              <w:t>"kd-good" if &gt;=2, "kd-bad" if &lt;0.8, else "".</w:t>
+              <w:t>Returns HTML for a single stat card element.</w:t>
             </w:r>
           </w:p>
         </w:tc>
@@ -11258,7 +11394,7 @@
               <w:rPr>
                 <w:sz w:val="18"/>
               </w:rPr>
-              <w:t>tkClass(v)</w:t>
+              <w:t>kdClass(v)</w:t>
             </w:r>
           </w:p>
         </w:tc>
@@ -11314,7 +11450,7 @@
               <w:rPr>
                 <w:sz w:val="18"/>
               </w:rPr>
-              <w:t>"tk-cell" if &gt;0, else "".</w:t>
+              <w:t>"kd-good" if &gt;=2, "kd-bad" if &lt;0.8, else "".</w:t>
             </w:r>
           </w:p>
         </w:tc>
@@ -11330,7 +11466,7 @@
               <w:rPr>
                 <w:sz w:val="18"/>
               </w:rPr>
-              <w:t>fmtTime(s)</w:t>
+              <w:t>tkClass(v)</w:t>
             </w:r>
           </w:p>
         </w:tc>
@@ -11358,7 +11494,7 @@
               <w:rPr>
                 <w:sz w:val="18"/>
               </w:rPr>
-              <w:t>s: number</w:t>
+              <w:t>v: number</w:t>
             </w:r>
           </w:p>
         </w:tc>
@@ -11386,7 +11522,7 @@
               <w:rPr>
                 <w:sz w:val="18"/>
               </w:rPr>
-              <w:t>Formats seconds as Xh Ym string.</w:t>
+              <w:t>"tk-cell" if &gt;0, else "".</w:t>
             </w:r>
           </w:p>
         </w:tc>
@@ -11402,7 +11538,7 @@
               <w:rPr>
                 <w:sz w:val="18"/>
               </w:rPr>
-              <w:t>window._sortInf(col)</w:t>
+              <w:t>fmtTime(s)</w:t>
             </w:r>
           </w:p>
         </w:tc>
@@ -11416,7 +11552,7 @@
               <w:rPr>
                 <w:sz w:val="18"/>
               </w:rPr>
-              <w:t>Sort</w:t>
+              <w:t>Helpers</w:t>
             </w:r>
           </w:p>
         </w:tc>
@@ -11430,7 +11566,7 @@
               <w:rPr>
                 <w:sz w:val="18"/>
               </w:rPr>
-              <w:t>col: number</w:t>
+              <w:t>s: number</w:t>
             </w:r>
           </w:p>
         </w:tc>
@@ -11444,7 +11580,7 @@
               <w:rPr>
                 <w:sz w:val="18"/>
               </w:rPr>
-              <w:t>void</w:t>
+              <w:t>string</w:t>
             </w:r>
           </w:p>
         </w:tc>
@@ -11458,7 +11594,7 @@
               <w:rPr>
                 <w:sz w:val="18"/>
               </w:rPr>
-              <w:t>Infantry table header click handler; toggles direction if same column.</w:t>
+              <w:t>Formats seconds as Xh Ym string.</w:t>
             </w:r>
           </w:p>
         </w:tc>
@@ -11474,7 +11610,7 @@
               <w:rPr>
                 <w:sz w:val="18"/>
               </w:rPr>
-              <w:t>window._sortVeh(col)</w:t>
+              <w:t>window._sortInf(col)</w:t>
             </w:r>
           </w:p>
         </w:tc>
@@ -11530,7 +11666,7 @@
               <w:rPr>
                 <w:sz w:val="18"/>
               </w:rPr>
-              <w:t>Vehicle table header click handler; toggles direction if same column.</w:t>
+              <w:t>Infantry table header click handler; toggles direction if same column.</w:t>
             </w:r>
           </w:p>
         </w:tc>
@@ -11546,7 +11682,7 @@
               <w:rPr>
                 <w:sz w:val="18"/>
               </w:rPr>
-              <w:t>window._sortUnit(col)</w:t>
+              <w:t>window._sortVeh(col)</w:t>
             </w:r>
           </w:p>
         </w:tc>
@@ -11602,7 +11738,7 @@
               <w:rPr>
                 <w:sz w:val="18"/>
               </w:rPr>
-              <w:t>Unit leaderboard header click handler.</w:t>
+              <w:t>Vehicle table header click handler; toggles direction if same column.</w:t>
             </w:r>
           </w:p>
         </w:tc>
@@ -11618,6 +11754,78 @@
               <w:rPr>
                 <w:sz w:val="18"/>
               </w:rPr>
+              <w:t>window._sortUnit(col)</w:t>
+            </w:r>
+          </w:p>
+        </w:tc>
+        <w:tc>
+          <w:tcPr>
+            <w:tcW w:type="dxa" w:w="1881"/>
+            <w:shd w:val="clear" w:color="auto" w:fill="FFFFFF"/>
+          </w:tcPr>
+          <w:p>
+            <w:r>
+              <w:rPr>
+                <w:sz w:val="18"/>
+              </w:rPr>
+              <w:t>Sort</w:t>
+            </w:r>
+          </w:p>
+        </w:tc>
+        <w:tc>
+          <w:tcPr>
+            <w:tcW w:type="dxa" w:w="1881"/>
+            <w:shd w:val="clear" w:color="auto" w:fill="FFFFFF"/>
+          </w:tcPr>
+          <w:p>
+            <w:r>
+              <w:rPr>
+                <w:sz w:val="18"/>
+              </w:rPr>
+              <w:t>col: number</w:t>
+            </w:r>
+          </w:p>
+        </w:tc>
+        <w:tc>
+          <w:tcPr>
+            <w:tcW w:type="dxa" w:w="1881"/>
+            <w:shd w:val="clear" w:color="auto" w:fill="FFFFFF"/>
+          </w:tcPr>
+          <w:p>
+            <w:r>
+              <w:rPr>
+                <w:sz w:val="18"/>
+              </w:rPr>
+              <w:t>void</w:t>
+            </w:r>
+          </w:p>
+        </w:tc>
+        <w:tc>
+          <w:tcPr>
+            <w:tcW w:type="dxa" w:w="1881"/>
+            <w:shd w:val="clear" w:color="auto" w:fill="FFFFFF"/>
+          </w:tcPr>
+          <w:p>
+            <w:r>
+              <w:rPr>
+                <w:sz w:val="18"/>
+              </w:rPr>
+              <w:t>Unit leaderboard header click handler.</w:t>
+            </w:r>
+          </w:p>
+        </w:tc>
+      </w:tr>
+      <w:tr>
+        <w:tc>
+          <w:tcPr>
+            <w:tcW w:type="dxa" w:w="1881"/>
+            <w:shd w:val="clear" w:color="auto" w:fill="F0F4FA"/>
+          </w:tcPr>
+          <w:p>
+            <w:r>
+              <w:rPr>
+                <w:sz w:val="18"/>
+              </w:rPr>
               <w:t>window._sortWp(col)</w:t>
             </w:r>
           </w:p>
@@ -11625,7 +11833,7 @@
         <w:tc>
           <w:tcPr>
             <w:tcW w:type="dxa" w:w="1881"/>
-            <w:shd w:val="clear" w:color="auto" w:fill="FFFFFF"/>
+            <w:shd w:val="clear" w:color="auto" w:fill="F0F4FA"/>
           </w:tcPr>
           <w:p>
             <w:r>
@@ -11639,7 +11847,7 @@
         <w:tc>
           <w:tcPr>
             <w:tcW w:type="dxa" w:w="1881"/>
-            <w:shd w:val="clear" w:color="auto" w:fill="FFFFFF"/>
+            <w:shd w:val="clear" w:color="auto" w:fill="F0F4FA"/>
           </w:tcPr>
           <w:p>
             <w:r>
@@ -11653,7 +11861,7 @@
         <w:tc>
           <w:tcPr>
             <w:tcW w:type="dxa" w:w="1881"/>
-            <w:shd w:val="clear" w:color="auto" w:fill="FFFFFF"/>
+            <w:shd w:val="clear" w:color="auto" w:fill="F0F4FA"/>
           </w:tcPr>
           <w:p>
             <w:r>
@@ -11667,7 +11875,7 @@
         <w:tc>
           <w:tcPr>
             <w:tcW w:type="dxa" w:w="1881"/>
-            <w:shd w:val="clear" w:color="auto" w:fill="FFFFFF"/>
+            <w:shd w:val="clear" w:color="auto" w:fill="F0F4FA"/>
           </w:tcPr>
           <w:p>
             <w:r>
@@ -11675,6 +11883,78 @@
                 <w:sz w:val="18"/>
               </w:rPr>
               <w:t>Weapon leaderboard header click handler.</w:t>
+            </w:r>
+          </w:p>
+        </w:tc>
+      </w:tr>
+      <w:tr>
+        <w:tc>
+          <w:tcPr>
+            <w:tcW w:type="dxa" w:w="1881"/>
+            <w:shd w:val="clear" w:color="auto" w:fill="FFFFFF"/>
+          </w:tcPr>
+          <w:p>
+            <w:r>
+              <w:rPr>
+                <w:sz w:val="18"/>
+              </w:rPr>
+              <w:t>window._sortVK(col)</w:t>
+            </w:r>
+          </w:p>
+        </w:tc>
+        <w:tc>
+          <w:tcPr>
+            <w:tcW w:type="dxa" w:w="1881"/>
+            <w:shd w:val="clear" w:color="auto" w:fill="FFFFFF"/>
+          </w:tcPr>
+          <w:p>
+            <w:r>
+              <w:rPr>
+                <w:sz w:val="18"/>
+              </w:rPr>
+              <w:t>Sort</w:t>
+            </w:r>
+          </w:p>
+        </w:tc>
+        <w:tc>
+          <w:tcPr>
+            <w:tcW w:type="dxa" w:w="1881"/>
+            <w:shd w:val="clear" w:color="auto" w:fill="FFFFFF"/>
+          </w:tcPr>
+          <w:p>
+            <w:r>
+              <w:rPr>
+                <w:sz w:val="18"/>
+              </w:rPr>
+              <w:t>col: number</w:t>
+            </w:r>
+          </w:p>
+        </w:tc>
+        <w:tc>
+          <w:tcPr>
+            <w:tcW w:type="dxa" w:w="1881"/>
+            <w:shd w:val="clear" w:color="auto" w:fill="FFFFFF"/>
+          </w:tcPr>
+          <w:p>
+            <w:r>
+              <w:rPr>
+                <w:sz w:val="18"/>
+              </w:rPr>
+              <w:t>void</w:t>
+            </w:r>
+          </w:p>
+        </w:tc>
+        <w:tc>
+          <w:tcPr>
+            <w:tcW w:type="dxa" w:w="1881"/>
+            <w:shd w:val="clear" w:color="auto" w:fill="FFFFFF"/>
+          </w:tcPr>
+          <w:p>
+            <w:r>
+              <w:rPr>
+                <w:sz w:val="18"/>
+              </w:rPr>
+              <w:t>Vehicle kills section header click handler; toggles direction if same column.</w:t>
             </w:r>
           </w:p>
         </w:tc>
@@ -15975,21 +16255,21 @@
               <w:rPr>
                 <w:sz w:val="18"/>
               </w:rPr>
-              <w:t>renderWeaponLeaderboard()</w:t>
-            </w:r>
-          </w:p>
-        </w:tc>
-        <w:tc>
-          <w:tcPr>
-            <w:tcW w:type="dxa" w:w="3135"/>
-            <w:shd w:val="clear" w:color="auto" w:fill="F0F4FA"/>
-          </w:tcPr>
-          <w:p>
-            <w:r>
-              <w:rPr>
-                <w:sz w:val="18"/>
-              </w:rPr>
-              <w:t>#wpBody populated (section collapsed by default).</w:t>
+              <w:t>renderVehicleKillsSection()</w:t>
+            </w:r>
+          </w:p>
+        </w:tc>
+        <w:tc>
+          <w:tcPr>
+            <w:tcW w:type="dxa" w:w="3135"/>
+            <w:shd w:val="clear" w:color="auto" w:fill="F0F4FA"/>
+          </w:tcPr>
+          <w:p>
+            <w:r>
+              <w:rPr>
+                <w:sz w:val="18"/>
+              </w:rPr>
+              <w:t>#vehKillsBody populated (section collapsed by default).</w:t>
             </w:r>
           </w:p>
         </w:tc>
@@ -16019,21 +16299,21 @@
               <w:rPr>
                 <w:sz w:val="18"/>
               </w:rPr>
-              <w:t>renderMapStats()</w:t>
-            </w:r>
-          </w:p>
-        </w:tc>
-        <w:tc>
-          <w:tcPr>
-            <w:tcW w:type="dxa" w:w="3135"/>
-            <w:shd w:val="clear" w:color="auto" w:fill="FFFFFF"/>
-          </w:tcPr>
-          <w:p>
-            <w:r>
-              <w:rPr>
-                <w:sz w:val="18"/>
-              </w:rPr>
-              <w:t>#mapBody populated (section collapsed by default).</w:t>
+              <w:t>renderWeaponLeaderboard()</w:t>
+            </w:r>
+          </w:p>
+        </w:tc>
+        <w:tc>
+          <w:tcPr>
+            <w:tcW w:type="dxa" w:w="3135"/>
+            <w:shd w:val="clear" w:color="auto" w:fill="FFFFFF"/>
+          </w:tcPr>
+          <w:p>
+            <w:r>
+              <w:rPr>
+                <w:sz w:val="18"/>
+              </w:rPr>
+              <w:t>#wpBody populated (section collapsed by default).</w:t>
             </w:r>
           </w:p>
         </w:tc>
@@ -16063,21 +16343,21 @@
               <w:rPr>
                 <w:sz w:val="18"/>
               </w:rPr>
-              <w:t>renderRoleLeaderboard()</w:t>
-            </w:r>
-          </w:p>
-        </w:tc>
-        <w:tc>
-          <w:tcPr>
-            <w:tcW w:type="dxa" w:w="3135"/>
-            <w:shd w:val="clear" w:color="auto" w:fill="F0F4FA"/>
-          </w:tcPr>
-          <w:p>
-            <w:r>
-              <w:rPr>
-                <w:sz w:val="18"/>
-              </w:rPr>
-              <w:t>#roleBody populated (section collapsed by default).</w:t>
+              <w:t>renderMapStats()</w:t>
+            </w:r>
+          </w:p>
+        </w:tc>
+        <w:tc>
+          <w:tcPr>
+            <w:tcW w:type="dxa" w:w="3135"/>
+            <w:shd w:val="clear" w:color="auto" w:fill="F0F4FA"/>
+          </w:tcPr>
+          <w:p>
+            <w:r>
+              <w:rPr>
+                <w:sz w:val="18"/>
+              </w:rPr>
+              <w:t>#mapBody populated (section collapsed by default).</w:t>
             </w:r>
           </w:p>
         </w:tc>
@@ -16107,21 +16387,21 @@
               <w:rPr>
                 <w:sz w:val="18"/>
               </w:rPr>
-              <w:t>renderAttendance()</w:t>
-            </w:r>
-          </w:p>
-        </w:tc>
-        <w:tc>
-          <w:tcPr>
-            <w:tcW w:type="dxa" w:w="3135"/>
-            <w:shd w:val="clear" w:color="auto" w:fill="FFFFFF"/>
-          </w:tcPr>
-          <w:p>
-            <w:r>
-              <w:rPr>
-                <w:sz w:val="18"/>
-              </w:rPr>
-              <w:t>#attendBody populated (section collapsed by default).</w:t>
+              <w:t>renderRoleLeaderboard()</w:t>
+            </w:r>
+          </w:p>
+        </w:tc>
+        <w:tc>
+          <w:tcPr>
+            <w:tcW w:type="dxa" w:w="3135"/>
+            <w:shd w:val="clear" w:color="auto" w:fill="FFFFFF"/>
+          </w:tcPr>
+          <w:p>
+            <w:r>
+              <w:rPr>
+                <w:sz w:val="18"/>
+              </w:rPr>
+              <w:t>#roleBody populated (section collapsed by default).</w:t>
             </w:r>
           </w:p>
         </w:tc>
@@ -16151,21 +16431,21 @@
               <w:rPr>
                 <w:sz w:val="18"/>
               </w:rPr>
-              <w:t>renderKdTrend()</w:t>
-            </w:r>
-          </w:p>
-        </w:tc>
-        <w:tc>
-          <w:tcPr>
-            <w:tcW w:type="dxa" w:w="3135"/>
-            <w:shd w:val="clear" w:color="auto" w:fill="F0F4FA"/>
-          </w:tcPr>
-          <w:p>
-            <w:r>
-              <w:rPr>
-                <w:sz w:val="18"/>
-              </w:rPr>
-              <w:t>#kdTrendChart populated (section collapsed by default).</w:t>
+              <w:t>renderAttendance()</w:t>
+            </w:r>
+          </w:p>
+        </w:tc>
+        <w:tc>
+          <w:tcPr>
+            <w:tcW w:type="dxa" w:w="3135"/>
+            <w:shd w:val="clear" w:color="auto" w:fill="F0F4FA"/>
+          </w:tcPr>
+          <w:p>
+            <w:r>
+              <w:rPr>
+                <w:sz w:val="18"/>
+              </w:rPr>
+              <w:t>#attendBody populated (section collapsed by default).</w:t>
             </w:r>
           </w:p>
         </w:tc>
@@ -16195,21 +16475,21 @@
               <w:rPr>
                 <w:sz w:val="18"/>
               </w:rPr>
-              <w:t>renderComparison()</w:t>
-            </w:r>
-          </w:p>
-        </w:tc>
-        <w:tc>
-          <w:tcPr>
-            <w:tcW w:type="dxa" w:w="3135"/>
-            <w:shd w:val="clear" w:color="auto" w:fill="FFFFFF"/>
-          </w:tcPr>
-          <w:p>
-            <w:r>
-              <w:rPr>
-                <w:sz w:val="18"/>
-              </w:rPr>
-              <w:t>Comparison dropdowns populated (section collapsed by default).</w:t>
+              <w:t>renderKdTrend()</w:t>
+            </w:r>
+          </w:p>
+        </w:tc>
+        <w:tc>
+          <w:tcPr>
+            <w:tcW w:type="dxa" w:w="3135"/>
+            <w:shd w:val="clear" w:color="auto" w:fill="FFFFFF"/>
+          </w:tcPr>
+          <w:p>
+            <w:r>
+              <w:rPr>
+                <w:sz w:val="18"/>
+              </w:rPr>
+              <w:t>#kdTrendChart populated (section collapsed by default).</w:t>
             </w:r>
           </w:p>
         </w:tc>
@@ -16239,6 +16519,50 @@
               <w:rPr>
                 <w:sz w:val="18"/>
               </w:rPr>
+              <w:t>renderComparison()</w:t>
+            </w:r>
+          </w:p>
+        </w:tc>
+        <w:tc>
+          <w:tcPr>
+            <w:tcW w:type="dxa" w:w="3135"/>
+            <w:shd w:val="clear" w:color="auto" w:fill="F0F4FA"/>
+          </w:tcPr>
+          <w:p>
+            <w:r>
+              <w:rPr>
+                <w:sz w:val="18"/>
+              </w:rPr>
+              <w:t>Comparison dropdowns populated (section collapsed by default).</w:t>
+            </w:r>
+          </w:p>
+        </w:tc>
+      </w:tr>
+      <w:tr>
+        <w:tc>
+          <w:tcPr>
+            <w:tcW w:type="dxa" w:w="3135"/>
+            <w:shd w:val="clear" w:color="auto" w:fill="FFFFFF"/>
+          </w:tcPr>
+          <w:p>
+            <w:r>
+              <w:rPr>
+                <w:sz w:val="18"/>
+              </w:rPr>
+              <w:t>23</w:t>
+            </w:r>
+          </w:p>
+        </w:tc>
+        <w:tc>
+          <w:tcPr>
+            <w:tcW w:type="dxa" w:w="3135"/>
+            <w:shd w:val="clear" w:color="auto" w:fill="FFFFFF"/>
+          </w:tcPr>
+          <w:p>
+            <w:r>
+              <w:rPr>
+                <w:sz w:val="18"/>
+              </w:rPr>
               <w:t>UI Ready</w:t>
             </w:r>
           </w:p>
@@ -16246,7 +16570,7 @@
         <w:tc>
           <w:tcPr>
             <w:tcW w:type="dxa" w:w="3135"/>
-            <w:shd w:val="clear" w:color="auto" w:fill="F0F4FA"/>
+            <w:shd w:val="clear" w:color="auto" w:fill="FFFFFF"/>
           </w:tcPr>
           <w:p>
             <w:r>
@@ -16447,6 +16771,386 @@
           <w:i w:val="0"/>
         </w:rPr>
         <w:t>The application uses standard ES6+ features: arrow functions, template literals, destructuring, Set, Map, fetch(), and async/await. It is compatible with all modern browsers (Chrome 80+, Firefox 75+, Safari 13+, Edge 80+). Internet Explorer is not supported.</w:t>
+      </w:r>
+    </w:p>
+    <w:p/>
+    <w:p>
+      <w:pPr>
+        <w:pStyle w:val="Heading1"/>
+      </w:pPr>
+      <w:r>
+        <w:t>Appendix D — ImportScript Reference</w:t>
+      </w:r>
+    </w:p>
+    <w:p>
+      <w:pPr>
+        <w:spacing w:after="120"/>
+      </w:pPr>
+      <w:r>
+        <w:rPr>
+          <w:b w:val="0"/>
+          <w:i w:val="0"/>
+        </w:rPr>
+        <w:t>ImportScript is a Google Apps Script that reads OCAP .json.gz mission logs from Google Drive and writes one row per player per mission into the player_stats Google Sheet.</w:t>
+      </w:r>
+    </w:p>
+    <w:p>
+      <w:pPr>
+        <w:pStyle w:val="Heading2"/>
+      </w:pPr>
+      <w:r>
+        <w:t>D.1 Required Google Drive Folder Structure</w:t>
+      </w:r>
+    </w:p>
+    <w:p>
+      <w:pPr>
+        <w:pStyle w:val="NoSpacing"/>
+        <w:spacing w:before="40" w:after="40"/>
+        <w:ind w:left="576"/>
+        <w:shd w:val="clear" w:color="auto" w:fill="F3F3F3"/>
+      </w:pPr>
+      <w:r>
+        <w:rPr>
+          <w:rFonts w:ascii="Courier New" w:hAnsi="Courier New"/>
+          <w:color w:val="222222"/>
+          <w:sz w:val="18"/>
+        </w:rPr>
+        <w:t>Kill Tracker/</w:t>
+      </w:r>
+    </w:p>
+    <w:p>
+      <w:pPr>
+        <w:pStyle w:val="NoSpacing"/>
+        <w:spacing w:before="40" w:after="40"/>
+        <w:ind w:left="576"/>
+        <w:shd w:val="clear" w:color="auto" w:fill="F3F3F3"/>
+      </w:pPr>
+      <w:r>
+        <w:rPr>
+          <w:rFonts w:ascii="Courier New" w:hAnsi="Courier New"/>
+          <w:color w:val="222222"/>
+          <w:sz w:val="18"/>
+        </w:rPr>
+        <w:t>├── OCAP_Logs/          ← drop .json.gz files here before running</w:t>
+      </w:r>
+    </w:p>
+    <w:p>
+      <w:pPr>
+        <w:pStyle w:val="NoSpacing"/>
+        <w:spacing w:before="40" w:after="40"/>
+        <w:ind w:left="576"/>
+        <w:shd w:val="clear" w:color="auto" w:fill="F3F3F3"/>
+      </w:pPr>
+      <w:r>
+        <w:rPr>
+          <w:rFonts w:ascii="Courier New" w:hAnsi="Courier New"/>
+          <w:color w:val="222222"/>
+          <w:sz w:val="18"/>
+        </w:rPr>
+        <w:t>└── OCAP_Logs_Archive/  ← processed files are moved here automatically</w:t>
+      </w:r>
+    </w:p>
+    <w:p/>
+    <w:p>
+      <w:pPr>
+        <w:pStyle w:val="Heading2"/>
+      </w:pPr>
+      <w:r>
+        <w:t>D.2 Installation</w:t>
+      </w:r>
+    </w:p>
+    <w:p>
+      <w:pPr>
+        <w:pStyle w:val="ListNumber"/>
+        <w:spacing w:after="40"/>
+        <w:ind w:left="360"/>
+      </w:pPr>
+      <w:r>
+        <w:rPr>
+          <w:sz w:val="20"/>
+        </w:rPr>
+        <w:t>Open your Google Sheet.</w:t>
+      </w:r>
+    </w:p>
+    <w:p>
+      <w:pPr>
+        <w:pStyle w:val="ListNumber"/>
+        <w:spacing w:after="40"/>
+        <w:ind w:left="360"/>
+      </w:pPr>
+      <w:r>
+        <w:rPr>
+          <w:sz w:val="20"/>
+        </w:rPr>
+        <w:t>Go to Extensions → Apps Script.</w:t>
+      </w:r>
+    </w:p>
+    <w:p>
+      <w:pPr>
+        <w:pStyle w:val="ListNumber"/>
+        <w:spacing w:after="40"/>
+        <w:ind w:left="360"/>
+      </w:pPr>
+      <w:r>
+        <w:rPr>
+          <w:sz w:val="20"/>
+        </w:rPr>
+        <w:t>Paste the contents of ImportScript into the editor and save.</w:t>
+      </w:r>
+    </w:p>
+    <w:p>
+      <w:pPr>
+        <w:pStyle w:val="ListNumber"/>
+        <w:spacing w:after="40"/>
+        <w:ind w:left="360"/>
+      </w:pPr>
+      <w:r>
+        <w:rPr>
+          <w:sz w:val="20"/>
+        </w:rPr>
+        <w:t>Run reimportOCAP to process one file from OCAP_Logs.</w:t>
+      </w:r>
+    </w:p>
+    <w:p/>
+    <w:p>
+      <w:pPr>
+        <w:pStyle w:val="Heading2"/>
+      </w:pPr>
+      <w:r>
+        <w:t>D.3 Entry Point</w:t>
+      </w:r>
+    </w:p>
+    <w:tbl>
+      <w:tblPr>
+        <w:tblStyle w:val="TableGrid"/>
+        <w:tblW w:type="auto" w:w="0"/>
+        <w:jc w:val="left"/>
+        <w:tblLook w:firstColumn="1" w:firstRow="1" w:lastColumn="0" w:lastRow="0" w:noHBand="0" w:noVBand="1" w:val="04A0"/>
+      </w:tblPr>
+      <w:tblGrid>
+        <w:gridCol w:w="4703"/>
+        <w:gridCol w:w="4703"/>
+      </w:tblGrid>
+      <w:tr>
+        <w:tc>
+          <w:tcPr>
+            <w:tcW w:type="dxa" w:w="4703"/>
+            <w:shd w:val="clear" w:color="auto" w:fill="2E4057"/>
+          </w:tcPr>
+          <w:p>
+            <w:pPr>
+              <w:jc w:val="center"/>
+            </w:pPr>
+            <w:r>
+              <w:rPr>
+                <w:b/>
+                <w:color w:val="FFFFFF"/>
+                <w:sz w:val="18"/>
+              </w:rPr>
+              <w:t>Function</w:t>
+            </w:r>
+          </w:p>
+        </w:tc>
+        <w:tc>
+          <w:tcPr>
+            <w:tcW w:type="dxa" w:w="4703"/>
+            <w:shd w:val="clear" w:color="auto" w:fill="2E4057"/>
+          </w:tcPr>
+          <w:p>
+            <w:pPr>
+              <w:jc w:val="center"/>
+            </w:pPr>
+            <w:r>
+              <w:rPr>
+                <w:b/>
+                <w:color w:val="FFFFFF"/>
+                <w:sz w:val="18"/>
+              </w:rPr>
+              <w:t>Description</w:t>
+            </w:r>
+          </w:p>
+        </w:tc>
+      </w:tr>
+      <w:tr>
+        <w:tc>
+          <w:tcPr>
+            <w:tcW w:type="dxa" w:w="4703"/>
+            <w:shd w:val="clear" w:color="auto" w:fill="FFFFFF"/>
+          </w:tcPr>
+          <w:p>
+            <w:r>
+              <w:rPr>
+                <w:sz w:val="18"/>
+              </w:rPr>
+              <w:t>reimportOCAP()</w:t>
+            </w:r>
+          </w:p>
+        </w:tc>
+        <w:tc>
+          <w:tcPr>
+            <w:tcW w:type="dxa" w:w="4703"/>
+            <w:shd w:val="clear" w:color="auto" w:fill="FFFFFF"/>
+          </w:tcPr>
+          <w:p>
+            <w:r>
+              <w:rPr>
+                <w:sz w:val="18"/>
+              </w:rPr>
+              <w:t>Process (or re-process) the next file from OCAP_Logs; deletes any existing rows for that file before writing, making every run idempotent; archives the file to OCAP_Logs_Archive on completion</w:t>
+            </w:r>
+          </w:p>
+        </w:tc>
+      </w:tr>
+    </w:tbl>
+    <w:p/>
+    <w:p>
+      <w:pPr>
+        <w:pStyle w:val="Heading2"/>
+      </w:pPr>
+      <w:r>
+        <w:t>D.4 Unknown Entity Resolution</w:t>
+      </w:r>
+    </w:p>
+    <w:p>
+      <w:pPr>
+        <w:spacing w:after="80"/>
+      </w:pPr>
+      <w:r>
+        <w:rPr>
+          <w:b w:val="0"/>
+          <w:i w:val="0"/>
+        </w:rPr>
+        <w:t>OCAP sometimes records entities without a name (e.g. players who disconnect before their name is synced). The script attempts to resolve these automatically:</w:t>
+      </w:r>
+    </w:p>
+    <w:p>
+      <w:pPr>
+        <w:pStyle w:val="ListBullet"/>
+        <w:spacing w:after="40"/>
+        <w:ind w:left="360"/>
+      </w:pPr>
+      <w:r>
+        <w:rPr>
+          <w:sz w:val="20"/>
+        </w:rPr>
+        <w:t>Unnamed entities with &lt; 1 hour playtime are skipped entirely (reconnect ghosts, JIP artefacts).</w:t>
+      </w:r>
+    </w:p>
+    <w:p>
+      <w:pPr>
+        <w:pStyle w:val="ListBullet"/>
+        <w:spacing w:after="40"/>
+        <w:ind w:left="360"/>
+      </w:pPr>
+      <w:r>
+        <w:rPr>
+          <w:sz w:val="20"/>
+        </w:rPr>
+        <w:t>Remaining unknown entities are matched against named players who share the same group and role in the same mission.</w:t>
+      </w:r>
+    </w:p>
+    <w:p>
+      <w:pPr>
+        <w:pStyle w:val="ListBullet"/>
+        <w:spacing w:after="40"/>
+        <w:ind w:left="360"/>
+      </w:pPr>
+      <w:r>
+        <w:rPr>
+          <w:sz w:val="20"/>
+        </w:rPr>
+        <w:t>If exactly one named player maps to that group+role (after deduplicating candidates from reconnects), the unknown entity is renamed to that player.</w:t>
+      </w:r>
+    </w:p>
+    <w:p>
+      <w:pPr>
+        <w:pStyle w:val="ListBullet"/>
+        <w:spacing w:after="40"/>
+        <w:ind w:left="360"/>
+      </w:pPr>
+      <w:r>
+        <w:rPr>
+          <w:sz w:val="20"/>
+        </w:rPr>
+        <w:t>If a role string contains "@username" (e.g. "Rifleman@Zeus"), the script correctly detects it as a Zeus role.</w:t>
+      </w:r>
+    </w:p>
+    <w:p/>
+    <w:p>
+      <w:pPr>
+        <w:pStyle w:val="Heading2"/>
+      </w:pPr>
+      <w:r>
+        <w:t>D.5 Friendly Fire Counting</w:t>
+      </w:r>
+    </w:p>
+    <w:p>
+      <w:pPr>
+        <w:spacing w:after="120"/>
+      </w:pPr>
+      <w:r>
+        <w:rPr>
+          <w:b w:val="0"/>
+          <w:i w:val="0"/>
+        </w:rPr>
+        <w:t>A kill is counted as a teamkill when victim.side === killer.side on a unit-kill event. It is never counted as a regular kill or weapon kill. Vehicle destructions are never counted as teamkills regardless of side.</w:t>
+      </w:r>
+    </w:p>
+    <w:p>
+      <w:pPr>
+        <w:pStyle w:val="Heading2"/>
+      </w:pPr>
+      <w:r>
+        <w:t>D.6 Sheet Schema</w:t>
+      </w:r>
+    </w:p>
+    <w:p>
+      <w:pPr>
+        <w:spacing w:after="120"/>
+      </w:pPr>
+      <w:r>
+        <w:rPr>
+          <w:b w:val="0"/>
+          <w:i w:val="0"/>
+        </w:rPr>
+        <w:t>The script writes one row per player per mission. See §3.2 Expected Column Schema for the full column list. The sheet and header row are created automatically on first run; missing columns are migrated when the script is run against an existing sheet.</w:t>
+      </w:r>
+    </w:p>
+    <w:p>
+      <w:r>
+        <w:br w:type="page"/>
+      </w:r>
+    </w:p>
+    <w:p>
+      <w:pPr>
+        <w:pStyle w:val="Heading1"/>
+      </w:pPr>
+      <w:r>
+        <w:t>Changelog</w:t>
+      </w:r>
+    </w:p>
+    <w:p>
+      <w:pPr>
+        <w:spacing w:after="80"/>
+      </w:pPr>
+      <w:r>
+        <w:rPr>
+          <w:b w:val="0"/>
+          <w:i w:val="0"/>
+        </w:rPr>
+        <w:t>A full history of changes — new features, fixes, and breaking changes — is maintained in CHANGELOG.md at the root of the repository.</w:t>
+      </w:r>
+    </w:p>
+    <w:p>
+      <w:pPr>
+        <w:spacing w:after="120"/>
+      </w:pPr>
+      <w:r>
+        <w:rPr>
+          <w:b w:val="0"/>
+          <w:i/>
+        </w:rPr>
+        <w:t>GitHub: https://github.com/loltorres9/TFP_KillTracker/blob/main/CHANGELOG.md</w:t>
       </w:r>
     </w:p>
     <w:sectPr>

--- a/TFP_KillTracker_Technical_Documentation.docx
+++ b/TFP_KillTracker_Technical_Documentation.docx
@@ -39,7 +39,7 @@
         <w:rPr>
           <w:sz w:val="22"/>
         </w:rPr>
-        <w:t>Version 1.1  ·  21 March 2026</w:t>
+        <w:t>Version 1.2  ·  21 March 2026</w:t>
       </w:r>
     </w:p>
     <w:p>
@@ -17101,7 +17101,244 @@
         <w:pStyle w:val="Heading2"/>
       </w:pPr>
       <w:r>
-        <w:t>D.6 Sheet Schema</w:t>
+        <w:t>D.6 End-of-Mission TK Suppression</w:t>
+      </w:r>
+    </w:p>
+    <w:p>
+      <w:pPr>
+        <w:spacing w:after="80"/>
+      </w:pPr>
+      <w:r>
+        <w:rPr>
+          <w:b w:val="0"/>
+          <w:i w:val="0"/>
+        </w:rPr>
+        <w:t>Teamkills that occur during end-of-mission celebrations (players shooting each other or dropping grenades after the mission is won) are automatically excluded. Three overlapping heuristics are evaluated for each same-side kill event:</w:t>
+      </w:r>
+    </w:p>
+    <w:tbl>
+      <w:tblPr>
+        <w:tblStyle w:val="TableGrid"/>
+        <w:tblW w:type="auto" w:w="0"/>
+        <w:jc w:val="left"/>
+        <w:tblLook w:firstColumn="1" w:firstRow="1" w:lastColumn="0" w:lastRow="0" w:noHBand="0" w:noVBand="1" w:val="04A0"/>
+      </w:tblPr>
+      <w:tblGrid>
+        <w:gridCol w:w="3135"/>
+        <w:gridCol w:w="3135"/>
+        <w:gridCol w:w="3135"/>
+      </w:tblGrid>
+      <w:tr>
+        <w:tc>
+          <w:tcPr>
+            <w:tcW w:type="dxa" w:w="3135"/>
+            <w:shd w:val="clear" w:color="auto" w:fill="2E4057"/>
+          </w:tcPr>
+          <w:p>
+            <w:pPr>
+              <w:jc w:val="center"/>
+            </w:pPr>
+            <w:r>
+              <w:rPr>
+                <w:b/>
+                <w:color w:val="FFFFFF"/>
+                <w:sz w:val="18"/>
+              </w:rPr>
+              <w:t>Heuristic</w:t>
+            </w:r>
+          </w:p>
+        </w:tc>
+        <w:tc>
+          <w:tcPr>
+            <w:tcW w:type="dxa" w:w="3135"/>
+            <w:shd w:val="clear" w:color="auto" w:fill="2E4057"/>
+          </w:tcPr>
+          <w:p>
+            <w:pPr>
+              <w:jc w:val="center"/>
+            </w:pPr>
+            <w:r>
+              <w:rPr>
+                <w:b/>
+                <w:color w:val="FFFFFF"/>
+                <w:sz w:val="18"/>
+              </w:rPr>
+              <w:t>Condition</w:t>
+            </w:r>
+          </w:p>
+        </w:tc>
+        <w:tc>
+          <w:tcPr>
+            <w:tcW w:type="dxa" w:w="3135"/>
+            <w:shd w:val="clear" w:color="auto" w:fill="2E4057"/>
+          </w:tcPr>
+          <w:p>
+            <w:pPr>
+              <w:jc w:val="center"/>
+            </w:pPr>
+            <w:r>
+              <w:rPr>
+                <w:b/>
+                <w:color w:val="FFFFFF"/>
+                <w:sz w:val="18"/>
+              </w:rPr>
+              <w:t>Rationale</w:t>
+            </w:r>
+          </w:p>
+        </w:tc>
+      </w:tr>
+      <w:tr>
+        <w:tc>
+          <w:tcPr>
+            <w:tcW w:type="dxa" w:w="3135"/>
+            <w:shd w:val="clear" w:color="auto" w:fill="FFFFFF"/>
+          </w:tcPr>
+          <w:p>
+            <w:r>
+              <w:rPr>
+                <w:sz w:val="18"/>
+              </w:rPr>
+              <w:t>Time window</w:t>
+            </w:r>
+          </w:p>
+        </w:tc>
+        <w:tc>
+          <w:tcPr>
+            <w:tcW w:type="dxa" w:w="3135"/>
+            <w:shd w:val="clear" w:color="auto" w:fill="FFFFFF"/>
+          </w:tcPr>
+          <w:p>
+            <w:r>
+              <w:rPr>
+                <w:sz w:val="18"/>
+              </w:rPr>
+              <w:t>TK occurs in the last 2 min (120 s) before endMission</w:t>
+            </w:r>
+          </w:p>
+        </w:tc>
+        <w:tc>
+          <w:tcPr>
+            <w:tcW w:type="dxa" w:w="3135"/>
+            <w:shd w:val="clear" w:color="auto" w:fill="FFFFFF"/>
+          </w:tcPr>
+          <w:p>
+            <w:r>
+              <w:rPr>
+                <w:sz w:val="18"/>
+              </w:rPr>
+              <w:t>Hard cutoff — mission is officially over</w:t>
+            </w:r>
+          </w:p>
+        </w:tc>
+      </w:tr>
+      <w:tr>
+        <w:tc>
+          <w:tcPr>
+            <w:tcW w:type="dxa" w:w="3135"/>
+            <w:shd w:val="clear" w:color="auto" w:fill="F0F4FA"/>
+          </w:tcPr>
+          <w:p>
+            <w:r>
+              <w:rPr>
+                <w:sz w:val="18"/>
+              </w:rPr>
+              <w:t>Close-range extended</w:t>
+            </w:r>
+          </w:p>
+        </w:tc>
+        <w:tc>
+          <w:tcPr>
+            <w:tcW w:type="dxa" w:w="3135"/>
+            <w:shd w:val="clear" w:color="auto" w:fill="F0F4FA"/>
+          </w:tcPr>
+          <w:p>
+            <w:r>
+              <w:rPr>
+                <w:sz w:val="18"/>
+              </w:rPr>
+              <w:t>Distance ≤ 15 m AND within last 3 min (180 s) of endMission</w:t>
+            </w:r>
+          </w:p>
+        </w:tc>
+        <w:tc>
+          <w:tcPr>
+            <w:tcW w:type="dxa" w:w="3135"/>
+            <w:shd w:val="clear" w:color="auto" w:fill="F0F4FA"/>
+          </w:tcPr>
+          <w:p>
+            <w:r>
+              <w:rPr>
+                <w:sz w:val="18"/>
+              </w:rPr>
+              <w:t>Grenade drops / pistol shots just before the end event fires</w:t>
+            </w:r>
+          </w:p>
+        </w:tc>
+      </w:tr>
+      <w:tr>
+        <w:tc>
+          <w:tcPr>
+            <w:tcW w:type="dxa" w:w="3135"/>
+            <w:shd w:val="clear" w:color="auto" w:fill="FFFFFF"/>
+          </w:tcPr>
+          <w:p>
+            <w:r>
+              <w:rPr>
+                <w:sz w:val="18"/>
+              </w:rPr>
+              <w:t>Burst detection</w:t>
+            </w:r>
+          </w:p>
+        </w:tc>
+        <w:tc>
+          <w:tcPr>
+            <w:tcW w:type="dxa" w:w="3135"/>
+            <w:shd w:val="clear" w:color="auto" w:fill="FFFFFF"/>
+          </w:tcPr>
+          <w:p>
+            <w:r>
+              <w:rPr>
+                <w:sz w:val="18"/>
+              </w:rPr>
+              <w:t>3 or more TKs fall within any 60-second rolling window</w:t>
+            </w:r>
+          </w:p>
+        </w:tc>
+        <w:tc>
+          <w:tcPr>
+            <w:tcW w:type="dxa" w:w="3135"/>
+            <w:shd w:val="clear" w:color="auto" w:fill="FFFFFF"/>
+          </w:tcPr>
+          <w:p>
+            <w:r>
+              <w:rPr>
+                <w:sz w:val="18"/>
+              </w:rPr>
+              <w:t>Group grenade throw or celebration volley earlier in the timeline</w:t>
+            </w:r>
+          </w:p>
+        </w:tc>
+      </w:tr>
+    </w:tbl>
+    <w:p/>
+    <w:p>
+      <w:pPr>
+        <w:spacing w:after="120"/>
+      </w:pPr>
+      <w:r>
+        <w:rPr>
+          <w:b w:val="0"/>
+          <w:i w:val="0"/>
+        </w:rPr>
+        <w:t>The endMission frame is read from the endMission event in the OCAP event stream; if absent, data.endFrame is used as a fallback. All thresholds are named constants at the top of the suppression block and can be tuned independently.</w:t>
+      </w:r>
+    </w:p>
+    <w:p>
+      <w:pPr>
+        <w:pStyle w:val="Heading2"/>
+      </w:pPr>
+      <w:r>
+        <w:t>D.7 Sheet Schema</w:t>
       </w:r>
     </w:p>
     <w:p>

--- a/TFP_KillTracker_Technical_Documentation.docx
+++ b/TFP_KillTracker_Technical_Documentation.docx
@@ -39,7 +39,7 @@
         <w:rPr>
           <w:sz w:val="22"/>
         </w:rPr>
-        <w:t>Version 1.2  ·  21 March 2026</w:t>
+        <w:t>Version 1.2  ·  22 March 2026</w:t>
       </w:r>
     </w:p>
     <w:p>

--- a/TFP_KillTracker_Technical_Documentation.docx
+++ b/TFP_KillTracker_Technical_Documentation.docx
@@ -39,7 +39,7 @@
         <w:rPr>
           <w:sz w:val="22"/>
         </w:rPr>
-        <w:t>Version 1.2  ·  22 March 2026</w:t>
+        <w:t>Version 1.2  ·  30 March 2026</w:t>
       </w:r>
     </w:p>
     <w:p>

--- a/TFP_KillTracker_Technical_Documentation.docx
+++ b/TFP_KillTracker_Technical_Documentation.docx
@@ -39,7 +39,7 @@
         <w:rPr>
           <w:sz w:val="22"/>
         </w:rPr>
-        <w:t>Version 1.2  ·  30 March 2026</w:t>
+        <w:t>Version 1.3  ·  30 March 2026</w:t>
       </w:r>
     </w:p>
     <w:p>
@@ -3021,21 +3021,21 @@
               <w:rPr>
                 <w:sz w:val="18"/>
               </w:rPr>
-              <w:t>Shots/Kill (On Foot)</w:t>
-            </w:r>
-          </w:p>
-        </w:tc>
-        <w:tc>
-          <w:tcPr>
-            <w:tcW w:type="dxa" w:w="3135"/>
-            <w:shd w:val="clear" w:color="auto" w:fill="F0F4FA"/>
-          </w:tcPr>
-          <w:p>
-            <w:r>
-              <w:rPr>
-                <w:sz w:val="18"/>
-              </w:rPr>
-              <w:t>Ignored — recomputed</w:t>
+              <w:t>Hits Dealt (On Foot)</w:t>
+            </w:r>
+          </w:p>
+        </w:tc>
+        <w:tc>
+          <w:tcPr>
+            <w:tcW w:type="dxa" w:w="3135"/>
+            <w:shd w:val="clear" w:color="auto" w:fill="F0F4FA"/>
+          </w:tcPr>
+          <w:p>
+            <w:r>
+              <w:rPr>
+                <w:sz w:val="18"/>
+              </w:rPr>
+              <w:t>Outgoing hits registered on any target while on foot</w:t>
             </w:r>
           </w:p>
         </w:tc>
@@ -3065,21 +3065,21 @@
               <w:rPr>
                 <w:sz w:val="18"/>
               </w:rPr>
-              <w:t>Avg Kill Dist On Foot (m)</w:t>
-            </w:r>
-          </w:p>
-        </w:tc>
-        <w:tc>
-          <w:tcPr>
-            <w:tcW w:type="dxa" w:w="3135"/>
-            <w:shd w:val="clear" w:color="auto" w:fill="FFFFFF"/>
-          </w:tcPr>
-          <w:p>
-            <w:r>
-              <w:rPr>
-                <w:sz w:val="18"/>
-              </w:rPr>
-              <w:t>Average kill distance (on foot)</w:t>
+              <w:t>Shots/Kill (On Foot)</w:t>
+            </w:r>
+          </w:p>
+        </w:tc>
+        <w:tc>
+          <w:tcPr>
+            <w:tcW w:type="dxa" w:w="3135"/>
+            <w:shd w:val="clear" w:color="auto" w:fill="FFFFFF"/>
+          </w:tcPr>
+          <w:p>
+            <w:r>
+              <w:rPr>
+                <w:sz w:val="18"/>
+              </w:rPr>
+              <w:t>Ignored — recomputed</w:t>
             </w:r>
           </w:p>
         </w:tc>
@@ -3109,21 +3109,21 @@
               <w:rPr>
                 <w:sz w:val="18"/>
               </w:rPr>
-              <w:t>Longest Kill On Foot (m)</w:t>
-            </w:r>
-          </w:p>
-        </w:tc>
-        <w:tc>
-          <w:tcPr>
-            <w:tcW w:type="dxa" w:w="3135"/>
-            <w:shd w:val="clear" w:color="auto" w:fill="F0F4FA"/>
-          </w:tcPr>
-          <w:p>
-            <w:r>
-              <w:rPr>
-                <w:sz w:val="18"/>
-              </w:rPr>
-              <w:t>Longest single kill distance (on foot)</w:t>
+              <w:t>Avg Kill Dist On Foot (m)</w:t>
+            </w:r>
+          </w:p>
+        </w:tc>
+        <w:tc>
+          <w:tcPr>
+            <w:tcW w:type="dxa" w:w="3135"/>
+            <w:shd w:val="clear" w:color="auto" w:fill="F0F4FA"/>
+          </w:tcPr>
+          <w:p>
+            <w:r>
+              <w:rPr>
+                <w:sz w:val="18"/>
+              </w:rPr>
+              <w:t>Average kill distance (on foot)</w:t>
             </w:r>
           </w:p>
         </w:tc>
@@ -3153,21 +3153,21 @@
               <w:rPr>
                 <w:sz w:val="18"/>
               </w:rPr>
-              <w:t>Kills (In Vehicle)</w:t>
-            </w:r>
-          </w:p>
-        </w:tc>
-        <w:tc>
-          <w:tcPr>
-            <w:tcW w:type="dxa" w:w="3135"/>
-            <w:shd w:val="clear" w:color="auto" w:fill="FFFFFF"/>
-          </w:tcPr>
-          <w:p>
-            <w:r>
-              <w:rPr>
-                <w:sz w:val="18"/>
-              </w:rPr>
-              <w:t>Vehicle kills</w:t>
+              <w:t>Longest Kill On Foot (m)</w:t>
+            </w:r>
+          </w:p>
+        </w:tc>
+        <w:tc>
+          <w:tcPr>
+            <w:tcW w:type="dxa" w:w="3135"/>
+            <w:shd w:val="clear" w:color="auto" w:fill="FFFFFF"/>
+          </w:tcPr>
+          <w:p>
+            <w:r>
+              <w:rPr>
+                <w:sz w:val="18"/>
+              </w:rPr>
+              <w:t>Longest single kill distance (on foot)</w:t>
             </w:r>
           </w:p>
         </w:tc>
@@ -3197,21 +3197,21 @@
               <w:rPr>
                 <w:sz w:val="18"/>
               </w:rPr>
-              <w:t>Deaths (In Vehicle)</w:t>
-            </w:r>
-          </w:p>
-        </w:tc>
-        <w:tc>
-          <w:tcPr>
-            <w:tcW w:type="dxa" w:w="3135"/>
-            <w:shd w:val="clear" w:color="auto" w:fill="F0F4FA"/>
-          </w:tcPr>
-          <w:p>
-            <w:r>
-              <w:rPr>
-                <w:sz w:val="18"/>
-              </w:rPr>
-              <w:t>Deaths while in vehicle</w:t>
+              <w:t>Kills (In Vehicle)</w:t>
+            </w:r>
+          </w:p>
+        </w:tc>
+        <w:tc>
+          <w:tcPr>
+            <w:tcW w:type="dxa" w:w="3135"/>
+            <w:shd w:val="clear" w:color="auto" w:fill="F0F4FA"/>
+          </w:tcPr>
+          <w:p>
+            <w:r>
+              <w:rPr>
+                <w:sz w:val="18"/>
+              </w:rPr>
+              <w:t>Vehicle kills</w:t>
             </w:r>
           </w:p>
         </w:tc>
@@ -3241,21 +3241,21 @@
               <w:rPr>
                 <w:sz w:val="18"/>
               </w:rPr>
-              <w:t>K/D (In Vehicle)</w:t>
-            </w:r>
-          </w:p>
-        </w:tc>
-        <w:tc>
-          <w:tcPr>
-            <w:tcW w:type="dxa" w:w="3135"/>
-            <w:shd w:val="clear" w:color="auto" w:fill="FFFFFF"/>
-          </w:tcPr>
-          <w:p>
-            <w:r>
-              <w:rPr>
-                <w:sz w:val="18"/>
-              </w:rPr>
-              <w:t>Ignored — recomputed</w:t>
+              <w:t>Deaths (In Vehicle)</w:t>
+            </w:r>
+          </w:p>
+        </w:tc>
+        <w:tc>
+          <w:tcPr>
+            <w:tcW w:type="dxa" w:w="3135"/>
+            <w:shd w:val="clear" w:color="auto" w:fill="FFFFFF"/>
+          </w:tcPr>
+          <w:p>
+            <w:r>
+              <w:rPr>
+                <w:sz w:val="18"/>
+              </w:rPr>
+              <w:t>Deaths while in vehicle</w:t>
             </w:r>
           </w:p>
         </w:tc>
@@ -3285,21 +3285,21 @@
               <w:rPr>
                 <w:sz w:val="18"/>
               </w:rPr>
-              <w:t>Teamkills (In Vehicle)</w:t>
-            </w:r>
-          </w:p>
-        </w:tc>
-        <w:tc>
-          <w:tcPr>
-            <w:tcW w:type="dxa" w:w="3135"/>
-            <w:shd w:val="clear" w:color="auto" w:fill="F0F4FA"/>
-          </w:tcPr>
-          <w:p>
-            <w:r>
-              <w:rPr>
-                <w:sz w:val="18"/>
-              </w:rPr>
-              <w:t>Friendly fire from vehicle</w:t>
+              <w:t>K/D (In Vehicle)</w:t>
+            </w:r>
+          </w:p>
+        </w:tc>
+        <w:tc>
+          <w:tcPr>
+            <w:tcW w:type="dxa" w:w="3135"/>
+            <w:shd w:val="clear" w:color="auto" w:fill="F0F4FA"/>
+          </w:tcPr>
+          <w:p>
+            <w:r>
+              <w:rPr>
+                <w:sz w:val="18"/>
+              </w:rPr>
+              <w:t>Ignored — recomputed</w:t>
             </w:r>
           </w:p>
         </w:tc>
@@ -3329,21 +3329,21 @@
               <w:rPr>
                 <w:sz w:val="18"/>
               </w:rPr>
-              <w:t>Vehicle Kills (On Foot)</w:t>
-            </w:r>
-          </w:p>
-        </w:tc>
-        <w:tc>
-          <w:tcPr>
-            <w:tcW w:type="dxa" w:w="3135"/>
-            <w:shd w:val="clear" w:color="auto" w:fill="FFFFFF"/>
-          </w:tcPr>
-          <w:p>
-            <w:r>
-              <w:rPr>
-                <w:sz w:val="18"/>
-              </w:rPr>
-              <w:t>Vehicles destroyed while on foot</w:t>
+              <w:t>Teamkills (In Vehicle)</w:t>
+            </w:r>
+          </w:p>
+        </w:tc>
+        <w:tc>
+          <w:tcPr>
+            <w:tcW w:type="dxa" w:w="3135"/>
+            <w:shd w:val="clear" w:color="auto" w:fill="FFFFFF"/>
+          </w:tcPr>
+          <w:p>
+            <w:r>
+              <w:rPr>
+                <w:sz w:val="18"/>
+              </w:rPr>
+              <w:t>Friendly fire from vehicle</w:t>
             </w:r>
           </w:p>
         </w:tc>
@@ -3373,21 +3373,21 @@
               <w:rPr>
                 <w:sz w:val="18"/>
               </w:rPr>
-              <w:t>Vehicle Kills (In Vehicle)</w:t>
-            </w:r>
-          </w:p>
-        </w:tc>
-        <w:tc>
-          <w:tcPr>
-            <w:tcW w:type="dxa" w:w="3135"/>
-            <w:shd w:val="clear" w:color="auto" w:fill="F0F4FA"/>
-          </w:tcPr>
-          <w:p>
-            <w:r>
-              <w:rPr>
-                <w:sz w:val="18"/>
-              </w:rPr>
-              <w:t>Vehicles destroyed while mounted</w:t>
+              <w:t>Vehicle Kills (On Foot)</w:t>
+            </w:r>
+          </w:p>
+        </w:tc>
+        <w:tc>
+          <w:tcPr>
+            <w:tcW w:type="dxa" w:w="3135"/>
+            <w:shd w:val="clear" w:color="auto" w:fill="F0F4FA"/>
+          </w:tcPr>
+          <w:p>
+            <w:r>
+              <w:rPr>
+                <w:sz w:val="18"/>
+              </w:rPr>
+              <w:t>Vehicles destroyed while on foot</w:t>
             </w:r>
           </w:p>
         </w:tc>
@@ -3417,21 +3417,21 @@
               <w:rPr>
                 <w:sz w:val="18"/>
               </w:rPr>
-              <w:t>Shots (In Vehicle)</w:t>
-            </w:r>
-          </w:p>
-        </w:tc>
-        <w:tc>
-          <w:tcPr>
-            <w:tcW w:type="dxa" w:w="3135"/>
-            <w:shd w:val="clear" w:color="auto" w:fill="FFFFFF"/>
-          </w:tcPr>
-          <w:p>
-            <w:r>
-              <w:rPr>
-                <w:sz w:val="18"/>
-              </w:rPr>
-              <w:t>Rounds fired from vehicle</w:t>
+              <w:t>Vehicle Kills (In Vehicle)</w:t>
+            </w:r>
+          </w:p>
+        </w:tc>
+        <w:tc>
+          <w:tcPr>
+            <w:tcW w:type="dxa" w:w="3135"/>
+            <w:shd w:val="clear" w:color="auto" w:fill="FFFFFF"/>
+          </w:tcPr>
+          <w:p>
+            <w:r>
+              <w:rPr>
+                <w:sz w:val="18"/>
+              </w:rPr>
+              <w:t>Vehicles destroyed while mounted</w:t>
             </w:r>
           </w:p>
         </w:tc>
@@ -3461,21 +3461,21 @@
               <w:rPr>
                 <w:sz w:val="18"/>
               </w:rPr>
-              <w:t>Hits Taken (In Vehicle)</w:t>
-            </w:r>
-          </w:p>
-        </w:tc>
-        <w:tc>
-          <w:tcPr>
-            <w:tcW w:type="dxa" w:w="3135"/>
-            <w:shd w:val="clear" w:color="auto" w:fill="F0F4FA"/>
-          </w:tcPr>
-          <w:p>
-            <w:r>
-              <w:rPr>
-                <w:sz w:val="18"/>
-              </w:rPr>
-              <w:t>Times vehicle was hit</w:t>
+              <w:t>Shots (In Vehicle)</w:t>
+            </w:r>
+          </w:p>
+        </w:tc>
+        <w:tc>
+          <w:tcPr>
+            <w:tcW w:type="dxa" w:w="3135"/>
+            <w:shd w:val="clear" w:color="auto" w:fill="F0F4FA"/>
+          </w:tcPr>
+          <w:p>
+            <w:r>
+              <w:rPr>
+                <w:sz w:val="18"/>
+              </w:rPr>
+              <w:t>Rounds fired from vehicle</w:t>
             </w:r>
           </w:p>
         </w:tc>
@@ -3505,21 +3505,21 @@
               <w:rPr>
                 <w:sz w:val="18"/>
               </w:rPr>
-              <w:t>Shots/Kill (In Vehicle)</w:t>
-            </w:r>
-          </w:p>
-        </w:tc>
-        <w:tc>
-          <w:tcPr>
-            <w:tcW w:type="dxa" w:w="3135"/>
-            <w:shd w:val="clear" w:color="auto" w:fill="FFFFFF"/>
-          </w:tcPr>
-          <w:p>
-            <w:r>
-              <w:rPr>
-                <w:sz w:val="18"/>
-              </w:rPr>
-              <w:t>Ignored — recomputed</w:t>
+              <w:t>Hits Taken (In Vehicle)</w:t>
+            </w:r>
+          </w:p>
+        </w:tc>
+        <w:tc>
+          <w:tcPr>
+            <w:tcW w:type="dxa" w:w="3135"/>
+            <w:shd w:val="clear" w:color="auto" w:fill="FFFFFF"/>
+          </w:tcPr>
+          <w:p>
+            <w:r>
+              <w:rPr>
+                <w:sz w:val="18"/>
+              </w:rPr>
+              <w:t>Times vehicle was hit</w:t>
             </w:r>
           </w:p>
         </w:tc>
@@ -3549,21 +3549,21 @@
               <w:rPr>
                 <w:sz w:val="18"/>
               </w:rPr>
-              <w:t>Avg Kill Dist In Vehicle (m)</w:t>
-            </w:r>
-          </w:p>
-        </w:tc>
-        <w:tc>
-          <w:tcPr>
-            <w:tcW w:type="dxa" w:w="3135"/>
-            <w:shd w:val="clear" w:color="auto" w:fill="F0F4FA"/>
-          </w:tcPr>
-          <w:p>
-            <w:r>
-              <w:rPr>
-                <w:sz w:val="18"/>
-              </w:rPr>
-              <w:t>Average kill distance (vehicle)</w:t>
+              <w:t>Hits Dealt (In Vehicle)</w:t>
+            </w:r>
+          </w:p>
+        </w:tc>
+        <w:tc>
+          <w:tcPr>
+            <w:tcW w:type="dxa" w:w="3135"/>
+            <w:shd w:val="clear" w:color="auto" w:fill="F0F4FA"/>
+          </w:tcPr>
+          <w:p>
+            <w:r>
+              <w:rPr>
+                <w:sz w:val="18"/>
+              </w:rPr>
+              <w:t>Outgoing hits registered on any target while mounted</w:t>
             </w:r>
           </w:p>
         </w:tc>
@@ -3593,21 +3593,21 @@
               <w:rPr>
                 <w:sz w:val="18"/>
               </w:rPr>
-              <w:t>Longest Kill In Vehicle (m)</w:t>
-            </w:r>
-          </w:p>
-        </w:tc>
-        <w:tc>
-          <w:tcPr>
-            <w:tcW w:type="dxa" w:w="3135"/>
-            <w:shd w:val="clear" w:color="auto" w:fill="FFFFFF"/>
-          </w:tcPr>
-          <w:p>
-            <w:r>
-              <w:rPr>
-                <w:sz w:val="18"/>
-              </w:rPr>
-              <w:t>Longest single kill distance (vehicle)</w:t>
+              <w:t>Shots/Kill (In Vehicle)</w:t>
+            </w:r>
+          </w:p>
+        </w:tc>
+        <w:tc>
+          <w:tcPr>
+            <w:tcW w:type="dxa" w:w="3135"/>
+            <w:shd w:val="clear" w:color="auto" w:fill="FFFFFF"/>
+          </w:tcPr>
+          <w:p>
+            <w:r>
+              <w:rPr>
+                <w:sz w:val="18"/>
+              </w:rPr>
+              <w:t>Ignored — recomputed</w:t>
             </w:r>
           </w:p>
         </w:tc>
@@ -3637,21 +3637,21 @@
               <w:rPr>
                 <w:sz w:val="18"/>
               </w:rPr>
-              <w:t>Top Weapon</w:t>
-            </w:r>
-          </w:p>
-        </w:tc>
-        <w:tc>
-          <w:tcPr>
-            <w:tcW w:type="dxa" w:w="3135"/>
-            <w:shd w:val="clear" w:color="auto" w:fill="F0F4FA"/>
-          </w:tcPr>
-          <w:p>
-            <w:r>
-              <w:rPr>
-                <w:sz w:val="18"/>
-              </w:rPr>
-              <w:t>Weapon used for the longest kill; shown on award cards</w:t>
+              <w:t>Avg Kill Dist In Vehicle (m)</w:t>
+            </w:r>
+          </w:p>
+        </w:tc>
+        <w:tc>
+          <w:tcPr>
+            <w:tcW w:type="dxa" w:w="3135"/>
+            <w:shd w:val="clear" w:color="auto" w:fill="F0F4FA"/>
+          </w:tcPr>
+          <w:p>
+            <w:r>
+              <w:rPr>
+                <w:sz w:val="18"/>
+              </w:rPr>
+              <w:t>Average kill distance (vehicle)</w:t>
             </w:r>
           </w:p>
         </w:tc>
@@ -3681,21 +3681,21 @@
               <w:rPr>
                 <w:sz w:val="18"/>
               </w:rPr>
-              <w:t>Weapon Kills (JSON)</w:t>
-            </w:r>
-          </w:p>
-        </w:tc>
-        <w:tc>
-          <w:tcPr>
-            <w:tcW w:type="dxa" w:w="3135"/>
-            <w:shd w:val="clear" w:color="auto" w:fill="FFFFFF"/>
-          </w:tcPr>
-          <w:p>
-            <w:r>
-              <w:rPr>
-                <w:sz w:val="18"/>
-              </w:rPr>
-              <w:t>JSON object: {"WeaponName [MagType]": killCount, ...}; quotes preserved during parse</w:t>
+              <w:t>Longest Kill In Vehicle (m)</w:t>
+            </w:r>
+          </w:p>
+        </w:tc>
+        <w:tc>
+          <w:tcPr>
+            <w:tcW w:type="dxa" w:w="3135"/>
+            <w:shd w:val="clear" w:color="auto" w:fill="FFFFFF"/>
+          </w:tcPr>
+          <w:p>
+            <w:r>
+              <w:rPr>
+                <w:sz w:val="18"/>
+              </w:rPr>
+              <w:t>Longest single kill distance (vehicle)</w:t>
             </w:r>
           </w:p>
         </w:tc>
@@ -3725,21 +3725,21 @@
               <w:rPr>
                 <w:sz w:val="18"/>
               </w:rPr>
-              <w:t>Suicides</w:t>
-            </w:r>
-          </w:p>
-        </w:tc>
-        <w:tc>
-          <w:tcPr>
-            <w:tcW w:type="dxa" w:w="3135"/>
-            <w:shd w:val="clear" w:color="auto" w:fill="F0F4FA"/>
-          </w:tcPr>
-          <w:p>
-            <w:r>
-              <w:rPr>
-                <w:sz w:val="18"/>
-              </w:rPr>
-              <w:t>Self-inflicted deaths</w:t>
+              <w:t>Top Weapon</w:t>
+            </w:r>
+          </w:p>
+        </w:tc>
+        <w:tc>
+          <w:tcPr>
+            <w:tcW w:type="dxa" w:w="3135"/>
+            <w:shd w:val="clear" w:color="auto" w:fill="F0F4FA"/>
+          </w:tcPr>
+          <w:p>
+            <w:r>
+              <w:rPr>
+                <w:sz w:val="18"/>
+              </w:rPr>
+              <w:t>Weapon used for the longest kill; shown on award cards</w:t>
             </w:r>
           </w:p>
         </w:tc>
@@ -3769,21 +3769,21 @@
               <w:rPr>
                 <w:sz w:val="18"/>
               </w:rPr>
-              <w:t>Time Played (s)</w:t>
-            </w:r>
-          </w:p>
-        </w:tc>
-        <w:tc>
-          <w:tcPr>
-            <w:tcW w:type="dxa" w:w="3135"/>
-            <w:shd w:val="clear" w:color="auto" w:fill="FFFFFF"/>
-          </w:tcPr>
-          <w:p>
-            <w:r>
-              <w:rPr>
-                <w:sz w:val="18"/>
-              </w:rPr>
-              <w:t>Seconds present in the mission</w:t>
+              <w:t>Weapon Kills (JSON)</w:t>
+            </w:r>
+          </w:p>
+        </w:tc>
+        <w:tc>
+          <w:tcPr>
+            <w:tcW w:type="dxa" w:w="3135"/>
+            <w:shd w:val="clear" w:color="auto" w:fill="FFFFFF"/>
+          </w:tcPr>
+          <w:p>
+            <w:r>
+              <w:rPr>
+                <w:sz w:val="18"/>
+              </w:rPr>
+              <w:t>JSON object: {"WeaponName [MagType]": killCount, ...}; quotes preserved during parse</w:t>
             </w:r>
           </w:p>
         </w:tc>
@@ -3800,6 +3800,94 @@
                 <w:sz w:val="18"/>
               </w:rPr>
               <w:t>31</w:t>
+            </w:r>
+          </w:p>
+        </w:tc>
+        <w:tc>
+          <w:tcPr>
+            <w:tcW w:type="dxa" w:w="3135"/>
+            <w:shd w:val="clear" w:color="auto" w:fill="F0F4FA"/>
+          </w:tcPr>
+          <w:p>
+            <w:r>
+              <w:rPr>
+                <w:sz w:val="18"/>
+              </w:rPr>
+              <w:t>Suicides</w:t>
+            </w:r>
+          </w:p>
+        </w:tc>
+        <w:tc>
+          <w:tcPr>
+            <w:tcW w:type="dxa" w:w="3135"/>
+            <w:shd w:val="clear" w:color="auto" w:fill="F0F4FA"/>
+          </w:tcPr>
+          <w:p>
+            <w:r>
+              <w:rPr>
+                <w:sz w:val="18"/>
+              </w:rPr>
+              <w:t>Self-inflicted deaths</w:t>
+            </w:r>
+          </w:p>
+        </w:tc>
+      </w:tr>
+      <w:tr>
+        <w:tc>
+          <w:tcPr>
+            <w:tcW w:type="dxa" w:w="3135"/>
+            <w:shd w:val="clear" w:color="auto" w:fill="FFFFFF"/>
+          </w:tcPr>
+          <w:p>
+            <w:r>
+              <w:rPr>
+                <w:sz w:val="18"/>
+              </w:rPr>
+              <w:t>32</w:t>
+            </w:r>
+          </w:p>
+        </w:tc>
+        <w:tc>
+          <w:tcPr>
+            <w:tcW w:type="dxa" w:w="3135"/>
+            <w:shd w:val="clear" w:color="auto" w:fill="FFFFFF"/>
+          </w:tcPr>
+          <w:p>
+            <w:r>
+              <w:rPr>
+                <w:sz w:val="18"/>
+              </w:rPr>
+              <w:t>Time Played (s)</w:t>
+            </w:r>
+          </w:p>
+        </w:tc>
+        <w:tc>
+          <w:tcPr>
+            <w:tcW w:type="dxa" w:w="3135"/>
+            <w:shd w:val="clear" w:color="auto" w:fill="FFFFFF"/>
+          </w:tcPr>
+          <w:p>
+            <w:r>
+              <w:rPr>
+                <w:sz w:val="18"/>
+              </w:rPr>
+              <w:t>Seconds present in the mission</w:t>
+            </w:r>
+          </w:p>
+        </w:tc>
+      </w:tr>
+      <w:tr>
+        <w:tc>
+          <w:tcPr>
+            <w:tcW w:type="dxa" w:w="3135"/>
+            <w:shd w:val="clear" w:color="auto" w:fill="F0F4FA"/>
+          </w:tcPr>
+          <w:p>
+            <w:r>
+              <w:rPr>
+                <w:sz w:val="18"/>
+              </w:rPr>
+              <w:t>33</w:t>
             </w:r>
           </w:p>
         </w:tc>
@@ -7311,6 +7399,122 @@
               <w:rPr>
                 <w:sz w:val="18"/>
               </w:rPr>
+              <w:t>Hits Dealt</w:t>
+            </w:r>
+          </w:p>
+        </w:tc>
+        <w:tc>
+          <w:tcPr>
+            <w:tcW w:type="dxa" w:w="2351"/>
+            <w:shd w:val="clear" w:color="auto" w:fill="FFFFFF"/>
+          </w:tcPr>
+          <w:p>
+            <w:r>
+              <w:rPr>
+                <w:sz w:val="18"/>
+              </w:rPr>
+              <w:t>hitsDealtOnFoot</w:t>
+            </w:r>
+          </w:p>
+        </w:tc>
+        <w:tc>
+          <w:tcPr>
+            <w:tcW w:type="dxa" w:w="2351"/>
+            <w:shd w:val="clear" w:color="auto" w:fill="FFFFFF"/>
+          </w:tcPr>
+          <w:p>
+            <w:r>
+              <w:rPr>
+                <w:sz w:val="18"/>
+              </w:rPr>
+              <w:t>desc</w:t>
+            </w:r>
+          </w:p>
+        </w:tc>
+      </w:tr>
+      <w:tr>
+        <w:tc>
+          <w:tcPr>
+            <w:tcW w:type="dxa" w:w="2351"/>
+            <w:shd w:val="clear" w:color="auto" w:fill="F0F4FA"/>
+          </w:tcPr>
+          <w:p>
+            <w:r>
+              <w:rPr>
+                <w:sz w:val="18"/>
+              </w:rPr>
+              <w:t>11</w:t>
+            </w:r>
+          </w:p>
+        </w:tc>
+        <w:tc>
+          <w:tcPr>
+            <w:tcW w:type="dxa" w:w="2351"/>
+            <w:shd w:val="clear" w:color="auto" w:fill="F0F4FA"/>
+          </w:tcPr>
+          <w:p>
+            <w:r>
+              <w:rPr>
+                <w:sz w:val="18"/>
+              </w:rPr>
+              <w:t>Accuracy (%)</w:t>
+            </w:r>
+          </w:p>
+        </w:tc>
+        <w:tc>
+          <w:tcPr>
+            <w:tcW w:type="dxa" w:w="2351"/>
+            <w:shd w:val="clear" w:color="auto" w:fill="F0F4FA"/>
+          </w:tcPr>
+          <w:p>
+            <w:r>
+              <w:rPr>
+                <w:sz w:val="18"/>
+              </w:rPr>
+              <w:t>accuracyFoot</w:t>
+            </w:r>
+          </w:p>
+        </w:tc>
+        <w:tc>
+          <w:tcPr>
+            <w:tcW w:type="dxa" w:w="2351"/>
+            <w:shd w:val="clear" w:color="auto" w:fill="F0F4FA"/>
+          </w:tcPr>
+          <w:p>
+            <w:r>
+              <w:rPr>
+                <w:sz w:val="18"/>
+              </w:rPr>
+              <w:t>desc</w:t>
+            </w:r>
+          </w:p>
+        </w:tc>
+      </w:tr>
+      <w:tr>
+        <w:tc>
+          <w:tcPr>
+            <w:tcW w:type="dxa" w:w="2351"/>
+            <w:shd w:val="clear" w:color="auto" w:fill="FFFFFF"/>
+          </w:tcPr>
+          <w:p>
+            <w:r>
+              <w:rPr>
+                <w:sz w:val="18"/>
+              </w:rPr>
+              <w:t>12</w:t>
+            </w:r>
+          </w:p>
+        </w:tc>
+        <w:tc>
+          <w:tcPr>
+            <w:tcW w:type="dxa" w:w="2351"/>
+            <w:shd w:val="clear" w:color="auto" w:fill="FFFFFF"/>
+          </w:tcPr>
+          <w:p>
+            <w:r>
+              <w:rPr>
+                <w:sz w:val="18"/>
+              </w:rPr>
               <w:t>Shots/Kill</w:t>
             </w:r>
           </w:p>
@@ -8211,7 +8415,7 @@
               <w:rPr>
                 <w:sz w:val="18"/>
               </w:rPr>
-              <w:t>Grid of stat cards: Kills, Deaths, K/D, TK, Shots, Hits Taken, Shots/Kill, Avg Dist, Longest Kill, Missions, Suicides</w:t>
+              <w:t>Grid of stat cards: Kills, Deaths, K/D, TK, Shots, Hits Taken, Hits Dealt, Accuracy, Shots/Kill, Avg Dist, Longest Kill, Missions, Suicides</w:t>
             </w:r>
           </w:p>
         </w:tc>

--- a/TFP_KillTracker_Technical_Documentation.docx
+++ b/TFP_KillTracker_Technical_Documentation.docx
@@ -39,7 +39,7 @@
         <w:rPr>
           <w:sz w:val="22"/>
         </w:rPr>
-        <w:t>Version 1.2  ·  22 March 2026</w:t>
+        <w:t>Version 1.3  ·  30 March 2026</w:t>
       </w:r>
     </w:p>
     <w:p>
@@ -3021,21 +3021,21 @@
               <w:rPr>
                 <w:sz w:val="18"/>
               </w:rPr>
-              <w:t>Shots/Kill (On Foot)</w:t>
-            </w:r>
-          </w:p>
-        </w:tc>
-        <w:tc>
-          <w:tcPr>
-            <w:tcW w:type="dxa" w:w="3135"/>
-            <w:shd w:val="clear" w:color="auto" w:fill="F0F4FA"/>
-          </w:tcPr>
-          <w:p>
-            <w:r>
-              <w:rPr>
-                <w:sz w:val="18"/>
-              </w:rPr>
-              <w:t>Ignored — recomputed</w:t>
+              <w:t>Hits Dealt (On Foot)</w:t>
+            </w:r>
+          </w:p>
+        </w:tc>
+        <w:tc>
+          <w:tcPr>
+            <w:tcW w:type="dxa" w:w="3135"/>
+            <w:shd w:val="clear" w:color="auto" w:fill="F0F4FA"/>
+          </w:tcPr>
+          <w:p>
+            <w:r>
+              <w:rPr>
+                <w:sz w:val="18"/>
+              </w:rPr>
+              <w:t>Outgoing hits registered on any target while on foot</w:t>
             </w:r>
           </w:p>
         </w:tc>
@@ -3065,21 +3065,21 @@
               <w:rPr>
                 <w:sz w:val="18"/>
               </w:rPr>
-              <w:t>Avg Kill Dist On Foot (m)</w:t>
-            </w:r>
-          </w:p>
-        </w:tc>
-        <w:tc>
-          <w:tcPr>
-            <w:tcW w:type="dxa" w:w="3135"/>
-            <w:shd w:val="clear" w:color="auto" w:fill="FFFFFF"/>
-          </w:tcPr>
-          <w:p>
-            <w:r>
-              <w:rPr>
-                <w:sz w:val="18"/>
-              </w:rPr>
-              <w:t>Average kill distance (on foot)</w:t>
+              <w:t>Shots/Kill (On Foot)</w:t>
+            </w:r>
+          </w:p>
+        </w:tc>
+        <w:tc>
+          <w:tcPr>
+            <w:tcW w:type="dxa" w:w="3135"/>
+            <w:shd w:val="clear" w:color="auto" w:fill="FFFFFF"/>
+          </w:tcPr>
+          <w:p>
+            <w:r>
+              <w:rPr>
+                <w:sz w:val="18"/>
+              </w:rPr>
+              <w:t>Ignored — recomputed</w:t>
             </w:r>
           </w:p>
         </w:tc>
@@ -3109,21 +3109,21 @@
               <w:rPr>
                 <w:sz w:val="18"/>
               </w:rPr>
-              <w:t>Longest Kill On Foot (m)</w:t>
-            </w:r>
-          </w:p>
-        </w:tc>
-        <w:tc>
-          <w:tcPr>
-            <w:tcW w:type="dxa" w:w="3135"/>
-            <w:shd w:val="clear" w:color="auto" w:fill="F0F4FA"/>
-          </w:tcPr>
-          <w:p>
-            <w:r>
-              <w:rPr>
-                <w:sz w:val="18"/>
-              </w:rPr>
-              <w:t>Longest single kill distance (on foot)</w:t>
+              <w:t>Avg Kill Dist On Foot (m)</w:t>
+            </w:r>
+          </w:p>
+        </w:tc>
+        <w:tc>
+          <w:tcPr>
+            <w:tcW w:type="dxa" w:w="3135"/>
+            <w:shd w:val="clear" w:color="auto" w:fill="F0F4FA"/>
+          </w:tcPr>
+          <w:p>
+            <w:r>
+              <w:rPr>
+                <w:sz w:val="18"/>
+              </w:rPr>
+              <w:t>Average kill distance (on foot)</w:t>
             </w:r>
           </w:p>
         </w:tc>
@@ -3153,21 +3153,21 @@
               <w:rPr>
                 <w:sz w:val="18"/>
               </w:rPr>
-              <w:t>Kills (In Vehicle)</w:t>
-            </w:r>
-          </w:p>
-        </w:tc>
-        <w:tc>
-          <w:tcPr>
-            <w:tcW w:type="dxa" w:w="3135"/>
-            <w:shd w:val="clear" w:color="auto" w:fill="FFFFFF"/>
-          </w:tcPr>
-          <w:p>
-            <w:r>
-              <w:rPr>
-                <w:sz w:val="18"/>
-              </w:rPr>
-              <w:t>Vehicle kills</w:t>
+              <w:t>Longest Kill On Foot (m)</w:t>
+            </w:r>
+          </w:p>
+        </w:tc>
+        <w:tc>
+          <w:tcPr>
+            <w:tcW w:type="dxa" w:w="3135"/>
+            <w:shd w:val="clear" w:color="auto" w:fill="FFFFFF"/>
+          </w:tcPr>
+          <w:p>
+            <w:r>
+              <w:rPr>
+                <w:sz w:val="18"/>
+              </w:rPr>
+              <w:t>Longest single kill distance (on foot)</w:t>
             </w:r>
           </w:p>
         </w:tc>
@@ -3197,21 +3197,21 @@
               <w:rPr>
                 <w:sz w:val="18"/>
               </w:rPr>
-              <w:t>Deaths (In Vehicle)</w:t>
-            </w:r>
-          </w:p>
-        </w:tc>
-        <w:tc>
-          <w:tcPr>
-            <w:tcW w:type="dxa" w:w="3135"/>
-            <w:shd w:val="clear" w:color="auto" w:fill="F0F4FA"/>
-          </w:tcPr>
-          <w:p>
-            <w:r>
-              <w:rPr>
-                <w:sz w:val="18"/>
-              </w:rPr>
-              <w:t>Deaths while in vehicle</w:t>
+              <w:t>Kills (In Vehicle)</w:t>
+            </w:r>
+          </w:p>
+        </w:tc>
+        <w:tc>
+          <w:tcPr>
+            <w:tcW w:type="dxa" w:w="3135"/>
+            <w:shd w:val="clear" w:color="auto" w:fill="F0F4FA"/>
+          </w:tcPr>
+          <w:p>
+            <w:r>
+              <w:rPr>
+                <w:sz w:val="18"/>
+              </w:rPr>
+              <w:t>Vehicle kills</w:t>
             </w:r>
           </w:p>
         </w:tc>
@@ -3241,21 +3241,21 @@
               <w:rPr>
                 <w:sz w:val="18"/>
               </w:rPr>
-              <w:t>K/D (In Vehicle)</w:t>
-            </w:r>
-          </w:p>
-        </w:tc>
-        <w:tc>
-          <w:tcPr>
-            <w:tcW w:type="dxa" w:w="3135"/>
-            <w:shd w:val="clear" w:color="auto" w:fill="FFFFFF"/>
-          </w:tcPr>
-          <w:p>
-            <w:r>
-              <w:rPr>
-                <w:sz w:val="18"/>
-              </w:rPr>
-              <w:t>Ignored — recomputed</w:t>
+              <w:t>Deaths (In Vehicle)</w:t>
+            </w:r>
+          </w:p>
+        </w:tc>
+        <w:tc>
+          <w:tcPr>
+            <w:tcW w:type="dxa" w:w="3135"/>
+            <w:shd w:val="clear" w:color="auto" w:fill="FFFFFF"/>
+          </w:tcPr>
+          <w:p>
+            <w:r>
+              <w:rPr>
+                <w:sz w:val="18"/>
+              </w:rPr>
+              <w:t>Deaths while in vehicle</w:t>
             </w:r>
           </w:p>
         </w:tc>
@@ -3285,21 +3285,21 @@
               <w:rPr>
                 <w:sz w:val="18"/>
               </w:rPr>
-              <w:t>Teamkills (In Vehicle)</w:t>
-            </w:r>
-          </w:p>
-        </w:tc>
-        <w:tc>
-          <w:tcPr>
-            <w:tcW w:type="dxa" w:w="3135"/>
-            <w:shd w:val="clear" w:color="auto" w:fill="F0F4FA"/>
-          </w:tcPr>
-          <w:p>
-            <w:r>
-              <w:rPr>
-                <w:sz w:val="18"/>
-              </w:rPr>
-              <w:t>Friendly fire from vehicle</w:t>
+              <w:t>K/D (In Vehicle)</w:t>
+            </w:r>
+          </w:p>
+        </w:tc>
+        <w:tc>
+          <w:tcPr>
+            <w:tcW w:type="dxa" w:w="3135"/>
+            <w:shd w:val="clear" w:color="auto" w:fill="F0F4FA"/>
+          </w:tcPr>
+          <w:p>
+            <w:r>
+              <w:rPr>
+                <w:sz w:val="18"/>
+              </w:rPr>
+              <w:t>Ignored — recomputed</w:t>
             </w:r>
           </w:p>
         </w:tc>
@@ -3329,21 +3329,21 @@
               <w:rPr>
                 <w:sz w:val="18"/>
               </w:rPr>
-              <w:t>Vehicle Kills (On Foot)</w:t>
-            </w:r>
-          </w:p>
-        </w:tc>
-        <w:tc>
-          <w:tcPr>
-            <w:tcW w:type="dxa" w:w="3135"/>
-            <w:shd w:val="clear" w:color="auto" w:fill="FFFFFF"/>
-          </w:tcPr>
-          <w:p>
-            <w:r>
-              <w:rPr>
-                <w:sz w:val="18"/>
-              </w:rPr>
-              <w:t>Vehicles destroyed while on foot</w:t>
+              <w:t>Teamkills (In Vehicle)</w:t>
+            </w:r>
+          </w:p>
+        </w:tc>
+        <w:tc>
+          <w:tcPr>
+            <w:tcW w:type="dxa" w:w="3135"/>
+            <w:shd w:val="clear" w:color="auto" w:fill="FFFFFF"/>
+          </w:tcPr>
+          <w:p>
+            <w:r>
+              <w:rPr>
+                <w:sz w:val="18"/>
+              </w:rPr>
+              <w:t>Friendly fire from vehicle</w:t>
             </w:r>
           </w:p>
         </w:tc>
@@ -3373,21 +3373,21 @@
               <w:rPr>
                 <w:sz w:val="18"/>
               </w:rPr>
-              <w:t>Vehicle Kills (In Vehicle)</w:t>
-            </w:r>
-          </w:p>
-        </w:tc>
-        <w:tc>
-          <w:tcPr>
-            <w:tcW w:type="dxa" w:w="3135"/>
-            <w:shd w:val="clear" w:color="auto" w:fill="F0F4FA"/>
-          </w:tcPr>
-          <w:p>
-            <w:r>
-              <w:rPr>
-                <w:sz w:val="18"/>
-              </w:rPr>
-              <w:t>Vehicles destroyed while mounted</w:t>
+              <w:t>Vehicle Kills (On Foot)</w:t>
+            </w:r>
+          </w:p>
+        </w:tc>
+        <w:tc>
+          <w:tcPr>
+            <w:tcW w:type="dxa" w:w="3135"/>
+            <w:shd w:val="clear" w:color="auto" w:fill="F0F4FA"/>
+          </w:tcPr>
+          <w:p>
+            <w:r>
+              <w:rPr>
+                <w:sz w:val="18"/>
+              </w:rPr>
+              <w:t>Vehicles destroyed while on foot</w:t>
             </w:r>
           </w:p>
         </w:tc>
@@ -3417,21 +3417,21 @@
               <w:rPr>
                 <w:sz w:val="18"/>
               </w:rPr>
-              <w:t>Shots (In Vehicle)</w:t>
-            </w:r>
-          </w:p>
-        </w:tc>
-        <w:tc>
-          <w:tcPr>
-            <w:tcW w:type="dxa" w:w="3135"/>
-            <w:shd w:val="clear" w:color="auto" w:fill="FFFFFF"/>
-          </w:tcPr>
-          <w:p>
-            <w:r>
-              <w:rPr>
-                <w:sz w:val="18"/>
-              </w:rPr>
-              <w:t>Rounds fired from vehicle</w:t>
+              <w:t>Vehicle Kills (In Vehicle)</w:t>
+            </w:r>
+          </w:p>
+        </w:tc>
+        <w:tc>
+          <w:tcPr>
+            <w:tcW w:type="dxa" w:w="3135"/>
+            <w:shd w:val="clear" w:color="auto" w:fill="FFFFFF"/>
+          </w:tcPr>
+          <w:p>
+            <w:r>
+              <w:rPr>
+                <w:sz w:val="18"/>
+              </w:rPr>
+              <w:t>Vehicles destroyed while mounted</w:t>
             </w:r>
           </w:p>
         </w:tc>
@@ -3461,21 +3461,21 @@
               <w:rPr>
                 <w:sz w:val="18"/>
               </w:rPr>
-              <w:t>Hits Taken (In Vehicle)</w:t>
-            </w:r>
-          </w:p>
-        </w:tc>
-        <w:tc>
-          <w:tcPr>
-            <w:tcW w:type="dxa" w:w="3135"/>
-            <w:shd w:val="clear" w:color="auto" w:fill="F0F4FA"/>
-          </w:tcPr>
-          <w:p>
-            <w:r>
-              <w:rPr>
-                <w:sz w:val="18"/>
-              </w:rPr>
-              <w:t>Times vehicle was hit</w:t>
+              <w:t>Shots (In Vehicle)</w:t>
+            </w:r>
+          </w:p>
+        </w:tc>
+        <w:tc>
+          <w:tcPr>
+            <w:tcW w:type="dxa" w:w="3135"/>
+            <w:shd w:val="clear" w:color="auto" w:fill="F0F4FA"/>
+          </w:tcPr>
+          <w:p>
+            <w:r>
+              <w:rPr>
+                <w:sz w:val="18"/>
+              </w:rPr>
+              <w:t>Rounds fired from vehicle</w:t>
             </w:r>
           </w:p>
         </w:tc>
@@ -3505,21 +3505,21 @@
               <w:rPr>
                 <w:sz w:val="18"/>
               </w:rPr>
-              <w:t>Shots/Kill (In Vehicle)</w:t>
-            </w:r>
-          </w:p>
-        </w:tc>
-        <w:tc>
-          <w:tcPr>
-            <w:tcW w:type="dxa" w:w="3135"/>
-            <w:shd w:val="clear" w:color="auto" w:fill="FFFFFF"/>
-          </w:tcPr>
-          <w:p>
-            <w:r>
-              <w:rPr>
-                <w:sz w:val="18"/>
-              </w:rPr>
-              <w:t>Ignored — recomputed</w:t>
+              <w:t>Hits Taken (In Vehicle)</w:t>
+            </w:r>
+          </w:p>
+        </w:tc>
+        <w:tc>
+          <w:tcPr>
+            <w:tcW w:type="dxa" w:w="3135"/>
+            <w:shd w:val="clear" w:color="auto" w:fill="FFFFFF"/>
+          </w:tcPr>
+          <w:p>
+            <w:r>
+              <w:rPr>
+                <w:sz w:val="18"/>
+              </w:rPr>
+              <w:t>Times vehicle was hit</w:t>
             </w:r>
           </w:p>
         </w:tc>
@@ -3549,21 +3549,21 @@
               <w:rPr>
                 <w:sz w:val="18"/>
               </w:rPr>
-              <w:t>Avg Kill Dist In Vehicle (m)</w:t>
-            </w:r>
-          </w:p>
-        </w:tc>
-        <w:tc>
-          <w:tcPr>
-            <w:tcW w:type="dxa" w:w="3135"/>
-            <w:shd w:val="clear" w:color="auto" w:fill="F0F4FA"/>
-          </w:tcPr>
-          <w:p>
-            <w:r>
-              <w:rPr>
-                <w:sz w:val="18"/>
-              </w:rPr>
-              <w:t>Average kill distance (vehicle)</w:t>
+              <w:t>Hits Dealt (In Vehicle)</w:t>
+            </w:r>
+          </w:p>
+        </w:tc>
+        <w:tc>
+          <w:tcPr>
+            <w:tcW w:type="dxa" w:w="3135"/>
+            <w:shd w:val="clear" w:color="auto" w:fill="F0F4FA"/>
+          </w:tcPr>
+          <w:p>
+            <w:r>
+              <w:rPr>
+                <w:sz w:val="18"/>
+              </w:rPr>
+              <w:t>Outgoing hits registered on any target while mounted</w:t>
             </w:r>
           </w:p>
         </w:tc>
@@ -3593,21 +3593,21 @@
               <w:rPr>
                 <w:sz w:val="18"/>
               </w:rPr>
-              <w:t>Longest Kill In Vehicle (m)</w:t>
-            </w:r>
-          </w:p>
-        </w:tc>
-        <w:tc>
-          <w:tcPr>
-            <w:tcW w:type="dxa" w:w="3135"/>
-            <w:shd w:val="clear" w:color="auto" w:fill="FFFFFF"/>
-          </w:tcPr>
-          <w:p>
-            <w:r>
-              <w:rPr>
-                <w:sz w:val="18"/>
-              </w:rPr>
-              <w:t>Longest single kill distance (vehicle)</w:t>
+              <w:t>Shots/Kill (In Vehicle)</w:t>
+            </w:r>
+          </w:p>
+        </w:tc>
+        <w:tc>
+          <w:tcPr>
+            <w:tcW w:type="dxa" w:w="3135"/>
+            <w:shd w:val="clear" w:color="auto" w:fill="FFFFFF"/>
+          </w:tcPr>
+          <w:p>
+            <w:r>
+              <w:rPr>
+                <w:sz w:val="18"/>
+              </w:rPr>
+              <w:t>Ignored — recomputed</w:t>
             </w:r>
           </w:p>
         </w:tc>
@@ -3637,21 +3637,21 @@
               <w:rPr>
                 <w:sz w:val="18"/>
               </w:rPr>
-              <w:t>Top Weapon</w:t>
-            </w:r>
-          </w:p>
-        </w:tc>
-        <w:tc>
-          <w:tcPr>
-            <w:tcW w:type="dxa" w:w="3135"/>
-            <w:shd w:val="clear" w:color="auto" w:fill="F0F4FA"/>
-          </w:tcPr>
-          <w:p>
-            <w:r>
-              <w:rPr>
-                <w:sz w:val="18"/>
-              </w:rPr>
-              <w:t>Weapon used for the longest kill; shown on award cards</w:t>
+              <w:t>Avg Kill Dist In Vehicle (m)</w:t>
+            </w:r>
+          </w:p>
+        </w:tc>
+        <w:tc>
+          <w:tcPr>
+            <w:tcW w:type="dxa" w:w="3135"/>
+            <w:shd w:val="clear" w:color="auto" w:fill="F0F4FA"/>
+          </w:tcPr>
+          <w:p>
+            <w:r>
+              <w:rPr>
+                <w:sz w:val="18"/>
+              </w:rPr>
+              <w:t>Average kill distance (vehicle)</w:t>
             </w:r>
           </w:p>
         </w:tc>
@@ -3681,21 +3681,21 @@
               <w:rPr>
                 <w:sz w:val="18"/>
               </w:rPr>
-              <w:t>Weapon Kills (JSON)</w:t>
-            </w:r>
-          </w:p>
-        </w:tc>
-        <w:tc>
-          <w:tcPr>
-            <w:tcW w:type="dxa" w:w="3135"/>
-            <w:shd w:val="clear" w:color="auto" w:fill="FFFFFF"/>
-          </w:tcPr>
-          <w:p>
-            <w:r>
-              <w:rPr>
-                <w:sz w:val="18"/>
-              </w:rPr>
-              <w:t>JSON object: {"WeaponName [MagType]": killCount, ...}; quotes preserved during parse</w:t>
+              <w:t>Longest Kill In Vehicle (m)</w:t>
+            </w:r>
+          </w:p>
+        </w:tc>
+        <w:tc>
+          <w:tcPr>
+            <w:tcW w:type="dxa" w:w="3135"/>
+            <w:shd w:val="clear" w:color="auto" w:fill="FFFFFF"/>
+          </w:tcPr>
+          <w:p>
+            <w:r>
+              <w:rPr>
+                <w:sz w:val="18"/>
+              </w:rPr>
+              <w:t>Longest single kill distance (vehicle)</w:t>
             </w:r>
           </w:p>
         </w:tc>
@@ -3725,21 +3725,21 @@
               <w:rPr>
                 <w:sz w:val="18"/>
               </w:rPr>
-              <w:t>Suicides</w:t>
-            </w:r>
-          </w:p>
-        </w:tc>
-        <w:tc>
-          <w:tcPr>
-            <w:tcW w:type="dxa" w:w="3135"/>
-            <w:shd w:val="clear" w:color="auto" w:fill="F0F4FA"/>
-          </w:tcPr>
-          <w:p>
-            <w:r>
-              <w:rPr>
-                <w:sz w:val="18"/>
-              </w:rPr>
-              <w:t>Self-inflicted deaths</w:t>
+              <w:t>Top Weapon</w:t>
+            </w:r>
+          </w:p>
+        </w:tc>
+        <w:tc>
+          <w:tcPr>
+            <w:tcW w:type="dxa" w:w="3135"/>
+            <w:shd w:val="clear" w:color="auto" w:fill="F0F4FA"/>
+          </w:tcPr>
+          <w:p>
+            <w:r>
+              <w:rPr>
+                <w:sz w:val="18"/>
+              </w:rPr>
+              <w:t>Weapon used for the longest kill; shown on award cards</w:t>
             </w:r>
           </w:p>
         </w:tc>
@@ -3769,21 +3769,21 @@
               <w:rPr>
                 <w:sz w:val="18"/>
               </w:rPr>
-              <w:t>Time Played (s)</w:t>
-            </w:r>
-          </w:p>
-        </w:tc>
-        <w:tc>
-          <w:tcPr>
-            <w:tcW w:type="dxa" w:w="3135"/>
-            <w:shd w:val="clear" w:color="auto" w:fill="FFFFFF"/>
-          </w:tcPr>
-          <w:p>
-            <w:r>
-              <w:rPr>
-                <w:sz w:val="18"/>
-              </w:rPr>
-              <w:t>Seconds present in the mission</w:t>
+              <w:t>Weapon Kills (JSON)</w:t>
+            </w:r>
+          </w:p>
+        </w:tc>
+        <w:tc>
+          <w:tcPr>
+            <w:tcW w:type="dxa" w:w="3135"/>
+            <w:shd w:val="clear" w:color="auto" w:fill="FFFFFF"/>
+          </w:tcPr>
+          <w:p>
+            <w:r>
+              <w:rPr>
+                <w:sz w:val="18"/>
+              </w:rPr>
+              <w:t>JSON object: {"WeaponName [MagType]": killCount, ...}; quotes preserved during parse</w:t>
             </w:r>
           </w:p>
         </w:tc>
@@ -3800,6 +3800,94 @@
                 <w:sz w:val="18"/>
               </w:rPr>
               <w:t>31</w:t>
+            </w:r>
+          </w:p>
+        </w:tc>
+        <w:tc>
+          <w:tcPr>
+            <w:tcW w:type="dxa" w:w="3135"/>
+            <w:shd w:val="clear" w:color="auto" w:fill="F0F4FA"/>
+          </w:tcPr>
+          <w:p>
+            <w:r>
+              <w:rPr>
+                <w:sz w:val="18"/>
+              </w:rPr>
+              <w:t>Suicides</w:t>
+            </w:r>
+          </w:p>
+        </w:tc>
+        <w:tc>
+          <w:tcPr>
+            <w:tcW w:type="dxa" w:w="3135"/>
+            <w:shd w:val="clear" w:color="auto" w:fill="F0F4FA"/>
+          </w:tcPr>
+          <w:p>
+            <w:r>
+              <w:rPr>
+                <w:sz w:val="18"/>
+              </w:rPr>
+              <w:t>Self-inflicted deaths</w:t>
+            </w:r>
+          </w:p>
+        </w:tc>
+      </w:tr>
+      <w:tr>
+        <w:tc>
+          <w:tcPr>
+            <w:tcW w:type="dxa" w:w="3135"/>
+            <w:shd w:val="clear" w:color="auto" w:fill="FFFFFF"/>
+          </w:tcPr>
+          <w:p>
+            <w:r>
+              <w:rPr>
+                <w:sz w:val="18"/>
+              </w:rPr>
+              <w:t>32</w:t>
+            </w:r>
+          </w:p>
+        </w:tc>
+        <w:tc>
+          <w:tcPr>
+            <w:tcW w:type="dxa" w:w="3135"/>
+            <w:shd w:val="clear" w:color="auto" w:fill="FFFFFF"/>
+          </w:tcPr>
+          <w:p>
+            <w:r>
+              <w:rPr>
+                <w:sz w:val="18"/>
+              </w:rPr>
+              <w:t>Time Played (s)</w:t>
+            </w:r>
+          </w:p>
+        </w:tc>
+        <w:tc>
+          <w:tcPr>
+            <w:tcW w:type="dxa" w:w="3135"/>
+            <w:shd w:val="clear" w:color="auto" w:fill="FFFFFF"/>
+          </w:tcPr>
+          <w:p>
+            <w:r>
+              <w:rPr>
+                <w:sz w:val="18"/>
+              </w:rPr>
+              <w:t>Seconds present in the mission</w:t>
+            </w:r>
+          </w:p>
+        </w:tc>
+      </w:tr>
+      <w:tr>
+        <w:tc>
+          <w:tcPr>
+            <w:tcW w:type="dxa" w:w="3135"/>
+            <w:shd w:val="clear" w:color="auto" w:fill="F0F4FA"/>
+          </w:tcPr>
+          <w:p>
+            <w:r>
+              <w:rPr>
+                <w:sz w:val="18"/>
+              </w:rPr>
+              <w:t>33</w:t>
             </w:r>
           </w:p>
         </w:tc>
@@ -7311,6 +7399,122 @@
               <w:rPr>
                 <w:sz w:val="18"/>
               </w:rPr>
+              <w:t>Hits Dealt</w:t>
+            </w:r>
+          </w:p>
+        </w:tc>
+        <w:tc>
+          <w:tcPr>
+            <w:tcW w:type="dxa" w:w="2351"/>
+            <w:shd w:val="clear" w:color="auto" w:fill="FFFFFF"/>
+          </w:tcPr>
+          <w:p>
+            <w:r>
+              <w:rPr>
+                <w:sz w:val="18"/>
+              </w:rPr>
+              <w:t>hitsDealtOnFoot</w:t>
+            </w:r>
+          </w:p>
+        </w:tc>
+        <w:tc>
+          <w:tcPr>
+            <w:tcW w:type="dxa" w:w="2351"/>
+            <w:shd w:val="clear" w:color="auto" w:fill="FFFFFF"/>
+          </w:tcPr>
+          <w:p>
+            <w:r>
+              <w:rPr>
+                <w:sz w:val="18"/>
+              </w:rPr>
+              <w:t>desc</w:t>
+            </w:r>
+          </w:p>
+        </w:tc>
+      </w:tr>
+      <w:tr>
+        <w:tc>
+          <w:tcPr>
+            <w:tcW w:type="dxa" w:w="2351"/>
+            <w:shd w:val="clear" w:color="auto" w:fill="F0F4FA"/>
+          </w:tcPr>
+          <w:p>
+            <w:r>
+              <w:rPr>
+                <w:sz w:val="18"/>
+              </w:rPr>
+              <w:t>11</w:t>
+            </w:r>
+          </w:p>
+        </w:tc>
+        <w:tc>
+          <w:tcPr>
+            <w:tcW w:type="dxa" w:w="2351"/>
+            <w:shd w:val="clear" w:color="auto" w:fill="F0F4FA"/>
+          </w:tcPr>
+          <w:p>
+            <w:r>
+              <w:rPr>
+                <w:sz w:val="18"/>
+              </w:rPr>
+              <w:t>Accuracy (%)</w:t>
+            </w:r>
+          </w:p>
+        </w:tc>
+        <w:tc>
+          <w:tcPr>
+            <w:tcW w:type="dxa" w:w="2351"/>
+            <w:shd w:val="clear" w:color="auto" w:fill="F0F4FA"/>
+          </w:tcPr>
+          <w:p>
+            <w:r>
+              <w:rPr>
+                <w:sz w:val="18"/>
+              </w:rPr>
+              <w:t>accuracyFoot</w:t>
+            </w:r>
+          </w:p>
+        </w:tc>
+        <w:tc>
+          <w:tcPr>
+            <w:tcW w:type="dxa" w:w="2351"/>
+            <w:shd w:val="clear" w:color="auto" w:fill="F0F4FA"/>
+          </w:tcPr>
+          <w:p>
+            <w:r>
+              <w:rPr>
+                <w:sz w:val="18"/>
+              </w:rPr>
+              <w:t>desc</w:t>
+            </w:r>
+          </w:p>
+        </w:tc>
+      </w:tr>
+      <w:tr>
+        <w:tc>
+          <w:tcPr>
+            <w:tcW w:type="dxa" w:w="2351"/>
+            <w:shd w:val="clear" w:color="auto" w:fill="FFFFFF"/>
+          </w:tcPr>
+          <w:p>
+            <w:r>
+              <w:rPr>
+                <w:sz w:val="18"/>
+              </w:rPr>
+              <w:t>12</w:t>
+            </w:r>
+          </w:p>
+        </w:tc>
+        <w:tc>
+          <w:tcPr>
+            <w:tcW w:type="dxa" w:w="2351"/>
+            <w:shd w:val="clear" w:color="auto" w:fill="FFFFFF"/>
+          </w:tcPr>
+          <w:p>
+            <w:r>
+              <w:rPr>
+                <w:sz w:val="18"/>
+              </w:rPr>
               <w:t>Shots/Kill</w:t>
             </w:r>
           </w:p>
@@ -8211,7 +8415,7 @@
               <w:rPr>
                 <w:sz w:val="18"/>
               </w:rPr>
-              <w:t>Grid of stat cards: Kills, Deaths, K/D, TK, Shots, Hits Taken, Shots/Kill, Avg Dist, Longest Kill, Missions, Suicides</w:t>
+              <w:t>Grid of stat cards: Kills, Deaths, K/D, TK, Shots, Hits Taken, Hits Dealt, Accuracy, Shots/Kill, Avg Dist, Longest Kill, Missions, Suicides</w:t>
             </w:r>
           </w:p>
         </w:tc>

--- a/TFP_KillTracker_Technical_Documentation.docx
+++ b/TFP_KillTracker_Technical_Documentation.docx
@@ -39,7 +39,7 @@
         <w:rPr>
           <w:sz w:val="22"/>
         </w:rPr>
-        <w:t>Version 1.3  ·  30 March 2026</w:t>
+        <w:t>Version 1.4  ·  30 March 2026</w:t>
       </w:r>
     </w:p>
     <w:p>
@@ -2683,7 +2683,7 @@
               <w:rPr>
                 <w:sz w:val="18"/>
               </w:rPr>
-              <w:t>Squad/group name; "zeus" group triggers Zeus classification</w:t>
+              <w:t>Squad/group name; contains "zeus" triggers Zeus classification</w:t>
             </w:r>
           </w:p>
         </w:tc>
@@ -2727,7 +2727,7 @@
               <w:rPr>
                 <w:sz w:val="18"/>
               </w:rPr>
-              <w:t>In-game role string; used for role normalisation and top-role detection</w:t>
+              <w:t>In-game role string; also checked for "zeus" (covers Co Zeus, Zeus@Zeus, Command@Zeus, etc.)</w:t>
             </w:r>
           </w:p>
         </w:tc>
@@ -5298,7 +5298,7 @@
               <w:rPr>
                 <w:sz w:val="18"/>
               </w:rPr>
-              <w:t>Applied post-aggregation: checks if player has any Group="zeus" row</w:t>
+              <w:t>Applied post-aggregation: rowIsZeus() checks Group and Role both contain "zeus"</w:t>
             </w:r>
           </w:p>
         </w:tc>
@@ -5783,7 +5783,7 @@
           <w:b w:val="0"/>
           <w:i w:val="0"/>
         </w:rPr>
-        <w:t>The Zeus filter is applied after re-aggregation. For each player in the filtered aggregation, the system checks whether any of their rawRows has Group (lowercased) === "zeus".</w:t>
+        <w:t>The Zeus filter is applied after re-aggregation via the top-level rowIsZeus(r) helper, which returns true when either the Group or Role field of a CSV row contains the word "zeus" (case-insensitive, substring match). This covers all known OCAP role formats: "Zeus", "Co Zeus", "Zeus@Zeus", "Command@Zeus", "Rifleman@Zeus".</w:t>
       </w:r>
     </w:p>
     <w:tbl>
@@ -5928,6 +5928,18 @@
         </w:tc>
       </w:tr>
     </w:tbl>
+    <w:p>
+      <w:pPr>
+        <w:spacing w:after="120"/>
+      </w:pPr>
+      <w:r>
+        <w:rPr>
+          <w:b w:val="0"/>
+          <w:i w:val="0"/>
+        </w:rPr>
+        <w:t>rowIsZeus is also used to exclude Zeus rows from squad co-occurrence analysis and from the Passenger Princess shame card.</w:t>
+      </w:r>
+    </w:p>
     <w:p>
       <w:r>
         <w:br w:type="page"/>
@@ -17276,7 +17288,7 @@
         <w:rPr>
           <w:sz w:val="20"/>
         </w:rPr>
-        <w:t>If a role string contains "@username" (e.g. "Rifleman@Zeus"), the script correctly detects it as a Zeus role.</w:t>
+        <w:t>Zeus detection uses role.includes("zeus") (case-insensitive) covering all compound formats: "Co Zeus", "Zeus@Zeus", "Command@Zeus", "Rifleman@Zeus". A fallback reads the role from positions[i][6] when entity.role is empty, supporting older OCAP captures.</w:t>
       </w:r>
     </w:p>
     <w:p/>

--- a/TFP_KillTracker_Technical_Documentation.docx
+++ b/TFP_KillTracker_Technical_Documentation.docx
@@ -39,7 +39,7 @@
         <w:rPr>
           <w:sz w:val="22"/>
         </w:rPr>
-        <w:t>Version 1.4  ·  30 March 2026</w:t>
+        <w:t>Version 1.5  ·  31 March 2026</w:t>
       </w:r>
     </w:p>
     <w:p>
@@ -644,7 +644,7 @@
               <w:rPr>
                 <w:sz w:val="18"/>
               </w:rPr>
-              <w:t>ImportScript</w:t>
+              <w:t>player_aliases.json</w:t>
             </w:r>
           </w:p>
         </w:tc>
@@ -658,7 +658,7 @@
               <w:rPr>
                 <w:sz w:val="18"/>
               </w:rPr>
-              <w:t>Google Apps Script that imports OCAP .json.gz mission logs into Google Sheets</w:t>
+              <w:t>Explicit player name aliases for cases the auto-normalisation cannot resolve (rank variants, completely different names)</w:t>
             </w:r>
           </w:p>
         </w:tc>
@@ -674,7 +674,7 @@
               <w:rPr>
                 <w:sz w:val="18"/>
               </w:rPr>
-              <w:t>generate_docs.py</w:t>
+              <w:t>ImportScript</w:t>
             </w:r>
           </w:p>
         </w:tc>
@@ -688,7 +688,7 @@
               <w:rPr>
                 <w:sz w:val="18"/>
               </w:rPr>
-              <w:t>python-docx script that regenerates this documentation file</w:t>
+              <w:t>Google Apps Script that imports OCAP .json.gz mission logs into Google Sheets</w:t>
             </w:r>
           </w:p>
         </w:tc>
@@ -704,7 +704,7 @@
               <w:rPr>
                 <w:sz w:val="18"/>
               </w:rPr>
-              <w:t>README.md</w:t>
+              <w:t>generate_docs.py</w:t>
             </w:r>
           </w:p>
         </w:tc>
@@ -718,7 +718,7 @@
               <w:rPr>
                 <w:sz w:val="18"/>
               </w:rPr>
-              <w:t>User-facing feature overview and deployment guide</w:t>
+              <w:t>python-docx script that regenerates this documentation file</w:t>
             </w:r>
           </w:p>
         </w:tc>
@@ -734,6 +734,36 @@
               <w:rPr>
                 <w:sz w:val="18"/>
               </w:rPr>
+              <w:t>README.md</w:t>
+            </w:r>
+          </w:p>
+        </w:tc>
+        <w:tc>
+          <w:tcPr>
+            <w:tcW w:type="dxa" w:w="4703"/>
+            <w:shd w:val="clear" w:color="auto" w:fill="F0F4FA"/>
+          </w:tcPr>
+          <w:p>
+            <w:r>
+              <w:rPr>
+                <w:sz w:val="18"/>
+              </w:rPr>
+              <w:t>User-facing feature overview and deployment guide</w:t>
+            </w:r>
+          </w:p>
+        </w:tc>
+      </w:tr>
+      <w:tr>
+        <w:tc>
+          <w:tcPr>
+            <w:tcW w:type="dxa" w:w="4703"/>
+            <w:shd w:val="clear" w:color="auto" w:fill="FFFFFF"/>
+          </w:tcPr>
+          <w:p>
+            <w:r>
+              <w:rPr>
+                <w:sz w:val="18"/>
+              </w:rPr>
               <w:t>.github/workflows/</w:t>
             </w:r>
           </w:p>
@@ -741,7 +771,7 @@
         <w:tc>
           <w:tcPr>
             <w:tcW w:type="dxa" w:w="4703"/>
-            <w:shd w:val="clear" w:color="auto" w:fill="F0F4FA"/>
+            <w:shd w:val="clear" w:color="auto" w:fill="FFFFFF"/>
           </w:tcPr>
           <w:p>
             <w:r>
@@ -2295,6 +2325,122 @@
                 <w:sz w:val="18"/>
               </w:rPr>
               <w:t>Hardcoded release date shown in the page footer</w:t>
+            </w:r>
+          </w:p>
+        </w:tc>
+      </w:tr>
+      <w:tr>
+        <w:tc>
+          <w:tcPr>
+            <w:tcW w:type="dxa" w:w="2351"/>
+            <w:shd w:val="clear" w:color="auto" w:fill="F0F4FA"/>
+          </w:tcPr>
+          <w:p>
+            <w:r>
+              <w:rPr>
+                <w:sz w:val="18"/>
+              </w:rPr>
+              <w:t>nameMap</w:t>
+            </w:r>
+          </w:p>
+        </w:tc>
+        <w:tc>
+          <w:tcPr>
+            <w:tcW w:type="dxa" w:w="2351"/>
+            <w:shd w:val="clear" w:color="auto" w:fill="F0F4FA"/>
+          </w:tcPr>
+          <w:p>
+            <w:r>
+              <w:rPr>
+                <w:sz w:val="18"/>
+              </w:rPr>
+              <w:t>Object</w:t>
+            </w:r>
+          </w:p>
+        </w:tc>
+        <w:tc>
+          <w:tcPr>
+            <w:tcW w:type="dxa" w:w="2351"/>
+            <w:shd w:val="clear" w:color="auto" w:fill="F0F4FA"/>
+          </w:tcPr>
+          <w:p>
+            <w:r>
+              <w:rPr>
+                <w:sz w:val="18"/>
+              </w:rPr>
+              <w:t>{}</w:t>
+            </w:r>
+          </w:p>
+        </w:tc>
+        <w:tc>
+          <w:tcPr>
+            <w:tcW w:type="dxa" w:w="2351"/>
+            <w:shd w:val="clear" w:color="auto" w:fill="F0F4FA"/>
+          </w:tcPr>
+          <w:p>
+            <w:r>
+              <w:rPr>
+                <w:sz w:val="18"/>
+              </w:rPr>
+              <w:t>Maps every raw Username value to its canonical display name; built by buildNameMap()</w:t>
+            </w:r>
+          </w:p>
+        </w:tc>
+      </w:tr>
+      <w:tr>
+        <w:tc>
+          <w:tcPr>
+            <w:tcW w:type="dxa" w:w="2351"/>
+            <w:shd w:val="clear" w:color="auto" w:fill="FFFFFF"/>
+          </w:tcPr>
+          <w:p>
+            <w:r>
+              <w:rPr>
+                <w:sz w:val="18"/>
+              </w:rPr>
+              <w:t>nameAliases</w:t>
+            </w:r>
+          </w:p>
+        </w:tc>
+        <w:tc>
+          <w:tcPr>
+            <w:tcW w:type="dxa" w:w="2351"/>
+            <w:shd w:val="clear" w:color="auto" w:fill="FFFFFF"/>
+          </w:tcPr>
+          <w:p>
+            <w:r>
+              <w:rPr>
+                <w:sz w:val="18"/>
+              </w:rPr>
+              <w:t>Object</w:t>
+            </w:r>
+          </w:p>
+        </w:tc>
+        <w:tc>
+          <w:tcPr>
+            <w:tcW w:type="dxa" w:w="2351"/>
+            <w:shd w:val="clear" w:color="auto" w:fill="FFFFFF"/>
+          </w:tcPr>
+          <w:p>
+            <w:r>
+              <w:rPr>
+                <w:sz w:val="18"/>
+              </w:rPr>
+              <w:t>{}</w:t>
+            </w:r>
+          </w:p>
+        </w:tc>
+        <w:tc>
+          <w:tcPr>
+            <w:tcW w:type="dxa" w:w="2351"/>
+            <w:shd w:val="clear" w:color="auto" w:fill="FFFFFF"/>
+          </w:tcPr>
+          <w:p>
+            <w:r>
+              <w:rPr>
+                <w:sz w:val="18"/>
+              </w:rPr>
+              <w:t>Maps canonical name → array of all absorbed alias strings; used to show "Also known as" on career page</w:t>
             </w:r>
           </w:p>
         </w:tc>
@@ -4957,7 +5103,19 @@
         <w:pStyle w:val="Heading1"/>
       </w:pPr>
       <w:r>
-        <w:t>5. Filter System</w:t>
+        <w:t>5. Player Name Merging</w:t>
+      </w:r>
+    </w:p>
+    <w:p>
+      <w:pPr>
+        <w:spacing w:after="120"/>
+      </w:pPr>
+      <w:r>
+        <w:rPr>
+          <w:b w:val="0"/>
+          <w:i w:val="0"/>
+        </w:rPr>
+        <w:t>Because players often appear under slightly different names across missions (squad tags, rank prefixes, punctuation, or entirely different callsigns), tracker.js collapses all variant names into a single canonical entry before aggregation. The system runs at load time as part of the data pipeline.</w:t>
       </w:r>
     </w:p>
     <w:p>
@@ -4965,7 +5123,719 @@
         <w:pStyle w:val="Heading2"/>
       </w:pPr>
       <w:r>
-        <w:t>5.1 Filter Pipeline</w:t>
+        <w:t>5.1 normalizeName(name)</w:t>
+      </w:r>
+    </w:p>
+    <w:p>
+      <w:pPr>
+        <w:spacing w:after="80"/>
+      </w:pPr>
+      <w:r>
+        <w:rPr>
+          <w:b w:val="0"/>
+          <w:i w:val="0"/>
+        </w:rPr>
+        <w:t>A pure string function applied to every raw Username before comparison. Performs the following transformations in order:</w:t>
+      </w:r>
+    </w:p>
+    <w:tbl>
+      <w:tblPr>
+        <w:tblStyle w:val="TableGrid"/>
+        <w:tblW w:type="auto" w:w="0"/>
+        <w:jc w:val="left"/>
+        <w:tblLook w:firstColumn="1" w:firstRow="1" w:lastColumn="0" w:lastRow="0" w:noHBand="0" w:noVBand="1" w:val="04A0"/>
+      </w:tblPr>
+      <w:tblGrid>
+        <w:gridCol w:w="3135"/>
+        <w:gridCol w:w="3135"/>
+        <w:gridCol w:w="3135"/>
+      </w:tblGrid>
+      <w:tr>
+        <w:tc>
+          <w:tcPr>
+            <w:tcW w:type="dxa" w:w="3135"/>
+            <w:shd w:val="clear" w:color="auto" w:fill="2E4057"/>
+          </w:tcPr>
+          <w:p>
+            <w:pPr>
+              <w:jc w:val="center"/>
+            </w:pPr>
+            <w:r>
+              <w:rPr>
+                <w:b/>
+                <w:color w:val="FFFFFF"/>
+                <w:sz w:val="18"/>
+              </w:rPr>
+              <w:t>Step</w:t>
+            </w:r>
+          </w:p>
+        </w:tc>
+        <w:tc>
+          <w:tcPr>
+            <w:tcW w:type="dxa" w:w="3135"/>
+            <w:shd w:val="clear" w:color="auto" w:fill="2E4057"/>
+          </w:tcPr>
+          <w:p>
+            <w:pPr>
+              <w:jc w:val="center"/>
+            </w:pPr>
+            <w:r>
+              <w:rPr>
+                <w:b/>
+                <w:color w:val="FFFFFF"/>
+                <w:sz w:val="18"/>
+              </w:rPr>
+              <w:t>Transform</w:t>
+            </w:r>
+          </w:p>
+        </w:tc>
+        <w:tc>
+          <w:tcPr>
+            <w:tcW w:type="dxa" w:w="3135"/>
+            <w:shd w:val="clear" w:color="auto" w:fill="2E4057"/>
+          </w:tcPr>
+          <w:p>
+            <w:pPr>
+              <w:jc w:val="center"/>
+            </w:pPr>
+            <w:r>
+              <w:rPr>
+                <w:b/>
+                <w:color w:val="FFFFFF"/>
+                <w:sz w:val="18"/>
+              </w:rPr>
+              <w:t>Example</w:t>
+            </w:r>
+          </w:p>
+        </w:tc>
+      </w:tr>
+      <w:tr>
+        <w:tc>
+          <w:tcPr>
+            <w:tcW w:type="dxa" w:w="3135"/>
+            <w:shd w:val="clear" w:color="auto" w:fill="FFFFFF"/>
+          </w:tcPr>
+          <w:p>
+            <w:r>
+              <w:rPr>
+                <w:sz w:val="18"/>
+              </w:rPr>
+              <w:t>1</w:t>
+            </w:r>
+          </w:p>
+        </w:tc>
+        <w:tc>
+          <w:tcPr>
+            <w:tcW w:type="dxa" w:w="3135"/>
+            <w:shd w:val="clear" w:color="auto" w:fill="FFFFFF"/>
+          </w:tcPr>
+          <w:p>
+            <w:r>
+              <w:rPr>
+                <w:sz w:val="18"/>
+              </w:rPr>
+              <w:t>Remove spaces inside [brackets]</w:t>
+            </w:r>
+          </w:p>
+        </w:tc>
+        <w:tc>
+          <w:tcPr>
+            <w:tcW w:type="dxa" w:w="3135"/>
+            <w:shd w:val="clear" w:color="auto" w:fill="FFFFFF"/>
+          </w:tcPr>
+          <w:p>
+            <w:r>
+              <w:rPr>
+                <w:sz w:val="18"/>
+              </w:rPr>
+              <w:t>[2nd USC] → [2ndUSC]</w:t>
+            </w:r>
+          </w:p>
+        </w:tc>
+      </w:tr>
+      <w:tr>
+        <w:tc>
+          <w:tcPr>
+            <w:tcW w:type="dxa" w:w="3135"/>
+            <w:shd w:val="clear" w:color="auto" w:fill="F0F4FA"/>
+          </w:tcPr>
+          <w:p>
+            <w:r>
+              <w:rPr>
+                <w:sz w:val="18"/>
+              </w:rPr>
+              <w:t>2</w:t>
+            </w:r>
+          </w:p>
+        </w:tc>
+        <w:tc>
+          <w:tcPr>
+            <w:tcW w:type="dxa" w:w="3135"/>
+            <w:shd w:val="clear" w:color="auto" w:fill="F0F4FA"/>
+          </w:tcPr>
+          <w:p>
+            <w:r>
+              <w:rPr>
+                <w:sz w:val="18"/>
+              </w:rPr>
+              <w:t>Add space after ] if missing</w:t>
+            </w:r>
+          </w:p>
+        </w:tc>
+        <w:tc>
+          <w:tcPr>
+            <w:tcW w:type="dxa" w:w="3135"/>
+            <w:shd w:val="clear" w:color="auto" w:fill="F0F4FA"/>
+          </w:tcPr>
+          <w:p>
+            <w:r>
+              <w:rPr>
+                <w:sz w:val="18"/>
+              </w:rPr>
+              <w:t>]Name → ] Name</w:t>
+            </w:r>
+          </w:p>
+        </w:tc>
+      </w:tr>
+      <w:tr>
+        <w:tc>
+          <w:tcPr>
+            <w:tcW w:type="dxa" w:w="3135"/>
+            <w:shd w:val="clear" w:color="auto" w:fill="FFFFFF"/>
+          </w:tcPr>
+          <w:p>
+            <w:r>
+              <w:rPr>
+                <w:sz w:val="18"/>
+              </w:rPr>
+              <w:t>3</w:t>
+            </w:r>
+          </w:p>
+        </w:tc>
+        <w:tc>
+          <w:tcPr>
+            <w:tcW w:type="dxa" w:w="3135"/>
+            <w:shd w:val="clear" w:color="auto" w:fill="FFFFFF"/>
+          </w:tcPr>
+          <w:p>
+            <w:r>
+              <w:rPr>
+                <w:sz w:val="18"/>
+              </w:rPr>
+              <w:t>Add space after . if not followed by space or ]</w:t>
+            </w:r>
+          </w:p>
+        </w:tc>
+        <w:tc>
+          <w:tcPr>
+            <w:tcW w:type="dxa" w:w="3135"/>
+            <w:shd w:val="clear" w:color="auto" w:fill="FFFFFF"/>
+          </w:tcPr>
+          <w:p>
+            <w:r>
+              <w:rPr>
+                <w:sz w:val="18"/>
+              </w:rPr>
+              <w:t>S.Fig → S. Fig</w:t>
+            </w:r>
+          </w:p>
+        </w:tc>
+      </w:tr>
+      <w:tr>
+        <w:tc>
+          <w:tcPr>
+            <w:tcW w:type="dxa" w:w="3135"/>
+            <w:shd w:val="clear" w:color="auto" w:fill="F0F4FA"/>
+          </w:tcPr>
+          <w:p>
+            <w:r>
+              <w:rPr>
+                <w:sz w:val="18"/>
+              </w:rPr>
+              <w:t>4</w:t>
+            </w:r>
+          </w:p>
+        </w:tc>
+        <w:tc>
+          <w:tcPr>
+            <w:tcW w:type="dxa" w:w="3135"/>
+            <w:shd w:val="clear" w:color="auto" w:fill="F0F4FA"/>
+          </w:tcPr>
+          <w:p>
+            <w:r>
+              <w:rPr>
+                <w:sz w:val="18"/>
+              </w:rPr>
+              <w:t>Replace _ with space</w:t>
+            </w:r>
+          </w:p>
+        </w:tc>
+        <w:tc>
+          <w:tcPr>
+            <w:tcW w:type="dxa" w:w="3135"/>
+            <w:shd w:val="clear" w:color="auto" w:fill="F0F4FA"/>
+          </w:tcPr>
+          <w:p>
+            <w:r>
+              <w:rPr>
+                <w:sz w:val="18"/>
+              </w:rPr>
+              <w:t>[SR]_Gronk → [SR] Gronk</w:t>
+            </w:r>
+          </w:p>
+        </w:tc>
+      </w:tr>
+      <w:tr>
+        <w:tc>
+          <w:tcPr>
+            <w:tcW w:type="dxa" w:w="3135"/>
+            <w:shd w:val="clear" w:color="auto" w:fill="FFFFFF"/>
+          </w:tcPr>
+          <w:p>
+            <w:r>
+              <w:rPr>
+                <w:sz w:val="18"/>
+              </w:rPr>
+              <w:t>5</w:t>
+            </w:r>
+          </w:p>
+        </w:tc>
+        <w:tc>
+          <w:tcPr>
+            <w:tcW w:type="dxa" w:w="3135"/>
+            <w:shd w:val="clear" w:color="auto" w:fill="FFFFFF"/>
+          </w:tcPr>
+          <w:p>
+            <w:r>
+              <w:rPr>
+                <w:sz w:val="18"/>
+              </w:rPr>
+              <w:t>Collapse multiple spaces</w:t>
+            </w:r>
+          </w:p>
+        </w:tc>
+        <w:tc>
+          <w:tcPr>
+            <w:tcW w:type="dxa" w:w="3135"/>
+            <w:shd w:val="clear" w:color="auto" w:fill="FFFFFF"/>
+          </w:tcPr>
+          <w:p>
+            <w:r>
+              <w:rPr>
+                <w:sz w:val="18"/>
+              </w:rPr>
+              <w:t>foo  bar → foo bar</w:t>
+            </w:r>
+          </w:p>
+        </w:tc>
+      </w:tr>
+      <w:tr>
+        <w:tc>
+          <w:tcPr>
+            <w:tcW w:type="dxa" w:w="3135"/>
+            <w:shd w:val="clear" w:color="auto" w:fill="F0F4FA"/>
+          </w:tcPr>
+          <w:p>
+            <w:r>
+              <w:rPr>
+                <w:sz w:val="18"/>
+              </w:rPr>
+              <w:t>6</w:t>
+            </w:r>
+          </w:p>
+        </w:tc>
+        <w:tc>
+          <w:tcPr>
+            <w:tcW w:type="dxa" w:w="3135"/>
+            <w:shd w:val="clear" w:color="auto" w:fill="F0F4FA"/>
+          </w:tcPr>
+          <w:p>
+            <w:r>
+              <w:rPr>
+                <w:sz w:val="18"/>
+              </w:rPr>
+              <w:t>Trim and lowercase</w:t>
+            </w:r>
+          </w:p>
+        </w:tc>
+        <w:tc>
+          <w:tcPr>
+            <w:tcW w:type="dxa" w:w="3135"/>
+            <w:shd w:val="clear" w:color="auto" w:fill="F0F4FA"/>
+          </w:tcPr>
+          <w:p>
+            <w:r>
+              <w:rPr>
+                <w:sz w:val="18"/>
+              </w:rPr>
+              <w:t>Fre3ky → fre3ky</w:t>
+            </w:r>
+          </w:p>
+        </w:tc>
+      </w:tr>
+    </w:tbl>
+    <w:p/>
+    <w:p>
+      <w:pPr>
+        <w:pStyle w:val="Heading2"/>
+      </w:pPr>
+      <w:r>
+        <w:t>5.2 buildNameMap(rows, aliases)</w:t>
+      </w:r>
+    </w:p>
+    <w:p>
+      <w:pPr>
+        <w:spacing w:after="80"/>
+      </w:pPr>
+      <w:r>
+        <w:rPr>
+          <w:b w:val="0"/>
+          <w:i w:val="0"/>
+        </w:rPr>
+        <w:t>Called once at load with the raw CSV rows and the parsed player_aliases.json object. Populates the module-level nameMap (raw → canonical) and nameAliases (canonical → [aliases]) dictionaries using three passes:</w:t>
+      </w:r>
+    </w:p>
+    <w:tbl>
+      <w:tblPr>
+        <w:tblStyle w:val="TableGrid"/>
+        <w:tblW w:type="auto" w:w="0"/>
+        <w:jc w:val="left"/>
+        <w:tblLook w:firstColumn="1" w:firstRow="1" w:lastColumn="0" w:lastRow="0" w:noHBand="0" w:noVBand="1" w:val="04A0"/>
+      </w:tblPr>
+      <w:tblGrid>
+        <w:gridCol w:w="3135"/>
+        <w:gridCol w:w="3135"/>
+        <w:gridCol w:w="3135"/>
+      </w:tblGrid>
+      <w:tr>
+        <w:tc>
+          <w:tcPr>
+            <w:tcW w:type="dxa" w:w="3135"/>
+            <w:shd w:val="clear" w:color="auto" w:fill="2E4057"/>
+          </w:tcPr>
+          <w:p>
+            <w:pPr>
+              <w:jc w:val="center"/>
+            </w:pPr>
+            <w:r>
+              <w:rPr>
+                <w:b/>
+                <w:color w:val="FFFFFF"/>
+                <w:sz w:val="18"/>
+              </w:rPr>
+              <w:t>Pass</w:t>
+            </w:r>
+          </w:p>
+        </w:tc>
+        <w:tc>
+          <w:tcPr>
+            <w:tcW w:type="dxa" w:w="3135"/>
+            <w:shd w:val="clear" w:color="auto" w:fill="2E4057"/>
+          </w:tcPr>
+          <w:p>
+            <w:pPr>
+              <w:jc w:val="center"/>
+            </w:pPr>
+            <w:r>
+              <w:rPr>
+                <w:b/>
+                <w:color w:val="FFFFFF"/>
+                <w:sz w:val="18"/>
+              </w:rPr>
+              <w:t>Strategy</w:t>
+            </w:r>
+          </w:p>
+        </w:tc>
+        <w:tc>
+          <w:tcPr>
+            <w:tcW w:type="dxa" w:w="3135"/>
+            <w:shd w:val="clear" w:color="auto" w:fill="2E4057"/>
+          </w:tcPr>
+          <w:p>
+            <w:pPr>
+              <w:jc w:val="center"/>
+            </w:pPr>
+            <w:r>
+              <w:rPr>
+                <w:b/>
+                <w:color w:val="FFFFFF"/>
+                <w:sz w:val="18"/>
+              </w:rPr>
+              <w:t>What it resolves</w:t>
+            </w:r>
+          </w:p>
+        </w:tc>
+      </w:tr>
+      <w:tr>
+        <w:tc>
+          <w:tcPr>
+            <w:tcW w:type="dxa" w:w="3135"/>
+            <w:shd w:val="clear" w:color="auto" w:fill="FFFFFF"/>
+          </w:tcPr>
+          <w:p>
+            <w:r>
+              <w:rPr>
+                <w:sz w:val="18"/>
+              </w:rPr>
+              <w:t>1 — Exact normalisation</w:t>
+            </w:r>
+          </w:p>
+        </w:tc>
+        <w:tc>
+          <w:tcPr>
+            <w:tcW w:type="dxa" w:w="3135"/>
+            <w:shd w:val="clear" w:color="auto" w:fill="FFFFFF"/>
+          </w:tcPr>
+          <w:p>
+            <w:r>
+              <w:rPr>
+                <w:sz w:val="18"/>
+              </w:rPr>
+              <w:t>Each unique raw name is normalised; if two normalised forms are identical, the shorter raw name is chosen as canonical.</w:t>
+            </w:r>
+          </w:p>
+        </w:tc>
+        <w:tc>
+          <w:tcPr>
+            <w:tcW w:type="dxa" w:w="3135"/>
+            <w:shd w:val="clear" w:color="auto" w:fill="FFFFFF"/>
+          </w:tcPr>
+          <w:p>
+            <w:r>
+              <w:rPr>
+                <w:sz w:val="18"/>
+              </w:rPr>
+              <w:t>Tag/rank spacing, punctuation, underscore separators: "[SR]_Gronk" = "[SR] Gronk"</w:t>
+            </w:r>
+          </w:p>
+        </w:tc>
+      </w:tr>
+      <w:tr>
+        <w:tc>
+          <w:tcPr>
+            <w:tcW w:type="dxa" w:w="3135"/>
+            <w:shd w:val="clear" w:color="auto" w:fill="F0F4FA"/>
+          </w:tcPr>
+          <w:p>
+            <w:r>
+              <w:rPr>
+                <w:sz w:val="18"/>
+              </w:rPr>
+              <w:t>2 — Suffix matching</w:t>
+            </w:r>
+          </w:p>
+        </w:tc>
+        <w:tc>
+          <w:tcPr>
+            <w:tcW w:type="dxa" w:w="3135"/>
+            <w:shd w:val="clear" w:color="auto" w:fill="F0F4FA"/>
+          </w:tcPr>
+          <w:p>
+            <w:r>
+              <w:rPr>
+                <w:sz w:val="18"/>
+              </w:rPr>
+              <w:t>For each name, extract the trailing word(s) as a callsign (min 4 chars). If any shorter name in the dataset ends with that callsign (preceded by space or ]), the longer name merges into the shorter one.</w:t>
+            </w:r>
+          </w:p>
+        </w:tc>
+        <w:tc>
+          <w:tcPr>
+            <w:tcW w:type="dxa" w:w="3135"/>
+            <w:shd w:val="clear" w:color="auto" w:fill="F0F4FA"/>
+          </w:tcPr>
+          <w:p>
+            <w:r>
+              <w:rPr>
+                <w:sz w:val="18"/>
+              </w:rPr>
+              <w:t>Prefix/tag variants: "[2nd USC]Fre3ky", "HMC.P Fre3ky", "[57th] Fre3ky" → all become "Fre3ky"</w:t>
+            </w:r>
+          </w:p>
+        </w:tc>
+      </w:tr>
+      <w:tr>
+        <w:tc>
+          <w:tcPr>
+            <w:tcW w:type="dxa" w:w="3135"/>
+            <w:shd w:val="clear" w:color="auto" w:fill="FFFFFF"/>
+          </w:tcPr>
+          <w:p>
+            <w:r>
+              <w:rPr>
+                <w:sz w:val="18"/>
+              </w:rPr>
+              <w:t>3 — Explicit aliases</w:t>
+            </w:r>
+          </w:p>
+        </w:tc>
+        <w:tc>
+          <w:tcPr>
+            <w:tcW w:type="dxa" w:w="3135"/>
+            <w:shd w:val="clear" w:color="auto" w:fill="FFFFFF"/>
+          </w:tcPr>
+          <w:p>
+            <w:r>
+              <w:rPr>
+                <w:sz w:val="18"/>
+              </w:rPr>
+              <w:t>Any key in player_aliases.json is mapped to its value. Runs after the auto passes so manual aliases always win.</w:t>
+            </w:r>
+          </w:p>
+        </w:tc>
+        <w:tc>
+          <w:tcPr>
+            <w:tcW w:type="dxa" w:w="3135"/>
+            <w:shd w:val="clear" w:color="auto" w:fill="FFFFFF"/>
+          </w:tcPr>
+          <w:p>
+            <w:r>
+              <w:rPr>
+                <w:sz w:val="18"/>
+              </w:rPr>
+              <w:t>Rank variants, completely different callsigns: "SGT T.Viking" → "The Viking"</w:t>
+            </w:r>
+          </w:p>
+        </w:tc>
+      </w:tr>
+    </w:tbl>
+    <w:p/>
+    <w:p>
+      <w:pPr>
+        <w:pStyle w:val="Heading2"/>
+      </w:pPr>
+      <w:r>
+        <w:t>5.3 player_aliases.json</w:t>
+      </w:r>
+    </w:p>
+    <w:p>
+      <w:pPr>
+        <w:spacing w:after="80"/>
+      </w:pPr>
+      <w:r>
+        <w:rPr>
+          <w:b w:val="0"/>
+          <w:i w:val="0"/>
+        </w:rPr>
+        <w:t>A static JSON file fetched in parallel with the CSV. Maps any raw name variant to a canonical display name. Only required for cases the auto-normalisation cannot handle.</w:t>
+      </w:r>
+    </w:p>
+    <w:p>
+      <w:pPr>
+        <w:pStyle w:val="NoSpacing"/>
+        <w:spacing w:before="40" w:after="40"/>
+        <w:ind w:left="576"/>
+        <w:shd w:val="clear" w:color="auto" w:fill="F3F3F3"/>
+      </w:pPr>
+      <w:r>
+        <w:rPr>
+          <w:rFonts w:ascii="Courier New" w:hAnsi="Courier New"/>
+          <w:color w:val="222222"/>
+          <w:sz w:val="18"/>
+        </w:rPr>
+        <w:t>{</w:t>
+      </w:r>
+    </w:p>
+    <w:p>
+      <w:pPr>
+        <w:pStyle w:val="NoSpacing"/>
+        <w:spacing w:before="40" w:after="40"/>
+        <w:ind w:left="576"/>
+        <w:shd w:val="clear" w:color="auto" w:fill="F3F3F3"/>
+      </w:pPr>
+      <w:r>
+        <w:rPr>
+          <w:rFonts w:ascii="Courier New" w:hAnsi="Courier New"/>
+          <w:color w:val="222222"/>
+          <w:sz w:val="18"/>
+        </w:rPr>
+        <w:t xml:space="preserve">  "PSGT Dusty": "[2nd USC] Trp. Dusty",</w:t>
+      </w:r>
+    </w:p>
+    <w:p>
+      <w:pPr>
+        <w:pStyle w:val="NoSpacing"/>
+        <w:spacing w:before="40" w:after="40"/>
+        <w:ind w:left="576"/>
+        <w:shd w:val="clear" w:color="auto" w:fill="F3F3F3"/>
+      </w:pPr>
+      <w:r>
+        <w:rPr>
+          <w:rFonts w:ascii="Courier New" w:hAnsi="Courier New"/>
+          <w:color w:val="222222"/>
+          <w:sz w:val="18"/>
+        </w:rPr>
+        <w:t xml:space="preserve">  "SGT T.Viking": "The Viking"</w:t>
+      </w:r>
+    </w:p>
+    <w:p>
+      <w:pPr>
+        <w:pStyle w:val="NoSpacing"/>
+        <w:spacing w:before="40" w:after="40"/>
+        <w:ind w:left="576"/>
+        <w:shd w:val="clear" w:color="auto" w:fill="F3F3F3"/>
+      </w:pPr>
+      <w:r>
+        <w:rPr>
+          <w:rFonts w:ascii="Courier New" w:hAnsi="Courier New"/>
+          <w:color w:val="222222"/>
+          <w:sz w:val="18"/>
+        </w:rPr>
+        <w:t>}</w:t>
+      </w:r>
+    </w:p>
+    <w:p/>
+    <w:p>
+      <w:pPr>
+        <w:spacing w:after="120"/>
+      </w:pPr>
+      <w:r>
+        <w:rPr>
+          <w:b w:val="0"/>
+          <w:i w:val="0"/>
+        </w:rPr>
+        <w:t>The value must be the canonical form (the name as it should appear in the UI). Spacing and bracket variants are handled by the normalisation pass automatically — only add an entry here when the names are semantically different.</w:t>
+      </w:r>
+    </w:p>
+    <w:p>
+      <w:pPr>
+        <w:pStyle w:val="Heading2"/>
+      </w:pPr>
+      <w:r>
+        <w:t>5.4 "Also known as" display</w:t>
+      </w:r>
+    </w:p>
+    <w:p>
+      <w:pPr>
+        <w:spacing w:after="120"/>
+      </w:pPr>
+      <w:r>
+        <w:rPr>
+          <w:b w:val="0"/>
+          <w:i w:val="0"/>
+        </w:rPr>
+        <w:t>When a player has one or more absorbed aliases, the full career page displays a dimmed italic "Also known as: alias1, alias2" line below the subtitle. This is populated from nameAliases[canonicalName] by the _setCareerSubtitle() helper.</w:t>
+      </w:r>
+    </w:p>
+    <w:p>
+      <w:r>
+        <w:br w:type="page"/>
+      </w:r>
+    </w:p>
+    <w:p>
+      <w:pPr>
+        <w:pStyle w:val="Heading1"/>
+      </w:pPr>
+      <w:r>
+        <w:t>6. Filter System</w:t>
+      </w:r>
+    </w:p>
+    <w:p>
+      <w:pPr>
+        <w:pStyle w:val="Heading2"/>
+      </w:pPr>
+      <w:r>
+        <w:t>6.1 Filter Pipeline</w:t>
       </w:r>
     </w:p>
     <w:p>
@@ -5310,7 +6180,7 @@
         <w:pStyle w:val="Heading2"/>
       </w:pPr>
       <w:r>
-        <w:t>5.2 Pill Availability Cascade</w:t>
+        <w:t>6.2 Pill Availability Cascade</w:t>
       </w:r>
     </w:p>
     <w:p>
@@ -5382,7 +6252,7 @@
         <w:pStyle w:val="Heading2"/>
       </w:pPr>
       <w:r>
-        <w:t>5.3 Player Pills vs Mission Pills</w:t>
+        <w:t>6.3 Player Pills vs Mission Pills</w:t>
       </w:r>
     </w:p>
     <w:tbl>
@@ -5771,7 +6641,7 @@
         <w:pStyle w:val="Heading2"/>
       </w:pPr>
       <w:r>
-        <w:t>5.4 Zeus Filter</w:t>
+        <w:t>6.4 Zeus Filter</w:t>
       </w:r>
     </w:p>
     <w:p>
@@ -5950,7 +6820,7 @@
         <w:pStyle w:val="Heading1"/>
       </w:pPr>
       <w:r>
-        <w:t>6. Rendering Functions</w:t>
+        <w:t>7. Rendering Functions</w:t>
       </w:r>
     </w:p>
     <w:p>
@@ -5958,7 +6828,7 @@
         <w:pStyle w:val="Heading2"/>
       </w:pPr>
       <w:r>
-        <w:t>6.1 renderStats()</w:t>
+        <w:t>8.1 renderStats()</w:t>
       </w:r>
     </w:p>
     <w:p>
@@ -6271,7 +7141,7 @@
         <w:pStyle w:val="Heading2"/>
       </w:pPr>
       <w:r>
-        <w:t>6.2 renderChart()</w:t>
+        <w:t>8.2 renderChart()</w:t>
       </w:r>
     </w:p>
     <w:p>
@@ -6291,7 +7161,7 @@
         <w:pStyle w:val="Heading2"/>
       </w:pPr>
       <w:r>
-        <w:t>6.3 renderLeader() — Award Cards</w:t>
+        <w:t>8.3 renderLeader() — Award Cards</w:t>
       </w:r>
     </w:p>
     <w:tbl>
@@ -6700,7 +7570,7 @@
         <w:pStyle w:val="Heading2"/>
       </w:pPr>
       <w:r>
-        <w:t>6.4 renderInfantryTable()</w:t>
+        <w:t>8.4 renderInfantryTable()</w:t>
       </w:r>
     </w:p>
     <w:p>
@@ -7753,7 +8623,7 @@
         <w:pStyle w:val="Heading2"/>
       </w:pPr>
       <w:r>
-        <w:t>6.5 renderVehicleTable()</w:t>
+        <w:t>8.5 renderVehicleTable()</w:t>
       </w:r>
     </w:p>
     <w:p>
@@ -7773,7 +8643,7 @@
         <w:pStyle w:val="Heading2"/>
       </w:pPr>
       <w:r>
-        <w:t>6.6 renderTableHead()</w:t>
+        <w:t>8.6 renderTableHead()</w:t>
       </w:r>
     </w:p>
     <w:p>
@@ -7793,7 +8663,7 @@
         <w:pStyle w:val="Heading2"/>
       </w:pPr>
       <w:r>
-        <w:t>6.7 renderUnitLeaderboard()</w:t>
+        <w:t>8.7 renderUnitLeaderboard()</w:t>
       </w:r>
     </w:p>
     <w:p>
@@ -7813,7 +8683,7 @@
         <w:pStyle w:val="Heading2"/>
       </w:pPr>
       <w:r>
-        <w:t>6.8 renderMissionHistory()</w:t>
+        <w:t>8.8 renderMissionHistory()</w:t>
       </w:r>
     </w:p>
     <w:p>
@@ -7833,7 +8703,7 @@
         <w:pStyle w:val="Heading2"/>
       </w:pPr>
       <w:r>
-        <w:t>6.9 renderVehicleKillsSection()</w:t>
+        <w:t>8.9 renderVehicleKillsSection()</w:t>
       </w:r>
     </w:p>
     <w:p>
@@ -7853,7 +8723,7 @@
         <w:pStyle w:val="Heading2"/>
       </w:pPr>
       <w:r>
-        <w:t>6.10 renderWeaponLeaderboard()</w:t>
+        <w:t>8.10 renderWeaponLeaderboard()</w:t>
       </w:r>
     </w:p>
     <w:p>
@@ -7873,7 +8743,7 @@
         <w:pStyle w:val="Heading2"/>
       </w:pPr>
       <w:r>
-        <w:t>6.11 renderMapStats()</w:t>
+        <w:t>8.11 renderMapStats()</w:t>
       </w:r>
     </w:p>
     <w:p>
@@ -7893,7 +8763,7 @@
         <w:pStyle w:val="Heading2"/>
       </w:pPr>
       <w:r>
-        <w:t>6.12 renderRoleLeaderboard()</w:t>
+        <w:t>8.12 renderRoleLeaderboard()</w:t>
       </w:r>
     </w:p>
     <w:p>
@@ -7913,7 +8783,7 @@
         <w:pStyle w:val="Heading2"/>
       </w:pPr>
       <w:r>
-        <w:t>6.13 renderAttendance()</w:t>
+        <w:t>8.13 renderAttendance()</w:t>
       </w:r>
     </w:p>
     <w:p>
@@ -7933,7 +8803,7 @@
         <w:pStyle w:val="Heading2"/>
       </w:pPr>
       <w:r>
-        <w:t>6.14 renderKdTrend()</w:t>
+        <w:t>8.14 renderKdTrend()</w:t>
       </w:r>
     </w:p>
     <w:p>
@@ -7953,7 +8823,7 @@
         <w:pStyle w:val="Heading2"/>
       </w:pPr>
       <w:r>
-        <w:t>6.15 renderComparison()</w:t>
+        <w:t>8.15 renderComparison()</w:t>
       </w:r>
     </w:p>
     <w:p>
@@ -7973,7 +8843,7 @@
         <w:pStyle w:val="Heading2"/>
       </w:pPr>
       <w:r>
-        <w:t>6.16 Section Nav Bar &amp; toggleSection()</w:t>
+        <w:t>8.16 Section Nav Bar &amp; toggleSection()</w:t>
       </w:r>
     </w:p>
     <w:p>
@@ -7998,7 +8868,7 @@
         <w:pStyle w:val="Heading1"/>
       </w:pPr>
       <w:r>
-        <w:t>7. Player Detail Views</w:t>
+        <w:t>8. Player Detail Views</w:t>
       </w:r>
     </w:p>
     <w:p>
@@ -8006,7 +8876,7 @@
         <w:pStyle w:val="Heading2"/>
       </w:pPr>
       <w:r>
-        <w:t>7.1 Player Detail Modal</w:t>
+        <w:t>8.1 Player Detail Modal</w:t>
       </w:r>
     </w:p>
     <w:p>
@@ -8199,7 +9069,7 @@
         <w:pStyle w:val="Heading2"/>
       </w:pPr>
       <w:r>
-        <w:t>7.2 Full Career Page</w:t>
+        <w:t>8.2 Full Career Page</w:t>
       </w:r>
     </w:p>
     <w:p>
@@ -8348,7 +9218,7 @@
         <w:pStyle w:val="Heading2"/>
       </w:pPr>
       <w:r>
-        <w:t>7.3 buildCareerStatsHTML() — Content Sections</w:t>
+        <w:t>8.3 buildCareerStatsHTML() — Content Sections</w:t>
       </w:r>
     </w:p>
     <w:tbl>
@@ -8533,7 +9403,7 @@
         <w:pStyle w:val="Heading1"/>
       </w:pPr>
       <w:r>
-        <w:t>8. Complete Function Reference</w:t>
+        <w:t>9. Complete Function Reference</w:t>
       </w:r>
     </w:p>
     <w:tbl>
@@ -12186,7 +13056,7 @@
         <w:pStyle w:val="Heading1"/>
       </w:pPr>
       <w:r>
-        <w:t>9. CSS Design System</w:t>
+        <w:t>10. CSS Design System</w:t>
       </w:r>
     </w:p>
     <w:p>
@@ -12194,7 +13064,7 @@
         <w:pStyle w:val="Heading2"/>
       </w:pPr>
       <w:r>
-        <w:t>9.1 CSS Custom Properties (Variables)</w:t>
+        <w:t>10.1 CSS Custom Properties (Variables)</w:t>
       </w:r>
     </w:p>
     <w:tbl>
@@ -12803,7 +13673,7 @@
         <w:pStyle w:val="Heading2"/>
       </w:pPr>
       <w:r>
-        <w:t>9.2 Typography</w:t>
+        <w:t>10.2 Typography</w:t>
       </w:r>
     </w:p>
     <w:tbl>
@@ -13016,7 +13886,7 @@
         <w:pStyle w:val="Heading2"/>
       </w:pPr>
       <w:r>
-        <w:t>9.3 Key CSS Classes</w:t>
+        <w:t>10.3 Key CSS Classes</w:t>
       </w:r>
     </w:p>
     <w:tbl>
@@ -13805,7 +14675,7 @@
         <w:pStyle w:val="Heading1"/>
       </w:pPr>
       <w:r>
-        <w:t>10. DOM Structure</w:t>
+        <w:t>11. DOM Structure</w:t>
       </w:r>
     </w:p>
     <w:p>
@@ -13813,7 +14683,7 @@
         <w:pStyle w:val="Heading2"/>
       </w:pPr>
       <w:r>
-        <w:t>10.1 Top-level Elements</w:t>
+        <w:t>11.1 Top-level Elements</w:t>
       </w:r>
     </w:p>
     <w:tbl>
@@ -15174,7 +16044,7 @@
         <w:pStyle w:val="Heading1"/>
       </w:pPr>
       <w:r>
-        <w:t>11. Deployment</w:t>
+        <w:t>12. Deployment</w:t>
       </w:r>
     </w:p>
     <w:p>
@@ -15182,7 +16052,7 @@
         <w:pStyle w:val="Heading2"/>
       </w:pPr>
       <w:r>
-        <w:t>11.1 GitHub Actions Pipeline</w:t>
+        <w:t>12.1 GitHub Actions Pipeline</w:t>
       </w:r>
     </w:p>
     <w:p>
@@ -15363,7 +16233,7 @@
         <w:pStyle w:val="Heading2"/>
       </w:pPr>
       <w:r>
-        <w:t>11.2 GitHub Pages Configuration</w:t>
+        <w:t>12.2 GitHub Pages Configuration</w:t>
       </w:r>
     </w:p>
     <w:p>
@@ -15383,7 +16253,7 @@
         <w:pStyle w:val="Heading2"/>
       </w:pPr>
       <w:r>
-        <w:t>11.3 Publishing a Preview to Production</w:t>
+        <w:t>12.3 Publishing a Preview to Production</w:t>
       </w:r>
     </w:p>
     <w:p>
@@ -15448,7 +16318,7 @@
         <w:pStyle w:val="Heading1"/>
       </w:pPr>
       <w:r>
-        <w:t>12. Extending the Application</w:t>
+        <w:t>13. Extending the Application</w:t>
       </w:r>
     </w:p>
     <w:p>
@@ -15456,7 +16326,7 @@
         <w:pStyle w:val="Heading2"/>
       </w:pPr>
       <w:r>
-        <w:t>12.1 Adding a New Stat Column</w:t>
+        <w:t>13.1 Adding a New Stat Column</w:t>
       </w:r>
     </w:p>
     <w:p>
@@ -15529,7 +16399,7 @@
         <w:pStyle w:val="Heading2"/>
       </w:pPr>
       <w:r>
-        <w:t>12.2 Adding a New Award Card</w:t>
+        <w:t>13.2 Adding a New Award Card</w:t>
       </w:r>
     </w:p>
     <w:p>
@@ -15589,7 +16459,7 @@
         <w:pStyle w:val="Heading2"/>
       </w:pPr>
       <w:r>
-        <w:t>12.3 Pointing to a Different Google Sheet</w:t>
+        <w:t>13.3 Pointing to a Different Google Sheet</w:t>
       </w:r>
     </w:p>
     <w:p>
@@ -15636,7 +16506,7 @@
         <w:pStyle w:val="Heading2"/>
       </w:pPr>
       <w:r>
-        <w:t>12.4 Adding Persistence (localStorage)</w:t>
+        <w:t>13.4 Adding Persistence (localStorage)</w:t>
       </w:r>
     </w:p>
     <w:p>
@@ -15869,7 +16739,7 @@
               <w:rPr>
                 <w:sz w:val="18"/>
               </w:rPr>
-              <w:t>Parallel fetch of CSV_URL and unit_overrides.json.</w:t>
+              <w:t>Parallel fetch of CSV_URL, unit_overrides.json, and player_aliases.json.</w:t>
             </w:r>
           </w:p>
         </w:tc>
@@ -15899,21 +16769,21 @@
               <w:rPr>
                 <w:sz w:val="18"/>
               </w:rPr>
-              <w:t>parseCSVLine() × N</w:t>
-            </w:r>
-          </w:p>
-        </w:tc>
-        <w:tc>
-          <w:tcPr>
-            <w:tcW w:type="dxa" w:w="3135"/>
-            <w:shd w:val="clear" w:color="auto" w:fill="FFFFFF"/>
-          </w:tcPr>
-          <w:p>
-            <w:r>
-              <w:rPr>
-                <w:sz w:val="18"/>
-              </w:rPr>
-              <w:t>Each row parsed; rawRows[] populated.</w:t>
+              <w:t>buildNameMap()</w:t>
+            </w:r>
+          </w:p>
+        </w:tc>
+        <w:tc>
+          <w:tcPr>
+            <w:tcW w:type="dxa" w:w="3135"/>
+            <w:shd w:val="clear" w:color="auto" w:fill="FFFFFF"/>
+          </w:tcPr>
+          <w:p>
+            <w:r>
+              <w:rPr>
+                <w:sz w:val="18"/>
+              </w:rPr>
+              <w:t>nameMap{} and nameAliases{} populated via three-pass name normalisation.</w:t>
             </w:r>
           </w:p>
         </w:tc>
@@ -15943,21 +16813,21 @@
               <w:rPr>
                 <w:sz w:val="18"/>
               </w:rPr>
-              <w:t>buildAggregates()</w:t>
-            </w:r>
-          </w:p>
-        </w:tc>
-        <w:tc>
-          <w:tcPr>
-            <w:tcW w:type="dxa" w:w="3135"/>
-            <w:shd w:val="clear" w:color="auto" w:fill="F0F4FA"/>
-          </w:tcPr>
-          <w:p>
-            <w:r>
-              <w:rPr>
-                <w:sz w:val="18"/>
-              </w:rPr>
-              <w:t>aggPlayers{} populated with career totals.</w:t>
+              <w:t>parseCSVLine() × N</w:t>
+            </w:r>
+          </w:p>
+        </w:tc>
+        <w:tc>
+          <w:tcPr>
+            <w:tcW w:type="dxa" w:w="3135"/>
+            <w:shd w:val="clear" w:color="auto" w:fill="F0F4FA"/>
+          </w:tcPr>
+          <w:p>
+            <w:r>
+              <w:rPr>
+                <w:sz w:val="18"/>
+              </w:rPr>
+              <w:t>Each row parsed; rawRows[] populated.</w:t>
             </w:r>
           </w:p>
         </w:tc>
@@ -15987,21 +16857,21 @@
               <w:rPr>
                 <w:sz w:val="18"/>
               </w:rPr>
-              <w:t>classifyPlayerUnits()</w:t>
-            </w:r>
-          </w:p>
-        </w:tc>
-        <w:tc>
-          <w:tcPr>
-            <w:tcW w:type="dxa" w:w="3135"/>
-            <w:shd w:val="clear" w:color="auto" w:fill="FFFFFF"/>
-          </w:tcPr>
-          <w:p>
-            <w:r>
-              <w:rPr>
-                <w:sz w:val="18"/>
-              </w:rPr>
-              <w:t>playerUnits{} populated via co-occurrence analysis; overrides applied.</w:t>
+              <w:t>buildAggregates()</w:t>
+            </w:r>
+          </w:p>
+        </w:tc>
+        <w:tc>
+          <w:tcPr>
+            <w:tcW w:type="dxa" w:w="3135"/>
+            <w:shd w:val="clear" w:color="auto" w:fill="FFFFFF"/>
+          </w:tcPr>
+          <w:p>
+            <w:r>
+              <w:rPr>
+                <w:sz w:val="18"/>
+              </w:rPr>
+              <w:t>aggPlayers{} populated with career totals.</w:t>
             </w:r>
           </w:p>
         </w:tc>
@@ -16031,21 +16901,21 @@
               <w:rPr>
                 <w:sz w:val="18"/>
               </w:rPr>
-              <w:t>buildUI()</w:t>
-            </w:r>
-          </w:p>
-        </w:tc>
-        <w:tc>
-          <w:tcPr>
-            <w:tcW w:type="dxa" w:w="3135"/>
-            <w:shd w:val="clear" w:color="auto" w:fill="F0F4FA"/>
-          </w:tcPr>
-          <w:p>
-            <w:r>
-              <w:rPr>
-                <w:sz w:val="18"/>
-              </w:rPr>
-              <w:t>Calls buildFilters() and applyFilters(); shows section nav bar.</w:t>
+              <w:t>classifyPlayerUnits()</w:t>
+            </w:r>
+          </w:p>
+        </w:tc>
+        <w:tc>
+          <w:tcPr>
+            <w:tcW w:type="dxa" w:w="3135"/>
+            <w:shd w:val="clear" w:color="auto" w:fill="F0F4FA"/>
+          </w:tcPr>
+          <w:p>
+            <w:r>
+              <w:rPr>
+                <w:sz w:val="18"/>
+              </w:rPr>
+              <w:t>playerUnits{} populated via co-occurrence analysis; overrides applied.</w:t>
             </w:r>
           </w:p>
         </w:tc>
@@ -16075,21 +16945,21 @@
               <w:rPr>
                 <w:sz w:val="18"/>
               </w:rPr>
-              <w:t>buildFilters()</w:t>
-            </w:r>
-          </w:p>
-        </w:tc>
-        <w:tc>
-          <w:tcPr>
-            <w:tcW w:type="dxa" w:w="3135"/>
-            <w:shd w:val="clear" w:color="auto" w:fill="FFFFFF"/>
-          </w:tcPr>
-          <w:p>
-            <w:r>
-              <w:rPr>
-                <w:sz w:val="18"/>
-              </w:rPr>
-              <w:t>Event listeners attached; refreshPills() called.</w:t>
+              <w:t>buildUI()</w:t>
+            </w:r>
+          </w:p>
+        </w:tc>
+        <w:tc>
+          <w:tcPr>
+            <w:tcW w:type="dxa" w:w="3135"/>
+            <w:shd w:val="clear" w:color="auto" w:fill="FFFFFF"/>
+          </w:tcPr>
+          <w:p>
+            <w:r>
+              <w:rPr>
+                <w:sz w:val="18"/>
+              </w:rPr>
+              <w:t>Calls buildFilters() and applyFilters(); shows section nav bar.</w:t>
             </w:r>
           </w:p>
         </w:tc>
@@ -16119,21 +16989,21 @@
               <w:rPr>
                 <w:sz w:val="18"/>
               </w:rPr>
-              <w:t>applyFilters()</w:t>
-            </w:r>
-          </w:p>
-        </w:tc>
-        <w:tc>
-          <w:tcPr>
-            <w:tcW w:type="dxa" w:w="3135"/>
-            <w:shd w:val="clear" w:color="auto" w:fill="F0F4FA"/>
-          </w:tcPr>
-          <w:p>
-            <w:r>
-              <w:rPr>
-                <w:sz w:val="18"/>
-              </w:rPr>
-              <w:t>filteredPlayers[] and filteredRows[] built; all render functions called.</w:t>
+              <w:t>buildFilters()</w:t>
+            </w:r>
+          </w:p>
+        </w:tc>
+        <w:tc>
+          <w:tcPr>
+            <w:tcW w:type="dxa" w:w="3135"/>
+            <w:shd w:val="clear" w:color="auto" w:fill="F0F4FA"/>
+          </w:tcPr>
+          <w:p>
+            <w:r>
+              <w:rPr>
+                <w:sz w:val="18"/>
+              </w:rPr>
+              <w:t>Event listeners attached; refreshPills() called.</w:t>
             </w:r>
           </w:p>
         </w:tc>
@@ -16163,21 +17033,21 @@
               <w:rPr>
                 <w:sz w:val="18"/>
               </w:rPr>
-              <w:t>renderStats()</w:t>
-            </w:r>
-          </w:p>
-        </w:tc>
-        <w:tc>
-          <w:tcPr>
-            <w:tcW w:type="dxa" w:w="3135"/>
-            <w:shd w:val="clear" w:color="auto" w:fill="FFFFFF"/>
-          </w:tcPr>
-          <w:p>
-            <w:r>
-              <w:rPr>
-                <w:sz w:val="18"/>
-              </w:rPr>
-              <w:t>#statsBar populated.</w:t>
+              <w:t>applyFilters()</w:t>
+            </w:r>
+          </w:p>
+        </w:tc>
+        <w:tc>
+          <w:tcPr>
+            <w:tcW w:type="dxa" w:w="3135"/>
+            <w:shd w:val="clear" w:color="auto" w:fill="FFFFFF"/>
+          </w:tcPr>
+          <w:p>
+            <w:r>
+              <w:rPr>
+                <w:sz w:val="18"/>
+              </w:rPr>
+              <w:t>filteredPlayers[] and filteredRows[] built; all render functions called.</w:t>
             </w:r>
           </w:p>
         </w:tc>
@@ -16207,21 +17077,21 @@
               <w:rPr>
                 <w:sz w:val="18"/>
               </w:rPr>
-              <w:t>renderChart()</w:t>
-            </w:r>
-          </w:p>
-        </w:tc>
-        <w:tc>
-          <w:tcPr>
-            <w:tcW w:type="dxa" w:w="3135"/>
-            <w:shd w:val="clear" w:color="auto" w:fill="F0F4FA"/>
-          </w:tcPr>
-          <w:p>
-            <w:r>
-              <w:rPr>
-                <w:sz w:val="18"/>
-              </w:rPr>
-              <w:t>#chartBars populated.</w:t>
+              <w:t>renderStats()</w:t>
+            </w:r>
+          </w:p>
+        </w:tc>
+        <w:tc>
+          <w:tcPr>
+            <w:tcW w:type="dxa" w:w="3135"/>
+            <w:shd w:val="clear" w:color="auto" w:fill="F0F4FA"/>
+          </w:tcPr>
+          <w:p>
+            <w:r>
+              <w:rPr>
+                <w:sz w:val="18"/>
+              </w:rPr>
+              <w:t>#statsBar populated.</w:t>
             </w:r>
           </w:p>
         </w:tc>
@@ -16251,21 +17121,21 @@
               <w:rPr>
                 <w:sz w:val="18"/>
               </w:rPr>
-              <w:t>renderLeader()</w:t>
-            </w:r>
-          </w:p>
-        </w:tc>
-        <w:tc>
-          <w:tcPr>
-            <w:tcW w:type="dxa" w:w="3135"/>
-            <w:shd w:val="clear" w:color="auto" w:fill="FFFFFF"/>
-          </w:tcPr>
-          <w:p>
-            <w:r>
-              <w:rPr>
-                <w:sz w:val="18"/>
-              </w:rPr>
-              <w:t>#awardsRow populated.</w:t>
+              <w:t>renderChart()</w:t>
+            </w:r>
+          </w:p>
+        </w:tc>
+        <w:tc>
+          <w:tcPr>
+            <w:tcW w:type="dxa" w:w="3135"/>
+            <w:shd w:val="clear" w:color="auto" w:fill="FFFFFF"/>
+          </w:tcPr>
+          <w:p>
+            <w:r>
+              <w:rPr>
+                <w:sz w:val="18"/>
+              </w:rPr>
+              <w:t>#chartBars populated.</w:t>
             </w:r>
           </w:p>
         </w:tc>
@@ -16295,21 +17165,21 @@
               <w:rPr>
                 <w:sz w:val="18"/>
               </w:rPr>
-              <w:t>renderInfantryTable()</w:t>
-            </w:r>
-          </w:p>
-        </w:tc>
-        <w:tc>
-          <w:tcPr>
-            <w:tcW w:type="dxa" w:w="3135"/>
-            <w:shd w:val="clear" w:color="auto" w:fill="F0F4FA"/>
-          </w:tcPr>
-          <w:p>
-            <w:r>
-              <w:rPr>
-                <w:sz w:val="18"/>
-              </w:rPr>
-              <w:t>#infantryBody + #infantryHead populated.</w:t>
+              <w:t>renderLeader()</w:t>
+            </w:r>
+          </w:p>
+        </w:tc>
+        <w:tc>
+          <w:tcPr>
+            <w:tcW w:type="dxa" w:w="3135"/>
+            <w:shd w:val="clear" w:color="auto" w:fill="F0F4FA"/>
+          </w:tcPr>
+          <w:p>
+            <w:r>
+              <w:rPr>
+                <w:sz w:val="18"/>
+              </w:rPr>
+              <w:t>#awardsRow populated.</w:t>
             </w:r>
           </w:p>
         </w:tc>
@@ -16339,21 +17209,21 @@
               <w:rPr>
                 <w:sz w:val="18"/>
               </w:rPr>
-              <w:t>renderVehicleTable()</w:t>
-            </w:r>
-          </w:p>
-        </w:tc>
-        <w:tc>
-          <w:tcPr>
-            <w:tcW w:type="dxa" w:w="3135"/>
-            <w:shd w:val="clear" w:color="auto" w:fill="FFFFFF"/>
-          </w:tcPr>
-          <w:p>
-            <w:r>
-              <w:rPr>
-                <w:sz w:val="18"/>
-              </w:rPr>
-              <w:t>#vehicleBody + #vehicleHead populated.</w:t>
+              <w:t>renderInfantryTable()</w:t>
+            </w:r>
+          </w:p>
+        </w:tc>
+        <w:tc>
+          <w:tcPr>
+            <w:tcW w:type="dxa" w:w="3135"/>
+            <w:shd w:val="clear" w:color="auto" w:fill="FFFFFF"/>
+          </w:tcPr>
+          <w:p>
+            <w:r>
+              <w:rPr>
+                <w:sz w:val="18"/>
+              </w:rPr>
+              <w:t>#infantryBody + #infantryHead populated.</w:t>
             </w:r>
           </w:p>
         </w:tc>
@@ -16383,21 +17253,21 @@
               <w:rPr>
                 <w:sz w:val="18"/>
               </w:rPr>
-              <w:t>renderUnitLeaderboard()</w:t>
-            </w:r>
-          </w:p>
-        </w:tc>
-        <w:tc>
-          <w:tcPr>
-            <w:tcW w:type="dxa" w:w="3135"/>
-            <w:shd w:val="clear" w:color="auto" w:fill="F0F4FA"/>
-          </w:tcPr>
-          <w:p>
-            <w:r>
-              <w:rPr>
-                <w:sz w:val="18"/>
-              </w:rPr>
-              <w:t>#unitLbBody populated (section collapsed by default).</w:t>
+              <w:t>renderVehicleTable()</w:t>
+            </w:r>
+          </w:p>
+        </w:tc>
+        <w:tc>
+          <w:tcPr>
+            <w:tcW w:type="dxa" w:w="3135"/>
+            <w:shd w:val="clear" w:color="auto" w:fill="F0F4FA"/>
+          </w:tcPr>
+          <w:p>
+            <w:r>
+              <w:rPr>
+                <w:sz w:val="18"/>
+              </w:rPr>
+              <w:t>#vehicleBody + #vehicleHead populated.</w:t>
             </w:r>
           </w:p>
         </w:tc>
@@ -16427,21 +17297,21 @@
               <w:rPr>
                 <w:sz w:val="18"/>
               </w:rPr>
-              <w:t>renderMissionHistory()</w:t>
-            </w:r>
-          </w:p>
-        </w:tc>
-        <w:tc>
-          <w:tcPr>
-            <w:tcW w:type="dxa" w:w="3135"/>
-            <w:shd w:val="clear" w:color="auto" w:fill="FFFFFF"/>
-          </w:tcPr>
-          <w:p>
-            <w:r>
-              <w:rPr>
-                <w:sz w:val="18"/>
-              </w:rPr>
-              <w:t>#missionHistBody populated (section collapsed by default).</w:t>
+              <w:t>renderUnitLeaderboard()</w:t>
+            </w:r>
+          </w:p>
+        </w:tc>
+        <w:tc>
+          <w:tcPr>
+            <w:tcW w:type="dxa" w:w="3135"/>
+            <w:shd w:val="clear" w:color="auto" w:fill="FFFFFF"/>
+          </w:tcPr>
+          <w:p>
+            <w:r>
+              <w:rPr>
+                <w:sz w:val="18"/>
+              </w:rPr>
+              <w:t>#unitLbBody populated (section collapsed by default).</w:t>
             </w:r>
           </w:p>
         </w:tc>
@@ -16471,21 +17341,21 @@
               <w:rPr>
                 <w:sz w:val="18"/>
               </w:rPr>
-              <w:t>renderVehicleKillsSection()</w:t>
-            </w:r>
-          </w:p>
-        </w:tc>
-        <w:tc>
-          <w:tcPr>
-            <w:tcW w:type="dxa" w:w="3135"/>
-            <w:shd w:val="clear" w:color="auto" w:fill="F0F4FA"/>
-          </w:tcPr>
-          <w:p>
-            <w:r>
-              <w:rPr>
-                <w:sz w:val="18"/>
-              </w:rPr>
-              <w:t>#vehKillsBody populated (section collapsed by default).</w:t>
+              <w:t>renderMissionHistory()</w:t>
+            </w:r>
+          </w:p>
+        </w:tc>
+        <w:tc>
+          <w:tcPr>
+            <w:tcW w:type="dxa" w:w="3135"/>
+            <w:shd w:val="clear" w:color="auto" w:fill="F0F4FA"/>
+          </w:tcPr>
+          <w:p>
+            <w:r>
+              <w:rPr>
+                <w:sz w:val="18"/>
+              </w:rPr>
+              <w:t>#missionHistBody populated (section collapsed by default).</w:t>
             </w:r>
           </w:p>
         </w:tc>
@@ -16515,21 +17385,21 @@
               <w:rPr>
                 <w:sz w:val="18"/>
               </w:rPr>
-              <w:t>renderWeaponLeaderboard()</w:t>
-            </w:r>
-          </w:p>
-        </w:tc>
-        <w:tc>
-          <w:tcPr>
-            <w:tcW w:type="dxa" w:w="3135"/>
-            <w:shd w:val="clear" w:color="auto" w:fill="FFFFFF"/>
-          </w:tcPr>
-          <w:p>
-            <w:r>
-              <w:rPr>
-                <w:sz w:val="18"/>
-              </w:rPr>
-              <w:t>#wpBody populated (section collapsed by default).</w:t>
+              <w:t>renderVehicleKillsSection()</w:t>
+            </w:r>
+          </w:p>
+        </w:tc>
+        <w:tc>
+          <w:tcPr>
+            <w:tcW w:type="dxa" w:w="3135"/>
+            <w:shd w:val="clear" w:color="auto" w:fill="FFFFFF"/>
+          </w:tcPr>
+          <w:p>
+            <w:r>
+              <w:rPr>
+                <w:sz w:val="18"/>
+              </w:rPr>
+              <w:t>#vehKillsBody populated (section collapsed by default).</w:t>
             </w:r>
           </w:p>
         </w:tc>
@@ -16559,21 +17429,21 @@
               <w:rPr>
                 <w:sz w:val="18"/>
               </w:rPr>
-              <w:t>renderMapStats()</w:t>
-            </w:r>
-          </w:p>
-        </w:tc>
-        <w:tc>
-          <w:tcPr>
-            <w:tcW w:type="dxa" w:w="3135"/>
-            <w:shd w:val="clear" w:color="auto" w:fill="F0F4FA"/>
-          </w:tcPr>
-          <w:p>
-            <w:r>
-              <w:rPr>
-                <w:sz w:val="18"/>
-              </w:rPr>
-              <w:t>#mapBody populated (section collapsed by default).</w:t>
+              <w:t>renderWeaponLeaderboard()</w:t>
+            </w:r>
+          </w:p>
+        </w:tc>
+        <w:tc>
+          <w:tcPr>
+            <w:tcW w:type="dxa" w:w="3135"/>
+            <w:shd w:val="clear" w:color="auto" w:fill="F0F4FA"/>
+          </w:tcPr>
+          <w:p>
+            <w:r>
+              <w:rPr>
+                <w:sz w:val="18"/>
+              </w:rPr>
+              <w:t>#wpBody populated (section collapsed by default).</w:t>
             </w:r>
           </w:p>
         </w:tc>
@@ -16603,21 +17473,21 @@
               <w:rPr>
                 <w:sz w:val="18"/>
               </w:rPr>
-              <w:t>renderRoleLeaderboard()</w:t>
-            </w:r>
-          </w:p>
-        </w:tc>
-        <w:tc>
-          <w:tcPr>
-            <w:tcW w:type="dxa" w:w="3135"/>
-            <w:shd w:val="clear" w:color="auto" w:fill="FFFFFF"/>
-          </w:tcPr>
-          <w:p>
-            <w:r>
-              <w:rPr>
-                <w:sz w:val="18"/>
-              </w:rPr>
-              <w:t>#roleBody populated (section collapsed by default).</w:t>
+              <w:t>renderMapStats()</w:t>
+            </w:r>
+          </w:p>
+        </w:tc>
+        <w:tc>
+          <w:tcPr>
+            <w:tcW w:type="dxa" w:w="3135"/>
+            <w:shd w:val="clear" w:color="auto" w:fill="FFFFFF"/>
+          </w:tcPr>
+          <w:p>
+            <w:r>
+              <w:rPr>
+                <w:sz w:val="18"/>
+              </w:rPr>
+              <w:t>#mapBody populated (section collapsed by default).</w:t>
             </w:r>
           </w:p>
         </w:tc>
@@ -16647,21 +17517,21 @@
               <w:rPr>
                 <w:sz w:val="18"/>
               </w:rPr>
-              <w:t>renderAttendance()</w:t>
-            </w:r>
-          </w:p>
-        </w:tc>
-        <w:tc>
-          <w:tcPr>
-            <w:tcW w:type="dxa" w:w="3135"/>
-            <w:shd w:val="clear" w:color="auto" w:fill="F0F4FA"/>
-          </w:tcPr>
-          <w:p>
-            <w:r>
-              <w:rPr>
-                <w:sz w:val="18"/>
-              </w:rPr>
-              <w:t>#attendBody populated (section collapsed by default).</w:t>
+              <w:t>renderRoleLeaderboard()</w:t>
+            </w:r>
+          </w:p>
+        </w:tc>
+        <w:tc>
+          <w:tcPr>
+            <w:tcW w:type="dxa" w:w="3135"/>
+            <w:shd w:val="clear" w:color="auto" w:fill="F0F4FA"/>
+          </w:tcPr>
+          <w:p>
+            <w:r>
+              <w:rPr>
+                <w:sz w:val="18"/>
+              </w:rPr>
+              <w:t>#roleBody populated (section collapsed by default).</w:t>
             </w:r>
           </w:p>
         </w:tc>
@@ -16691,21 +17561,21 @@
               <w:rPr>
                 <w:sz w:val="18"/>
               </w:rPr>
-              <w:t>renderKdTrend()</w:t>
-            </w:r>
-          </w:p>
-        </w:tc>
-        <w:tc>
-          <w:tcPr>
-            <w:tcW w:type="dxa" w:w="3135"/>
-            <w:shd w:val="clear" w:color="auto" w:fill="FFFFFF"/>
-          </w:tcPr>
-          <w:p>
-            <w:r>
-              <w:rPr>
-                <w:sz w:val="18"/>
-              </w:rPr>
-              <w:t>#kdTrendChart populated (section collapsed by default).</w:t>
+              <w:t>renderAttendance()</w:t>
+            </w:r>
+          </w:p>
+        </w:tc>
+        <w:tc>
+          <w:tcPr>
+            <w:tcW w:type="dxa" w:w="3135"/>
+            <w:shd w:val="clear" w:color="auto" w:fill="FFFFFF"/>
+          </w:tcPr>
+          <w:p>
+            <w:r>
+              <w:rPr>
+                <w:sz w:val="18"/>
+              </w:rPr>
+              <w:t>#attendBody populated (section collapsed by default).</w:t>
             </w:r>
           </w:p>
         </w:tc>
@@ -16735,21 +17605,21 @@
               <w:rPr>
                 <w:sz w:val="18"/>
               </w:rPr>
-              <w:t>renderComparison()</w:t>
-            </w:r>
-          </w:p>
-        </w:tc>
-        <w:tc>
-          <w:tcPr>
-            <w:tcW w:type="dxa" w:w="3135"/>
-            <w:shd w:val="clear" w:color="auto" w:fill="F0F4FA"/>
-          </w:tcPr>
-          <w:p>
-            <w:r>
-              <w:rPr>
-                <w:sz w:val="18"/>
-              </w:rPr>
-              <w:t>Comparison dropdowns populated (section collapsed by default).</w:t>
+              <w:t>renderKdTrend()</w:t>
+            </w:r>
+          </w:p>
+        </w:tc>
+        <w:tc>
+          <w:tcPr>
+            <w:tcW w:type="dxa" w:w="3135"/>
+            <w:shd w:val="clear" w:color="auto" w:fill="F0F4FA"/>
+          </w:tcPr>
+          <w:p>
+            <w:r>
+              <w:rPr>
+                <w:sz w:val="18"/>
+              </w:rPr>
+              <w:t>#kdTrendChart populated (section collapsed by default).</w:t>
             </w:r>
           </w:p>
         </w:tc>
@@ -16779,6 +17649,50 @@
               <w:rPr>
                 <w:sz w:val="18"/>
               </w:rPr>
+              <w:t>renderComparison()</w:t>
+            </w:r>
+          </w:p>
+        </w:tc>
+        <w:tc>
+          <w:tcPr>
+            <w:tcW w:type="dxa" w:w="3135"/>
+            <w:shd w:val="clear" w:color="auto" w:fill="FFFFFF"/>
+          </w:tcPr>
+          <w:p>
+            <w:r>
+              <w:rPr>
+                <w:sz w:val="18"/>
+              </w:rPr>
+              <w:t>Comparison dropdowns populated (section collapsed by default).</w:t>
+            </w:r>
+          </w:p>
+        </w:tc>
+      </w:tr>
+      <w:tr>
+        <w:tc>
+          <w:tcPr>
+            <w:tcW w:type="dxa" w:w="3135"/>
+            <w:shd w:val="clear" w:color="auto" w:fill="F0F4FA"/>
+          </w:tcPr>
+          <w:p>
+            <w:r>
+              <w:rPr>
+                <w:sz w:val="18"/>
+              </w:rPr>
+              <w:t>24</w:t>
+            </w:r>
+          </w:p>
+        </w:tc>
+        <w:tc>
+          <w:tcPr>
+            <w:tcW w:type="dxa" w:w="3135"/>
+            <w:shd w:val="clear" w:color="auto" w:fill="F0F4FA"/>
+          </w:tcPr>
+          <w:p>
+            <w:r>
+              <w:rPr>
+                <w:sz w:val="18"/>
+              </w:rPr>
               <w:t>UI Ready</w:t>
             </w:r>
           </w:p>
@@ -16786,7 +17700,7 @@
         <w:tc>
           <w:tcPr>
             <w:tcW w:type="dxa" w:w="3135"/>
-            <w:shd w:val="clear" w:color="auto" w:fill="FFFFFF"/>
+            <w:shd w:val="clear" w:color="auto" w:fill="F0F4FA"/>
           </w:tcPr>
           <w:p>
             <w:r>
@@ -17428,7 +18342,7 @@
               <w:rPr>
                 <w:sz w:val="18"/>
               </w:rPr>
-              <w:t>TK occurs in the last 2 min (120 s) before endMission</w:t>
+              <w:t>TK occurs in the last 5 min (300 s) before endMission</w:t>
             </w:r>
           </w:p>
         </w:tc>
@@ -17472,7 +18386,7 @@
               <w:rPr>
                 <w:sz w:val="18"/>
               </w:rPr>
-              <w:t>Distance ≤ 15 m AND within last 3 min (180 s) of endMission</w:t>
+              <w:t>Distance ≤ 15 m AND within last 7 min (420 s) of endMission</w:t>
             </w:r>
           </w:p>
         </w:tc>
@@ -17516,21 +18430,21 @@
               <w:rPr>
                 <w:sz w:val="18"/>
               </w:rPr>
-              <w:t>3 or more TKs fall within any 60-second rolling window</w:t>
-            </w:r>
-          </w:p>
-        </w:tc>
-        <w:tc>
-          <w:tcPr>
-            <w:tcW w:type="dxa" w:w="3135"/>
-            <w:shd w:val="clear" w:color="auto" w:fill="FFFFFF"/>
-          </w:tcPr>
-          <w:p>
-            <w:r>
-              <w:rPr>
-                <w:sz w:val="18"/>
-              </w:rPr>
-              <w:t>Group grenade throw or celebration volley earlier in the timeline</w:t>
+              <w:t>3 or more TKs fall within any 60-second rolling window, within last 10 min (600 s)</w:t>
+            </w:r>
+          </w:p>
+        </w:tc>
+        <w:tc>
+          <w:tcPr>
+            <w:tcW w:type="dxa" w:w="3135"/>
+            <w:shd w:val="clear" w:color="auto" w:fill="FFFFFF"/>
+          </w:tcPr>
+          <w:p>
+            <w:r>
+              <w:rPr>
+                <w:sz w:val="18"/>
+              </w:rPr>
+              <w:t>Group grenade throw or celebration volley; time-gated to avoid suppressing mid-mission TK clusters</w:t>
             </w:r>
           </w:p>
         </w:tc>

--- a/TFP_KillTracker_Technical_Documentation.docx
+++ b/TFP_KillTracker_Technical_Documentation.docx
@@ -39,7 +39,7 @@
         <w:rPr>
           <w:sz w:val="22"/>
         </w:rPr>
-        <w:t>Version 1.5  ·  31 March 2026</w:t>
+        <w:t>Version 1.6  ·  31 March 2026</w:t>
       </w:r>
     </w:p>
     <w:p>
@@ -8735,7 +8735,7 @@
           <w:b w:val="0"/>
           <w:i w:val="0"/>
         </w:rPr>
-        <w:t>Merges Weapon Kills (JSON) objects across all filteredRows. Displays top-50 weapons with total kills, user count, top user, and kill share %. Right-clicking the Total Kills header toggles kills/user mode (amber ~/u prefix). A live search input above the table filters rows by weapon name substring.</w:t>
+        <w:t>Merges Weapon Kills (JSON) objects across all filteredRows. Displays top-50 weapons with total kills, user count, top user, and kill share %. Right-clicking the Total Kills header toggles kills/user mode (amber ~/u prefix). A live search input above the table filters rows by weapon name substring. Ammo variants are merged at aggregation time: the trailing [AmmoType] bracket suffix (e.g. "[M62 Tracer]", "[M80A1 EPR]") is stripped from weapon names before accumulation, so M240G [M62 Tracer] and M240G [M80A1 EPR] both count as M240G.</w:t>
       </w:r>
     </w:p>
     <w:p>

--- a/TFP_KillTracker_Technical_Documentation.docx
+++ b/TFP_KillTracker_Technical_Documentation.docx
@@ -39,7 +39,7 @@
         <w:rPr>
           <w:sz w:val="22"/>
         </w:rPr>
-        <w:t>Version 1.6  ·  31 March 2026</w:t>
+        <w:t>Version 1.7  ·  20 April 2026</w:t>
       </w:r>
     </w:p>
     <w:p>
@@ -674,7 +674,7 @@
               <w:rPr>
                 <w:sz w:val="18"/>
               </w:rPr>
-              <w:t>ImportScript</w:t>
+              <w:t>campaigns.json</w:t>
             </w:r>
           </w:p>
         </w:tc>
@@ -688,7 +688,7 @@
               <w:rPr>
                 <w:sz w:val="18"/>
               </w:rPr>
-              <w:t>Google Apps Script that imports OCAP .json.gz mission logs into Google Sheets</w:t>
+              <w:t>Campaign definitions — groups missions into named campaigns for the filter pill and medal awards</w:t>
             </w:r>
           </w:p>
         </w:tc>
@@ -704,7 +704,7 @@
               <w:rPr>
                 <w:sz w:val="18"/>
               </w:rPr>
-              <w:t>generate_docs.py</w:t>
+              <w:t>ImportScript</w:t>
             </w:r>
           </w:p>
         </w:tc>
@@ -718,7 +718,7 @@
               <w:rPr>
                 <w:sz w:val="18"/>
               </w:rPr>
-              <w:t>python-docx script that regenerates this documentation file</w:t>
+              <w:t>Google Apps Script that imports OCAP .json.gz mission logs into Google Sheets</w:t>
             </w:r>
           </w:p>
         </w:tc>
@@ -734,7 +734,7 @@
               <w:rPr>
                 <w:sz w:val="18"/>
               </w:rPr>
-              <w:t>README.md</w:t>
+              <w:t>generate_docs.py</w:t>
             </w:r>
           </w:p>
         </w:tc>
@@ -748,7 +748,7 @@
               <w:rPr>
                 <w:sz w:val="18"/>
               </w:rPr>
-              <w:t>User-facing feature overview and deployment guide</w:t>
+              <w:t>python-docx script that regenerates this documentation file</w:t>
             </w:r>
           </w:p>
         </w:tc>
@@ -764,6 +764,36 @@
               <w:rPr>
                 <w:sz w:val="18"/>
               </w:rPr>
+              <w:t>README.md</w:t>
+            </w:r>
+          </w:p>
+        </w:tc>
+        <w:tc>
+          <w:tcPr>
+            <w:tcW w:type="dxa" w:w="4703"/>
+            <w:shd w:val="clear" w:color="auto" w:fill="FFFFFF"/>
+          </w:tcPr>
+          <w:p>
+            <w:r>
+              <w:rPr>
+                <w:sz w:val="18"/>
+              </w:rPr>
+              <w:t>User-facing feature overview and deployment guide</w:t>
+            </w:r>
+          </w:p>
+        </w:tc>
+      </w:tr>
+      <w:tr>
+        <w:tc>
+          <w:tcPr>
+            <w:tcW w:type="dxa" w:w="4703"/>
+            <w:shd w:val="clear" w:color="auto" w:fill="F0F4FA"/>
+          </w:tcPr>
+          <w:p>
+            <w:r>
+              <w:rPr>
+                <w:sz w:val="18"/>
+              </w:rPr>
               <w:t>.github/workflows/</w:t>
             </w:r>
           </w:p>
@@ -771,7 +801,7 @@
         <w:tc>
           <w:tcPr>
             <w:tcW w:type="dxa" w:w="4703"/>
-            <w:shd w:val="clear" w:color="auto" w:fill="FFFFFF"/>
+            <w:shd w:val="clear" w:color="auto" w:fill="F0F4FA"/>
           </w:tcPr>
           <w:p>
             <w:r>
@@ -2441,6 +2471,122 @@
                 <w:sz w:val="18"/>
               </w:rPr>
               <w:t>Maps canonical name → array of all absorbed alias strings; used to show "Also known as" on career page</w:t>
+            </w:r>
+          </w:p>
+        </w:tc>
+      </w:tr>
+      <w:tr>
+        <w:tc>
+          <w:tcPr>
+            <w:tcW w:type="dxa" w:w="2351"/>
+            <w:shd w:val="clear" w:color="auto" w:fill="F0F4FA"/>
+          </w:tcPr>
+          <w:p>
+            <w:r>
+              <w:rPr>
+                <w:sz w:val="18"/>
+              </w:rPr>
+              <w:t>campaignData</w:t>
+            </w:r>
+          </w:p>
+        </w:tc>
+        <w:tc>
+          <w:tcPr>
+            <w:tcW w:type="dxa" w:w="2351"/>
+            <w:shd w:val="clear" w:color="auto" w:fill="F0F4FA"/>
+          </w:tcPr>
+          <w:p>
+            <w:r>
+              <w:rPr>
+                <w:sz w:val="18"/>
+              </w:rPr>
+              <w:t>Object</w:t>
+            </w:r>
+          </w:p>
+        </w:tc>
+        <w:tc>
+          <w:tcPr>
+            <w:tcW w:type="dxa" w:w="2351"/>
+            <w:shd w:val="clear" w:color="auto" w:fill="F0F4FA"/>
+          </w:tcPr>
+          <w:p>
+            <w:r>
+              <w:rPr>
+                <w:sz w:val="18"/>
+              </w:rPr>
+              <w:t>{}</w:t>
+            </w:r>
+          </w:p>
+        </w:tc>
+        <w:tc>
+          <w:tcPr>
+            <w:tcW w:type="dxa" w:w="2351"/>
+            <w:shd w:val="clear" w:color="auto" w:fill="F0F4FA"/>
+          </w:tcPr>
+          <w:p>
+            <w:r>
+              <w:rPr>
+                <w:sz w:val="18"/>
+              </w:rPr>
+              <w:t>Parsed campaigns.json; keys are campaign names, values have missions[] and/or patterns[]</w:t>
+            </w:r>
+          </w:p>
+        </w:tc>
+      </w:tr>
+      <w:tr>
+        <w:tc>
+          <w:tcPr>
+            <w:tcW w:type="dxa" w:w="2351"/>
+            <w:shd w:val="clear" w:color="auto" w:fill="FFFFFF"/>
+          </w:tcPr>
+          <w:p>
+            <w:r>
+              <w:rPr>
+                <w:sz w:val="18"/>
+              </w:rPr>
+              <w:t>selectedCampaign</w:t>
+            </w:r>
+          </w:p>
+        </w:tc>
+        <w:tc>
+          <w:tcPr>
+            <w:tcW w:type="dxa" w:w="2351"/>
+            <w:shd w:val="clear" w:color="auto" w:fill="FFFFFF"/>
+          </w:tcPr>
+          <w:p>
+            <w:r>
+              <w:rPr>
+                <w:sz w:val="18"/>
+              </w:rPr>
+              <w:t>string | null</w:t>
+            </w:r>
+          </w:p>
+        </w:tc>
+        <w:tc>
+          <w:tcPr>
+            <w:tcW w:type="dxa" w:w="2351"/>
+            <w:shd w:val="clear" w:color="auto" w:fill="FFFFFF"/>
+          </w:tcPr>
+          <w:p>
+            <w:r>
+              <w:rPr>
+                <w:sz w:val="18"/>
+              </w:rPr>
+              <w:t>null</w:t>
+            </w:r>
+          </w:p>
+        </w:tc>
+        <w:tc>
+          <w:tcPr>
+            <w:tcW w:type="dxa" w:w="2351"/>
+            <w:shd w:val="clear" w:color="auto" w:fill="FFFFFF"/>
+          </w:tcPr>
+          <w:p>
+            <w:r>
+              <w:rPr>
+                <w:sz w:val="18"/>
+              </w:rPr>
+              <w:t>Active campaign filter; clicking a campaign pill sets selectedMissions to all missions in that campaign</w:t>
             </w:r>
           </w:p>
         </w:tc>
@@ -6811,6 +6957,386 @@
       </w:r>
     </w:p>
     <w:p>
+      <w:pPr>
+        <w:pStyle w:val="Heading2"/>
+      </w:pPr>
+      <w:r>
+        <w:t>6.5 Campaign Filter</w:t>
+      </w:r>
+    </w:p>
+    <w:p>
+      <w:pPr>
+        <w:spacing w:after="80"/>
+      </w:pPr>
+      <w:r>
+        <w:rPr>
+          <w:b w:val="0"/>
+          <w:i w:val="0"/>
+        </w:rPr>
+        <w:t>Missions can be grouped into named campaigns via campaigns.json. Each campaign is defined by an explicit missions list and/or patterns (substring matches). A Campaigns pill row appears in the filter panel below the Missions pills. Clicking a campaign pill sets selectedMissions to the full set of missions in that campaign. Clicking the active pill again deselects the campaign (selectedMissions → null). Clicking a mission pill manually clears selectedCampaign.</w:t>
+      </w:r>
+    </w:p>
+    <w:tbl>
+      <w:tblPr>
+        <w:tblStyle w:val="TableGrid"/>
+        <w:tblW w:type="auto" w:w="0"/>
+        <w:jc w:val="left"/>
+        <w:tblLook w:firstColumn="1" w:firstRow="1" w:lastColumn="0" w:lastRow="0" w:noHBand="0" w:noVBand="1" w:val="04A0"/>
+      </w:tblPr>
+      <w:tblGrid>
+        <w:gridCol w:w="3135"/>
+        <w:gridCol w:w="3135"/>
+        <w:gridCol w:w="3135"/>
+      </w:tblGrid>
+      <w:tr>
+        <w:tc>
+          <w:tcPr>
+            <w:tcW w:type="dxa" w:w="3135"/>
+            <w:shd w:val="clear" w:color="auto" w:fill="2E4057"/>
+          </w:tcPr>
+          <w:p>
+            <w:pPr>
+              <w:jc w:val="center"/>
+            </w:pPr>
+            <w:r>
+              <w:rPr>
+                <w:b/>
+                <w:color w:val="FFFFFF"/>
+                <w:sz w:val="18"/>
+              </w:rPr>
+              <w:t>Field</w:t>
+            </w:r>
+          </w:p>
+        </w:tc>
+        <w:tc>
+          <w:tcPr>
+            <w:tcW w:type="dxa" w:w="3135"/>
+            <w:shd w:val="clear" w:color="auto" w:fill="2E4057"/>
+          </w:tcPr>
+          <w:p>
+            <w:pPr>
+              <w:jc w:val="center"/>
+            </w:pPr>
+            <w:r>
+              <w:rPr>
+                <w:b/>
+                <w:color w:val="FFFFFF"/>
+                <w:sz w:val="18"/>
+              </w:rPr>
+              <w:t>Type</w:t>
+            </w:r>
+          </w:p>
+        </w:tc>
+        <w:tc>
+          <w:tcPr>
+            <w:tcW w:type="dxa" w:w="3135"/>
+            <w:shd w:val="clear" w:color="auto" w:fill="2E4057"/>
+          </w:tcPr>
+          <w:p>
+            <w:pPr>
+              <w:jc w:val="center"/>
+            </w:pPr>
+            <w:r>
+              <w:rPr>
+                <w:b/>
+                <w:color w:val="FFFFFF"/>
+                <w:sz w:val="18"/>
+              </w:rPr>
+              <w:t>Description</w:t>
+            </w:r>
+          </w:p>
+        </w:tc>
+      </w:tr>
+      <w:tr>
+        <w:tc>
+          <w:tcPr>
+            <w:tcW w:type="dxa" w:w="3135"/>
+            <w:shd w:val="clear" w:color="auto" w:fill="FFFFFF"/>
+          </w:tcPr>
+          <w:p>
+            <w:r>
+              <w:rPr>
+                <w:sz w:val="18"/>
+              </w:rPr>
+              <w:t>missions</w:t>
+            </w:r>
+          </w:p>
+        </w:tc>
+        <w:tc>
+          <w:tcPr>
+            <w:tcW w:type="dxa" w:w="3135"/>
+            <w:shd w:val="clear" w:color="auto" w:fill="FFFFFF"/>
+          </w:tcPr>
+          <w:p>
+            <w:r>
+              <w:rPr>
+                <w:sz w:val="18"/>
+              </w:rPr>
+              <w:t>string[]</w:t>
+            </w:r>
+          </w:p>
+        </w:tc>
+        <w:tc>
+          <w:tcPr>
+            <w:tcW w:type="dxa" w:w="3135"/>
+            <w:shd w:val="clear" w:color="auto" w:fill="FFFFFF"/>
+          </w:tcPr>
+          <w:p>
+            <w:r>
+              <w:rPr>
+                <w:sz w:val="18"/>
+              </w:rPr>
+              <w:t>Exact mission name strings to include in this campaign</w:t>
+            </w:r>
+          </w:p>
+        </w:tc>
+      </w:tr>
+      <w:tr>
+        <w:tc>
+          <w:tcPr>
+            <w:tcW w:type="dxa" w:w="3135"/>
+            <w:shd w:val="clear" w:color="auto" w:fill="F0F4FA"/>
+          </w:tcPr>
+          <w:p>
+            <w:r>
+              <w:rPr>
+                <w:sz w:val="18"/>
+              </w:rPr>
+              <w:t>patterns</w:t>
+            </w:r>
+          </w:p>
+        </w:tc>
+        <w:tc>
+          <w:tcPr>
+            <w:tcW w:type="dxa" w:w="3135"/>
+            <w:shd w:val="clear" w:color="auto" w:fill="F0F4FA"/>
+          </w:tcPr>
+          <w:p>
+            <w:r>
+              <w:rPr>
+                <w:sz w:val="18"/>
+              </w:rPr>
+              <w:t>string[]</w:t>
+            </w:r>
+          </w:p>
+        </w:tc>
+        <w:tc>
+          <w:tcPr>
+            <w:tcW w:type="dxa" w:w="3135"/>
+            <w:shd w:val="clear" w:color="auto" w:fill="F0F4FA"/>
+          </w:tcPr>
+          <w:p>
+            <w:r>
+              <w:rPr>
+                <w:sz w:val="18"/>
+              </w:rPr>
+              <w:t>Substring patterns — any mission name containing the string is included automatically</w:t>
+            </w:r>
+          </w:p>
+        </w:tc>
+      </w:tr>
+    </w:tbl>
+    <w:p/>
+    <w:p>
+      <w:pPr>
+        <w:spacing w:after="40"/>
+      </w:pPr>
+      <w:r>
+        <w:rPr>
+          <w:b w:val="0"/>
+          <w:i w:val="0"/>
+        </w:rPr>
+        <w:t>Example campaigns.json entry:</w:t>
+      </w:r>
+    </w:p>
+    <w:p>
+      <w:pPr>
+        <w:pStyle w:val="NoSpacing"/>
+        <w:spacing w:before="40" w:after="40"/>
+        <w:ind w:left="576"/>
+        <w:shd w:val="clear" w:color="auto" w:fill="F3F3F3"/>
+      </w:pPr>
+      <w:r>
+        <w:rPr>
+          <w:rFonts w:ascii="Courier New" w:hAnsi="Courier New"/>
+          <w:color w:val="222222"/>
+          <w:sz w:val="18"/>
+        </w:rPr>
+        <w:t>"Altis Invasion": {</w:t>
+      </w:r>
+    </w:p>
+    <w:p>
+      <w:pPr>
+        <w:pStyle w:val="NoSpacing"/>
+        <w:spacing w:before="40" w:after="40"/>
+        <w:ind w:left="576"/>
+        <w:shd w:val="clear" w:color="auto" w:fill="F3F3F3"/>
+      </w:pPr>
+      <w:r>
+        <w:rPr>
+          <w:rFonts w:ascii="Courier New" w:hAnsi="Courier New"/>
+          <w:color w:val="222222"/>
+          <w:sz w:val="18"/>
+        </w:rPr>
+        <w:t xml:space="preserve">  "missions": ["LZ Gulf Day 1 (2026-03-21)", "OP Lynx Day 0 (2026-03-07)"],</w:t>
+      </w:r>
+    </w:p>
+    <w:p>
+      <w:pPr>
+        <w:pStyle w:val="NoSpacing"/>
+        <w:spacing w:before="40" w:after="40"/>
+        <w:ind w:left="576"/>
+        <w:shd w:val="clear" w:color="auto" w:fill="F3F3F3"/>
+      </w:pPr>
+      <w:r>
+        <w:rPr>
+          <w:rFonts w:ascii="Courier New" w:hAnsi="Courier New"/>
+          <w:color w:val="222222"/>
+          <w:sz w:val="18"/>
+        </w:rPr>
+        <w:t xml:space="preserve">  "patterns": ["Invasion Day"]</w:t>
+      </w:r>
+    </w:p>
+    <w:p>
+      <w:pPr>
+        <w:pStyle w:val="NoSpacing"/>
+        <w:spacing w:before="40" w:after="40"/>
+        <w:ind w:left="576"/>
+        <w:shd w:val="clear" w:color="auto" w:fill="F3F3F3"/>
+      </w:pPr>
+      <w:r>
+        <w:rPr>
+          <w:rFonts w:ascii="Courier New" w:hAnsi="Courier New"/>
+          <w:color w:val="222222"/>
+          <w:sz w:val="18"/>
+        </w:rPr>
+        <w:t>}</w:t>
+      </w:r>
+    </w:p>
+    <w:p/>
+    <w:p>
+      <w:pPr>
+        <w:spacing w:after="120"/>
+      </w:pPr>
+      <w:r>
+        <w:rPr>
+          <w:b w:val="0"/>
+          <w:i w:val="0"/>
+        </w:rPr>
+        <w:t>Keys starting with "_" (e.g. "_comment") are silently ignored when rendering campaign pills.</w:t>
+      </w:r>
+    </w:p>
+    <w:p>
+      <w:pPr>
+        <w:pStyle w:val="Heading2"/>
+      </w:pPr>
+      <w:r>
+        <w:t>6.6 Campaign Medal Ribbons</w:t>
+      </w:r>
+    </w:p>
+    <w:p>
+      <w:pPr>
+        <w:spacing w:after="80"/>
+      </w:pPr>
+      <w:r>
+        <w:rPr>
+          <w:b w:val="0"/>
+          <w:i w:val="0"/>
+        </w:rPr>
+        <w:t>Players automatically earn a medal ribbon for every campaign they participated in (at least one mission row present in aggPlayers.missionRows). Medals are shown in a Campaign Medals section at the top of the career page and player modal.</w:t>
+      </w:r>
+    </w:p>
+    <w:p>
+      <w:pPr>
+        <w:spacing w:after="40"/>
+      </w:pPr>
+      <w:r>
+        <w:rPr>
+          <w:b w:val="0"/>
+          <w:i w:val="0"/>
+        </w:rPr>
+        <w:t>Ribbon generation (adapted from github.com/Mchl/medal-bar-generator, MIT):</w:t>
+      </w:r>
+    </w:p>
+    <w:p>
+      <w:pPr>
+        <w:pStyle w:val="ListBullet"/>
+        <w:spacing w:after="40"/>
+        <w:ind w:left="360"/>
+      </w:pPr>
+      <w:r>
+        <w:rPr>
+          <w:sz w:val="20"/>
+        </w:rPr>
+        <w:t>Each campaign name is used as a seed for the Alea PRNG, producing a deterministic ribbon.</w:t>
+      </w:r>
+    </w:p>
+    <w:p>
+      <w:pPr>
+        <w:pStyle w:val="ListBullet"/>
+        <w:spacing w:after="40"/>
+        <w:ind w:left="360"/>
+      </w:pPr>
+      <w:r>
+        <w:rPr>
+          <w:sz w:val="20"/>
+        </w:rPr>
+        <w:t>A palette of 3–5 colours is drawn from a 73-colour US military medal palette.</w:t>
+      </w:r>
+    </w:p>
+    <w:p>
+      <w:pPr>
+        <w:pStyle w:val="ListBullet"/>
+        <w:spacing w:after="40"/>
+        <w:ind w:left="360"/>
+      </w:pPr>
+      <w:r>
+        <w:rPr>
+          <w:sz w:val="20"/>
+        </w:rPr>
+        <w:t>Symmetric stripe pattern (even or odd mirrored bands) is drawn on a 140×38 canvas.</w:t>
+      </w:r>
+    </w:p>
+    <w:p>
+      <w:pPr>
+        <w:pStyle w:val="ListBullet"/>
+        <w:spacing w:after="40"/>
+        <w:ind w:left="360"/>
+      </w:pPr>
+      <w:r>
+        <w:rPr>
+          <w:sz w:val="20"/>
+        </w:rPr>
+        <w:t>A horizontal grille (semi-transparent black lines) simulates fabric texture.</w:t>
+      </w:r>
+    </w:p>
+    <w:p>
+      <w:pPr>
+        <w:pStyle w:val="ListBullet"/>
+        <w:spacing w:after="40"/>
+        <w:ind w:left="360"/>
+      </w:pPr>
+      <w:r>
+        <w:rPr>
+          <w:sz w:val="20"/>
+        </w:rPr>
+        <w:t>A thin gold frame is drawn around the ribbon.</w:t>
+      </w:r>
+    </w:p>
+    <w:p/>
+    <w:p>
+      <w:pPr>
+        <w:spacing w:after="120"/>
+      </w:pPr>
+      <w:r>
+        <w:rPr>
+          <w:b w:val="0"/>
+          <w:i w:val="0"/>
+        </w:rPr>
+        <w:t>getEarnedCampaigns(playerMissions) checks each campaign definition against the player's mission set (from aggPlayers, not filteredPlayers, so active filters do not affect medal eligibility). renderMedalRibbons(containerId, playerMissions) draws canvas elements for each earned campaign; the entire Campaign Medals section is hidden if the player has earned no medals.</w:t>
+      </w:r>
+    </w:p>
+    <w:p>
       <w:r>
         <w:br w:type="page"/>
       </w:r>
@@ -16739,7 +17265,7 @@
               <w:rPr>
                 <w:sz w:val="18"/>
               </w:rPr>
-              <w:t>Parallel fetch of CSV_URL, unit_overrides.json, and player_aliases.json.</w:t>
+              <w:t>Parallel fetch of CSV_URL, unit_overrides.json, player_aliases.json, and campaigns.json.</w:t>
             </w:r>
           </w:p>
         </w:tc>
